--- a/CCNP Lab111 - Small Enterprise Network Design/CCNP_Lab111_-_Small_Enterprise_Network_Design_Documentation.docx
+++ b/CCNP Lab111 - Small Enterprise Network Design/CCNP_Lab111_-_Small_Enterprise_Network_Design_Documentation.docx
@@ -409,11 +409,13 @@
       <w:pPr>
         <w:spacing w:before="200"/>
         <w:rPr>
-          <w:lang w:val="en-US"/>
-        </w:rPr>
-      </w:pPr>
-      <w:r>
-        <w:rPr>
+          <w:color w:val="EE0000"/>
+          <w:lang w:val="en-US"/>
+        </w:rPr>
+      </w:pPr>
+      <w:r>
+        <w:rPr>
+          <w:color w:val="EE0000"/>
           <w:lang w:val="en-US"/>
         </w:rPr>
         <w:lastRenderedPageBreak/>
@@ -421,6 +423,7 @@
       </w:r>
       <w:r>
         <w:rPr>
+          <w:color w:val="EE0000"/>
           <w:lang w:val="en-US"/>
         </w:rPr>
         <w:t xml:space="preserve"> private network of class A</w:t>
@@ -429,20 +432,21 @@
     <w:p>
       <w:pPr>
         <w:spacing w:before="200"/>
-      </w:pPr>
-      <w:r>
+        <w:rPr>
+          <w:color w:val="EE0000"/>
+        </w:rPr>
+      </w:pPr>
+      <w:r>
+        <w:rPr>
+          <w:color w:val="EE0000"/>
+        </w:rPr>
         <w:t>SITE 01</w:t>
       </w:r>
       <w:r>
-        <w:t xml:space="preserve"> – </w:t>
-      </w:r>
-      <w:proofErr w:type="spellStart"/>
-      <w:r>
-        <w:t>Summary</w:t>
-      </w:r>
-      <w:proofErr w:type="spellEnd"/>
-      <w:r>
-        <w:t xml:space="preserve"> 10.1.0.0/20</w:t>
+        <w:rPr>
+          <w:color w:val="EE0000"/>
+        </w:rPr>
+        <w:t xml:space="preserve"> – Summary 10.1.0.0/20</w:t>
       </w:r>
     </w:p>
     <w:p>
@@ -452,20 +456,38 @@
           <w:numId w:val="2"/>
         </w:numPr>
         <w:spacing w:before="200"/>
-      </w:pPr>
-      <w:r>
+        <w:rPr>
+          <w:color w:val="EE0000"/>
+        </w:rPr>
+      </w:pPr>
+      <w:r>
+        <w:rPr>
+          <w:color w:val="EE0000"/>
+        </w:rPr>
         <w:t xml:space="preserve">VLAN 10 (MANAGEMENT) – </w:t>
       </w:r>
       <w:r>
+        <w:rPr>
+          <w:color w:val="EE0000"/>
+        </w:rPr>
         <w:t>10.</w:t>
       </w:r>
       <w:r>
+        <w:rPr>
+          <w:color w:val="EE0000"/>
+        </w:rPr>
         <w:t>1</w:t>
       </w:r>
       <w:r>
+        <w:rPr>
+          <w:color w:val="EE0000"/>
+        </w:rPr>
         <w:t>.0.0</w:t>
       </w:r>
       <w:r>
+        <w:rPr>
+          <w:color w:val="EE0000"/>
+        </w:rPr>
         <w:t>/24</w:t>
       </w:r>
     </w:p>
@@ -476,20 +498,38 @@
           <w:numId w:val="2"/>
         </w:numPr>
         <w:spacing w:before="200"/>
-      </w:pPr>
-      <w:r>
+        <w:rPr>
+          <w:color w:val="EE0000"/>
+        </w:rPr>
+      </w:pPr>
+      <w:r>
+        <w:rPr>
+          <w:color w:val="EE0000"/>
+        </w:rPr>
         <w:t xml:space="preserve">VLAN 20 (FINANCE/ACCOUNTING) – </w:t>
       </w:r>
       <w:r>
+        <w:rPr>
+          <w:color w:val="EE0000"/>
+        </w:rPr>
         <w:t>10.</w:t>
       </w:r>
       <w:r>
+        <w:rPr>
+          <w:color w:val="EE0000"/>
+        </w:rPr>
         <w:t>1</w:t>
       </w:r>
       <w:r>
+        <w:rPr>
+          <w:color w:val="EE0000"/>
+        </w:rPr>
         <w:t>.1.0</w:t>
       </w:r>
       <w:r>
+        <w:rPr>
+          <w:color w:val="EE0000"/>
+        </w:rPr>
         <w:t>/24</w:t>
       </w:r>
     </w:p>
@@ -500,20 +540,38 @@
           <w:numId w:val="2"/>
         </w:numPr>
         <w:spacing w:before="200"/>
-      </w:pPr>
-      <w:r>
+        <w:rPr>
+          <w:color w:val="EE0000"/>
+        </w:rPr>
+      </w:pPr>
+      <w:r>
+        <w:rPr>
+          <w:color w:val="EE0000"/>
+        </w:rPr>
         <w:t xml:space="preserve">VLAN 50 (VoIP) – </w:t>
       </w:r>
       <w:r>
+        <w:rPr>
+          <w:color w:val="EE0000"/>
+        </w:rPr>
         <w:t>10.</w:t>
       </w:r>
       <w:r>
+        <w:rPr>
+          <w:color w:val="EE0000"/>
+        </w:rPr>
         <w:t>1</w:t>
       </w:r>
       <w:r>
+        <w:rPr>
+          <w:color w:val="EE0000"/>
+        </w:rPr>
         <w:t>.2.0</w:t>
       </w:r>
       <w:r>
+        <w:rPr>
+          <w:color w:val="EE0000"/>
+        </w:rPr>
         <w:t>/23</w:t>
       </w:r>
     </w:p>
@@ -524,28 +582,38 @@
           <w:numId w:val="2"/>
         </w:numPr>
         <w:spacing w:before="200"/>
-      </w:pPr>
-      <w:r>
-        <w:t xml:space="preserve">VLAN 80 (Access </w:t>
-      </w:r>
-      <w:proofErr w:type="spellStart"/>
-      <w:r>
-        <w:t>Points</w:t>
-      </w:r>
-      <w:proofErr w:type="spellEnd"/>
-      <w:r>
-        <w:t xml:space="preserve">) – </w:t>
-      </w:r>
-      <w:r>
+        <w:rPr>
+          <w:color w:val="EE0000"/>
+        </w:rPr>
+      </w:pPr>
+      <w:r>
+        <w:rPr>
+          <w:color w:val="EE0000"/>
+        </w:rPr>
+        <w:t xml:space="preserve">VLAN 80 (Access Points) – </w:t>
+      </w:r>
+      <w:r>
+        <w:rPr>
+          <w:color w:val="EE0000"/>
+        </w:rPr>
         <w:t>10.</w:t>
       </w:r>
       <w:r>
+        <w:rPr>
+          <w:color w:val="EE0000"/>
+        </w:rPr>
         <w:t>1</w:t>
       </w:r>
       <w:r>
+        <w:rPr>
+          <w:color w:val="EE0000"/>
+        </w:rPr>
         <w:t>.6.0</w:t>
       </w:r>
       <w:r>
+        <w:rPr>
+          <w:color w:val="EE0000"/>
+        </w:rPr>
         <w:t>/24</w:t>
       </w:r>
     </w:p>
@@ -556,26 +624,50 @@
           <w:numId w:val="2"/>
         </w:numPr>
         <w:spacing w:before="200"/>
-      </w:pPr>
-      <w:r>
+        <w:rPr>
+          <w:color w:val="EE0000"/>
+        </w:rPr>
+      </w:pPr>
+      <w:r>
+        <w:rPr>
+          <w:color w:val="EE0000"/>
+        </w:rPr>
         <w:t>VLAN 100 (CORP-WIFI</w:t>
       </w:r>
       <w:r>
+        <w:rPr>
+          <w:color w:val="EE0000"/>
+        </w:rPr>
         <w:t>-AAA</w:t>
       </w:r>
       <w:r>
+        <w:rPr>
+          <w:color w:val="EE0000"/>
+        </w:rPr>
         <w:t xml:space="preserve">) – </w:t>
       </w:r>
       <w:r>
+        <w:rPr>
+          <w:color w:val="EE0000"/>
+        </w:rPr>
         <w:t>10.</w:t>
       </w:r>
       <w:r>
+        <w:rPr>
+          <w:color w:val="EE0000"/>
+        </w:rPr>
         <w:t>1</w:t>
       </w:r>
       <w:r>
+        <w:rPr>
+          <w:color w:val="EE0000"/>
+        </w:rPr>
         <w:t>.4.0</w:t>
       </w:r>
       <w:r>
+        <w:rPr>
+          <w:color w:val="EE0000"/>
+        </w:rPr>
         <w:t>/23</w:t>
       </w:r>
     </w:p>
@@ -586,20 +678,38 @@
           <w:numId w:val="2"/>
         </w:numPr>
         <w:spacing w:before="200"/>
-      </w:pPr>
-      <w:r>
+        <w:rPr>
+          <w:color w:val="EE0000"/>
+        </w:rPr>
+      </w:pPr>
+      <w:r>
+        <w:rPr>
+          <w:color w:val="EE0000"/>
+        </w:rPr>
         <w:t xml:space="preserve">VLAN 110 (CORP-WIFI-PSK) – </w:t>
       </w:r>
       <w:r>
+        <w:rPr>
+          <w:color w:val="EE0000"/>
+        </w:rPr>
         <w:t>10.</w:t>
       </w:r>
       <w:r>
+        <w:rPr>
+          <w:color w:val="EE0000"/>
+        </w:rPr>
         <w:t>1</w:t>
       </w:r>
       <w:r>
+        <w:rPr>
+          <w:color w:val="EE0000"/>
+        </w:rPr>
         <w:t>.7.0</w:t>
       </w:r>
       <w:r>
+        <w:rPr>
+          <w:color w:val="EE0000"/>
+        </w:rPr>
         <w:t>/24</w:t>
       </w:r>
     </w:p>
@@ -610,20 +720,38 @@
           <w:numId w:val="2"/>
         </w:numPr>
         <w:spacing w:before="200"/>
-      </w:pPr>
-      <w:r>
+        <w:rPr>
+          <w:color w:val="EE0000"/>
+        </w:rPr>
+      </w:pPr>
+      <w:r>
+        <w:rPr>
+          <w:color w:val="EE0000"/>
+        </w:rPr>
         <w:t xml:space="preserve">VLAN 120 (GUEST-WIFI) – </w:t>
       </w:r>
       <w:r>
+        <w:rPr>
+          <w:color w:val="EE0000"/>
+        </w:rPr>
         <w:t>10.</w:t>
       </w:r>
       <w:r>
+        <w:rPr>
+          <w:color w:val="EE0000"/>
+        </w:rPr>
         <w:t>1</w:t>
       </w:r>
       <w:r>
+        <w:rPr>
+          <w:color w:val="EE0000"/>
+        </w:rPr>
         <w:t>.8.0</w:t>
       </w:r>
       <w:r>
+        <w:rPr>
+          <w:color w:val="EE0000"/>
+        </w:rPr>
         <w:t>/24</w:t>
       </w:r>
     </w:p>
@@ -631,11 +759,13 @@
       <w:pPr>
         <w:spacing w:before="200"/>
         <w:rPr>
-          <w:lang w:val="en-US"/>
-        </w:rPr>
-      </w:pPr>
-      <w:r>
-        <w:rPr>
+          <w:color w:val="EE0000"/>
+          <w:lang w:val="en-US"/>
+        </w:rPr>
+      </w:pPr>
+      <w:r>
+        <w:rPr>
+          <w:color w:val="EE0000"/>
           <w:lang w:val="en-US"/>
         </w:rPr>
         <w:t>SHARED / CORE SERVICES (not tied to a single site)</w:t>
@@ -648,21 +778,27 @@
           <w:numId w:val="4"/>
         </w:numPr>
         <w:spacing w:before="200"/>
-      </w:pPr>
-      <w:r>
-        <w:t xml:space="preserve">VLAN 38 (DMZ) – </w:t>
-      </w:r>
-      <w:r>
-        <w:t>10.0.</w:t>
-      </w:r>
-      <w:r>
+        <w:rPr>
+          <w:color w:val="EE0000"/>
+        </w:rPr>
+      </w:pPr>
+      <w:r>
+        <w:rPr>
+          <w:color w:val="EE0000"/>
+        </w:rPr>
+        <w:t>VLAN 38 (DMZ) – 10.0.</w:t>
+      </w:r>
+      <w:r>
+        <w:rPr>
+          <w:color w:val="EE0000"/>
+        </w:rPr>
         <w:t>1</w:t>
       </w:r>
       <w:r>
-        <w:t>.0</w:t>
-      </w:r>
-      <w:r>
-        <w:t>/24</w:t>
+        <w:rPr>
+          <w:color w:val="EE0000"/>
+        </w:rPr>
+        <w:t>.0/24</w:t>
       </w:r>
     </w:p>
     <w:p>
@@ -672,17 +808,32 @@
           <w:numId w:val="4"/>
         </w:numPr>
         <w:spacing w:before="200"/>
-      </w:pPr>
-      <w:r>
+        <w:rPr>
+          <w:color w:val="EE0000"/>
+        </w:rPr>
+      </w:pPr>
+      <w:r>
+        <w:rPr>
+          <w:color w:val="EE0000"/>
+        </w:rPr>
         <w:t xml:space="preserve">VLAN 42 (WLC) – </w:t>
       </w:r>
       <w:r>
+        <w:rPr>
+          <w:color w:val="EE0000"/>
+        </w:rPr>
         <w:t>10.0.2.0</w:t>
       </w:r>
       <w:r>
+        <w:rPr>
+          <w:color w:val="EE0000"/>
+        </w:rPr>
         <w:t>/</w:t>
       </w:r>
       <w:r>
+        <w:rPr>
+          <w:color w:val="EE0000"/>
+        </w:rPr>
         <w:t>24</w:t>
       </w:r>
     </w:p>
@@ -693,8 +844,14 @@
           <w:numId w:val="4"/>
         </w:numPr>
         <w:spacing w:before="200"/>
-      </w:pPr>
-      <w:r>
+        <w:rPr>
+          <w:color w:val="EE0000"/>
+        </w:rPr>
+      </w:pPr>
+      <w:r>
+        <w:rPr>
+          <w:color w:val="EE0000"/>
+        </w:rPr>
         <w:t>VLAN 90 (SRV-ROOM) – 192.168.0.0/24</w:t>
       </w:r>
     </w:p>
@@ -705,8 +862,14 @@
           <w:numId w:val="4"/>
         </w:numPr>
         <w:spacing w:before="200"/>
-      </w:pPr>
-      <w:r>
+        <w:rPr>
+          <w:color w:val="EE0000"/>
+        </w:rPr>
+      </w:pPr>
+      <w:r>
+        <w:rPr>
+          <w:color w:val="EE0000"/>
+        </w:rPr>
         <w:t>INTERNAL ADDRESSING – 10.0.0.0/24</w:t>
       </w:r>
     </w:p>
@@ -717,23 +880,18 @@
           <w:numId w:val="4"/>
         </w:numPr>
         <w:spacing w:before="200"/>
+        <w:rPr>
+          <w:color w:val="EE0000"/>
+        </w:rPr>
       </w:pPr>
       <w:r>
         <w:rPr>
           <w:b/>
           <w:bCs/>
-        </w:rPr>
-        <w:t xml:space="preserve">Edge / Internet </w:t>
-      </w:r>
-      <w:proofErr w:type="spellStart"/>
-      <w:r>
-        <w:rPr>
-          <w:b/>
-          <w:bCs/>
-        </w:rPr>
-        <w:t>block</w:t>
-      </w:r>
-      <w:proofErr w:type="spellEnd"/>
+          <w:color w:val="EE0000"/>
+        </w:rPr>
+        <w:t>Edge / Internet block</w:t>
+      </w:r>
     </w:p>
     <w:p>
       <w:pPr>
@@ -742,21 +900,42 @@
           <w:numId w:val="4"/>
         </w:numPr>
         <w:spacing w:before="200"/>
-      </w:pPr>
-      <w:r>
-        <w:t xml:space="preserve">0. </w:t>
-      </w:r>
-      <w:r>
-        <w:t>ISP – FW</w:t>
-      </w:r>
-      <w:r>
-        <w:t xml:space="preserve"> (203.0.113.0</w:t>
-      </w:r>
-      <w:r>
-        <w:t>/</w:t>
-      </w:r>
-      <w:r>
-        <w:t>30)</w:t>
+        <w:rPr>
+          <w:color w:val="EE0000"/>
+        </w:rPr>
+      </w:pPr>
+      <w:r>
+        <w:rPr>
+          <w:color w:val="EE0000"/>
+        </w:rPr>
+        <w:t xml:space="preserve">-1. ISP – </w:t>
+      </w:r>
+      <w:r>
+        <w:rPr>
+          <w:color w:val="EE0000"/>
+        </w:rPr>
+        <w:t xml:space="preserve">WAN-R1 </w:t>
+      </w:r>
+      <w:r>
+        <w:rPr>
+          <w:color w:val="EE0000"/>
+          <w:lang w:val="en-US"/>
+        </w:rPr>
+        <w:t>(10.0.0.5</w:t>
+      </w:r>
+      <w:r>
+        <w:rPr>
+          <w:color w:val="EE0000"/>
+          <w:lang w:val="en-US"/>
+        </w:rPr>
+        <w:t>6</w:t>
+      </w:r>
+      <w:r>
+        <w:rPr>
+          <w:color w:val="EE0000"/>
+          <w:lang w:val="en-US"/>
+        </w:rPr>
+        <w:t>/30)</w:t>
       </w:r>
     </w:p>
     <w:p>
@@ -766,18 +945,27 @@
           <w:numId w:val="4"/>
         </w:numPr>
         <w:spacing w:before="200"/>
-      </w:pPr>
-      <w:r>
-        <w:t xml:space="preserve">1. </w:t>
-      </w:r>
-      <w:r>
-        <w:t>FW – DMZ-SW</w:t>
-      </w:r>
-      <w:r>
-        <w:t xml:space="preserve"> </w:t>
-      </w:r>
-      <w:r>
-        <w:t>(10.0.0.0/30)</w:t>
+        <w:rPr>
+          <w:color w:val="EE0000"/>
+        </w:rPr>
+      </w:pPr>
+      <w:r>
+        <w:rPr>
+          <w:color w:val="EE0000"/>
+        </w:rPr>
+        <w:t xml:space="preserve">0. </w:t>
+      </w:r>
+      <w:r>
+        <w:rPr>
+          <w:color w:val="EE0000"/>
+        </w:rPr>
+        <w:t>WAN-R1</w:t>
+      </w:r>
+      <w:r>
+        <w:rPr>
+          <w:color w:val="EE0000"/>
+        </w:rPr>
+        <w:t xml:space="preserve"> – FW (203.0.113.0/30)</w:t>
       </w:r>
     </w:p>
     <w:p>
@@ -787,24 +975,15 @@
           <w:numId w:val="4"/>
         </w:numPr>
         <w:spacing w:before="200"/>
-      </w:pPr>
-      <w:r>
-        <w:t xml:space="preserve">2. </w:t>
-      </w:r>
-      <w:r>
-        <w:t>FW – CORE-R1</w:t>
-      </w:r>
-      <w:r>
-        <w:t xml:space="preserve"> </w:t>
-      </w:r>
-      <w:r>
-        <w:t>(10.0.0.</w:t>
-      </w:r>
-      <w:r>
-        <w:t>4</w:t>
-      </w:r>
-      <w:r>
-        <w:t>/30)</w:t>
+        <w:rPr>
+          <w:color w:val="EE0000"/>
+        </w:rPr>
+      </w:pPr>
+      <w:r>
+        <w:rPr>
+          <w:color w:val="EE0000"/>
+        </w:rPr>
+        <w:t>1. FW – DMZ-SW (10.0.0.0/30)</w:t>
       </w:r>
     </w:p>
     <w:p>
@@ -814,24 +993,15 @@
           <w:numId w:val="4"/>
         </w:numPr>
         <w:spacing w:before="200"/>
-      </w:pPr>
-      <w:r>
-        <w:t xml:space="preserve">3. </w:t>
-      </w:r>
-      <w:r>
-        <w:t>FW – CORE-R2</w:t>
-      </w:r>
-      <w:r>
-        <w:t xml:space="preserve"> </w:t>
-      </w:r>
-      <w:r>
-        <w:t>(10.0.0.</w:t>
-      </w:r>
-      <w:r>
-        <w:t>8</w:t>
-      </w:r>
-      <w:r>
-        <w:t>/30)</w:t>
+        <w:rPr>
+          <w:color w:val="EE0000"/>
+        </w:rPr>
+      </w:pPr>
+      <w:r>
+        <w:rPr>
+          <w:color w:val="EE0000"/>
+        </w:rPr>
+        <w:t>2. FW – CORE-R1 (10.0.0.4/30)</w:t>
       </w:r>
     </w:p>
     <w:p>
@@ -842,100 +1012,14 @@
         </w:numPr>
         <w:spacing w:before="200"/>
         <w:rPr>
-          <w:lang w:val="en-US"/>
-        </w:rPr>
-      </w:pPr>
-      <w:r>
-        <w:rPr>
-          <w:b/>
-          <w:bCs/>
-          <w:lang w:val="en-US"/>
-        </w:rPr>
-        <w:t>Server room</w:t>
-      </w:r>
-      <w:r>
-        <w:rPr>
-          <w:lang w:val="en-US"/>
-        </w:rPr>
-        <w:br/>
-      </w:r>
-      <w:r>
-        <w:rPr>
-          <w:lang w:val="en-US"/>
-        </w:rPr>
-        <w:t>4</w:t>
-      </w:r>
-      <w:r>
-        <w:rPr>
-          <w:lang w:val="en-US"/>
-        </w:rPr>
-        <w:t>. SRVRM-SW1 – CORE-R1</w:t>
-      </w:r>
-      <w:r>
-        <w:rPr>
-          <w:lang w:val="en-US"/>
-        </w:rPr>
-        <w:t xml:space="preserve"> </w:t>
-      </w:r>
-      <w:r>
-        <w:rPr>
-          <w:lang w:val="en-US"/>
-        </w:rPr>
-        <w:t>(10.0.0.</w:t>
-      </w:r>
-      <w:r>
-        <w:rPr>
-          <w:lang w:val="en-US"/>
-        </w:rPr>
-        <w:t>12</w:t>
-      </w:r>
-      <w:r>
-        <w:rPr>
-          <w:lang w:val="en-US"/>
-        </w:rPr>
-        <w:t>/30)</w:t>
-      </w:r>
-      <w:r>
-        <w:rPr>
-          <w:lang w:val="en-US"/>
-        </w:rPr>
-        <w:br/>
-      </w:r>
-      <w:r>
-        <w:rPr>
-          <w:lang w:val="en-US"/>
-        </w:rPr>
-        <w:t>5</w:t>
-      </w:r>
-      <w:r>
-        <w:rPr>
-          <w:lang w:val="en-US"/>
-        </w:rPr>
-        <w:t>. SRVRM-SW1 – CORE-R2</w:t>
-      </w:r>
-      <w:r>
-        <w:rPr>
-          <w:lang w:val="en-US"/>
-        </w:rPr>
-        <w:t xml:space="preserve"> </w:t>
-      </w:r>
-      <w:r>
-        <w:rPr>
-          <w:lang w:val="en-US"/>
-        </w:rPr>
-        <w:t>(10.0.0.</w:t>
-      </w:r>
-      <w:r>
-        <w:rPr>
-          <w:lang w:val="en-US"/>
-        </w:rPr>
-        <w:t>16</w:t>
-      </w:r>
-      <w:r>
-        <w:rPr>
-          <w:lang w:val="en-US"/>
-        </w:rPr>
-        <w:t>/30)</w:t>
+          <w:color w:val="EE0000"/>
+        </w:rPr>
+      </w:pPr>
+      <w:r>
+        <w:rPr>
+          <w:color w:val="EE0000"/>
+        </w:rPr>
+        <w:t>3. FW – CORE-R2 (10.0.0.8/30)</w:t>
       </w:r>
     </w:p>
     <w:p>
@@ -946,6 +1030,7 @@
         </w:numPr>
         <w:spacing w:before="200"/>
         <w:rPr>
+          <w:color w:val="EE0000"/>
           <w:lang w:val="en-US"/>
         </w:rPr>
       </w:pPr>
@@ -953,28 +1038,26 @@
         <w:rPr>
           <w:b/>
           <w:bCs/>
-          <w:lang w:val="en-US"/>
-        </w:rPr>
-        <w:t>Core</w:t>
-      </w:r>
-      <w:r>
-        <w:rPr>
+          <w:color w:val="EE0000"/>
+          <w:lang w:val="en-US"/>
+        </w:rPr>
+        <w:t>Server room</w:t>
+      </w:r>
+      <w:r>
+        <w:rPr>
+          <w:color w:val="EE0000"/>
           <w:lang w:val="en-US"/>
         </w:rPr>
         <w:br/>
-        <w:t>6. CORE-R1 – CORE-R2 (10.0.0.</w:t>
-      </w:r>
-      <w:r>
-        <w:rPr>
-          <w:lang w:val="en-US"/>
-        </w:rPr>
-        <w:t>20</w:t>
-      </w:r>
-      <w:r>
-        <w:rPr>
-          <w:lang w:val="en-US"/>
-        </w:rPr>
-        <w:t>/30)</w:t>
+        <w:t>4. SRVRM-SW1 – CORE-R1 (10.0.0.12/30)</w:t>
+      </w:r>
+      <w:r>
+        <w:rPr>
+          <w:color w:val="EE0000"/>
+          <w:lang w:val="en-US"/>
+        </w:rPr>
+        <w:br/>
+        <w:t>5. SRVRM-SW1 – CORE-R2 (10.0.0.16/30)</w:t>
       </w:r>
     </w:p>
     <w:p>
@@ -985,6 +1068,7 @@
         </w:numPr>
         <w:spacing w:before="200"/>
         <w:rPr>
+          <w:color w:val="EE0000"/>
           <w:lang w:val="en-US"/>
         </w:rPr>
       </w:pPr>
@@ -992,361 +1076,18 @@
         <w:rPr>
           <w:b/>
           <w:bCs/>
-          <w:lang w:val="en-US"/>
-        </w:rPr>
-        <w:t>Core → Distribution (full mesh, both sites)</w:t>
-      </w:r>
-      <w:r>
-        <w:rPr>
+          <w:color w:val="EE0000"/>
+          <w:lang w:val="en-US"/>
+        </w:rPr>
+        <w:t>Core</w:t>
+      </w:r>
+      <w:r>
+        <w:rPr>
+          <w:color w:val="EE0000"/>
           <w:lang w:val="en-US"/>
         </w:rPr>
         <w:br/>
-      </w:r>
-      <w:r>
-        <w:rPr>
-          <w:lang w:val="en-US"/>
-        </w:rPr>
-        <w:t>7</w:t>
-      </w:r>
-      <w:r>
-        <w:rPr>
-          <w:lang w:val="en-US"/>
-        </w:rPr>
-        <w:t>. CORE-R1 – DSW01-SITE01</w:t>
-      </w:r>
-      <w:r>
-        <w:rPr>
-          <w:lang w:val="en-US"/>
-        </w:rPr>
-        <w:t xml:space="preserve"> </w:t>
-      </w:r>
-      <w:r>
-        <w:rPr>
-          <w:lang w:val="en-US"/>
-        </w:rPr>
-        <w:t>(10.0.0.</w:t>
-      </w:r>
-      <w:r>
-        <w:rPr>
-          <w:lang w:val="en-US"/>
-        </w:rPr>
-        <w:t>24</w:t>
-      </w:r>
-      <w:r>
-        <w:rPr>
-          <w:lang w:val="en-US"/>
-        </w:rPr>
-        <w:t>/30)</w:t>
-      </w:r>
-      <w:r>
-        <w:rPr>
-          <w:lang w:val="en-US"/>
-        </w:rPr>
-        <w:br/>
-      </w:r>
-      <w:r>
-        <w:rPr>
-          <w:lang w:val="en-US"/>
-        </w:rPr>
-        <w:t>8</w:t>
-      </w:r>
-      <w:r>
-        <w:rPr>
-          <w:lang w:val="en-US"/>
-        </w:rPr>
-        <w:t>. CORE-R1 – DSW02-SITE01</w:t>
-      </w:r>
-      <w:r>
-        <w:rPr>
-          <w:lang w:val="en-US"/>
-        </w:rPr>
-        <w:t xml:space="preserve"> </w:t>
-      </w:r>
-      <w:r>
-        <w:rPr>
-          <w:lang w:val="en-US"/>
-        </w:rPr>
-        <w:t>(10.0.0.</w:t>
-      </w:r>
-      <w:r>
-        <w:rPr>
-          <w:lang w:val="en-US"/>
-        </w:rPr>
-        <w:t>2</w:t>
-      </w:r>
-      <w:r>
-        <w:rPr>
-          <w:lang w:val="en-US"/>
-        </w:rPr>
-        <w:t>8</w:t>
-      </w:r>
-      <w:r>
-        <w:rPr>
-          <w:lang w:val="en-US"/>
-        </w:rPr>
-        <w:t>/30)</w:t>
-      </w:r>
-      <w:r>
-        <w:rPr>
-          <w:lang w:val="en-US"/>
-        </w:rPr>
-        <w:br/>
-      </w:r>
-      <w:r>
-        <w:rPr>
-          <w:lang w:val="en-US"/>
-        </w:rPr>
-        <w:t>9</w:t>
-      </w:r>
-      <w:r>
-        <w:rPr>
-          <w:lang w:val="en-US"/>
-        </w:rPr>
-        <w:t>. CORE-R1 – DSW01-SITE02</w:t>
-      </w:r>
-      <w:r>
-        <w:rPr>
-          <w:lang w:val="en-US"/>
-        </w:rPr>
-        <w:t xml:space="preserve"> </w:t>
-      </w:r>
-      <w:r>
-        <w:rPr>
-          <w:lang w:val="en-US"/>
-        </w:rPr>
-        <w:t>(10.0.0.</w:t>
-      </w:r>
-      <w:r>
-        <w:rPr>
-          <w:lang w:val="en-US"/>
-        </w:rPr>
-        <w:t>32</w:t>
-      </w:r>
-      <w:r>
-        <w:rPr>
-          <w:lang w:val="en-US"/>
-        </w:rPr>
-        <w:t>/30)</w:t>
-      </w:r>
-      <w:r>
-        <w:rPr>
-          <w:lang w:val="en-US"/>
-        </w:rPr>
-        <w:br/>
-      </w:r>
-      <w:r>
-        <w:rPr>
-          <w:lang w:val="en-US"/>
-        </w:rPr>
-        <w:t>10</w:t>
-      </w:r>
-      <w:r>
-        <w:rPr>
-          <w:lang w:val="en-US"/>
-        </w:rPr>
-        <w:t>. CORE-R1 – DSW02-SITE02</w:t>
-      </w:r>
-      <w:r>
-        <w:rPr>
-          <w:lang w:val="en-US"/>
-        </w:rPr>
-        <w:t xml:space="preserve"> </w:t>
-      </w:r>
-      <w:r>
-        <w:rPr>
-          <w:lang w:val="en-US"/>
-        </w:rPr>
-        <w:t>(10.0.0.</w:t>
-      </w:r>
-      <w:r>
-        <w:rPr>
-          <w:lang w:val="en-US"/>
-        </w:rPr>
-        <w:t>36</w:t>
-      </w:r>
-      <w:r>
-        <w:rPr>
-          <w:lang w:val="en-US"/>
-        </w:rPr>
-        <w:t>/30)</w:t>
-      </w:r>
-      <w:r>
-        <w:rPr>
-          <w:lang w:val="en-US"/>
-        </w:rPr>
-        <w:br/>
-        <w:t>1</w:t>
-      </w:r>
-      <w:r>
-        <w:rPr>
-          <w:lang w:val="en-US"/>
-        </w:rPr>
-        <w:t>1</w:t>
-      </w:r>
-      <w:r>
-        <w:rPr>
-          <w:lang w:val="en-US"/>
-        </w:rPr>
-        <w:t>. CORE-R2 – DSW01-SITE01</w:t>
-      </w:r>
-      <w:r>
-        <w:rPr>
-          <w:lang w:val="en-US"/>
-        </w:rPr>
-        <w:t xml:space="preserve"> </w:t>
-      </w:r>
-      <w:r>
-        <w:rPr>
-          <w:lang w:val="en-US"/>
-        </w:rPr>
-        <w:t>(10.0.0.</w:t>
-      </w:r>
-      <w:r>
-        <w:rPr>
-          <w:lang w:val="en-US"/>
-        </w:rPr>
-        <w:t>40</w:t>
-      </w:r>
-      <w:r>
-        <w:rPr>
-          <w:lang w:val="en-US"/>
-        </w:rPr>
-        <w:t>/30)</w:t>
-      </w:r>
-      <w:r>
-        <w:rPr>
-          <w:lang w:val="en-US"/>
-        </w:rPr>
-        <w:br/>
-        <w:t>1</w:t>
-      </w:r>
-      <w:r>
-        <w:rPr>
-          <w:lang w:val="en-US"/>
-        </w:rPr>
-        <w:t>2</w:t>
-      </w:r>
-      <w:r>
-        <w:rPr>
-          <w:lang w:val="en-US"/>
-        </w:rPr>
-        <w:t>. CORE-R2 – DSW02-SITE01</w:t>
-      </w:r>
-      <w:r>
-        <w:rPr>
-          <w:lang w:val="en-US"/>
-        </w:rPr>
-        <w:t xml:space="preserve"> </w:t>
-      </w:r>
-      <w:r>
-        <w:rPr>
-          <w:lang w:val="en-US"/>
-        </w:rPr>
-        <w:t>(10.0.0.</w:t>
-      </w:r>
-      <w:r>
-        <w:rPr>
-          <w:lang w:val="en-US"/>
-        </w:rPr>
-        <w:t>44</w:t>
-      </w:r>
-      <w:r>
-        <w:rPr>
-          <w:lang w:val="en-US"/>
-        </w:rPr>
-        <w:t>/30)</w:t>
-      </w:r>
-      <w:r>
-        <w:rPr>
-          <w:lang w:val="en-US"/>
-        </w:rPr>
-        <w:br/>
-      </w:r>
-      <w:r>
-        <w:rPr>
-          <w:lang w:val="en-US"/>
-        </w:rPr>
-        <w:lastRenderedPageBreak/>
-        <w:t>1</w:t>
-      </w:r>
-      <w:r>
-        <w:rPr>
-          <w:lang w:val="en-US"/>
-        </w:rPr>
-        <w:t>3</w:t>
-      </w:r>
-      <w:r>
-        <w:rPr>
-          <w:lang w:val="en-US"/>
-        </w:rPr>
-        <w:t>. CORE-R2 – DSW01-SITE02</w:t>
-      </w:r>
-      <w:r>
-        <w:rPr>
-          <w:lang w:val="en-US"/>
-        </w:rPr>
-        <w:t xml:space="preserve"> </w:t>
-      </w:r>
-      <w:r>
-        <w:rPr>
-          <w:lang w:val="en-US"/>
-        </w:rPr>
-        <w:t>(10.0.0.</w:t>
-      </w:r>
-      <w:r>
-        <w:rPr>
-          <w:lang w:val="en-US"/>
-        </w:rPr>
-        <w:t>48</w:t>
-      </w:r>
-      <w:r>
-        <w:rPr>
-          <w:lang w:val="en-US"/>
-        </w:rPr>
-        <w:t>/30)</w:t>
-      </w:r>
-      <w:r>
-        <w:rPr>
-          <w:lang w:val="en-US"/>
-        </w:rPr>
-        <w:br/>
-        <w:t>1</w:t>
-      </w:r>
-      <w:r>
-        <w:rPr>
-          <w:lang w:val="en-US"/>
-        </w:rPr>
-        <w:t>4</w:t>
-      </w:r>
-      <w:r>
-        <w:rPr>
-          <w:lang w:val="en-US"/>
-        </w:rPr>
-        <w:t>. CORE-R2 – DSW02-SITE02</w:t>
-      </w:r>
-      <w:r>
-        <w:rPr>
-          <w:lang w:val="en-US"/>
-        </w:rPr>
-        <w:t xml:space="preserve"> </w:t>
-      </w:r>
-      <w:r>
-        <w:rPr>
-          <w:lang w:val="en-US"/>
-        </w:rPr>
-        <w:t>(10.0.0.</w:t>
-      </w:r>
-      <w:r>
-        <w:rPr>
-          <w:lang w:val="en-US"/>
-        </w:rPr>
-        <w:t>52</w:t>
-      </w:r>
-      <w:r>
-        <w:rPr>
-          <w:lang w:val="en-US"/>
-        </w:rPr>
-        <w:t>/30)</w:t>
+        <w:t>6. CORE-R1 – CORE-R2 (10.0.0.20/30)</w:t>
       </w:r>
     </w:p>
     <w:p>
@@ -1364,9 +1105,138 @@
         <w:rPr>
           <w:b/>
           <w:bCs/>
-          <w:lang w:val="en-US"/>
-        </w:rPr>
-        <w:t>Intra-distribution (per site)</w:t>
+          <w:color w:val="EE0000"/>
+          <w:lang w:val="en-US"/>
+        </w:rPr>
+        <w:t>Core → Distribution (full mesh, both sites)</w:t>
+      </w:r>
+      <w:r>
+        <w:rPr>
+          <w:color w:val="EE0000"/>
+          <w:lang w:val="en-US"/>
+        </w:rPr>
+        <w:br/>
+        <w:t>7. CORE-R1 – DSW01-SITE01 (10.0.0.24/30)</w:t>
+      </w:r>
+      <w:r>
+        <w:rPr>
+          <w:color w:val="EE0000"/>
+          <w:lang w:val="en-US"/>
+        </w:rPr>
+        <w:br/>
+        <w:t>8. CORE-R1 – DSW02-SITE01 (10.0.0.28/30)</w:t>
+      </w:r>
+      <w:r>
+        <w:rPr>
+          <w:lang w:val="en-US"/>
+        </w:rPr>
+        <w:br/>
+      </w:r>
+      <w:r>
+        <w:rPr>
+          <w:lang w:val="en-US"/>
+        </w:rPr>
+        <w:t>9</w:t>
+      </w:r>
+      <w:r>
+        <w:rPr>
+          <w:lang w:val="en-US"/>
+        </w:rPr>
+        <w:t>. CORE-R1 – DSW01-SITE02</w:t>
+      </w:r>
+      <w:r>
+        <w:rPr>
+          <w:lang w:val="en-US"/>
+        </w:rPr>
+        <w:t xml:space="preserve"> </w:t>
+      </w:r>
+      <w:r>
+        <w:rPr>
+          <w:lang w:val="en-US"/>
+        </w:rPr>
+        <w:t>(10.0.0.</w:t>
+      </w:r>
+      <w:r>
+        <w:rPr>
+          <w:lang w:val="en-US"/>
+        </w:rPr>
+        <w:t>32</w:t>
+      </w:r>
+      <w:r>
+        <w:rPr>
+          <w:lang w:val="en-US"/>
+        </w:rPr>
+        <w:t>/30)</w:t>
+      </w:r>
+      <w:r>
+        <w:rPr>
+          <w:lang w:val="en-US"/>
+        </w:rPr>
+        <w:br/>
+      </w:r>
+      <w:r>
+        <w:rPr>
+          <w:lang w:val="en-US"/>
+        </w:rPr>
+        <w:t>10</w:t>
+      </w:r>
+      <w:r>
+        <w:rPr>
+          <w:lang w:val="en-US"/>
+        </w:rPr>
+        <w:t>. CORE-R1 – DSW02-SITE02</w:t>
+      </w:r>
+      <w:r>
+        <w:rPr>
+          <w:lang w:val="en-US"/>
+        </w:rPr>
+        <w:t xml:space="preserve"> </w:t>
+      </w:r>
+      <w:r>
+        <w:rPr>
+          <w:lang w:val="en-US"/>
+        </w:rPr>
+        <w:t>(10.0.0.</w:t>
+      </w:r>
+      <w:r>
+        <w:rPr>
+          <w:lang w:val="en-US"/>
+        </w:rPr>
+        <w:t>36</w:t>
+      </w:r>
+      <w:r>
+        <w:rPr>
+          <w:lang w:val="en-US"/>
+        </w:rPr>
+        <w:t>/30)</w:t>
+      </w:r>
+      <w:r>
+        <w:rPr>
+          <w:lang w:val="en-US"/>
+        </w:rPr>
+        <w:br/>
+      </w:r>
+      <w:r>
+        <w:rPr>
+          <w:color w:val="EE0000"/>
+          <w:lang w:val="en-US"/>
+        </w:rPr>
+        <w:t>11. CORE-R2 – DSW01-SITE01 (10.0.0.40/30)</w:t>
+      </w:r>
+      <w:r>
+        <w:rPr>
+          <w:color w:val="EE0000"/>
+          <w:lang w:val="en-US"/>
+        </w:rPr>
+        <w:br/>
+      </w:r>
+      <w:r>
+        <w:rPr>
+          <w:color w:val="EE0000"/>
+          <w:lang w:val="en-US"/>
+        </w:rPr>
+        <w:lastRenderedPageBreak/>
+        <w:t>12. CORE-R2 – DSW02-SITE01 (10.0.0.44/30)</w:t>
       </w:r>
       <w:r>
         <w:rPr>
@@ -1379,13 +1249,13 @@
         <w:rPr>
           <w:lang w:val="en-US"/>
         </w:rPr>
-        <w:t>5</w:t>
-      </w:r>
-      <w:r>
-        <w:rPr>
-          <w:lang w:val="en-US"/>
-        </w:rPr>
-        <w:t>. DSW01-SITE01 – DSW02-SITE01 (port-channel)</w:t>
+        <w:t>3</w:t>
+      </w:r>
+      <w:r>
+        <w:rPr>
+          <w:lang w:val="en-US"/>
+        </w:rPr>
+        <w:t>. CORE-R2 – DSW01-SITE02</w:t>
       </w:r>
       <w:r>
         <w:rPr>
@@ -1403,13 +1273,19 @@
         <w:rPr>
           <w:lang w:val="en-US"/>
         </w:rPr>
-        <w:t>56</w:t>
+        <w:t>48</w:t>
       </w:r>
       <w:r>
         <w:rPr>
           <w:lang w:val="en-US"/>
         </w:rPr>
         <w:t>/30)</w:t>
+      </w:r>
+      <w:r>
+        <w:rPr>
+          <w:lang w:val="en-US"/>
+        </w:rPr>
+        <w:t xml:space="preserve"> </w:t>
       </w:r>
       <w:r>
         <w:rPr>
@@ -1422,6 +1298,89 @@
         <w:rPr>
           <w:lang w:val="en-US"/>
         </w:rPr>
+        <w:t>4</w:t>
+      </w:r>
+      <w:r>
+        <w:rPr>
+          <w:lang w:val="en-US"/>
+        </w:rPr>
+        <w:t>. CORE-R2 – DSW02-SITE02</w:t>
+      </w:r>
+      <w:r>
+        <w:rPr>
+          <w:lang w:val="en-US"/>
+        </w:rPr>
+        <w:t xml:space="preserve"> </w:t>
+      </w:r>
+      <w:r>
+        <w:rPr>
+          <w:lang w:val="en-US"/>
+        </w:rPr>
+        <w:t>(10.0.0.</w:t>
+      </w:r>
+      <w:r>
+        <w:rPr>
+          <w:lang w:val="en-US"/>
+        </w:rPr>
+        <w:t>52</w:t>
+      </w:r>
+      <w:r>
+        <w:rPr>
+          <w:lang w:val="en-US"/>
+        </w:rPr>
+        <w:t>/30)</w:t>
+      </w:r>
+    </w:p>
+    <w:p>
+      <w:pPr>
+        <w:numPr>
+          <w:ilvl w:val="1"/>
+          <w:numId w:val="4"/>
+        </w:numPr>
+        <w:spacing w:before="200"/>
+        <w:rPr>
+          <w:lang w:val="en-US"/>
+        </w:rPr>
+      </w:pPr>
+      <w:r>
+        <w:rPr>
+          <w:b/>
+          <w:bCs/>
+          <w:lang w:val="en-US"/>
+        </w:rPr>
+        <w:t>Intra-distribution (per site)</w:t>
+      </w:r>
+      <w:r>
+        <w:rPr>
+          <w:lang w:val="en-US"/>
+        </w:rPr>
+        <w:br/>
+      </w:r>
+      <w:r>
+        <w:rPr>
+          <w:color w:val="EE0000"/>
+          <w:lang w:val="en-US"/>
+        </w:rPr>
+        <w:t>15. DSW01-SITE01 – DSW02-SITE01 (port-channel)</w:t>
+      </w:r>
+      <w:r>
+        <w:rPr>
+          <w:color w:val="EE0000"/>
+          <w:lang w:val="en-US"/>
+        </w:rPr>
+        <w:t xml:space="preserve"> (10.0.0.56/30)</w:t>
+      </w:r>
+      <w:r>
+        <w:rPr>
+          <w:lang w:val="en-US"/>
+        </w:rPr>
+        <w:br/>
+        <w:t>1</w:t>
+      </w:r>
+      <w:r>
+        <w:rPr>
+          <w:lang w:val="en-US"/>
+        </w:rPr>
         <w:t>6</w:t>
       </w:r>
       <w:r>
@@ -1458,26 +1417,33 @@
     <w:p>
       <w:pPr>
         <w:spacing w:before="200"/>
-      </w:pPr>
-      <w:r>
+        <w:rPr>
+          <w:lang w:val="en-US"/>
+        </w:rPr>
+      </w:pPr>
+      <w:r>
+        <w:rPr>
+          <w:lang w:val="en-US"/>
+        </w:rPr>
         <w:t>SITE 02</w:t>
       </w:r>
       <w:r>
-        <w:t xml:space="preserve"> </w:t>
-      </w:r>
-      <w:proofErr w:type="spellStart"/>
-      <w:r>
-        <w:t>Summary</w:t>
-      </w:r>
-      <w:proofErr w:type="spellEnd"/>
-      <w:r>
-        <w:t xml:space="preserve"> 10.</w:t>
-      </w:r>
-      <w:r>
-        <w:t>2</w:t>
-      </w:r>
-      <w:r>
-        <w:t>.0.0/20</w:t>
+        <w:rPr>
+          <w:lang w:val="en-US"/>
+        </w:rPr>
+        <w:t xml:space="preserve"> Summary 10.2.0.0/20</w:t>
+      </w:r>
+      <w:r>
+        <w:rPr>
+          <w:lang w:val="en-US"/>
+        </w:rPr>
+        <w:t xml:space="preserve"> – does not e</w:t>
+      </w:r>
+      <w:r>
+        <w:rPr>
+          <w:lang w:val="en-US"/>
+        </w:rPr>
+        <w:t>xist in CML</w:t>
       </w:r>
     </w:p>
     <w:p>
@@ -1591,15 +1557,7 @@
         <w:spacing w:before="200"/>
       </w:pPr>
       <w:r>
-        <w:t xml:space="preserve">VLAN 80 (Access </w:t>
-      </w:r>
-      <w:proofErr w:type="spellStart"/>
-      <w:r>
-        <w:t>Points</w:t>
-      </w:r>
-      <w:proofErr w:type="spellEnd"/>
-      <w:r>
-        <w:t xml:space="preserve">) – </w:t>
+        <w:t xml:space="preserve">VLAN 80 (Access Points) – </w:t>
       </w:r>
       <w:r>
         <w:t>10.</w:t>
@@ -1760,6 +1718,12 @@
           <w:lang w:val="en-US"/>
         </w:rPr>
       </w:pPr>
+      <w:r>
+        <w:rPr>
+          <w:lang w:val="en-US"/>
+        </w:rPr>
+        <w:t>IGP DESIGN</w:t>
+      </w:r>
     </w:p>
     <w:p>
       <w:pPr>
@@ -1854,7 +1818,6 @@
           <w:bCs/>
           <w:lang w:val="en-US"/>
         </w:rPr>
-        <w:lastRenderedPageBreak/>
         <w:t>Document Section Index</w:t>
       </w:r>
     </w:p>
@@ -3829,61 +3792,7 @@
           <w:iCs/>
           <w:color w:val="888888"/>
         </w:rPr>
-        <w:t xml:space="preserve">[Content </w:t>
-      </w:r>
-      <w:proofErr w:type="spellStart"/>
-      <w:r>
-        <w:rPr>
-          <w:i/>
-          <w:iCs/>
-          <w:color w:val="888888"/>
-        </w:rPr>
-        <w:t>to</w:t>
-      </w:r>
-      <w:proofErr w:type="spellEnd"/>
-      <w:r>
-        <w:rPr>
-          <w:i/>
-          <w:iCs/>
-          <w:color w:val="888888"/>
-        </w:rPr>
-        <w:t xml:space="preserve"> </w:t>
-      </w:r>
-      <w:proofErr w:type="spellStart"/>
-      <w:r>
-        <w:rPr>
-          <w:i/>
-          <w:iCs/>
-          <w:color w:val="888888"/>
-        </w:rPr>
-        <w:t>be</w:t>
-      </w:r>
-      <w:proofErr w:type="spellEnd"/>
-      <w:r>
-        <w:rPr>
-          <w:i/>
-          <w:iCs/>
-          <w:color w:val="888888"/>
-        </w:rPr>
-        <w:t xml:space="preserve"> </w:t>
-      </w:r>
-      <w:proofErr w:type="spellStart"/>
-      <w:r>
-        <w:rPr>
-          <w:i/>
-          <w:iCs/>
-          <w:color w:val="888888"/>
-        </w:rPr>
-        <w:t>added</w:t>
-      </w:r>
-      <w:proofErr w:type="spellEnd"/>
-      <w:r>
-        <w:rPr>
-          <w:i/>
-          <w:iCs/>
-          <w:color w:val="888888"/>
-        </w:rPr>
-        <w:t>]</w:t>
+        <w:t>[Content to be added]</w:t>
       </w:r>
     </w:p>
     <w:sectPr>
@@ -5046,6 +4955,7 @@
   <w:style w:type="character" w:default="1" w:styleId="a0">
     <w:name w:val="Default Paragraph Font"/>
     <w:uiPriority w:val="1"/>
+    <w:semiHidden/>
     <w:unhideWhenUsed/>
   </w:style>
   <w:style w:type="table" w:default="1" w:styleId="a1">

--- a/CCNP Lab111 - Small Enterprise Network Design/CCNP_Lab111_-_Small_Enterprise_Network_Design_Documentation.docx
+++ b/CCNP Lab111 - Small Enterprise Network Design/CCNP_Lab111_-_Small_Enterprise_Network_Design_Documentation.docx
@@ -409,44 +409,100 @@
       <w:pPr>
         <w:spacing w:before="200"/>
         <w:rPr>
-          <w:color w:val="EE0000"/>
-          <w:lang w:val="en-US"/>
-        </w:rPr>
-      </w:pPr>
-      <w:r>
-        <w:rPr>
-          <w:color w:val="EE0000"/>
+          <w:color w:val="00B0F0"/>
+        </w:rPr>
+      </w:pPr>
+      <w:r>
+        <w:rPr>
+          <w:color w:val="00B0F0"/>
           <w:lang w:val="en-US"/>
         </w:rPr>
         <w:lastRenderedPageBreak/>
-        <w:t>VLAN – Subnet mapping</w:t>
-      </w:r>
-      <w:r>
-        <w:rPr>
-          <w:color w:val="EE0000"/>
-          <w:lang w:val="en-US"/>
-        </w:rPr>
-        <w:t xml:space="preserve"> private network of class A</w:t>
-      </w:r>
-    </w:p>
-    <w:p>
-      <w:pPr>
-        <w:spacing w:before="200"/>
-        <w:rPr>
-          <w:color w:val="EE0000"/>
-        </w:rPr>
-      </w:pPr>
-      <w:r>
-        <w:rPr>
-          <w:color w:val="EE0000"/>
-        </w:rPr>
-        <w:t>SITE 01</w:t>
-      </w:r>
-      <w:r>
-        <w:rPr>
-          <w:color w:val="EE0000"/>
-        </w:rPr>
-        <w:t xml:space="preserve"> – Summary 10.1.0.0/20</w:t>
+        <w:t xml:space="preserve">Assigned Public IP block - </w:t>
+      </w:r>
+      <w:r>
+        <w:rPr>
+          <w:color w:val="00B0F0"/>
+        </w:rPr>
+        <w:t>203.0.113.0/29</w:t>
+      </w:r>
+    </w:p>
+    <w:p>
+      <w:pPr>
+        <w:spacing w:before="200"/>
+        <w:rPr>
+          <w:color w:val="00B0F0"/>
+          <w:lang w:val="en-US"/>
+        </w:rPr>
+      </w:pPr>
+      <w:r>
+        <w:rPr>
+          <w:color w:val="00B0F0"/>
+          <w:lang w:val="en-US"/>
+        </w:rPr>
+        <w:t>ISP BGP ASN 6500</w:t>
+      </w:r>
+    </w:p>
+    <w:p>
+      <w:pPr>
+        <w:spacing w:before="200"/>
+        <w:rPr>
+          <w:color w:val="00B0F0"/>
+          <w:lang w:val="en-US"/>
+        </w:rPr>
+      </w:pPr>
+      <w:r>
+        <w:rPr>
+          <w:color w:val="00B0F0"/>
+          <w:lang w:val="en-US"/>
+        </w:rPr>
+        <w:t>LOCAL BGL ASN 65001</w:t>
+      </w:r>
+    </w:p>
+    <w:p>
+      <w:pPr>
+        <w:spacing w:before="200"/>
+        <w:rPr>
+          <w:color w:val="EE0000"/>
+          <w:lang w:val="en-US"/>
+        </w:rPr>
+      </w:pPr>
+      <w:r>
+        <w:rPr>
+          <w:color w:val="EE0000"/>
+          <w:lang w:val="en-US"/>
+        </w:rPr>
+        <w:t>VLAN – Subnet mapping private network of class A</w:t>
+      </w:r>
+    </w:p>
+    <w:p>
+      <w:pPr>
+        <w:spacing w:before="200"/>
+        <w:rPr>
+          <w:color w:val="EE0000"/>
+          <w:lang w:val="en-US"/>
+        </w:rPr>
+      </w:pPr>
+      <w:r>
+        <w:rPr>
+          <w:color w:val="EE0000"/>
+          <w:lang w:val="en-US"/>
+        </w:rPr>
+        <w:t xml:space="preserve">SITE 01 – </w:t>
+      </w:r>
+      <w:r>
+        <w:rPr>
+          <w:color w:val="EE0000"/>
+          <w:lang w:val="en-US"/>
+        </w:rPr>
+        <w:t>WIRED_SUM = 10.1.0.0/20, WIFI_S</w:t>
+      </w:r>
+      <w:r>
+        <w:rPr>
+          <w:color w:val="EE0000"/>
+          <w:lang w:val="en-US"/>
+        </w:rPr>
+        <w:t>UM = is not summarized to route to the WLC</w:t>
       </w:r>
     </w:p>
     <w:p>
@@ -464,31 +520,7 @@
         <w:rPr>
           <w:color w:val="EE0000"/>
         </w:rPr>
-        <w:t xml:space="preserve">VLAN 10 (MANAGEMENT) – </w:t>
-      </w:r>
-      <w:r>
-        <w:rPr>
-          <w:color w:val="EE0000"/>
-        </w:rPr>
-        <w:t>10.</w:t>
-      </w:r>
-      <w:r>
-        <w:rPr>
-          <w:color w:val="EE0000"/>
-        </w:rPr>
-        <w:t>1</w:t>
-      </w:r>
-      <w:r>
-        <w:rPr>
-          <w:color w:val="EE0000"/>
-        </w:rPr>
-        <w:t>.0.0</w:t>
-      </w:r>
-      <w:r>
-        <w:rPr>
-          <w:color w:val="EE0000"/>
-        </w:rPr>
-        <w:t>/24</w:t>
+        <w:t>VLAN 10 (MANAGEMENT) – 10.1.0.0/24</w:t>
       </w:r>
     </w:p>
     <w:p>
@@ -506,31 +538,7 @@
         <w:rPr>
           <w:color w:val="EE0000"/>
         </w:rPr>
-        <w:t xml:space="preserve">VLAN 20 (FINANCE/ACCOUNTING) – </w:t>
-      </w:r>
-      <w:r>
-        <w:rPr>
-          <w:color w:val="EE0000"/>
-        </w:rPr>
-        <w:t>10.</w:t>
-      </w:r>
-      <w:r>
-        <w:rPr>
-          <w:color w:val="EE0000"/>
-        </w:rPr>
-        <w:t>1</w:t>
-      </w:r>
-      <w:r>
-        <w:rPr>
-          <w:color w:val="EE0000"/>
-        </w:rPr>
-        <w:t>.1.0</w:t>
-      </w:r>
-      <w:r>
-        <w:rPr>
-          <w:color w:val="EE0000"/>
-        </w:rPr>
-        <w:t>/24</w:t>
+        <w:t>VLAN 20 (FINANCE/ACCOUNTING) – 10.1.1.0/24</w:t>
       </w:r>
     </w:p>
     <w:p>
@@ -548,31 +556,7 @@
         <w:rPr>
           <w:color w:val="EE0000"/>
         </w:rPr>
-        <w:t xml:space="preserve">VLAN 50 (VoIP) – </w:t>
-      </w:r>
-      <w:r>
-        <w:rPr>
-          <w:color w:val="EE0000"/>
-        </w:rPr>
-        <w:t>10.</w:t>
-      </w:r>
-      <w:r>
-        <w:rPr>
-          <w:color w:val="EE0000"/>
-        </w:rPr>
-        <w:t>1</w:t>
-      </w:r>
-      <w:r>
-        <w:rPr>
-          <w:color w:val="EE0000"/>
-        </w:rPr>
-        <w:t>.2.0</w:t>
-      </w:r>
-      <w:r>
-        <w:rPr>
-          <w:color w:val="EE0000"/>
-        </w:rPr>
-        <w:t>/23</w:t>
+        <w:t>VLAN 50 (VoIP) – 10.1.2.0/23</w:t>
       </w:r>
     </w:p>
     <w:p>
@@ -590,31 +574,7 @@
         <w:rPr>
           <w:color w:val="EE0000"/>
         </w:rPr>
-        <w:t xml:space="preserve">VLAN 80 (Access Points) – </w:t>
-      </w:r>
-      <w:r>
-        <w:rPr>
-          <w:color w:val="EE0000"/>
-        </w:rPr>
-        <w:t>10.</w:t>
-      </w:r>
-      <w:r>
-        <w:rPr>
-          <w:color w:val="EE0000"/>
-        </w:rPr>
-        <w:t>1</w:t>
-      </w:r>
-      <w:r>
-        <w:rPr>
-          <w:color w:val="EE0000"/>
-        </w:rPr>
-        <w:t>.6.0</w:t>
-      </w:r>
-      <w:r>
-        <w:rPr>
-          <w:color w:val="EE0000"/>
-        </w:rPr>
-        <w:t>/24</w:t>
+        <w:t>VLAN 80 (Access Points) – 10.1.6.0/24</w:t>
       </w:r>
     </w:p>
     <w:p>
@@ -632,43 +592,7 @@
         <w:rPr>
           <w:color w:val="EE0000"/>
         </w:rPr>
-        <w:t>VLAN 100 (CORP-WIFI</w:t>
-      </w:r>
-      <w:r>
-        <w:rPr>
-          <w:color w:val="EE0000"/>
-        </w:rPr>
-        <w:t>-AAA</w:t>
-      </w:r>
-      <w:r>
-        <w:rPr>
-          <w:color w:val="EE0000"/>
-        </w:rPr>
-        <w:t xml:space="preserve">) – </w:t>
-      </w:r>
-      <w:r>
-        <w:rPr>
-          <w:color w:val="EE0000"/>
-        </w:rPr>
-        <w:t>10.</w:t>
-      </w:r>
-      <w:r>
-        <w:rPr>
-          <w:color w:val="EE0000"/>
-        </w:rPr>
-        <w:t>1</w:t>
-      </w:r>
-      <w:r>
-        <w:rPr>
-          <w:color w:val="EE0000"/>
-        </w:rPr>
-        <w:t>.4.0</w:t>
-      </w:r>
-      <w:r>
-        <w:rPr>
-          <w:color w:val="EE0000"/>
-        </w:rPr>
-        <w:t>/23</w:t>
+        <w:t>VLAN 99 (MGMT) – 10.1.9.0/24</w:t>
       </w:r>
     </w:p>
     <w:p>
@@ -686,31 +610,7 @@
         <w:rPr>
           <w:color w:val="EE0000"/>
         </w:rPr>
-        <w:t xml:space="preserve">VLAN 110 (CORP-WIFI-PSK) – </w:t>
-      </w:r>
-      <w:r>
-        <w:rPr>
-          <w:color w:val="EE0000"/>
-        </w:rPr>
-        <w:t>10.</w:t>
-      </w:r>
-      <w:r>
-        <w:rPr>
-          <w:color w:val="EE0000"/>
-        </w:rPr>
-        <w:t>1</w:t>
-      </w:r>
-      <w:r>
-        <w:rPr>
-          <w:color w:val="EE0000"/>
-        </w:rPr>
-        <w:t>.7.0</w:t>
-      </w:r>
-      <w:r>
-        <w:rPr>
-          <w:color w:val="EE0000"/>
-        </w:rPr>
-        <w:t>/24</w:t>
+        <w:t>VLAN 100 (CORP-WIFI-AAA) – 10.1.4.0/23</w:t>
       </w:r>
     </w:p>
     <w:p>
@@ -728,31 +628,37 @@
         <w:rPr>
           <w:color w:val="EE0000"/>
         </w:rPr>
-        <w:t xml:space="preserve">VLAN 120 (GUEST-WIFI) – </w:t>
-      </w:r>
-      <w:r>
-        <w:rPr>
-          <w:color w:val="EE0000"/>
-        </w:rPr>
-        <w:t>10.</w:t>
-      </w:r>
-      <w:r>
-        <w:rPr>
-          <w:color w:val="EE0000"/>
-        </w:rPr>
-        <w:t>1</w:t>
-      </w:r>
-      <w:r>
-        <w:rPr>
-          <w:color w:val="EE0000"/>
-        </w:rPr>
-        <w:t>.8.0</w:t>
-      </w:r>
-      <w:r>
-        <w:rPr>
-          <w:color w:val="EE0000"/>
-        </w:rPr>
-        <w:t>/24</w:t>
+        <w:t>VLAN 110 (CORP-WIFI-PSK) – 10.1.7.0/24</w:t>
+      </w:r>
+    </w:p>
+    <w:p>
+      <w:pPr>
+        <w:numPr>
+          <w:ilvl w:val="0"/>
+          <w:numId w:val="2"/>
+        </w:numPr>
+        <w:spacing w:before="200"/>
+        <w:rPr>
+          <w:color w:val="EE0000"/>
+        </w:rPr>
+      </w:pPr>
+      <w:r>
+        <w:rPr>
+          <w:color w:val="EE0000"/>
+        </w:rPr>
+        <w:t>VLAN 120 (</w:t>
+      </w:r>
+      <w:r>
+        <w:rPr>
+          <w:color w:val="EE0000"/>
+        </w:rPr>
+        <w:t>CORP-</w:t>
+      </w:r>
+      <w:r>
+        <w:rPr>
+          <w:color w:val="EE0000"/>
+        </w:rPr>
+        <w:t>GUEST-WIFI) – 10.1.8.0/24</w:t>
       </w:r>
     </w:p>
     <w:p>
@@ -786,19 +692,7 @@
         <w:rPr>
           <w:color w:val="EE0000"/>
         </w:rPr>
-        <w:t>VLAN 38 (DMZ) – 10.0.</w:t>
-      </w:r>
-      <w:r>
-        <w:rPr>
-          <w:color w:val="EE0000"/>
-        </w:rPr>
-        <w:t>1</w:t>
-      </w:r>
-      <w:r>
-        <w:rPr>
-          <w:color w:val="EE0000"/>
-        </w:rPr>
-        <w:t>.0/24</w:t>
+        <w:t>VLAN 38 (DMZ) – 10.0.1.0/24</w:t>
       </w:r>
     </w:p>
     <w:p>
@@ -816,25 +710,7 @@
         <w:rPr>
           <w:color w:val="EE0000"/>
         </w:rPr>
-        <w:t xml:space="preserve">VLAN 42 (WLC) – </w:t>
-      </w:r>
-      <w:r>
-        <w:rPr>
-          <w:color w:val="EE0000"/>
-        </w:rPr>
-        <w:t>10.0.2.0</w:t>
-      </w:r>
-      <w:r>
-        <w:rPr>
-          <w:color w:val="EE0000"/>
-        </w:rPr>
-        <w:t>/</w:t>
-      </w:r>
-      <w:r>
-        <w:rPr>
-          <w:color w:val="EE0000"/>
-        </w:rPr>
-        <w:t>24</w:t>
+        <w:t>VLAN 42 (WLC) – 10.0.2.0/24</w:t>
       </w:r>
     </w:p>
     <w:p>
@@ -864,6 +740,26 @@
         <w:spacing w:before="200"/>
         <w:rPr>
           <w:color w:val="EE0000"/>
+          <w:lang w:val="en-US"/>
+        </w:rPr>
+      </w:pPr>
+      <w:r>
+        <w:rPr>
+          <w:color w:val="EE0000"/>
+          <w:lang w:val="en-US"/>
+        </w:rPr>
+        <w:t>MGMT LOOPBACK BLOCK (L3 device Router IDs) – 10.0.5.0/24</w:t>
+      </w:r>
+    </w:p>
+    <w:p>
+      <w:pPr>
+        <w:numPr>
+          <w:ilvl w:val="0"/>
+          <w:numId w:val="4"/>
+        </w:numPr>
+        <w:spacing w:before="200"/>
+        <w:rPr>
+          <w:color w:val="EE0000"/>
         </w:rPr>
       </w:pPr>
       <w:r>
@@ -908,34 +804,33 @@
         <w:rPr>
           <w:color w:val="EE0000"/>
         </w:rPr>
-        <w:t xml:space="preserve">-1. ISP – </w:t>
-      </w:r>
-      <w:r>
-        <w:rPr>
-          <w:color w:val="EE0000"/>
-        </w:rPr>
-        <w:t xml:space="preserve">WAN-R1 </w:t>
-      </w:r>
-      <w:r>
-        <w:rPr>
-          <w:color w:val="EE0000"/>
-          <w:lang w:val="en-US"/>
-        </w:rPr>
-        <w:t>(10.0.0.5</w:t>
-      </w:r>
-      <w:r>
-        <w:rPr>
-          <w:color w:val="EE0000"/>
-          <w:lang w:val="en-US"/>
-        </w:rPr>
-        <w:t>6</w:t>
-      </w:r>
-      <w:r>
-        <w:rPr>
-          <w:color w:val="EE0000"/>
-          <w:lang w:val="en-US"/>
-        </w:rPr>
-        <w:t>/30)</w:t>
+        <w:t>0</w:t>
+      </w:r>
+      <w:r>
+        <w:rPr>
+          <w:color w:val="EE0000"/>
+        </w:rPr>
+        <w:t xml:space="preserve">. ISP – WAN-R1 </w:t>
+      </w:r>
+      <w:r>
+        <w:rPr>
+          <w:color w:val="EE0000"/>
+          <w:lang w:val="en-US"/>
+        </w:rPr>
+        <w:t>(</w:t>
+      </w:r>
+      <w:r>
+        <w:rPr>
+          <w:color w:val="EE0000"/>
+        </w:rPr>
+        <w:t>172.16.100.0/30</w:t>
+      </w:r>
+      <w:r>
+        <w:rPr>
+          <w:color w:val="EE0000"/>
+          <w:lang w:val="en-US"/>
+        </w:rPr>
+        <w:t>)</w:t>
       </w:r>
     </w:p>
     <w:p>
@@ -953,19 +848,25 @@
         <w:rPr>
           <w:color w:val="EE0000"/>
         </w:rPr>
-        <w:t xml:space="preserve">0. </w:t>
-      </w:r>
-      <w:r>
-        <w:rPr>
-          <w:color w:val="EE0000"/>
-        </w:rPr>
-        <w:t>WAN-R1</w:t>
-      </w:r>
-      <w:r>
-        <w:rPr>
-          <w:color w:val="EE0000"/>
-        </w:rPr>
-        <w:t xml:space="preserve"> – FW (203.0.113.0/30)</w:t>
+        <w:t>1</w:t>
+      </w:r>
+      <w:r>
+        <w:rPr>
+          <w:color w:val="EE0000"/>
+        </w:rPr>
+        <w:t>. WAN-R1 – FW (</w:t>
+      </w:r>
+      <w:r>
+        <w:rPr>
+          <w:color w:val="EE0000"/>
+        </w:rPr>
+        <w:t>10.0.0.0/30</w:t>
+      </w:r>
+      <w:r>
+        <w:rPr>
+          <w:color w:val="EE0000"/>
+        </w:rPr>
+        <w:t>)</w:t>
       </w:r>
     </w:p>
     <w:p>
@@ -983,7 +884,7 @@
         <w:rPr>
           <w:color w:val="EE0000"/>
         </w:rPr>
-        <w:t>1. FW – DMZ-SW (10.0.0.0/30)</w:t>
+        <w:t>2. FW – CORE-R1 (10.0.0.4/30)</w:t>
       </w:r>
     </w:p>
     <w:p>
@@ -1001,7 +902,7 @@
         <w:rPr>
           <w:color w:val="EE0000"/>
         </w:rPr>
-        <w:t>2. FW – CORE-R1 (10.0.0.4/30)</w:t>
+        <w:t>3. FW – CORE-R2 (10.0.0.8/30)</w:t>
       </w:r>
     </w:p>
     <w:p>
@@ -1013,13 +914,33 @@
         <w:spacing w:before="200"/>
         <w:rPr>
           <w:color w:val="EE0000"/>
-        </w:rPr>
-      </w:pPr>
-      <w:r>
-        <w:rPr>
-          <w:color w:val="EE0000"/>
-        </w:rPr>
-        <w:t>3. FW – CORE-R2 (10.0.0.8/30)</w:t>
+          <w:lang w:val="en-US"/>
+        </w:rPr>
+      </w:pPr>
+      <w:r>
+        <w:rPr>
+          <w:b/>
+          <w:bCs/>
+          <w:color w:val="EE0000"/>
+          <w:lang w:val="en-US"/>
+        </w:rPr>
+        <w:t>Server room</w:t>
+      </w:r>
+      <w:r>
+        <w:rPr>
+          <w:color w:val="EE0000"/>
+          <w:lang w:val="en-US"/>
+        </w:rPr>
+        <w:br/>
+        <w:t>4. SRVRM-SW1 – CORE-R1 (10.0.0.12/30)</w:t>
+      </w:r>
+      <w:r>
+        <w:rPr>
+          <w:color w:val="EE0000"/>
+          <w:lang w:val="en-US"/>
+        </w:rPr>
+        <w:br/>
+        <w:t>5. SRVRM-SW1 – CORE-R2 (10.0.0.16/30)</w:t>
       </w:r>
     </w:p>
     <w:p>
@@ -1041,7 +962,7 @@
           <w:color w:val="EE0000"/>
           <w:lang w:val="en-US"/>
         </w:rPr>
-        <w:t>Server room</w:t>
+        <w:t>Core</w:t>
       </w:r>
       <w:r>
         <w:rPr>
@@ -1049,15 +970,7 @@
           <w:lang w:val="en-US"/>
         </w:rPr>
         <w:br/>
-        <w:t>4. SRVRM-SW1 – CORE-R1 (10.0.0.12/30)</w:t>
-      </w:r>
-      <w:r>
-        <w:rPr>
-          <w:color w:val="EE0000"/>
-          <w:lang w:val="en-US"/>
-        </w:rPr>
-        <w:br/>
-        <w:t>5. SRVRM-SW1 – CORE-R2 (10.0.0.16/30)</w:t>
+        <w:t>6. CORE-R1 – CORE-R2 (10.0.0.20/30)</w:t>
       </w:r>
     </w:p>
     <w:p>
@@ -1068,7 +981,6 @@
         </w:numPr>
         <w:spacing w:before="200"/>
         <w:rPr>
-          <w:color w:val="EE0000"/>
           <w:lang w:val="en-US"/>
         </w:rPr>
       </w:pPr>
@@ -1079,7 +991,8 @@
           <w:color w:val="EE0000"/>
           <w:lang w:val="en-US"/>
         </w:rPr>
-        <w:t>Core</w:t>
+        <w:lastRenderedPageBreak/>
+        <w:t>Core → Distribution (full mesh, both sites)</w:t>
       </w:r>
       <w:r>
         <w:rPr>
@@ -1087,7 +1000,64 @@
           <w:lang w:val="en-US"/>
         </w:rPr>
         <w:br/>
-        <w:t>6. CORE-R1 – CORE-R2 (10.0.0.20/30)</w:t>
+        <w:t>7. CORE-R1 – DSW01-SITE01 (10.0.0.24/30)</w:t>
+      </w:r>
+      <w:r>
+        <w:rPr>
+          <w:color w:val="EE0000"/>
+          <w:lang w:val="en-US"/>
+        </w:rPr>
+        <w:br/>
+        <w:t>8. CORE-R1 – DSW02-SITE01 (10.0.0.28/30)</w:t>
+      </w:r>
+      <w:r>
+        <w:rPr>
+          <w:lang w:val="en-US"/>
+        </w:rPr>
+        <w:br/>
+        <w:t>9. CORE-R1 – DSW01-SITE02 (10.0.0.32/30)</w:t>
+      </w:r>
+      <w:r>
+        <w:rPr>
+          <w:lang w:val="en-US"/>
+        </w:rPr>
+        <w:br/>
+        <w:t>10. CORE-R1 – DSW02-SITE02 (10.0.0.36/30)</w:t>
+      </w:r>
+      <w:r>
+        <w:rPr>
+          <w:lang w:val="en-US"/>
+        </w:rPr>
+        <w:br/>
+      </w:r>
+      <w:r>
+        <w:rPr>
+          <w:color w:val="EE0000"/>
+          <w:lang w:val="en-US"/>
+        </w:rPr>
+        <w:t>11. CORE-R2 – DSW01-SITE01 (10.0.0.40/30)</w:t>
+      </w:r>
+      <w:r>
+        <w:rPr>
+          <w:color w:val="EE0000"/>
+          <w:lang w:val="en-US"/>
+        </w:rPr>
+        <w:br/>
+        <w:t>12. CORE-R2 – DSW02-SITE01 (10.0.0.44/30)</w:t>
+      </w:r>
+      <w:r>
+        <w:rPr>
+          <w:lang w:val="en-US"/>
+        </w:rPr>
+        <w:br/>
+        <w:t xml:space="preserve">13. CORE-R2 – DSW01-SITE02 (10.0.0.48/30) </w:t>
+      </w:r>
+      <w:r>
+        <w:rPr>
+          <w:lang w:val="en-US"/>
+        </w:rPr>
+        <w:br/>
+        <w:t>14. CORE-R2 – DSW02-SITE02 (10.0.0.52/30)</w:t>
       </w:r>
     </w:p>
     <w:p>
@@ -1105,345 +1075,43 @@
         <w:rPr>
           <w:b/>
           <w:bCs/>
-          <w:color w:val="EE0000"/>
-          <w:lang w:val="en-US"/>
-        </w:rPr>
-        <w:t>Core → Distribution (full mesh, both sites)</w:t>
-      </w:r>
-      <w:r>
-        <w:rPr>
-          <w:color w:val="EE0000"/>
+          <w:lang w:val="en-US"/>
+        </w:rPr>
+        <w:t>Intra-distribution (per site)</w:t>
+      </w:r>
+      <w:r>
+        <w:rPr>
           <w:lang w:val="en-US"/>
         </w:rPr>
         <w:br/>
-        <w:t>7. CORE-R1 – DSW01-SITE01 (10.0.0.24/30)</w:t>
-      </w:r>
-      <w:r>
-        <w:rPr>
-          <w:color w:val="EE0000"/>
+      </w:r>
+      <w:r>
+        <w:rPr>
+          <w:color w:val="EE0000"/>
+          <w:lang w:val="en-US"/>
+        </w:rPr>
+        <w:t>15. DSW01-SITE01 – DSW02-SITE01 (port-channel) (10.0.0.56/30)</w:t>
+      </w:r>
+      <w:r>
+        <w:rPr>
           <w:lang w:val="en-US"/>
         </w:rPr>
         <w:br/>
-        <w:t>8. CORE-R1 – DSW02-SITE01 (10.0.0.28/30)</w:t>
-      </w:r>
-      <w:r>
-        <w:rPr>
-          <w:lang w:val="en-US"/>
-        </w:rPr>
-        <w:br/>
-      </w:r>
-      <w:r>
-        <w:rPr>
-          <w:lang w:val="en-US"/>
-        </w:rPr>
-        <w:t>9</w:t>
-      </w:r>
-      <w:r>
-        <w:rPr>
-          <w:lang w:val="en-US"/>
-        </w:rPr>
-        <w:t>. CORE-R1 – DSW01-SITE02</w:t>
-      </w:r>
-      <w:r>
-        <w:rPr>
-          <w:lang w:val="en-US"/>
-        </w:rPr>
-        <w:t xml:space="preserve"> </w:t>
-      </w:r>
-      <w:r>
-        <w:rPr>
-          <w:lang w:val="en-US"/>
-        </w:rPr>
-        <w:t>(10.0.0.</w:t>
-      </w:r>
-      <w:r>
-        <w:rPr>
-          <w:lang w:val="en-US"/>
-        </w:rPr>
-        <w:t>32</w:t>
-      </w:r>
-      <w:r>
-        <w:rPr>
-          <w:lang w:val="en-US"/>
-        </w:rPr>
-        <w:t>/30)</w:t>
-      </w:r>
-      <w:r>
-        <w:rPr>
-          <w:lang w:val="en-US"/>
-        </w:rPr>
-        <w:br/>
-      </w:r>
-      <w:r>
-        <w:rPr>
-          <w:lang w:val="en-US"/>
-        </w:rPr>
-        <w:t>10</w:t>
-      </w:r>
-      <w:r>
-        <w:rPr>
-          <w:lang w:val="en-US"/>
-        </w:rPr>
-        <w:t>. CORE-R1 – DSW02-SITE02</w:t>
-      </w:r>
-      <w:r>
-        <w:rPr>
-          <w:lang w:val="en-US"/>
-        </w:rPr>
-        <w:t xml:space="preserve"> </w:t>
-      </w:r>
-      <w:r>
-        <w:rPr>
-          <w:lang w:val="en-US"/>
-        </w:rPr>
-        <w:t>(10.0.0.</w:t>
-      </w:r>
-      <w:r>
-        <w:rPr>
-          <w:lang w:val="en-US"/>
-        </w:rPr>
-        <w:t>36</w:t>
-      </w:r>
-      <w:r>
-        <w:rPr>
-          <w:lang w:val="en-US"/>
-        </w:rPr>
-        <w:t>/30)</w:t>
-      </w:r>
-      <w:r>
-        <w:rPr>
-          <w:lang w:val="en-US"/>
-        </w:rPr>
-        <w:br/>
-      </w:r>
-      <w:r>
-        <w:rPr>
-          <w:color w:val="EE0000"/>
-          <w:lang w:val="en-US"/>
-        </w:rPr>
-        <w:t>11. CORE-R2 – DSW01-SITE01 (10.0.0.40/30)</w:t>
-      </w:r>
-      <w:r>
-        <w:rPr>
-          <w:color w:val="EE0000"/>
-          <w:lang w:val="en-US"/>
-        </w:rPr>
-        <w:br/>
-      </w:r>
-      <w:r>
-        <w:rPr>
-          <w:color w:val="EE0000"/>
-          <w:lang w:val="en-US"/>
-        </w:rPr>
-        <w:lastRenderedPageBreak/>
-        <w:t>12. CORE-R2 – DSW02-SITE01 (10.0.0.44/30)</w:t>
-      </w:r>
-      <w:r>
-        <w:rPr>
-          <w:lang w:val="en-US"/>
-        </w:rPr>
-        <w:br/>
-        <w:t>1</w:t>
-      </w:r>
-      <w:r>
-        <w:rPr>
-          <w:lang w:val="en-US"/>
-        </w:rPr>
-        <w:t>3</w:t>
-      </w:r>
-      <w:r>
-        <w:rPr>
-          <w:lang w:val="en-US"/>
-        </w:rPr>
-        <w:t>. CORE-R2 – DSW01-SITE02</w:t>
-      </w:r>
-      <w:r>
-        <w:rPr>
-          <w:lang w:val="en-US"/>
-        </w:rPr>
-        <w:t xml:space="preserve"> </w:t>
-      </w:r>
-      <w:r>
-        <w:rPr>
-          <w:lang w:val="en-US"/>
-        </w:rPr>
-        <w:t>(10.0.0.</w:t>
-      </w:r>
-      <w:r>
-        <w:rPr>
-          <w:lang w:val="en-US"/>
-        </w:rPr>
-        <w:t>48</w:t>
-      </w:r>
-      <w:r>
-        <w:rPr>
-          <w:lang w:val="en-US"/>
-        </w:rPr>
-        <w:t>/30)</w:t>
-      </w:r>
-      <w:r>
-        <w:rPr>
-          <w:lang w:val="en-US"/>
-        </w:rPr>
-        <w:t xml:space="preserve"> </w:t>
-      </w:r>
-      <w:r>
-        <w:rPr>
-          <w:lang w:val="en-US"/>
-        </w:rPr>
-        <w:br/>
-        <w:t>1</w:t>
-      </w:r>
-      <w:r>
-        <w:rPr>
-          <w:lang w:val="en-US"/>
-        </w:rPr>
-        <w:t>4</w:t>
-      </w:r>
-      <w:r>
-        <w:rPr>
-          <w:lang w:val="en-US"/>
-        </w:rPr>
-        <w:t>. CORE-R2 – DSW02-SITE02</w:t>
-      </w:r>
-      <w:r>
-        <w:rPr>
-          <w:lang w:val="en-US"/>
-        </w:rPr>
-        <w:t xml:space="preserve"> </w:t>
-      </w:r>
-      <w:r>
-        <w:rPr>
-          <w:lang w:val="en-US"/>
-        </w:rPr>
-        <w:t>(10.0.0.</w:t>
-      </w:r>
-      <w:r>
-        <w:rPr>
-          <w:lang w:val="en-US"/>
-        </w:rPr>
-        <w:t>52</w:t>
-      </w:r>
-      <w:r>
-        <w:rPr>
-          <w:lang w:val="en-US"/>
-        </w:rPr>
-        <w:t>/30)</w:t>
-      </w:r>
-    </w:p>
-    <w:p>
-      <w:pPr>
-        <w:numPr>
-          <w:ilvl w:val="1"/>
-          <w:numId w:val="4"/>
-        </w:numPr>
-        <w:spacing w:before="200"/>
-        <w:rPr>
-          <w:lang w:val="en-US"/>
-        </w:rPr>
-      </w:pPr>
-      <w:r>
-        <w:rPr>
-          <w:b/>
-          <w:bCs/>
-          <w:lang w:val="en-US"/>
-        </w:rPr>
-        <w:t>Intra-distribution (per site)</w:t>
-      </w:r>
-      <w:r>
-        <w:rPr>
-          <w:lang w:val="en-US"/>
-        </w:rPr>
-        <w:br/>
-      </w:r>
-      <w:r>
-        <w:rPr>
-          <w:color w:val="EE0000"/>
-          <w:lang w:val="en-US"/>
-        </w:rPr>
-        <w:t>15. DSW01-SITE01 – DSW02-SITE01 (port-channel)</w:t>
-      </w:r>
-      <w:r>
-        <w:rPr>
-          <w:color w:val="EE0000"/>
-          <w:lang w:val="en-US"/>
-        </w:rPr>
-        <w:t xml:space="preserve"> (10.0.0.56/30)</w:t>
-      </w:r>
-      <w:r>
-        <w:rPr>
-          <w:lang w:val="en-US"/>
-        </w:rPr>
-        <w:br/>
-        <w:t>1</w:t>
-      </w:r>
-      <w:r>
-        <w:rPr>
-          <w:lang w:val="en-US"/>
-        </w:rPr>
-        <w:t>6</w:t>
-      </w:r>
-      <w:r>
-        <w:rPr>
-          <w:lang w:val="en-US"/>
-        </w:rPr>
-        <w:t>. DSW01-SITE02 – DSW02-SITE02 (port-channel)</w:t>
-      </w:r>
-      <w:r>
-        <w:rPr>
-          <w:lang w:val="en-US"/>
-        </w:rPr>
-        <w:t xml:space="preserve"> </w:t>
-      </w:r>
-      <w:r>
-        <w:rPr>
-          <w:lang w:val="en-US"/>
-        </w:rPr>
-        <w:t>(10.0.0.</w:t>
-      </w:r>
-      <w:r>
-        <w:rPr>
-          <w:lang w:val="en-US"/>
-        </w:rPr>
-        <w:t>60</w:t>
-      </w:r>
-      <w:r>
-        <w:rPr>
-          <w:lang w:val="en-US"/>
-        </w:rPr>
-        <w:t>/30)</w:t>
-      </w:r>
-    </w:p>
-    <w:p>
-      <w:pPr>
-        <w:spacing w:before="200"/>
-        <w:rPr>
-          <w:lang w:val="en-US"/>
-        </w:rPr>
-      </w:pPr>
-      <w:r>
-        <w:rPr>
-          <w:lang w:val="en-US"/>
-        </w:rPr>
-        <w:t>SITE 02</w:t>
-      </w:r>
-      <w:r>
-        <w:rPr>
-          <w:lang w:val="en-US"/>
-        </w:rPr>
-        <w:t xml:space="preserve"> Summary 10.2.0.0/20</w:t>
-      </w:r>
-      <w:r>
-        <w:rPr>
-          <w:lang w:val="en-US"/>
-        </w:rPr>
-        <w:t xml:space="preserve"> – does not e</w:t>
-      </w:r>
-      <w:r>
-        <w:rPr>
-          <w:lang w:val="en-US"/>
-        </w:rPr>
-        <w:t>xist in CML</w:t>
+        <w:t>16. DSW01-SITE02 – DSW02-SITE02 (port-channel) (10.0.0.60/30)</w:t>
+      </w:r>
+    </w:p>
+    <w:p>
+      <w:pPr>
+        <w:spacing w:before="200"/>
+        <w:rPr>
+          <w:lang w:val="en-US"/>
+        </w:rPr>
+      </w:pPr>
+      <w:r>
+        <w:rPr>
+          <w:lang w:val="en-US"/>
+        </w:rPr>
+        <w:t>SITE 02 Summary 10.2.0.0/20 – does not exist in CML</w:t>
       </w:r>
     </w:p>
     <w:p>
@@ -1455,31 +1123,7 @@
         <w:spacing w:before="200"/>
       </w:pPr>
       <w:r>
-        <w:t xml:space="preserve">VLAN </w:t>
-      </w:r>
-      <w:r>
-        <w:t>1</w:t>
-      </w:r>
-      <w:r>
-        <w:t xml:space="preserve">0 (SALES/MARKETING) – </w:t>
-      </w:r>
-      <w:r>
-        <w:t>10.</w:t>
-      </w:r>
-      <w:r>
-        <w:t>2</w:t>
-      </w:r>
-      <w:r>
-        <w:t>.</w:t>
-      </w:r>
-      <w:r>
-        <w:t>0</w:t>
-      </w:r>
-      <w:r>
-        <w:t>.0</w:t>
-      </w:r>
-      <w:r>
-        <w:t>/24</w:t>
+        <w:t>VLAN 10 (SALES/MARKETING) – 10.2.0.0/24</w:t>
       </w:r>
     </w:p>
     <w:p>
@@ -1491,31 +1135,7 @@
         <w:spacing w:before="200"/>
       </w:pPr>
       <w:r>
-        <w:t xml:space="preserve">VLAN </w:t>
-      </w:r>
-      <w:r>
-        <w:t>2</w:t>
-      </w:r>
-      <w:r>
-        <w:t xml:space="preserve">0 (ENGINEERING/R&amp;D) – </w:t>
-      </w:r>
-      <w:r>
-        <w:t>10.</w:t>
-      </w:r>
-      <w:r>
-        <w:t>2</w:t>
-      </w:r>
-      <w:r>
-        <w:t>.</w:t>
-      </w:r>
-      <w:r>
-        <w:t>1</w:t>
-      </w:r>
-      <w:r>
-        <w:t>.0</w:t>
-      </w:r>
-      <w:r>
-        <w:t>/24</w:t>
+        <w:t>VLAN 20 (ENGINEERING/R&amp;D) – 10.2.1.0/24</w:t>
       </w:r>
     </w:p>
     <w:p>
@@ -1527,25 +1147,7 @@
         <w:spacing w:before="200"/>
       </w:pPr>
       <w:r>
-        <w:t xml:space="preserve">VLAN 50 (VoIP) – </w:t>
-      </w:r>
-      <w:r>
-        <w:t>10.</w:t>
-      </w:r>
-      <w:r>
-        <w:t>2</w:t>
-      </w:r>
-      <w:r>
-        <w:t>.</w:t>
-      </w:r>
-      <w:r>
-        <w:t>2</w:t>
-      </w:r>
-      <w:r>
-        <w:t>.0</w:t>
-      </w:r>
-      <w:r>
-        <w:t>/23</w:t>
+        <w:t>VLAN 50 (VoIP) – 10.2.2.0/23</w:t>
       </w:r>
     </w:p>
     <w:p>
@@ -1557,25 +1159,7 @@
         <w:spacing w:before="200"/>
       </w:pPr>
       <w:r>
-        <w:t xml:space="preserve">VLAN 80 (Access Points) – </w:t>
-      </w:r>
-      <w:r>
-        <w:t>10.</w:t>
-      </w:r>
-      <w:r>
-        <w:t>2</w:t>
-      </w:r>
-      <w:r>
-        <w:t>.</w:t>
-      </w:r>
-      <w:r>
-        <w:t>6</w:t>
-      </w:r>
-      <w:r>
-        <w:t>.0</w:t>
-      </w:r>
-      <w:r>
-        <w:t>/24</w:t>
+        <w:t>VLAN 80 (Access Points) – 10.2.6.0/24</w:t>
       </w:r>
     </w:p>
     <w:p>
@@ -1587,31 +1171,7 @@
         <w:spacing w:before="200"/>
       </w:pPr>
       <w:r>
-        <w:t>VLAN 100 (CORP-WIFI</w:t>
-      </w:r>
-      <w:r>
-        <w:t>-AAA</w:t>
-      </w:r>
-      <w:r>
-        <w:t xml:space="preserve">) – </w:t>
-      </w:r>
-      <w:r>
-        <w:t>10.</w:t>
-      </w:r>
-      <w:r>
-        <w:t>2</w:t>
-      </w:r>
-      <w:r>
-        <w:t>.</w:t>
-      </w:r>
-      <w:r>
-        <w:t>4</w:t>
-      </w:r>
-      <w:r>
-        <w:t>.0</w:t>
-      </w:r>
-      <w:r>
-        <w:t>/23</w:t>
+        <w:t>VLAN 99 (MGMT) – 10.2.9.0/24</w:t>
       </w:r>
     </w:p>
     <w:p>
@@ -1623,25 +1183,7 @@
         <w:spacing w:before="200"/>
       </w:pPr>
       <w:r>
-        <w:t xml:space="preserve">VLAN 110 (CORP-WIFI-PSK) – </w:t>
-      </w:r>
-      <w:r>
-        <w:t>10.</w:t>
-      </w:r>
-      <w:r>
-        <w:t>2</w:t>
-      </w:r>
-      <w:r>
-        <w:t>.</w:t>
-      </w:r>
-      <w:r>
-        <w:t>7</w:t>
-      </w:r>
-      <w:r>
-        <w:t>.0</w:t>
-      </w:r>
-      <w:r>
-        <w:t>/24</w:t>
+        <w:t>VLAN 100 (CORP-WIFI-AAA) – 10.2.4.0/23</w:t>
       </w:r>
     </w:p>
     <w:p>
@@ -1653,77 +1195,57 @@
         <w:spacing w:before="200"/>
       </w:pPr>
       <w:r>
-        <w:t xml:space="preserve">VLAN 120 (GUEST-WIFI) – </w:t>
-      </w:r>
-      <w:r>
-        <w:t>10.</w:t>
-      </w:r>
-      <w:r>
-        <w:t>2</w:t>
-      </w:r>
-      <w:r>
-        <w:t>.</w:t>
-      </w:r>
-      <w:r>
-        <w:t>8</w:t>
-      </w:r>
-      <w:r>
-        <w:t>.0</w:t>
-      </w:r>
-      <w:r>
-        <w:t>/24</w:t>
-      </w:r>
-    </w:p>
-    <w:p>
-      <w:pPr>
-        <w:spacing w:before="200"/>
-      </w:pPr>
-    </w:p>
-    <w:p>
-      <w:pPr>
-        <w:spacing w:before="200"/>
-        <w:rPr>
-          <w:lang w:val="en-US"/>
-        </w:rPr>
-      </w:pPr>
-    </w:p>
-    <w:p>
-      <w:pPr>
-        <w:spacing w:before="200"/>
-        <w:rPr>
-          <w:lang w:val="en-US"/>
-        </w:rPr>
-      </w:pPr>
-    </w:p>
-    <w:p>
-      <w:pPr>
-        <w:spacing w:before="200"/>
-        <w:rPr>
-          <w:lang w:val="en-US"/>
-        </w:rPr>
-      </w:pPr>
-    </w:p>
-    <w:p>
-      <w:pPr>
-        <w:spacing w:before="200"/>
-        <w:rPr>
-          <w:lang w:val="en-US"/>
-        </w:rPr>
-      </w:pPr>
-    </w:p>
-    <w:p>
-      <w:pPr>
-        <w:spacing w:before="200"/>
-        <w:rPr>
-          <w:lang w:val="en-US"/>
-        </w:rPr>
-      </w:pPr>
-      <w:r>
-        <w:rPr>
-          <w:lang w:val="en-US"/>
-        </w:rPr>
-        <w:t>IGP DESIGN</w:t>
-      </w:r>
+        <w:t>VLAN 110 (CORP-WIFI-PSK) – 10.2.7.0/24</w:t>
+      </w:r>
+    </w:p>
+    <w:p>
+      <w:pPr>
+        <w:numPr>
+          <w:ilvl w:val="0"/>
+          <w:numId w:val="3"/>
+        </w:numPr>
+        <w:spacing w:before="200"/>
+      </w:pPr>
+      <w:r>
+        <w:t>VLAN 120 (GUEST-WIFI) – 10.2.8.0/24</w:t>
+      </w:r>
+    </w:p>
+    <w:p>
+      <w:pPr>
+        <w:spacing w:before="200"/>
+      </w:pPr>
+    </w:p>
+    <w:p>
+      <w:pPr>
+        <w:spacing w:before="200"/>
+        <w:rPr>
+          <w:lang w:val="en-US"/>
+        </w:rPr>
+      </w:pPr>
+    </w:p>
+    <w:p>
+      <w:pPr>
+        <w:spacing w:before="200"/>
+        <w:rPr>
+          <w:lang w:val="en-US"/>
+        </w:rPr>
+      </w:pPr>
+    </w:p>
+    <w:p>
+      <w:pPr>
+        <w:spacing w:before="200"/>
+        <w:rPr>
+          <w:lang w:val="en-US"/>
+        </w:rPr>
+      </w:pPr>
+    </w:p>
+    <w:p>
+      <w:pPr>
+        <w:spacing w:before="200"/>
+        <w:rPr>
+          <w:lang w:val="en-US"/>
+        </w:rPr>
+      </w:pPr>
     </w:p>
     <w:p>
       <w:pPr>
@@ -3435,6 +2957,1512 @@
     </w:p>
     <w:p>
       <w:pPr>
+        <w:spacing w:before="200"/>
+        <w:rPr>
+          <w:lang w:val="en-US"/>
+        </w:rPr>
+      </w:pPr>
+      <w:bookmarkStart w:id="49" w:name="sec_mgmt_monitoring"/>
+      <w:r>
+        <w:rPr>
+          <w:lang w:val="en-US"/>
+        </w:rPr>
+        <w:t>All L3 devices (WAN-R1, FW, CORE-R1/R2, SRVRM-SW1, DSW01/02 at each site) are managed via a Loopback0 interface, carved from a shared, site-independent /24 block (10.0.5.0/24). The loopback doubles as the OSPF Router ID and as the source address for SSH/SNMP/syslog/NTP, so management reachability survives any single physical link failure.</w:t>
+      </w:r>
+    </w:p>
+    <w:tbl>
+      <w:tblPr>
+        <w:tblW w:w="10100" w:type="dxa"/>
+        <w:tblBorders>
+          <w:top w:val="single" w:sz="4" w:space="0" w:color="999999"/>
+          <w:left w:val="single" w:sz="4" w:space="0" w:color="999999"/>
+          <w:bottom w:val="single" w:sz="4" w:space="0" w:color="999999"/>
+          <w:right w:val="single" w:sz="4" w:space="0" w:color="999999"/>
+          <w:insideH w:val="single" w:sz="4" w:space="0" w:color="999999"/>
+          <w:insideV w:val="single" w:sz="4" w:space="0" w:color="999999"/>
+        </w:tblBorders>
+        <w:tblLook w:val="04A0" w:firstRow="1" w:lastRow="0" w:firstColumn="1" w:lastColumn="0" w:noHBand="0" w:noVBand="1"/>
+      </w:tblPr>
+      <w:tblGrid>
+        <w:gridCol w:w="3200"/>
+        <w:gridCol w:w="2200"/>
+        <w:gridCol w:w="2500"/>
+        <w:gridCol w:w="2200"/>
+      </w:tblGrid>
+      <w:tr>
+        <w:tc>
+          <w:tcPr>
+            <w:tcW w:w="3200" w:type="dxa"/>
+            <w:shd w:val="clear" w:color="auto" w:fill="D9D9D9"/>
+          </w:tcPr>
+          <w:p>
+            <w:r>
+              <w:rPr>
+                <w:b/>
+                <w:bCs/>
+              </w:rPr>
+              <w:t>Device</w:t>
+            </w:r>
+          </w:p>
+        </w:tc>
+        <w:tc>
+          <w:tcPr>
+            <w:tcW w:w="2200" w:type="dxa"/>
+            <w:shd w:val="clear" w:color="auto" w:fill="D9D9D9"/>
+          </w:tcPr>
+          <w:p>
+            <w:r>
+              <w:rPr>
+                <w:b/>
+                <w:bCs/>
+              </w:rPr>
+              <w:t>Role</w:t>
+            </w:r>
+          </w:p>
+        </w:tc>
+        <w:tc>
+          <w:tcPr>
+            <w:tcW w:w="2500" w:type="dxa"/>
+            <w:shd w:val="clear" w:color="auto" w:fill="D9D9D9"/>
+          </w:tcPr>
+          <w:p>
+            <w:r>
+              <w:rPr>
+                <w:b/>
+                <w:bCs/>
+              </w:rPr>
+              <w:t>Interface</w:t>
+            </w:r>
+          </w:p>
+        </w:tc>
+        <w:tc>
+          <w:tcPr>
+            <w:tcW w:w="2200" w:type="dxa"/>
+            <w:shd w:val="clear" w:color="auto" w:fill="D9D9D9"/>
+          </w:tcPr>
+          <w:p>
+            <w:r>
+              <w:rPr>
+                <w:b/>
+                <w:bCs/>
+              </w:rPr>
+              <w:t>Address</w:t>
+            </w:r>
+          </w:p>
+        </w:tc>
+      </w:tr>
+      <w:tr>
+        <w:tc>
+          <w:tcPr>
+            <w:tcW w:w="3200" w:type="dxa"/>
+          </w:tcPr>
+          <w:p>
+            <w:pPr>
+              <w:rPr>
+                <w:color w:val="EE0000"/>
+              </w:rPr>
+            </w:pPr>
+            <w:r>
+              <w:rPr>
+                <w:color w:val="EE0000"/>
+              </w:rPr>
+              <w:t>WAN-R1</w:t>
+            </w:r>
+          </w:p>
+        </w:tc>
+        <w:tc>
+          <w:tcPr>
+            <w:tcW w:w="2200" w:type="dxa"/>
+          </w:tcPr>
+          <w:p>
+            <w:pPr>
+              <w:rPr>
+                <w:color w:val="EE0000"/>
+              </w:rPr>
+            </w:pPr>
+            <w:r>
+              <w:rPr>
+                <w:color w:val="EE0000"/>
+              </w:rPr>
+              <w:t>Edge router</w:t>
+            </w:r>
+          </w:p>
+        </w:tc>
+        <w:tc>
+          <w:tcPr>
+            <w:tcW w:w="2500" w:type="dxa"/>
+          </w:tcPr>
+          <w:p>
+            <w:pPr>
+              <w:rPr>
+                <w:color w:val="EE0000"/>
+              </w:rPr>
+            </w:pPr>
+            <w:r>
+              <w:rPr>
+                <w:color w:val="EE0000"/>
+              </w:rPr>
+              <w:t>L3 Loopback0</w:t>
+            </w:r>
+          </w:p>
+        </w:tc>
+        <w:tc>
+          <w:tcPr>
+            <w:tcW w:w="2200" w:type="dxa"/>
+          </w:tcPr>
+          <w:p>
+            <w:pPr>
+              <w:rPr>
+                <w:color w:val="EE0000"/>
+              </w:rPr>
+            </w:pPr>
+            <w:r>
+              <w:rPr>
+                <w:color w:val="EE0000"/>
+              </w:rPr>
+              <w:t>10.0.5.1/32</w:t>
+            </w:r>
+          </w:p>
+        </w:tc>
+      </w:tr>
+      <w:tr>
+        <w:tc>
+          <w:tcPr>
+            <w:tcW w:w="3200" w:type="dxa"/>
+          </w:tcPr>
+          <w:p>
+            <w:pPr>
+              <w:rPr>
+                <w:color w:val="EE0000"/>
+              </w:rPr>
+            </w:pPr>
+            <w:r>
+              <w:rPr>
+                <w:color w:val="EE0000"/>
+              </w:rPr>
+              <w:t>FW</w:t>
+            </w:r>
+          </w:p>
+        </w:tc>
+        <w:tc>
+          <w:tcPr>
+            <w:tcW w:w="2200" w:type="dxa"/>
+          </w:tcPr>
+          <w:p>
+            <w:pPr>
+              <w:rPr>
+                <w:color w:val="EE0000"/>
+              </w:rPr>
+            </w:pPr>
+            <w:r>
+              <w:rPr>
+                <w:color w:val="EE0000"/>
+              </w:rPr>
+              <w:t>Firewall</w:t>
+            </w:r>
+          </w:p>
+        </w:tc>
+        <w:tc>
+          <w:tcPr>
+            <w:tcW w:w="2500" w:type="dxa"/>
+          </w:tcPr>
+          <w:p>
+            <w:pPr>
+              <w:rPr>
+                <w:color w:val="EE0000"/>
+              </w:rPr>
+            </w:pPr>
+            <w:r>
+              <w:rPr>
+                <w:color w:val="EE0000"/>
+              </w:rPr>
+              <w:t>L3 Loopback0</w:t>
+            </w:r>
+          </w:p>
+        </w:tc>
+        <w:tc>
+          <w:tcPr>
+            <w:tcW w:w="2200" w:type="dxa"/>
+          </w:tcPr>
+          <w:p>
+            <w:pPr>
+              <w:rPr>
+                <w:color w:val="EE0000"/>
+              </w:rPr>
+            </w:pPr>
+            <w:r>
+              <w:rPr>
+                <w:color w:val="EE0000"/>
+              </w:rPr>
+              <w:t>10.0.5.2/32</w:t>
+            </w:r>
+          </w:p>
+        </w:tc>
+      </w:tr>
+      <w:tr>
+        <w:tc>
+          <w:tcPr>
+            <w:tcW w:w="3200" w:type="dxa"/>
+          </w:tcPr>
+          <w:p>
+            <w:pPr>
+              <w:rPr>
+                <w:color w:val="EE0000"/>
+              </w:rPr>
+            </w:pPr>
+            <w:r>
+              <w:rPr>
+                <w:color w:val="EE0000"/>
+              </w:rPr>
+              <w:t>CORE-R1</w:t>
+            </w:r>
+          </w:p>
+        </w:tc>
+        <w:tc>
+          <w:tcPr>
+            <w:tcW w:w="2200" w:type="dxa"/>
+          </w:tcPr>
+          <w:p>
+            <w:pPr>
+              <w:rPr>
+                <w:color w:val="EE0000"/>
+              </w:rPr>
+            </w:pPr>
+            <w:r>
+              <w:rPr>
+                <w:color w:val="EE0000"/>
+              </w:rPr>
+              <w:t>Core router</w:t>
+            </w:r>
+          </w:p>
+        </w:tc>
+        <w:tc>
+          <w:tcPr>
+            <w:tcW w:w="2500" w:type="dxa"/>
+          </w:tcPr>
+          <w:p>
+            <w:pPr>
+              <w:rPr>
+                <w:color w:val="EE0000"/>
+              </w:rPr>
+            </w:pPr>
+            <w:r>
+              <w:rPr>
+                <w:color w:val="EE0000"/>
+              </w:rPr>
+              <w:t>L3 Loopback0</w:t>
+            </w:r>
+          </w:p>
+        </w:tc>
+        <w:tc>
+          <w:tcPr>
+            <w:tcW w:w="2200" w:type="dxa"/>
+          </w:tcPr>
+          <w:p>
+            <w:pPr>
+              <w:rPr>
+                <w:color w:val="EE0000"/>
+              </w:rPr>
+            </w:pPr>
+            <w:r>
+              <w:rPr>
+                <w:color w:val="EE0000"/>
+              </w:rPr>
+              <w:t>10.0.5.3/32</w:t>
+            </w:r>
+          </w:p>
+        </w:tc>
+      </w:tr>
+      <w:tr>
+        <w:tc>
+          <w:tcPr>
+            <w:tcW w:w="3200" w:type="dxa"/>
+          </w:tcPr>
+          <w:p>
+            <w:pPr>
+              <w:rPr>
+                <w:color w:val="EE0000"/>
+              </w:rPr>
+            </w:pPr>
+            <w:r>
+              <w:rPr>
+                <w:color w:val="EE0000"/>
+              </w:rPr>
+              <w:t>CORE-R2</w:t>
+            </w:r>
+          </w:p>
+        </w:tc>
+        <w:tc>
+          <w:tcPr>
+            <w:tcW w:w="2200" w:type="dxa"/>
+          </w:tcPr>
+          <w:p>
+            <w:pPr>
+              <w:rPr>
+                <w:color w:val="EE0000"/>
+              </w:rPr>
+            </w:pPr>
+            <w:r>
+              <w:rPr>
+                <w:color w:val="EE0000"/>
+              </w:rPr>
+              <w:t>Core router</w:t>
+            </w:r>
+          </w:p>
+        </w:tc>
+        <w:tc>
+          <w:tcPr>
+            <w:tcW w:w="2500" w:type="dxa"/>
+          </w:tcPr>
+          <w:p>
+            <w:pPr>
+              <w:rPr>
+                <w:color w:val="EE0000"/>
+              </w:rPr>
+            </w:pPr>
+            <w:r>
+              <w:rPr>
+                <w:color w:val="EE0000"/>
+              </w:rPr>
+              <w:t>L3 Loopback0</w:t>
+            </w:r>
+          </w:p>
+        </w:tc>
+        <w:tc>
+          <w:tcPr>
+            <w:tcW w:w="2200" w:type="dxa"/>
+          </w:tcPr>
+          <w:p>
+            <w:pPr>
+              <w:rPr>
+                <w:color w:val="EE0000"/>
+              </w:rPr>
+            </w:pPr>
+            <w:r>
+              <w:rPr>
+                <w:color w:val="EE0000"/>
+              </w:rPr>
+              <w:t>10.0.5.4/32</w:t>
+            </w:r>
+          </w:p>
+        </w:tc>
+      </w:tr>
+      <w:tr>
+        <w:tc>
+          <w:tcPr>
+            <w:tcW w:w="3200" w:type="dxa"/>
+          </w:tcPr>
+          <w:p>
+            <w:pPr>
+              <w:rPr>
+                <w:color w:val="EE0000"/>
+              </w:rPr>
+            </w:pPr>
+            <w:r>
+              <w:rPr>
+                <w:color w:val="EE0000"/>
+              </w:rPr>
+              <w:t>SRVRM-SW1</w:t>
+            </w:r>
+          </w:p>
+        </w:tc>
+        <w:tc>
+          <w:tcPr>
+            <w:tcW w:w="2200" w:type="dxa"/>
+          </w:tcPr>
+          <w:p>
+            <w:pPr>
+              <w:rPr>
+                <w:color w:val="EE0000"/>
+              </w:rPr>
+            </w:pPr>
+            <w:r>
+              <w:rPr>
+                <w:color w:val="EE0000"/>
+              </w:rPr>
+              <w:t>Server-room switch</w:t>
+            </w:r>
+          </w:p>
+        </w:tc>
+        <w:tc>
+          <w:tcPr>
+            <w:tcW w:w="2500" w:type="dxa"/>
+          </w:tcPr>
+          <w:p>
+            <w:pPr>
+              <w:rPr>
+                <w:color w:val="EE0000"/>
+              </w:rPr>
+            </w:pPr>
+            <w:r>
+              <w:rPr>
+                <w:color w:val="EE0000"/>
+              </w:rPr>
+              <w:t>L3 Loopback0</w:t>
+            </w:r>
+          </w:p>
+        </w:tc>
+        <w:tc>
+          <w:tcPr>
+            <w:tcW w:w="2200" w:type="dxa"/>
+          </w:tcPr>
+          <w:p>
+            <w:pPr>
+              <w:rPr>
+                <w:color w:val="EE0000"/>
+              </w:rPr>
+            </w:pPr>
+            <w:r>
+              <w:rPr>
+                <w:color w:val="EE0000"/>
+              </w:rPr>
+              <w:t>10.0.5.5/32</w:t>
+            </w:r>
+          </w:p>
+        </w:tc>
+      </w:tr>
+      <w:tr>
+        <w:tc>
+          <w:tcPr>
+            <w:tcW w:w="3200" w:type="dxa"/>
+          </w:tcPr>
+          <w:p>
+            <w:pPr>
+              <w:rPr>
+                <w:color w:val="EE0000"/>
+              </w:rPr>
+            </w:pPr>
+            <w:r>
+              <w:rPr>
+                <w:color w:val="EE0000"/>
+              </w:rPr>
+              <w:t>DSW01-SITE01</w:t>
+            </w:r>
+          </w:p>
+        </w:tc>
+        <w:tc>
+          <w:tcPr>
+            <w:tcW w:w="2200" w:type="dxa"/>
+          </w:tcPr>
+          <w:p>
+            <w:pPr>
+              <w:rPr>
+                <w:color w:val="EE0000"/>
+              </w:rPr>
+            </w:pPr>
+            <w:r>
+              <w:rPr>
+                <w:color w:val="EE0000"/>
+              </w:rPr>
+              <w:t>Distribution switch</w:t>
+            </w:r>
+          </w:p>
+        </w:tc>
+        <w:tc>
+          <w:tcPr>
+            <w:tcW w:w="2500" w:type="dxa"/>
+          </w:tcPr>
+          <w:p>
+            <w:pPr>
+              <w:rPr>
+                <w:color w:val="EE0000"/>
+              </w:rPr>
+            </w:pPr>
+            <w:r>
+              <w:rPr>
+                <w:color w:val="EE0000"/>
+              </w:rPr>
+              <w:t>L3 Loopback0</w:t>
+            </w:r>
+          </w:p>
+        </w:tc>
+        <w:tc>
+          <w:tcPr>
+            <w:tcW w:w="2200" w:type="dxa"/>
+          </w:tcPr>
+          <w:p>
+            <w:pPr>
+              <w:rPr>
+                <w:color w:val="EE0000"/>
+              </w:rPr>
+            </w:pPr>
+            <w:r>
+              <w:rPr>
+                <w:color w:val="EE0000"/>
+              </w:rPr>
+              <w:t>10.0.5.11/32</w:t>
+            </w:r>
+          </w:p>
+        </w:tc>
+      </w:tr>
+      <w:tr>
+        <w:tc>
+          <w:tcPr>
+            <w:tcW w:w="3200" w:type="dxa"/>
+          </w:tcPr>
+          <w:p>
+            <w:pPr>
+              <w:rPr>
+                <w:color w:val="EE0000"/>
+              </w:rPr>
+            </w:pPr>
+            <w:r>
+              <w:rPr>
+                <w:color w:val="EE0000"/>
+              </w:rPr>
+              <w:t>DSW02-SITE01</w:t>
+            </w:r>
+          </w:p>
+        </w:tc>
+        <w:tc>
+          <w:tcPr>
+            <w:tcW w:w="2200" w:type="dxa"/>
+          </w:tcPr>
+          <w:p>
+            <w:pPr>
+              <w:rPr>
+                <w:color w:val="EE0000"/>
+              </w:rPr>
+            </w:pPr>
+            <w:r>
+              <w:rPr>
+                <w:color w:val="EE0000"/>
+              </w:rPr>
+              <w:t>Distribution switch</w:t>
+            </w:r>
+          </w:p>
+        </w:tc>
+        <w:tc>
+          <w:tcPr>
+            <w:tcW w:w="2500" w:type="dxa"/>
+          </w:tcPr>
+          <w:p>
+            <w:pPr>
+              <w:rPr>
+                <w:color w:val="EE0000"/>
+              </w:rPr>
+            </w:pPr>
+            <w:r>
+              <w:rPr>
+                <w:color w:val="EE0000"/>
+              </w:rPr>
+              <w:t>L3 Loopback0</w:t>
+            </w:r>
+          </w:p>
+        </w:tc>
+        <w:tc>
+          <w:tcPr>
+            <w:tcW w:w="2200" w:type="dxa"/>
+          </w:tcPr>
+          <w:p>
+            <w:pPr>
+              <w:rPr>
+                <w:color w:val="EE0000"/>
+              </w:rPr>
+            </w:pPr>
+            <w:r>
+              <w:rPr>
+                <w:color w:val="EE0000"/>
+              </w:rPr>
+              <w:t>10.0.5.12/32</w:t>
+            </w:r>
+          </w:p>
+        </w:tc>
+      </w:tr>
+      <w:tr>
+        <w:tc>
+          <w:tcPr>
+            <w:tcW w:w="3200" w:type="dxa"/>
+          </w:tcPr>
+          <w:p>
+            <w:pPr>
+              <w:rPr>
+                <w:color w:val="000000" w:themeColor="text1"/>
+              </w:rPr>
+            </w:pPr>
+            <w:r>
+              <w:rPr>
+                <w:color w:val="000000" w:themeColor="text1"/>
+              </w:rPr>
+              <w:t>DSW01-SITE02</w:t>
+            </w:r>
+          </w:p>
+        </w:tc>
+        <w:tc>
+          <w:tcPr>
+            <w:tcW w:w="2200" w:type="dxa"/>
+          </w:tcPr>
+          <w:p>
+            <w:pPr>
+              <w:rPr>
+                <w:color w:val="000000" w:themeColor="text1"/>
+              </w:rPr>
+            </w:pPr>
+            <w:r>
+              <w:rPr>
+                <w:color w:val="000000" w:themeColor="text1"/>
+              </w:rPr>
+              <w:t>Distribution switch</w:t>
+            </w:r>
+          </w:p>
+        </w:tc>
+        <w:tc>
+          <w:tcPr>
+            <w:tcW w:w="2500" w:type="dxa"/>
+          </w:tcPr>
+          <w:p>
+            <w:pPr>
+              <w:rPr>
+                <w:color w:val="000000" w:themeColor="text1"/>
+              </w:rPr>
+            </w:pPr>
+            <w:r>
+              <w:rPr>
+                <w:color w:val="000000" w:themeColor="text1"/>
+              </w:rPr>
+              <w:t>L3 Loopback0</w:t>
+            </w:r>
+          </w:p>
+        </w:tc>
+        <w:tc>
+          <w:tcPr>
+            <w:tcW w:w="2200" w:type="dxa"/>
+          </w:tcPr>
+          <w:p>
+            <w:pPr>
+              <w:rPr>
+                <w:color w:val="000000" w:themeColor="text1"/>
+              </w:rPr>
+            </w:pPr>
+            <w:r>
+              <w:rPr>
+                <w:color w:val="000000" w:themeColor="text1"/>
+              </w:rPr>
+              <w:t>10.0.5.13/32</w:t>
+            </w:r>
+          </w:p>
+        </w:tc>
+      </w:tr>
+      <w:tr>
+        <w:tc>
+          <w:tcPr>
+            <w:tcW w:w="3200" w:type="dxa"/>
+          </w:tcPr>
+          <w:p>
+            <w:pPr>
+              <w:rPr>
+                <w:color w:val="000000" w:themeColor="text1"/>
+              </w:rPr>
+            </w:pPr>
+            <w:r>
+              <w:rPr>
+                <w:color w:val="000000" w:themeColor="text1"/>
+              </w:rPr>
+              <w:t>DSW02-SITE02</w:t>
+            </w:r>
+          </w:p>
+        </w:tc>
+        <w:tc>
+          <w:tcPr>
+            <w:tcW w:w="2200" w:type="dxa"/>
+          </w:tcPr>
+          <w:p>
+            <w:pPr>
+              <w:rPr>
+                <w:color w:val="000000" w:themeColor="text1"/>
+              </w:rPr>
+            </w:pPr>
+            <w:r>
+              <w:rPr>
+                <w:color w:val="000000" w:themeColor="text1"/>
+              </w:rPr>
+              <w:t>Distribution switch</w:t>
+            </w:r>
+          </w:p>
+        </w:tc>
+        <w:tc>
+          <w:tcPr>
+            <w:tcW w:w="2500" w:type="dxa"/>
+          </w:tcPr>
+          <w:p>
+            <w:pPr>
+              <w:rPr>
+                <w:color w:val="000000" w:themeColor="text1"/>
+              </w:rPr>
+            </w:pPr>
+            <w:r>
+              <w:rPr>
+                <w:color w:val="000000" w:themeColor="text1"/>
+              </w:rPr>
+              <w:t>L3 Loopback0</w:t>
+            </w:r>
+          </w:p>
+        </w:tc>
+        <w:tc>
+          <w:tcPr>
+            <w:tcW w:w="2200" w:type="dxa"/>
+          </w:tcPr>
+          <w:p>
+            <w:pPr>
+              <w:rPr>
+                <w:color w:val="000000" w:themeColor="text1"/>
+              </w:rPr>
+            </w:pPr>
+            <w:r>
+              <w:rPr>
+                <w:color w:val="000000" w:themeColor="text1"/>
+              </w:rPr>
+              <w:t>10.0.5.14/32</w:t>
+            </w:r>
+          </w:p>
+        </w:tc>
+      </w:tr>
+    </w:tbl>
+    <w:p>
+      <w:pPr>
+        <w:spacing w:before="200"/>
+        <w:rPr>
+          <w:lang w:val="en-US"/>
+        </w:rPr>
+      </w:pPr>
+    </w:p>
+    <w:p>
+      <w:pPr>
+        <w:spacing w:before="200"/>
+        <w:rPr>
+          <w:lang w:val="en-US"/>
+        </w:rPr>
+      </w:pPr>
+      <w:r>
+        <w:rPr>
+          <w:lang w:val="en-US"/>
+        </w:rPr>
+        <w:t>Pure Layer 2 access switches (ASW) cannot host a routed loopback, so each site has a dedicated management VLAN (VLAN 99) terminated as an SVI on both distribution switches, running HSRP for redundancy. Each ASW gets an SVI in this VLAN and points ip default-gateway at the site's HSRP virtual IP, since a pure L2 switch has no IP routing table of its own.</w:t>
+      </w:r>
+    </w:p>
+    <w:tbl>
+      <w:tblPr>
+        <w:tblW w:w="10100" w:type="dxa"/>
+        <w:tblBorders>
+          <w:top w:val="single" w:sz="4" w:space="0" w:color="999999"/>
+          <w:left w:val="single" w:sz="4" w:space="0" w:color="999999"/>
+          <w:bottom w:val="single" w:sz="4" w:space="0" w:color="999999"/>
+          <w:right w:val="single" w:sz="4" w:space="0" w:color="999999"/>
+          <w:insideH w:val="single" w:sz="4" w:space="0" w:color="999999"/>
+          <w:insideV w:val="single" w:sz="4" w:space="0" w:color="999999"/>
+        </w:tblBorders>
+        <w:tblLook w:val="04A0" w:firstRow="1" w:lastRow="0" w:firstColumn="1" w:lastColumn="0" w:noHBand="0" w:noVBand="1"/>
+      </w:tblPr>
+      <w:tblGrid>
+        <w:gridCol w:w="3200"/>
+        <w:gridCol w:w="2200"/>
+        <w:gridCol w:w="2500"/>
+        <w:gridCol w:w="2200"/>
+      </w:tblGrid>
+      <w:tr>
+        <w:tc>
+          <w:tcPr>
+            <w:tcW w:w="3200" w:type="dxa"/>
+            <w:shd w:val="clear" w:color="auto" w:fill="D9D9D9"/>
+          </w:tcPr>
+          <w:p>
+            <w:r>
+              <w:rPr>
+                <w:b/>
+                <w:bCs/>
+              </w:rPr>
+              <w:t>Device</w:t>
+            </w:r>
+          </w:p>
+        </w:tc>
+        <w:tc>
+          <w:tcPr>
+            <w:tcW w:w="2200" w:type="dxa"/>
+            <w:shd w:val="clear" w:color="auto" w:fill="D9D9D9"/>
+          </w:tcPr>
+          <w:p>
+            <w:r>
+              <w:rPr>
+                <w:b/>
+                <w:bCs/>
+              </w:rPr>
+              <w:t>Role</w:t>
+            </w:r>
+          </w:p>
+        </w:tc>
+        <w:tc>
+          <w:tcPr>
+            <w:tcW w:w="2500" w:type="dxa"/>
+            <w:shd w:val="clear" w:color="auto" w:fill="D9D9D9"/>
+          </w:tcPr>
+          <w:p>
+            <w:r>
+              <w:rPr>
+                <w:b/>
+                <w:bCs/>
+              </w:rPr>
+              <w:t>Interface</w:t>
+            </w:r>
+          </w:p>
+        </w:tc>
+        <w:tc>
+          <w:tcPr>
+            <w:tcW w:w="2200" w:type="dxa"/>
+            <w:shd w:val="clear" w:color="auto" w:fill="D9D9D9"/>
+          </w:tcPr>
+          <w:p>
+            <w:r>
+              <w:rPr>
+                <w:b/>
+                <w:bCs/>
+              </w:rPr>
+              <w:t>Address</w:t>
+            </w:r>
+          </w:p>
+        </w:tc>
+      </w:tr>
+      <w:tr>
+        <w:tc>
+          <w:tcPr>
+            <w:tcW w:w="3200" w:type="dxa"/>
+          </w:tcPr>
+          <w:p>
+            <w:pPr>
+              <w:rPr>
+                <w:color w:val="EE0000"/>
+              </w:rPr>
+            </w:pPr>
+            <w:r>
+              <w:rPr>
+                <w:color w:val="EE0000"/>
+              </w:rPr>
+              <w:t>DSW01-SITE01</w:t>
+            </w:r>
+          </w:p>
+        </w:tc>
+        <w:tc>
+          <w:tcPr>
+            <w:tcW w:w="2200" w:type="dxa"/>
+          </w:tcPr>
+          <w:p>
+            <w:pPr>
+              <w:rPr>
+                <w:color w:val="EE0000"/>
+              </w:rPr>
+            </w:pPr>
+            <w:r>
+              <w:rPr>
+                <w:color w:val="EE0000"/>
+              </w:rPr>
+              <w:t>Distribution</w:t>
+            </w:r>
+          </w:p>
+        </w:tc>
+        <w:tc>
+          <w:tcPr>
+            <w:tcW w:w="2500" w:type="dxa"/>
+          </w:tcPr>
+          <w:p>
+            <w:pPr>
+              <w:rPr>
+                <w:color w:val="EE0000"/>
+              </w:rPr>
+            </w:pPr>
+            <w:r>
+              <w:rPr>
+                <w:color w:val="EE0000"/>
+              </w:rPr>
+              <w:t>VLAN 99 SVI</w:t>
+            </w:r>
+          </w:p>
+        </w:tc>
+        <w:tc>
+          <w:tcPr>
+            <w:tcW w:w="2200" w:type="dxa"/>
+          </w:tcPr>
+          <w:p>
+            <w:pPr>
+              <w:rPr>
+                <w:color w:val="EE0000"/>
+              </w:rPr>
+            </w:pPr>
+            <w:r>
+              <w:rPr>
+                <w:color w:val="EE0000"/>
+              </w:rPr>
+              <w:t>10.1.9.2/24</w:t>
+            </w:r>
+          </w:p>
+        </w:tc>
+      </w:tr>
+      <w:tr>
+        <w:tc>
+          <w:tcPr>
+            <w:tcW w:w="3200" w:type="dxa"/>
+          </w:tcPr>
+          <w:p>
+            <w:pPr>
+              <w:rPr>
+                <w:color w:val="EE0000"/>
+              </w:rPr>
+            </w:pPr>
+            <w:r>
+              <w:rPr>
+                <w:color w:val="EE0000"/>
+              </w:rPr>
+              <w:t>DSW02-SITE01</w:t>
+            </w:r>
+          </w:p>
+        </w:tc>
+        <w:tc>
+          <w:tcPr>
+            <w:tcW w:w="2200" w:type="dxa"/>
+          </w:tcPr>
+          <w:p>
+            <w:pPr>
+              <w:rPr>
+                <w:color w:val="EE0000"/>
+              </w:rPr>
+            </w:pPr>
+            <w:r>
+              <w:rPr>
+                <w:color w:val="EE0000"/>
+              </w:rPr>
+              <w:t>Distribution</w:t>
+            </w:r>
+          </w:p>
+        </w:tc>
+        <w:tc>
+          <w:tcPr>
+            <w:tcW w:w="2500" w:type="dxa"/>
+          </w:tcPr>
+          <w:p>
+            <w:pPr>
+              <w:rPr>
+                <w:color w:val="EE0000"/>
+              </w:rPr>
+            </w:pPr>
+            <w:r>
+              <w:rPr>
+                <w:color w:val="EE0000"/>
+              </w:rPr>
+              <w:t>VLAN 99 SVI</w:t>
+            </w:r>
+          </w:p>
+        </w:tc>
+        <w:tc>
+          <w:tcPr>
+            <w:tcW w:w="2200" w:type="dxa"/>
+          </w:tcPr>
+          <w:p>
+            <w:pPr>
+              <w:rPr>
+                <w:color w:val="EE0000"/>
+              </w:rPr>
+            </w:pPr>
+            <w:r>
+              <w:rPr>
+                <w:color w:val="EE0000"/>
+              </w:rPr>
+              <w:t>10.1.9.3/24</w:t>
+            </w:r>
+          </w:p>
+        </w:tc>
+      </w:tr>
+      <w:tr>
+        <w:tc>
+          <w:tcPr>
+            <w:tcW w:w="3200" w:type="dxa"/>
+          </w:tcPr>
+          <w:p>
+            <w:pPr>
+              <w:rPr>
+                <w:color w:val="EE0000"/>
+              </w:rPr>
+            </w:pPr>
+          </w:p>
+        </w:tc>
+        <w:tc>
+          <w:tcPr>
+            <w:tcW w:w="2200" w:type="dxa"/>
+          </w:tcPr>
+          <w:p>
+            <w:pPr>
+              <w:rPr>
+                <w:color w:val="EE0000"/>
+              </w:rPr>
+            </w:pPr>
+          </w:p>
+        </w:tc>
+        <w:tc>
+          <w:tcPr>
+            <w:tcW w:w="2500" w:type="dxa"/>
+          </w:tcPr>
+          <w:p>
+            <w:pPr>
+              <w:rPr>
+                <w:color w:val="EE0000"/>
+              </w:rPr>
+            </w:pPr>
+            <w:r>
+              <w:rPr>
+                <w:color w:val="EE0000"/>
+              </w:rPr>
+              <w:t>HSRP VIP (both)</w:t>
+            </w:r>
+          </w:p>
+        </w:tc>
+        <w:tc>
+          <w:tcPr>
+            <w:tcW w:w="2200" w:type="dxa"/>
+          </w:tcPr>
+          <w:p>
+            <w:pPr>
+              <w:rPr>
+                <w:color w:val="EE0000"/>
+              </w:rPr>
+            </w:pPr>
+            <w:r>
+              <w:rPr>
+                <w:color w:val="EE0000"/>
+              </w:rPr>
+              <w:t>10.1.9.1</w:t>
+            </w:r>
+          </w:p>
+        </w:tc>
+      </w:tr>
+      <w:tr>
+        <w:tc>
+          <w:tcPr>
+            <w:tcW w:w="3200" w:type="dxa"/>
+          </w:tcPr>
+          <w:p>
+            <w:pPr>
+              <w:rPr>
+                <w:color w:val="EE0000"/>
+              </w:rPr>
+            </w:pPr>
+            <w:r>
+              <w:rPr>
+                <w:color w:val="EE0000"/>
+              </w:rPr>
+              <w:t>ASW01-SITE01</w:t>
+            </w:r>
+          </w:p>
+        </w:tc>
+        <w:tc>
+          <w:tcPr>
+            <w:tcW w:w="2200" w:type="dxa"/>
+          </w:tcPr>
+          <w:p>
+            <w:pPr>
+              <w:rPr>
+                <w:color w:val="EE0000"/>
+              </w:rPr>
+            </w:pPr>
+            <w:r>
+              <w:rPr>
+                <w:color w:val="EE0000"/>
+              </w:rPr>
+              <w:t>Access (L2)</w:t>
+            </w:r>
+          </w:p>
+        </w:tc>
+        <w:tc>
+          <w:tcPr>
+            <w:tcW w:w="2500" w:type="dxa"/>
+          </w:tcPr>
+          <w:p>
+            <w:pPr>
+              <w:rPr>
+                <w:color w:val="EE0000"/>
+              </w:rPr>
+            </w:pPr>
+            <w:r>
+              <w:rPr>
+                <w:color w:val="EE0000"/>
+              </w:rPr>
+              <w:t>VLAN 99 SVI</w:t>
+            </w:r>
+          </w:p>
+        </w:tc>
+        <w:tc>
+          <w:tcPr>
+            <w:tcW w:w="2200" w:type="dxa"/>
+          </w:tcPr>
+          <w:p>
+            <w:pPr>
+              <w:rPr>
+                <w:color w:val="EE0000"/>
+              </w:rPr>
+            </w:pPr>
+            <w:r>
+              <w:rPr>
+                <w:color w:val="EE0000"/>
+              </w:rPr>
+              <w:t>10.1.9.11/24</w:t>
+            </w:r>
+          </w:p>
+        </w:tc>
+      </w:tr>
+      <w:tr>
+        <w:tc>
+          <w:tcPr>
+            <w:tcW w:w="3200" w:type="dxa"/>
+          </w:tcPr>
+          <w:p>
+            <w:pPr>
+              <w:rPr>
+                <w:color w:val="EE0000"/>
+              </w:rPr>
+            </w:pPr>
+            <w:r>
+              <w:rPr>
+                <w:color w:val="EE0000"/>
+              </w:rPr>
+              <w:t>ASW02-SITE01</w:t>
+            </w:r>
+          </w:p>
+        </w:tc>
+        <w:tc>
+          <w:tcPr>
+            <w:tcW w:w="2200" w:type="dxa"/>
+          </w:tcPr>
+          <w:p>
+            <w:pPr>
+              <w:rPr>
+                <w:color w:val="EE0000"/>
+              </w:rPr>
+            </w:pPr>
+            <w:r>
+              <w:rPr>
+                <w:color w:val="EE0000"/>
+              </w:rPr>
+              <w:t>Access (L2)</w:t>
+            </w:r>
+          </w:p>
+        </w:tc>
+        <w:tc>
+          <w:tcPr>
+            <w:tcW w:w="2500" w:type="dxa"/>
+          </w:tcPr>
+          <w:p>
+            <w:pPr>
+              <w:rPr>
+                <w:color w:val="EE0000"/>
+              </w:rPr>
+            </w:pPr>
+            <w:r>
+              <w:rPr>
+                <w:color w:val="EE0000"/>
+              </w:rPr>
+              <w:t>VLAN 99 SVI</w:t>
+            </w:r>
+          </w:p>
+        </w:tc>
+        <w:tc>
+          <w:tcPr>
+            <w:tcW w:w="2200" w:type="dxa"/>
+          </w:tcPr>
+          <w:p>
+            <w:pPr>
+              <w:rPr>
+                <w:color w:val="EE0000"/>
+              </w:rPr>
+            </w:pPr>
+            <w:r>
+              <w:rPr>
+                <w:color w:val="EE0000"/>
+              </w:rPr>
+              <w:t>10.1.9.12/24</w:t>
+            </w:r>
+          </w:p>
+        </w:tc>
+      </w:tr>
+      <w:tr>
+        <w:tc>
+          <w:tcPr>
+            <w:tcW w:w="3200" w:type="dxa"/>
+          </w:tcPr>
+          <w:p>
+            <w:r>
+              <w:t>DSW01-SITE02</w:t>
+            </w:r>
+          </w:p>
+        </w:tc>
+        <w:tc>
+          <w:tcPr>
+            <w:tcW w:w="2200" w:type="dxa"/>
+          </w:tcPr>
+          <w:p>
+            <w:r>
+              <w:t>Distribution</w:t>
+            </w:r>
+          </w:p>
+        </w:tc>
+        <w:tc>
+          <w:tcPr>
+            <w:tcW w:w="2500" w:type="dxa"/>
+          </w:tcPr>
+          <w:p>
+            <w:r>
+              <w:t>VLAN 99 SVI</w:t>
+            </w:r>
+          </w:p>
+        </w:tc>
+        <w:tc>
+          <w:tcPr>
+            <w:tcW w:w="2200" w:type="dxa"/>
+          </w:tcPr>
+          <w:p>
+            <w:r>
+              <w:t>10.2.9.2/24</w:t>
+            </w:r>
+          </w:p>
+        </w:tc>
+      </w:tr>
+      <w:tr>
+        <w:tc>
+          <w:tcPr>
+            <w:tcW w:w="3200" w:type="dxa"/>
+          </w:tcPr>
+          <w:p>
+            <w:r>
+              <w:t>DSW02-SITE02</w:t>
+            </w:r>
+          </w:p>
+        </w:tc>
+        <w:tc>
+          <w:tcPr>
+            <w:tcW w:w="2200" w:type="dxa"/>
+          </w:tcPr>
+          <w:p>
+            <w:r>
+              <w:t>Distribution</w:t>
+            </w:r>
+          </w:p>
+        </w:tc>
+        <w:tc>
+          <w:tcPr>
+            <w:tcW w:w="2500" w:type="dxa"/>
+          </w:tcPr>
+          <w:p>
+            <w:r>
+              <w:t>VLAN 99 SVI</w:t>
+            </w:r>
+          </w:p>
+        </w:tc>
+        <w:tc>
+          <w:tcPr>
+            <w:tcW w:w="2200" w:type="dxa"/>
+          </w:tcPr>
+          <w:p>
+            <w:r>
+              <w:t>10.2.9.3/24</w:t>
+            </w:r>
+          </w:p>
+        </w:tc>
+      </w:tr>
+      <w:tr>
+        <w:tc>
+          <w:tcPr>
+            <w:tcW w:w="3200" w:type="dxa"/>
+          </w:tcPr>
+          <w:p/>
+        </w:tc>
+        <w:tc>
+          <w:tcPr>
+            <w:tcW w:w="2200" w:type="dxa"/>
+          </w:tcPr>
+          <w:p/>
+        </w:tc>
+        <w:tc>
+          <w:tcPr>
+            <w:tcW w:w="2500" w:type="dxa"/>
+          </w:tcPr>
+          <w:p>
+            <w:r>
+              <w:t>HSRP VIP (both)</w:t>
+            </w:r>
+          </w:p>
+        </w:tc>
+        <w:tc>
+          <w:tcPr>
+            <w:tcW w:w="2200" w:type="dxa"/>
+          </w:tcPr>
+          <w:p>
+            <w:r>
+              <w:t>10.2.9.1</w:t>
+            </w:r>
+          </w:p>
+        </w:tc>
+      </w:tr>
+      <w:tr>
+        <w:tc>
+          <w:tcPr>
+            <w:tcW w:w="3200" w:type="dxa"/>
+          </w:tcPr>
+          <w:p>
+            <w:r>
+              <w:t>ASW01-SITE02</w:t>
+            </w:r>
+          </w:p>
+        </w:tc>
+        <w:tc>
+          <w:tcPr>
+            <w:tcW w:w="2200" w:type="dxa"/>
+          </w:tcPr>
+          <w:p>
+            <w:r>
+              <w:t>Access (L2)</w:t>
+            </w:r>
+          </w:p>
+        </w:tc>
+        <w:tc>
+          <w:tcPr>
+            <w:tcW w:w="2500" w:type="dxa"/>
+          </w:tcPr>
+          <w:p>
+            <w:r>
+              <w:t>VLAN 99 SVI</w:t>
+            </w:r>
+          </w:p>
+        </w:tc>
+        <w:tc>
+          <w:tcPr>
+            <w:tcW w:w="2200" w:type="dxa"/>
+          </w:tcPr>
+          <w:p>
+            <w:r>
+              <w:t>10.2.9.11/24</w:t>
+            </w:r>
+          </w:p>
+        </w:tc>
+      </w:tr>
+      <w:tr>
+        <w:tc>
+          <w:tcPr>
+            <w:tcW w:w="3200" w:type="dxa"/>
+          </w:tcPr>
+          <w:p>
+            <w:r>
+              <w:t>ASW02-SITE02</w:t>
+            </w:r>
+          </w:p>
+        </w:tc>
+        <w:tc>
+          <w:tcPr>
+            <w:tcW w:w="2200" w:type="dxa"/>
+          </w:tcPr>
+          <w:p>
+            <w:r>
+              <w:t>Access (L2)</w:t>
+            </w:r>
+          </w:p>
+        </w:tc>
+        <w:tc>
+          <w:tcPr>
+            <w:tcW w:w="2500" w:type="dxa"/>
+          </w:tcPr>
+          <w:p>
+            <w:r>
+              <w:t>VLAN 99 SVI</w:t>
+            </w:r>
+          </w:p>
+        </w:tc>
+        <w:tc>
+          <w:tcPr>
+            <w:tcW w:w="2200" w:type="dxa"/>
+          </w:tcPr>
+          <w:p>
+            <w:r>
+              <w:t>10.2.9.12/24</w:t>
+            </w:r>
+          </w:p>
+        </w:tc>
+      </w:tr>
+      <w:tr>
+        <w:tc>
+          <w:tcPr>
+            <w:tcW w:w="3200" w:type="dxa"/>
+          </w:tcPr>
+          <w:p/>
+        </w:tc>
+        <w:tc>
+          <w:tcPr>
+            <w:tcW w:w="2200" w:type="dxa"/>
+          </w:tcPr>
+          <w:p/>
+        </w:tc>
+        <w:tc>
+          <w:tcPr>
+            <w:tcW w:w="2500" w:type="dxa"/>
+          </w:tcPr>
+          <w:p/>
+        </w:tc>
+        <w:tc>
+          <w:tcPr>
+            <w:tcW w:w="2200" w:type="dxa"/>
+          </w:tcPr>
+          <w:p/>
+        </w:tc>
+      </w:tr>
+    </w:tbl>
+    <w:p>
+      <w:pPr>
+        <w:spacing w:before="200"/>
+        <w:rPr>
+          <w:lang w:val="en-US"/>
+        </w:rPr>
+      </w:pPr>
+    </w:p>
+    <w:p>
+      <w:pPr>
+        <w:spacing w:before="200"/>
+        <w:rPr>
+          <w:lang w:val="en-US"/>
+        </w:rPr>
+      </w:pPr>
+      <w:r>
+        <w:rPr>
+          <w:lang w:val="en-US"/>
+        </w:rPr>
+        <w:t>Management VLAN 99 and the loopback block are not advertised as a separate OSPF area; each device advertises its own management interface into whatever area it already participates in (see Section 7.2).</w:t>
+      </w:r>
+    </w:p>
+    <w:p>
+      <w:pPr>
+        <w:pStyle w:val="1"/>
+        <w:rPr>
+          <w:lang w:val="en-US"/>
+        </w:rPr>
+      </w:pPr>
+      <w:r>
+        <w:rPr>
+          <w:lang w:val="en-US"/>
+        </w:rPr>
+        <w:t>14. Management and Monitoring</w:t>
+      </w:r>
+      <w:bookmarkEnd w:id="49"/>
+    </w:p>
+    <w:p>
+      <w:pPr>
+        <w:pStyle w:val="2"/>
+        <w:rPr>
+          <w:lang w:val="en-US"/>
+        </w:rPr>
+      </w:pPr>
+      <w:bookmarkStart w:id="50" w:name="sec_mgmt_tacacs"/>
+      <w:r>
+        <w:rPr>
+          <w:lang w:val="en-US"/>
+        </w:rPr>
+        <w:t>14.1 Device Administration AAA (TACACS+)</w:t>
+      </w:r>
+      <w:bookmarkEnd w:id="50"/>
+    </w:p>
+    <w:p>
+      <w:pPr>
         <w:rPr>
           <w:lang w:val="en-US"/>
         </w:rPr>
@@ -3451,35 +4479,19 @@
     </w:p>
     <w:p>
       <w:pPr>
-        <w:pStyle w:val="1"/>
-        <w:rPr>
-          <w:lang w:val="en-US"/>
-        </w:rPr>
-      </w:pPr>
-      <w:bookmarkStart w:id="49" w:name="sec_mgmt_monitoring"/>
-      <w:r>
-        <w:rPr>
-          <w:lang w:val="en-US"/>
-        </w:rPr>
-        <w:t>14. Management and Monitoring</w:t>
-      </w:r>
-      <w:bookmarkEnd w:id="49"/>
-    </w:p>
-    <w:p>
-      <w:pPr>
         <w:pStyle w:val="2"/>
         <w:rPr>
           <w:lang w:val="en-US"/>
         </w:rPr>
       </w:pPr>
-      <w:bookmarkStart w:id="50" w:name="sec_mgmt_tacacs"/>
-      <w:r>
-        <w:rPr>
-          <w:lang w:val="en-US"/>
-        </w:rPr>
-        <w:t>14.1 Device Administration AAA (TACACS+)</w:t>
-      </w:r>
-      <w:bookmarkEnd w:id="50"/>
+      <w:bookmarkStart w:id="51" w:name="sec_mgmt_ntp"/>
+      <w:r>
+        <w:rPr>
+          <w:lang w:val="en-US"/>
+        </w:rPr>
+        <w:t>14.2 NTP Hierarchy</w:t>
+      </w:r>
+      <w:bookmarkEnd w:id="51"/>
     </w:p>
     <w:p>
       <w:pPr>
@@ -3504,14 +4516,14 @@
           <w:lang w:val="en-US"/>
         </w:rPr>
       </w:pPr>
-      <w:bookmarkStart w:id="51" w:name="sec_mgmt_ntp"/>
-      <w:r>
-        <w:rPr>
-          <w:lang w:val="en-US"/>
-        </w:rPr>
-        <w:t>14.2 NTP Hierarchy</w:t>
-      </w:r>
-      <w:bookmarkEnd w:id="51"/>
+      <w:bookmarkStart w:id="52" w:name="sec_mgmt_syslog"/>
+      <w:r>
+        <w:rPr>
+          <w:lang w:val="en-US"/>
+        </w:rPr>
+        <w:t>14.3 Syslog / SNMP</w:t>
+      </w:r>
+      <w:bookmarkEnd w:id="52"/>
     </w:p>
     <w:p>
       <w:pPr>
@@ -3536,43 +4548,12 @@
           <w:lang w:val="en-US"/>
         </w:rPr>
       </w:pPr>
-      <w:bookmarkStart w:id="52" w:name="sec_mgmt_syslog"/>
-      <w:r>
-        <w:rPr>
-          <w:lang w:val="en-US"/>
-        </w:rPr>
-        <w:t>14.3 Syslog / SNMP</w:t>
-      </w:r>
-      <w:bookmarkEnd w:id="52"/>
-    </w:p>
-    <w:p>
-      <w:pPr>
-        <w:rPr>
-          <w:lang w:val="en-US"/>
-        </w:rPr>
-      </w:pPr>
-      <w:r>
-        <w:rPr>
-          <w:i/>
-          <w:iCs/>
-          <w:color w:val="888888"/>
-          <w:lang w:val="en-US"/>
-        </w:rPr>
-        <w:t>[Content to be added]</w:t>
-      </w:r>
-    </w:p>
-    <w:p>
-      <w:pPr>
-        <w:pStyle w:val="2"/>
-        <w:rPr>
-          <w:lang w:val="en-US"/>
-        </w:rPr>
-      </w:pPr>
       <w:bookmarkStart w:id="53" w:name="sec_mgmt_backup"/>
       <w:r>
         <w:rPr>
           <w:lang w:val="en-US"/>
         </w:rPr>
+        <w:lastRenderedPageBreak/>
         <w:t>14.4 Backup and Configuration Management</w:t>
       </w:r>
       <w:bookmarkEnd w:id="53"/>
@@ -4470,6 +5451,9 @@
   </w:num>
   <w:num w:numId="5" w16cid:durableId="1190752952">
     <w:abstractNumId w:val="0"/>
+  </w:num>
+  <w:num w:numId="6" w16cid:durableId="1332635580">
+    <w:abstractNumId w:val="4"/>
   </w:num>
 </w:numbering>
 </file>
@@ -4955,7 +5939,6 @@
   <w:style w:type="character" w:default="1" w:styleId="a0">
     <w:name w:val="Default Paragraph Font"/>
     <w:uiPriority w:val="1"/>
-    <w:semiHidden/>
     <w:unhideWhenUsed/>
   </w:style>
   <w:style w:type="table" w:default="1" w:styleId="a1">

--- a/CCNP Lab111 - Small Enterprise Network Design/CCNP_Lab111_-_Small_Enterprise_Network_Design_Documentation.docx
+++ b/CCNP Lab111 - Small Enterprise Network Design/CCNP_Lab111_-_Small_Enterprise_Network_Design_Documentation.docx
@@ -157,6 +157,33 @@
           <w:lang w:val="en-US"/>
         </w:rPr>
       </w:pPr>
+    </w:p>
+    <w:p>
+      <w:pPr>
+        <w:rPr>
+          <w:lang w:val="en-US"/>
+        </w:rPr>
+      </w:pPr>
+    </w:p>
+    <w:p>
+      <w:pPr>
+        <w:rPr>
+          <w:lang w:val="en-US"/>
+        </w:rPr>
+      </w:pPr>
+    </w:p>
+    <w:p>
+      <w:pPr>
+        <w:rPr>
+          <w:lang w:val="en-US"/>
+        </w:rPr>
+      </w:pPr>
+      <w:r>
+        <w:rPr>
+          <w:lang w:val="en-US"/>
+        </w:rPr>
+        <w:t>Domain name – lab111.com</w:t>
+      </w:r>
       <w:r>
         <w:rPr>
           <w:lang w:val="en-US"/>
@@ -220,282 +247,41 @@
           <w:lang w:val="en-US"/>
         </w:rPr>
       </w:pPr>
-    </w:p>
-    <w:p>
-      <w:pPr>
-        <w:spacing w:before="200"/>
-        <w:rPr>
-          <w:lang w:val="en-US"/>
-        </w:rPr>
-      </w:pPr>
-    </w:p>
-    <w:p>
-      <w:pPr>
-        <w:spacing w:before="200"/>
-        <w:rPr>
-          <w:lang w:val="en-US"/>
-        </w:rPr>
-      </w:pPr>
-    </w:p>
-    <w:p>
-      <w:pPr>
-        <w:spacing w:before="200"/>
-        <w:rPr>
-          <w:lang w:val="en-US"/>
-        </w:rPr>
-      </w:pPr>
-    </w:p>
-    <w:p>
-      <w:pPr>
-        <w:spacing w:before="200"/>
-        <w:rPr>
-          <w:lang w:val="en-US"/>
-        </w:rPr>
-      </w:pPr>
-    </w:p>
-    <w:p>
-      <w:pPr>
-        <w:spacing w:before="200"/>
-        <w:rPr>
-          <w:lang w:val="en-US"/>
-        </w:rPr>
-      </w:pPr>
-    </w:p>
-    <w:p>
-      <w:pPr>
-        <w:spacing w:before="200"/>
-        <w:rPr>
-          <w:lang w:val="en-US"/>
-        </w:rPr>
-      </w:pPr>
-    </w:p>
-    <w:p>
-      <w:pPr>
-        <w:spacing w:before="200"/>
-        <w:rPr>
-          <w:lang w:val="en-US"/>
-        </w:rPr>
-      </w:pPr>
-    </w:p>
-    <w:p>
-      <w:pPr>
-        <w:spacing w:before="200"/>
-        <w:rPr>
-          <w:lang w:val="en-US"/>
-        </w:rPr>
-      </w:pPr>
-    </w:p>
-    <w:p>
-      <w:pPr>
-        <w:spacing w:before="200"/>
-        <w:rPr>
-          <w:lang w:val="en-US"/>
-        </w:rPr>
-      </w:pPr>
-    </w:p>
-    <w:p>
-      <w:pPr>
-        <w:spacing w:before="200"/>
-        <w:rPr>
-          <w:lang w:val="en-US"/>
-        </w:rPr>
-      </w:pPr>
-    </w:p>
-    <w:p>
-      <w:pPr>
-        <w:spacing w:before="200"/>
-        <w:rPr>
-          <w:lang w:val="en-US"/>
-        </w:rPr>
-      </w:pPr>
-    </w:p>
-    <w:p>
-      <w:pPr>
-        <w:spacing w:before="200"/>
-        <w:rPr>
-          <w:lang w:val="en-US"/>
-        </w:rPr>
-      </w:pPr>
-    </w:p>
-    <w:p>
-      <w:pPr>
-        <w:spacing w:before="200"/>
-        <w:rPr>
-          <w:lang w:val="en-US"/>
-        </w:rPr>
-      </w:pPr>
-    </w:p>
-    <w:p>
-      <w:pPr>
-        <w:spacing w:before="200"/>
-        <w:rPr>
-          <w:lang w:val="en-US"/>
-        </w:rPr>
-      </w:pPr>
-    </w:p>
-    <w:p>
-      <w:pPr>
-        <w:spacing w:before="200"/>
-        <w:rPr>
-          <w:lang w:val="en-US"/>
-        </w:rPr>
-      </w:pPr>
-    </w:p>
-    <w:p>
-      <w:pPr>
-        <w:spacing w:before="200"/>
-        <w:rPr>
-          <w:lang w:val="en-US"/>
-        </w:rPr>
-      </w:pPr>
-    </w:p>
-    <w:p>
-      <w:pPr>
-        <w:spacing w:before="200"/>
-        <w:rPr>
-          <w:lang w:val="en-US"/>
-        </w:rPr>
-      </w:pPr>
-    </w:p>
-    <w:p>
-      <w:pPr>
-        <w:spacing w:before="200"/>
-        <w:rPr>
-          <w:lang w:val="en-US"/>
-        </w:rPr>
-      </w:pPr>
-    </w:p>
-    <w:p>
-      <w:pPr>
-        <w:spacing w:before="200"/>
-        <w:rPr>
-          <w:lang w:val="en-US"/>
-        </w:rPr>
-      </w:pPr>
-    </w:p>
-    <w:p>
-      <w:pPr>
-        <w:spacing w:before="200"/>
-        <w:rPr>
-          <w:lang w:val="en-US"/>
-        </w:rPr>
-      </w:pPr>
-    </w:p>
-    <w:p>
-      <w:pPr>
-        <w:spacing w:before="200"/>
-        <w:rPr>
-          <w:lang w:val="en-US"/>
-        </w:rPr>
-      </w:pPr>
-    </w:p>
-    <w:p>
-      <w:pPr>
-        <w:spacing w:before="200"/>
-        <w:rPr>
-          <w:lang w:val="en-US"/>
-        </w:rPr>
-      </w:pPr>
-    </w:p>
-    <w:p>
-      <w:pPr>
-        <w:spacing w:before="200"/>
-        <w:rPr>
-          <w:lang w:val="en-US"/>
-        </w:rPr>
-      </w:pPr>
-    </w:p>
-    <w:p>
-      <w:pPr>
-        <w:spacing w:before="200"/>
-        <w:rPr>
-          <w:color w:val="00B0F0"/>
-        </w:rPr>
-      </w:pPr>
-      <w:r>
-        <w:rPr>
-          <w:color w:val="00B0F0"/>
-          <w:lang w:val="en-US"/>
-        </w:rPr>
-        <w:lastRenderedPageBreak/>
-        <w:t xml:space="preserve">Assigned Public IP block - </w:t>
-      </w:r>
-      <w:r>
-        <w:rPr>
-          <w:color w:val="00B0F0"/>
-        </w:rPr>
-        <w:t>203.0.113.0/29</w:t>
-      </w:r>
-    </w:p>
-    <w:p>
-      <w:pPr>
-        <w:spacing w:before="200"/>
-        <w:rPr>
-          <w:color w:val="00B0F0"/>
-          <w:lang w:val="en-US"/>
-        </w:rPr>
-      </w:pPr>
-      <w:r>
-        <w:rPr>
-          <w:color w:val="00B0F0"/>
-          <w:lang w:val="en-US"/>
-        </w:rPr>
-        <w:t>ISP BGP ASN 6500</w:t>
-      </w:r>
-    </w:p>
-    <w:p>
-      <w:pPr>
-        <w:spacing w:before="200"/>
-        <w:rPr>
-          <w:color w:val="00B0F0"/>
-          <w:lang w:val="en-US"/>
-        </w:rPr>
-      </w:pPr>
-      <w:r>
-        <w:rPr>
-          <w:color w:val="00B0F0"/>
-          <w:lang w:val="en-US"/>
-        </w:rPr>
-        <w:t>LOCAL BGL ASN 65001</w:t>
-      </w:r>
-    </w:p>
-    <w:p>
-      <w:pPr>
-        <w:spacing w:before="200"/>
-        <w:rPr>
-          <w:color w:val="EE0000"/>
-          <w:lang w:val="en-US"/>
-        </w:rPr>
-      </w:pPr>
-      <w:r>
-        <w:rPr>
-          <w:color w:val="EE0000"/>
-          <w:lang w:val="en-US"/>
-        </w:rPr>
-        <w:t>VLAN – Subnet mapping private network of class A</w:t>
-      </w:r>
-    </w:p>
-    <w:p>
-      <w:pPr>
-        <w:spacing w:before="200"/>
-        <w:rPr>
-          <w:color w:val="EE0000"/>
-          <w:lang w:val="en-US"/>
-        </w:rPr>
-      </w:pPr>
-      <w:r>
-        <w:rPr>
-          <w:color w:val="EE0000"/>
-          <w:lang w:val="en-US"/>
-        </w:rPr>
-        <w:t xml:space="preserve">SITE 01 – </w:t>
-      </w:r>
-      <w:r>
-        <w:rPr>
-          <w:color w:val="EE0000"/>
-          <w:lang w:val="en-US"/>
-        </w:rPr>
-        <w:t>WIRED_SUM = 10.1.0.0/20, WIFI_S</w:t>
+      <w:r>
+        <w:rPr>
+          <w:lang w:val="en-US"/>
+        </w:rPr>
+        <w:t xml:space="preserve">DHCP server configs: </w:t>
+      </w:r>
+    </w:p>
+    <w:p>
+      <w:pPr>
+        <w:spacing w:before="200"/>
+        <w:rPr>
+          <w:lang w:val="en-US"/>
+        </w:rPr>
+      </w:pPr>
+      <w:r>
+        <w:rPr>
+          <w:lang w:val="en-US"/>
+        </w:rPr>
+        <w:t>DHCP server 192.168.0.100, serves for following vlans/subnets</w:t>
+      </w:r>
+    </w:p>
+    <w:p>
+      <w:pPr>
+        <w:spacing w:before="200"/>
+        <w:rPr>
+          <w:color w:val="EE0000"/>
+          <w:lang w:val="en-US"/>
+        </w:rPr>
+      </w:pPr>
+      <w:r>
+        <w:rPr>
+          <w:color w:val="EE0000"/>
+          <w:lang w:val="en-US"/>
+        </w:rPr>
+        <w:t>SITE 01 – WIRED_SUM = 10.1.0.0/20, WIFI_S</w:t>
       </w:r>
       <w:r>
         <w:rPr>
@@ -646,6 +432,846 @@
         <w:rPr>
           <w:color w:val="EE0000"/>
         </w:rPr>
+        <w:t>VLAN 120 (CORP-GUEST-WIFI) – 10.1.8.0/24</w:t>
+      </w:r>
+    </w:p>
+    <w:p>
+      <w:pPr>
+        <w:spacing w:before="200"/>
+        <w:rPr>
+          <w:lang w:val="en-US"/>
+        </w:rPr>
+      </w:pPr>
+      <w:r>
+        <w:rPr>
+          <w:lang w:val="en-US"/>
+        </w:rPr>
+        <w:t>SITE 02 Summary 10.2.0.0/20 – does not exist in CML</w:t>
+      </w:r>
+    </w:p>
+    <w:p>
+      <w:pPr>
+        <w:numPr>
+          <w:ilvl w:val="0"/>
+          <w:numId w:val="3"/>
+        </w:numPr>
+        <w:spacing w:before="200"/>
+      </w:pPr>
+      <w:r>
+        <w:t>VLAN 10 (SALES/MARKETING) – 10.2.0.0/24</w:t>
+      </w:r>
+    </w:p>
+    <w:p>
+      <w:pPr>
+        <w:numPr>
+          <w:ilvl w:val="0"/>
+          <w:numId w:val="3"/>
+        </w:numPr>
+        <w:spacing w:before="200"/>
+      </w:pPr>
+      <w:r>
+        <w:t>VLAN 20 (ENGINEERING/R&amp;D) – 10.2.1.0/24</w:t>
+      </w:r>
+    </w:p>
+    <w:p>
+      <w:pPr>
+        <w:numPr>
+          <w:ilvl w:val="0"/>
+          <w:numId w:val="3"/>
+        </w:numPr>
+        <w:spacing w:before="200"/>
+      </w:pPr>
+      <w:r>
+        <w:t>VLAN 50 (VoIP) – 10.2.2.0/23</w:t>
+      </w:r>
+    </w:p>
+    <w:p>
+      <w:pPr>
+        <w:numPr>
+          <w:ilvl w:val="0"/>
+          <w:numId w:val="3"/>
+        </w:numPr>
+        <w:spacing w:before="200"/>
+      </w:pPr>
+      <w:r>
+        <w:t>VLAN 80 (Access Points) – 10.2.6.0/24</w:t>
+      </w:r>
+    </w:p>
+    <w:p>
+      <w:pPr>
+        <w:numPr>
+          <w:ilvl w:val="0"/>
+          <w:numId w:val="3"/>
+        </w:numPr>
+        <w:spacing w:before="200"/>
+      </w:pPr>
+      <w:r>
+        <w:t>VLAN 99 (MGMT) – 10.2.9.0/24</w:t>
+      </w:r>
+    </w:p>
+    <w:p>
+      <w:pPr>
+        <w:numPr>
+          <w:ilvl w:val="0"/>
+          <w:numId w:val="3"/>
+        </w:numPr>
+        <w:spacing w:before="200"/>
+      </w:pPr>
+      <w:r>
+        <w:t>VLAN 100 (CORP-WIFI-AAA) – 10.2.4.0/23</w:t>
+      </w:r>
+    </w:p>
+    <w:p>
+      <w:pPr>
+        <w:numPr>
+          <w:ilvl w:val="0"/>
+          <w:numId w:val="3"/>
+        </w:numPr>
+        <w:spacing w:before="200"/>
+      </w:pPr>
+      <w:r>
+        <w:t>VLAN 110 (CORP-WIFI-PSK) – 10.2.7.0/24</w:t>
+      </w:r>
+    </w:p>
+    <w:p>
+      <w:pPr>
+        <w:numPr>
+          <w:ilvl w:val="0"/>
+          <w:numId w:val="3"/>
+        </w:numPr>
+        <w:spacing w:before="200"/>
+      </w:pPr>
+      <w:r>
+        <w:t>VLAN 120 (GUEST-WIFI) – 10.2.8.0/24</w:t>
+      </w:r>
+    </w:p>
+    <w:p>
+      <w:pPr>
+        <w:spacing w:before="200"/>
+        <w:rPr>
+          <w:lang w:val="en-US"/>
+        </w:rPr>
+      </w:pPr>
+    </w:p>
+    <w:p>
+      <w:pPr>
+        <w:spacing w:before="200"/>
+        <w:rPr>
+          <w:lang w:val="en-US"/>
+        </w:rPr>
+      </w:pPr>
+    </w:p>
+    <w:p>
+      <w:pPr>
+        <w:spacing w:before="200"/>
+        <w:rPr>
+          <w:lang w:val="en-US"/>
+        </w:rPr>
+      </w:pPr>
+    </w:p>
+    <w:p>
+      <w:pPr>
+        <w:spacing w:before="200"/>
+        <w:rPr>
+          <w:lang w:val="en-US"/>
+        </w:rPr>
+      </w:pPr>
+    </w:p>
+    <w:p>
+      <w:pPr>
+        <w:spacing w:before="200"/>
+        <w:rPr>
+          <w:lang w:val="en-US"/>
+        </w:rPr>
+      </w:pPr>
+    </w:p>
+    <w:p>
+      <w:pPr>
+        <w:spacing w:before="200"/>
+        <w:rPr>
+          <w:lang w:val="en-US"/>
+        </w:rPr>
+      </w:pPr>
+    </w:p>
+    <w:p>
+      <w:pPr>
+        <w:spacing w:before="200"/>
+        <w:rPr>
+          <w:lang w:val="en-US"/>
+        </w:rPr>
+      </w:pPr>
+    </w:p>
+    <w:p>
+      <w:pPr>
+        <w:spacing w:before="200"/>
+        <w:rPr>
+          <w:lang w:val="en-US"/>
+        </w:rPr>
+      </w:pPr>
+    </w:p>
+    <w:p>
+      <w:pPr>
+        <w:spacing w:before="200"/>
+        <w:rPr>
+          <w:lang w:val="en-US"/>
+        </w:rPr>
+      </w:pPr>
+      <w:r>
+        <w:rPr>
+          <w:lang w:val="en-US"/>
+        </w:rPr>
+        <w:t>NAT configs – pool is 203.0.113.1 to 203.0.113.3 for internal to external connections</w:t>
+      </w:r>
+    </w:p>
+    <w:p>
+      <w:pPr>
+        <w:spacing w:before="200"/>
+        <w:rPr>
+          <w:lang w:val="en-US"/>
+        </w:rPr>
+      </w:pPr>
+      <w:r>
+        <w:rPr>
+          <w:lang w:val="en-US"/>
+        </w:rPr>
+        <w:t>Static nat for tcp ports 80 and 443 from internet to the server in dmz</w:t>
+      </w:r>
+    </w:p>
+    <w:p>
+      <w:pPr>
+        <w:spacing w:before="200"/>
+        <w:rPr>
+          <w:lang w:val="en-US"/>
+        </w:rPr>
+      </w:pPr>
+      <w:r>
+        <w:rPr>
+          <w:lang w:val="en-US"/>
+        </w:rPr>
+        <w:t>Public ip is 203.0.113.0</w:t>
+      </w:r>
+      <w:r>
+        <w:rPr>
+          <w:lang w:val="en-US"/>
+        </w:rPr>
+        <w:t xml:space="preserve"> for public server is</w:t>
+      </w:r>
+    </w:p>
+    <w:p>
+      <w:pPr>
+        <w:spacing w:before="200"/>
+        <w:rPr>
+          <w:lang w:val="en-US"/>
+        </w:rPr>
+      </w:pPr>
+    </w:p>
+    <w:p>
+      <w:pPr>
+        <w:spacing w:before="200"/>
+        <w:rPr>
+          <w:lang w:val="en-US"/>
+        </w:rPr>
+      </w:pPr>
+    </w:p>
+    <w:p>
+      <w:pPr>
+        <w:spacing w:before="200"/>
+        <w:rPr>
+          <w:lang w:val="en-US"/>
+        </w:rPr>
+      </w:pPr>
+      <w:r>
+        <w:rPr>
+          <w:lang w:val="en-US"/>
+        </w:rPr>
+        <w:t>NAT Pool ACL</w:t>
+      </w:r>
+      <w:r>
+        <w:rPr>
+          <w:lang w:val="en-US"/>
+        </w:rPr>
+        <w:t xml:space="preserve"> (ASBR)</w:t>
+      </w:r>
+      <w:r>
+        <w:rPr>
+          <w:lang w:val="en-US"/>
+        </w:rPr>
+        <w:t xml:space="preserve"> — Internet Egress Documentation</w:t>
+      </w:r>
+      <w:r>
+        <w:rPr>
+          <w:lang w:val="en-US"/>
+        </w:rPr>
+        <w:t xml:space="preserve"> </w:t>
+      </w:r>
+    </w:p>
+    <w:p>
+      <w:pPr>
+        <w:spacing w:before="200"/>
+        <w:rPr>
+          <w:lang w:val="en-US"/>
+        </w:rPr>
+      </w:pPr>
+      <w:r>
+        <w:rPr>
+          <w:lang w:val="en-US"/>
+        </w:rPr>
+        <w:t>what subnets/vlans get access</w:t>
+      </w:r>
+    </w:p>
+    <w:p>
+      <w:pPr>
+        <w:spacing w:before="200"/>
+        <w:rPr>
+          <w:lang w:val="en-US"/>
+        </w:rPr>
+      </w:pPr>
+      <w:r>
+        <w:rPr>
+          <w:lang w:val="en-US"/>
+        </w:rPr>
+        <w:t xml:space="preserve">and single IP for NMS/SYSLOG </w:t>
+      </w:r>
+      <w:r>
+        <w:rPr>
+          <w:color w:val="EE0000"/>
+          <w:lang w:val="en-US"/>
+        </w:rPr>
+        <w:t xml:space="preserve">(192.168.0.107) </w:t>
+      </w:r>
+    </w:p>
+    <w:p>
+      <w:pPr>
+        <w:spacing w:before="200"/>
+        <w:rPr>
+          <w:color w:val="000000" w:themeColor="text1"/>
+          <w:lang w:val="en-US"/>
+        </w:rPr>
+      </w:pPr>
+      <w:r>
+        <w:rPr>
+          <w:color w:val="000000" w:themeColor="text1"/>
+          <w:lang w:val="en-US"/>
+        </w:rPr>
+        <w:t>SITE 01 – WIRED_SUM = 10.1.0.0/20, WIFI_SUM = is not summarized to route to the WLC</w:t>
+      </w:r>
+    </w:p>
+    <w:p>
+      <w:pPr>
+        <w:numPr>
+          <w:ilvl w:val="0"/>
+          <w:numId w:val="2"/>
+        </w:numPr>
+        <w:spacing w:before="200"/>
+        <w:rPr>
+          <w:color w:val="EE0000"/>
+        </w:rPr>
+      </w:pPr>
+      <w:r>
+        <w:rPr>
+          <w:color w:val="EE0000"/>
+        </w:rPr>
+        <w:t>VLAN 10 (MANAGEMENT) – 10.1.0.0/24</w:t>
+      </w:r>
+    </w:p>
+    <w:p>
+      <w:pPr>
+        <w:numPr>
+          <w:ilvl w:val="0"/>
+          <w:numId w:val="2"/>
+        </w:numPr>
+        <w:spacing w:before="200"/>
+        <w:rPr>
+          <w:color w:val="EE0000"/>
+        </w:rPr>
+      </w:pPr>
+      <w:r>
+        <w:rPr>
+          <w:color w:val="EE0000"/>
+        </w:rPr>
+        <w:t>VLAN 20 (FINANCE/ACCOUNTING) – 10.1.1.0/24</w:t>
+      </w:r>
+    </w:p>
+    <w:p>
+      <w:pPr>
+        <w:numPr>
+          <w:ilvl w:val="0"/>
+          <w:numId w:val="2"/>
+        </w:numPr>
+        <w:spacing w:before="200"/>
+        <w:rPr>
+          <w:color w:val="EE0000"/>
+        </w:rPr>
+      </w:pPr>
+      <w:r>
+        <w:rPr>
+          <w:color w:val="EE0000"/>
+        </w:rPr>
+        <w:t>VLAN 100 (CORP-WIFI-AAA) – 10.1.4.0/23</w:t>
+      </w:r>
+    </w:p>
+    <w:p>
+      <w:pPr>
+        <w:numPr>
+          <w:ilvl w:val="0"/>
+          <w:numId w:val="2"/>
+        </w:numPr>
+        <w:spacing w:before="200"/>
+        <w:rPr>
+          <w:color w:val="EE0000"/>
+        </w:rPr>
+      </w:pPr>
+      <w:r>
+        <w:rPr>
+          <w:color w:val="EE0000"/>
+        </w:rPr>
+        <w:t>VLAN 110 (CORP-WIFI-PSK) – 10.1.7.0/24</w:t>
+      </w:r>
+    </w:p>
+    <w:p>
+      <w:pPr>
+        <w:numPr>
+          <w:ilvl w:val="0"/>
+          <w:numId w:val="2"/>
+        </w:numPr>
+        <w:spacing w:before="200"/>
+        <w:rPr>
+          <w:color w:val="EE0000"/>
+        </w:rPr>
+      </w:pPr>
+      <w:r>
+        <w:rPr>
+          <w:color w:val="EE0000"/>
+        </w:rPr>
+        <w:t>VLAN 120 (CORP-GUEST-WIFI) – 10.1.8.0/24</w:t>
+      </w:r>
+    </w:p>
+    <w:p>
+      <w:pPr>
+        <w:spacing w:before="200"/>
+        <w:rPr>
+          <w:color w:val="000000" w:themeColor="text1"/>
+          <w:lang w:val="en-US"/>
+        </w:rPr>
+      </w:pPr>
+      <w:r>
+        <w:rPr>
+          <w:color w:val="000000" w:themeColor="text1"/>
+          <w:lang w:val="en-US"/>
+        </w:rPr>
+        <w:t>SITE 02 Summary 10.2.0.0/20 – does not exist in CML</w:t>
+      </w:r>
+    </w:p>
+    <w:p>
+      <w:pPr>
+        <w:numPr>
+          <w:ilvl w:val="0"/>
+          <w:numId w:val="3"/>
+        </w:numPr>
+        <w:spacing w:before="200"/>
+        <w:rPr>
+          <w:color w:val="000000" w:themeColor="text1"/>
+        </w:rPr>
+      </w:pPr>
+      <w:r>
+        <w:rPr>
+          <w:color w:val="000000" w:themeColor="text1"/>
+        </w:rPr>
+        <w:t>VLAN 10 (SALES/MARKETING) – 10.2.0.0/24</w:t>
+      </w:r>
+    </w:p>
+    <w:p>
+      <w:pPr>
+        <w:numPr>
+          <w:ilvl w:val="0"/>
+          <w:numId w:val="3"/>
+        </w:numPr>
+        <w:spacing w:before="200"/>
+        <w:rPr>
+          <w:color w:val="000000" w:themeColor="text1"/>
+        </w:rPr>
+      </w:pPr>
+      <w:r>
+        <w:rPr>
+          <w:color w:val="000000" w:themeColor="text1"/>
+        </w:rPr>
+        <w:t>VLAN 20 (ENGINEERING/R&amp;D) – 10.2.1.0/24</w:t>
+      </w:r>
+    </w:p>
+    <w:p>
+      <w:pPr>
+        <w:numPr>
+          <w:ilvl w:val="0"/>
+          <w:numId w:val="3"/>
+        </w:numPr>
+        <w:spacing w:before="200"/>
+        <w:rPr>
+          <w:color w:val="000000" w:themeColor="text1"/>
+        </w:rPr>
+      </w:pPr>
+      <w:r>
+        <w:rPr>
+          <w:color w:val="000000" w:themeColor="text1"/>
+        </w:rPr>
+        <w:t>VLAN 110 (CORP-WIFI-PSK) – 10.2.7.0/24</w:t>
+      </w:r>
+    </w:p>
+    <w:p>
+      <w:pPr>
+        <w:numPr>
+          <w:ilvl w:val="0"/>
+          <w:numId w:val="3"/>
+        </w:numPr>
+        <w:spacing w:before="200"/>
+        <w:rPr>
+          <w:color w:val="000000" w:themeColor="text1"/>
+        </w:rPr>
+      </w:pPr>
+      <w:r>
+        <w:rPr>
+          <w:color w:val="000000" w:themeColor="text1"/>
+        </w:rPr>
+        <w:t>VLAN 120 (GUEST-WIFI) – 10.2.8.0/24</w:t>
+      </w:r>
+    </w:p>
+    <w:p>
+      <w:pPr>
+        <w:spacing w:before="200"/>
+        <w:rPr>
+          <w:lang w:val="en-US"/>
+        </w:rPr>
+      </w:pPr>
+    </w:p>
+    <w:p>
+      <w:pPr>
+        <w:spacing w:before="200"/>
+        <w:rPr>
+          <w:lang w:val="en-US"/>
+        </w:rPr>
+      </w:pPr>
+    </w:p>
+    <w:p>
+      <w:pPr>
+        <w:spacing w:before="200"/>
+        <w:rPr>
+          <w:lang w:val="en-US"/>
+        </w:rPr>
+      </w:pPr>
+    </w:p>
+    <w:p>
+      <w:pPr>
+        <w:spacing w:before="200"/>
+        <w:rPr>
+          <w:lang w:val="en-US"/>
+        </w:rPr>
+      </w:pPr>
+    </w:p>
+    <w:p>
+      <w:pPr>
+        <w:spacing w:before="200"/>
+        <w:rPr>
+          <w:lang w:val="en-US"/>
+        </w:rPr>
+      </w:pPr>
+    </w:p>
+    <w:p>
+      <w:pPr>
+        <w:spacing w:before="200"/>
+        <w:rPr>
+          <w:lang w:val="en-US"/>
+        </w:rPr>
+      </w:pPr>
+    </w:p>
+    <w:p>
+      <w:pPr>
+        <w:spacing w:before="200"/>
+        <w:rPr>
+          <w:lang w:val="en-US"/>
+        </w:rPr>
+      </w:pPr>
+    </w:p>
+    <w:p>
+      <w:pPr>
+        <w:spacing w:before="200"/>
+        <w:rPr>
+          <w:lang w:val="en-US"/>
+        </w:rPr>
+      </w:pPr>
+    </w:p>
+    <w:p>
+      <w:pPr>
+        <w:spacing w:before="200"/>
+        <w:rPr>
+          <w:lang w:val="en-US"/>
+        </w:rPr>
+      </w:pPr>
+    </w:p>
+    <w:p>
+      <w:pPr>
+        <w:spacing w:before="200"/>
+        <w:rPr>
+          <w:lang w:val="en-US"/>
+        </w:rPr>
+      </w:pPr>
+    </w:p>
+    <w:p>
+      <w:pPr>
+        <w:spacing w:before="200"/>
+        <w:rPr>
+          <w:lang w:val="en-US"/>
+        </w:rPr>
+      </w:pPr>
+    </w:p>
+    <w:p>
+      <w:pPr>
+        <w:spacing w:before="200"/>
+        <w:rPr>
+          <w:lang w:val="en-US"/>
+        </w:rPr>
+      </w:pPr>
+    </w:p>
+    <w:p>
+      <w:pPr>
+        <w:spacing w:before="200"/>
+        <w:rPr>
+          <w:color w:val="00B0F0"/>
+          <w:lang w:val="en-US"/>
+        </w:rPr>
+      </w:pPr>
+      <w:r>
+        <w:rPr>
+          <w:color w:val="00B0F0"/>
+          <w:lang w:val="en-US"/>
+        </w:rPr>
+        <w:t xml:space="preserve">Assigned Public IP block - </w:t>
+      </w:r>
+      <w:r>
+        <w:rPr>
+          <w:color w:val="00B0F0"/>
+          <w:lang w:val="en-US"/>
+        </w:rPr>
+        <w:t>203.0.113.0/29</w:t>
+      </w:r>
+    </w:p>
+    <w:p>
+      <w:pPr>
+        <w:spacing w:before="200"/>
+        <w:rPr>
+          <w:color w:val="00B0F0"/>
+          <w:lang w:val="en-US"/>
+        </w:rPr>
+      </w:pPr>
+      <w:r>
+        <w:rPr>
+          <w:color w:val="00B0F0"/>
+          <w:lang w:val="en-US"/>
+        </w:rPr>
+        <w:t>ISP BGP ASN 6500</w:t>
+      </w:r>
+    </w:p>
+    <w:p>
+      <w:pPr>
+        <w:spacing w:before="200"/>
+        <w:rPr>
+          <w:color w:val="00B0F0"/>
+          <w:lang w:val="en-US"/>
+        </w:rPr>
+      </w:pPr>
+      <w:r>
+        <w:rPr>
+          <w:color w:val="00B0F0"/>
+          <w:lang w:val="en-US"/>
+        </w:rPr>
+        <w:t>LOCAL BGL ASN 65001</w:t>
+      </w:r>
+    </w:p>
+    <w:p>
+      <w:pPr>
+        <w:spacing w:before="200"/>
+        <w:rPr>
+          <w:color w:val="EE0000"/>
+          <w:lang w:val="en-US"/>
+        </w:rPr>
+      </w:pPr>
+      <w:r>
+        <w:rPr>
+          <w:color w:val="EE0000"/>
+          <w:lang w:val="en-US"/>
+        </w:rPr>
+        <w:t>VLAN – Subnet mapping private network of class A</w:t>
+      </w:r>
+    </w:p>
+    <w:p>
+      <w:pPr>
+        <w:spacing w:before="200"/>
+        <w:rPr>
+          <w:color w:val="EE0000"/>
+          <w:lang w:val="en-US"/>
+        </w:rPr>
+      </w:pPr>
+      <w:r>
+        <w:rPr>
+          <w:color w:val="EE0000"/>
+          <w:lang w:val="en-US"/>
+        </w:rPr>
+        <w:t xml:space="preserve">SITE 01 – </w:t>
+      </w:r>
+      <w:r>
+        <w:rPr>
+          <w:color w:val="EE0000"/>
+          <w:lang w:val="en-US"/>
+        </w:rPr>
+        <w:t>WIRED_SUM = 10.1.0.0/20, WIFI_S</w:t>
+      </w:r>
+      <w:r>
+        <w:rPr>
+          <w:color w:val="EE0000"/>
+          <w:lang w:val="en-US"/>
+        </w:rPr>
+        <w:t>UM = is not summarized to route to the WLC</w:t>
+      </w:r>
+    </w:p>
+    <w:p>
+      <w:pPr>
+        <w:numPr>
+          <w:ilvl w:val="0"/>
+          <w:numId w:val="2"/>
+        </w:numPr>
+        <w:spacing w:before="200"/>
+        <w:rPr>
+          <w:color w:val="EE0000"/>
+        </w:rPr>
+      </w:pPr>
+      <w:r>
+        <w:rPr>
+          <w:color w:val="EE0000"/>
+        </w:rPr>
+        <w:t>VLAN 10 (MANAGEMENT) – 10.1.0.0/24</w:t>
+      </w:r>
+    </w:p>
+    <w:p>
+      <w:pPr>
+        <w:numPr>
+          <w:ilvl w:val="0"/>
+          <w:numId w:val="2"/>
+        </w:numPr>
+        <w:spacing w:before="200"/>
+        <w:rPr>
+          <w:color w:val="EE0000"/>
+        </w:rPr>
+      </w:pPr>
+      <w:r>
+        <w:rPr>
+          <w:color w:val="EE0000"/>
+        </w:rPr>
+        <w:t>VLAN 20 (FINANCE/ACCOUNTING) – 10.1.1.0/24</w:t>
+      </w:r>
+    </w:p>
+    <w:p>
+      <w:pPr>
+        <w:numPr>
+          <w:ilvl w:val="0"/>
+          <w:numId w:val="2"/>
+        </w:numPr>
+        <w:spacing w:before="200"/>
+        <w:rPr>
+          <w:color w:val="EE0000"/>
+        </w:rPr>
+      </w:pPr>
+      <w:r>
+        <w:rPr>
+          <w:color w:val="EE0000"/>
+        </w:rPr>
+        <w:t>VLAN 50 (VoIP) – 10.1.2.0/23</w:t>
+      </w:r>
+    </w:p>
+    <w:p>
+      <w:pPr>
+        <w:numPr>
+          <w:ilvl w:val="0"/>
+          <w:numId w:val="2"/>
+        </w:numPr>
+        <w:spacing w:before="200"/>
+        <w:rPr>
+          <w:color w:val="EE0000"/>
+        </w:rPr>
+      </w:pPr>
+      <w:r>
+        <w:rPr>
+          <w:color w:val="EE0000"/>
+        </w:rPr>
+        <w:t>VLAN 80 (Access Points) – 10.1.6.0/24</w:t>
+      </w:r>
+    </w:p>
+    <w:p>
+      <w:pPr>
+        <w:numPr>
+          <w:ilvl w:val="0"/>
+          <w:numId w:val="2"/>
+        </w:numPr>
+        <w:spacing w:before="200"/>
+        <w:rPr>
+          <w:color w:val="EE0000"/>
+        </w:rPr>
+      </w:pPr>
+      <w:r>
+        <w:rPr>
+          <w:color w:val="EE0000"/>
+        </w:rPr>
+        <w:t>VLAN 99 (MGMT) – 10.1.9.0/24</w:t>
+      </w:r>
+    </w:p>
+    <w:p>
+      <w:pPr>
+        <w:numPr>
+          <w:ilvl w:val="0"/>
+          <w:numId w:val="2"/>
+        </w:numPr>
+        <w:spacing w:before="200"/>
+        <w:rPr>
+          <w:color w:val="EE0000"/>
+        </w:rPr>
+      </w:pPr>
+      <w:r>
+        <w:rPr>
+          <w:color w:val="EE0000"/>
+        </w:rPr>
+        <w:t>VLAN 100 (CORP-WIFI-AAA) – 10.1.4.0/23</w:t>
+      </w:r>
+    </w:p>
+    <w:p>
+      <w:pPr>
+        <w:numPr>
+          <w:ilvl w:val="0"/>
+          <w:numId w:val="2"/>
+        </w:numPr>
+        <w:spacing w:before="200"/>
+        <w:rPr>
+          <w:color w:val="EE0000"/>
+        </w:rPr>
+      </w:pPr>
+      <w:r>
+        <w:rPr>
+          <w:color w:val="EE0000"/>
+        </w:rPr>
+        <w:t>VLAN 110 (CORP-WIFI-PSK) – 10.1.7.0/24</w:t>
+      </w:r>
+    </w:p>
+    <w:p>
+      <w:pPr>
+        <w:numPr>
+          <w:ilvl w:val="0"/>
+          <w:numId w:val="2"/>
+        </w:numPr>
+        <w:spacing w:before="200"/>
+        <w:rPr>
+          <w:color w:val="EE0000"/>
+        </w:rPr>
+      </w:pPr>
+      <w:r>
+        <w:rPr>
+          <w:color w:val="EE0000"/>
+        </w:rPr>
         <w:t>VLAN 120 (</w:t>
       </w:r>
       <w:r>
@@ -848,6 +1474,7 @@
         <w:rPr>
           <w:color w:val="EE0000"/>
         </w:rPr>
+        <w:lastRenderedPageBreak/>
         <w:t>1</w:t>
       </w:r>
       <w:r>
@@ -991,7 +1618,6 @@
           <w:color w:val="EE0000"/>
           <w:lang w:val="en-US"/>
         </w:rPr>
-        <w:lastRenderedPageBreak/>
         <w:t>Core → Distribution (full mesh, both sites)</w:t>
       </w:r>
       <w:r>
@@ -1230,14 +1856,488 @@
           <w:lang w:val="en-US"/>
         </w:rPr>
       </w:pPr>
-    </w:p>
-    <w:p>
-      <w:pPr>
-        <w:spacing w:before="200"/>
-        <w:rPr>
-          <w:lang w:val="en-US"/>
-        </w:rPr>
-      </w:pPr>
+      <w:r>
+        <w:rPr>
+          <w:lang w:val="en-US"/>
+        </w:rPr>
+        <w:t>Ntp</w:t>
+      </w:r>
+    </w:p>
+    <w:p>
+      <w:pPr>
+        <w:spacing w:before="200"/>
+        <w:rPr>
+          <w:lang w:val="en-US"/>
+        </w:rPr>
+      </w:pPr>
+      <w:r>
+        <w:rPr>
+          <w:lang w:val="en-US"/>
+        </w:rPr>
+        <w:t>en</w:t>
+      </w:r>
+    </w:p>
+    <w:p>
+      <w:pPr>
+        <w:spacing w:before="200"/>
+        <w:rPr>
+          <w:lang w:val="en-US"/>
+        </w:rPr>
+      </w:pPr>
+      <w:r>
+        <w:rPr>
+          <w:lang w:val="en-US"/>
+        </w:rPr>
+        <w:lastRenderedPageBreak/>
+        <w:t>conf t</w:t>
+      </w:r>
+    </w:p>
+    <w:p>
+      <w:pPr>
+        <w:spacing w:before="200"/>
+        <w:rPr>
+          <w:lang w:val="en-US"/>
+        </w:rPr>
+      </w:pPr>
+      <w:r>
+        <w:rPr>
+          <w:lang w:val="en-US"/>
+        </w:rPr>
+        <w:t>clock timezone gmt+5 +5</w:t>
+      </w:r>
+    </w:p>
+    <w:p>
+      <w:pPr>
+        <w:spacing w:before="200"/>
+        <w:rPr>
+          <w:lang w:val="en-US"/>
+        </w:rPr>
+      </w:pPr>
+      <w:r>
+        <w:rPr>
+          <w:lang w:val="en-US"/>
+        </w:rPr>
+        <w:t>ntp server 192.168.0.100 prefer</w:t>
+      </w:r>
+    </w:p>
+    <w:p>
+      <w:pPr>
+        <w:spacing w:before="200"/>
+        <w:rPr>
+          <w:lang w:val="en-US"/>
+        </w:rPr>
+      </w:pPr>
+      <w:r>
+        <w:rPr>
+          <w:lang w:val="en-US"/>
+        </w:rPr>
+        <w:t>ntp source loopback0</w:t>
+      </w:r>
+    </w:p>
+    <w:p>
+      <w:pPr>
+        <w:spacing w:before="200"/>
+        <w:rPr>
+          <w:lang w:val="en-US"/>
+        </w:rPr>
+      </w:pPr>
+      <w:r>
+        <w:rPr>
+          <w:lang w:val="en-US"/>
+        </w:rPr>
+        <w:t>end</w:t>
+      </w:r>
+    </w:p>
+    <w:p>
+      <w:pPr>
+        <w:spacing w:before="200"/>
+        <w:rPr>
+          <w:lang w:val="en-US"/>
+        </w:rPr>
+      </w:pPr>
+      <w:r>
+        <w:rPr>
+          <w:lang w:val="en-US"/>
+        </w:rPr>
+        <w:t>write</w:t>
+      </w:r>
+    </w:p>
+    <w:p>
+      <w:pPr>
+        <w:spacing w:before="200"/>
+        <w:rPr>
+          <w:lang w:val="en-US"/>
+        </w:rPr>
+      </w:pPr>
+    </w:p>
+    <w:p>
+      <w:pPr>
+        <w:spacing w:before="200"/>
+        <w:rPr>
+          <w:lang w:val="en-US"/>
+        </w:rPr>
+      </w:pPr>
+      <w:r>
+        <w:rPr>
+          <w:lang w:val="en-US"/>
+        </w:rPr>
+        <w:t>using chrony –</w:t>
+      </w:r>
+    </w:p>
+    <w:p>
+      <w:pPr>
+        <w:spacing w:before="200"/>
+        <w:rPr>
+          <w:lang w:val="en-US"/>
+        </w:rPr>
+      </w:pPr>
+    </w:p>
+    <w:p>
+      <w:pPr>
+        <w:spacing w:before="200"/>
+        <w:rPr>
+          <w:lang w:val="en-US"/>
+        </w:rPr>
+      </w:pPr>
+      <w:r>
+        <w:rPr>
+          <w:lang w:val="en-US"/>
+        </w:rPr>
+        <w:t>DNS</w:t>
+      </w:r>
+    </w:p>
+    <w:p>
+      <w:pPr>
+        <w:spacing w:before="200"/>
+        <w:rPr>
+          <w:lang w:val="en-US"/>
+        </w:rPr>
+      </w:pPr>
+      <w:r>
+        <w:rPr>
+          <w:lang w:val="en-US"/>
+        </w:rPr>
+        <w:t>Good, that clarifies things, comrade — yes, your instinct is basically right, with one nuance for L2 switches.</w:t>
+      </w:r>
+    </w:p>
+    <w:p>
+      <w:pPr>
+        <w:spacing w:before="200"/>
+        <w:rPr>
+          <w:lang w:val="en-US"/>
+        </w:rPr>
+      </w:pPr>
+      <w:r>
+        <w:rPr>
+          <w:b/>
+          <w:bCs/>
+          <w:lang w:val="en-US"/>
+        </w:rPr>
+        <w:t>Network devices (L3: routers, core, distribution, firewall, SRVRM-SW1)</w:t>
+      </w:r>
+      <w:r>
+        <w:rPr>
+          <w:lang w:val="en-US"/>
+        </w:rPr>
+        <w:t xml:space="preserve"> — use their </w:t>
+      </w:r>
+      <w:r>
+        <w:rPr>
+          <w:b/>
+          <w:bCs/>
+          <w:lang w:val="en-US"/>
+        </w:rPr>
+        <w:t>Loopback0 management IPs</w:t>
+      </w:r>
+      <w:r>
+        <w:rPr>
+          <w:lang w:val="en-US"/>
+        </w:rPr>
+        <w:t xml:space="preserve"> (10.0.5.x/32), since that's their designated management interface and the stable, always-reachable address regardless of physical link state. That's exactly what it's there for.</w:t>
+      </w:r>
+    </w:p>
+    <w:p>
+      <w:pPr>
+        <w:spacing w:before="200"/>
+        <w:rPr>
+          <w:lang w:val="en-US"/>
+        </w:rPr>
+      </w:pPr>
+      <w:r>
+        <w:rPr>
+          <w:lang w:val="en-US"/>
+        </w:rPr>
+        <w:t>wan-r1          IN  A   10.0.5.1</w:t>
+      </w:r>
+    </w:p>
+    <w:p>
+      <w:pPr>
+        <w:spacing w:before="200"/>
+        <w:rPr>
+          <w:lang w:val="en-US"/>
+        </w:rPr>
+      </w:pPr>
+      <w:r>
+        <w:rPr>
+          <w:lang w:val="en-US"/>
+        </w:rPr>
+        <w:t>fw              IN  A   10.0.5.2</w:t>
+      </w:r>
+    </w:p>
+    <w:p>
+      <w:pPr>
+        <w:spacing w:before="200"/>
+        <w:rPr>
+          <w:lang w:val="en-US"/>
+        </w:rPr>
+      </w:pPr>
+      <w:r>
+        <w:rPr>
+          <w:lang w:val="en-US"/>
+        </w:rPr>
+        <w:t>core-r1         IN  A   10.0.5.3</w:t>
+      </w:r>
+    </w:p>
+    <w:p>
+      <w:pPr>
+        <w:spacing w:before="200"/>
+        <w:rPr>
+          <w:lang w:val="en-US"/>
+        </w:rPr>
+      </w:pPr>
+      <w:r>
+        <w:rPr>
+          <w:lang w:val="en-US"/>
+        </w:rPr>
+        <w:t>core-r2         IN  A   10.0.5.4</w:t>
+      </w:r>
+    </w:p>
+    <w:p>
+      <w:pPr>
+        <w:spacing w:before="200"/>
+        <w:rPr>
+          <w:lang w:val="en-US"/>
+        </w:rPr>
+      </w:pPr>
+      <w:r>
+        <w:rPr>
+          <w:lang w:val="en-US"/>
+        </w:rPr>
+        <w:t>srvrm-sw1       IN  A   10.0.5.5</w:t>
+      </w:r>
+    </w:p>
+    <w:p>
+      <w:pPr>
+        <w:spacing w:before="200"/>
+        <w:rPr>
+          <w:lang w:val="en-US"/>
+        </w:rPr>
+      </w:pPr>
+      <w:r>
+        <w:rPr>
+          <w:lang w:val="en-US"/>
+        </w:rPr>
+        <w:t>dsw01-site01    IN  A   10.0.5.11</w:t>
+      </w:r>
+    </w:p>
+    <w:p>
+      <w:pPr>
+        <w:spacing w:before="200"/>
+        <w:rPr>
+          <w:lang w:val="en-US"/>
+        </w:rPr>
+      </w:pPr>
+      <w:r>
+        <w:rPr>
+          <w:lang w:val="en-US"/>
+        </w:rPr>
+        <w:t>dsw02-site01    IN  A   10.0.5.12</w:t>
+      </w:r>
+    </w:p>
+    <w:p>
+      <w:pPr>
+        <w:spacing w:before="200"/>
+        <w:rPr>
+          <w:lang w:val="en-US"/>
+        </w:rPr>
+      </w:pPr>
+      <w:r>
+        <w:rPr>
+          <w:b/>
+          <w:bCs/>
+          <w:lang w:val="en-US"/>
+        </w:rPr>
+        <w:t>Pure L2 access switches (ASW)</w:t>
+      </w:r>
+      <w:r>
+        <w:rPr>
+          <w:lang w:val="en-US"/>
+        </w:rPr>
+        <w:t xml:space="preserve"> — no loopback available, so use their </w:t>
+      </w:r>
+      <w:r>
+        <w:rPr>
+          <w:b/>
+          <w:bCs/>
+          <w:lang w:val="en-US"/>
+        </w:rPr>
+        <w:t>VLAN 99 SVI address</w:t>
+      </w:r>
+      <w:r>
+        <w:rPr>
+          <w:lang w:val="en-US"/>
+        </w:rPr>
+        <w:t xml:space="preserve"> instead:</w:t>
+      </w:r>
+    </w:p>
+    <w:p>
+      <w:pPr>
+        <w:spacing w:before="200"/>
+        <w:rPr>
+          <w:lang w:val="en-US"/>
+        </w:rPr>
+      </w:pPr>
+      <w:r>
+        <w:rPr>
+          <w:lang w:val="en-US"/>
+        </w:rPr>
+        <w:t>asw01-site01    IN  A   10.1.9.11</w:t>
+      </w:r>
+    </w:p>
+    <w:p>
+      <w:pPr>
+        <w:spacing w:before="200"/>
+        <w:rPr>
+          <w:lang w:val="en-US"/>
+        </w:rPr>
+      </w:pPr>
+      <w:r>
+        <w:rPr>
+          <w:lang w:val="en-US"/>
+        </w:rPr>
+        <w:t>asw02-site01    IN  A   10.1.9.12</w:t>
+      </w:r>
+    </w:p>
+    <w:p>
+      <w:pPr>
+        <w:spacing w:before="200"/>
+        <w:rPr>
+          <w:lang w:val="en-US"/>
+        </w:rPr>
+      </w:pPr>
+      <w:r>
+        <w:rPr>
+          <w:b/>
+          <w:bCs/>
+          <w:lang w:val="en-US"/>
+        </w:rPr>
+        <w:t>Servers</w:t>
+      </w:r>
+      <w:r>
+        <w:rPr>
+          <w:lang w:val="en-US"/>
+        </w:rPr>
+        <w:t xml:space="preserve"> — yes, just their normal/common assigned IP, since they typically have one relevant address anyway:</w:t>
+      </w:r>
+    </w:p>
+    <w:p>
+      <w:pPr>
+        <w:spacing w:before="200"/>
+        <w:rPr>
+          <w:lang w:val="en-US"/>
+        </w:rPr>
+      </w:pPr>
+      <w:r>
+        <w:rPr>
+          <w:lang w:val="en-US"/>
+        </w:rPr>
+        <w:t>dns-dhcp-ntp    IN  A   192.168.0.100</w:t>
+      </w:r>
+    </w:p>
+    <w:p>
+      <w:pPr>
+        <w:spacing w:before="200"/>
+        <w:rPr>
+          <w:lang w:val="en-US"/>
+        </w:rPr>
+      </w:pPr>
+      <w:r>
+        <w:rPr>
+          <w:lang w:val="en-US"/>
+        </w:rPr>
+        <w:t>pub-srv         IN  A   10.0.1.100</w:t>
+      </w:r>
+    </w:p>
+    <w:p>
+      <w:pPr>
+        <w:spacing w:before="200"/>
+        <w:rPr>
+          <w:lang w:val="en-US"/>
+        </w:rPr>
+      </w:pPr>
+      <w:r>
+        <w:rPr>
+          <w:lang w:val="en-US"/>
+        </w:rPr>
+        <w:lastRenderedPageBreak/>
+        <w:t>wlc             IN  A   10.0.2.100</w:t>
+      </w:r>
+    </w:p>
+    <w:p>
+      <w:pPr>
+        <w:spacing w:before="200"/>
+        <w:rPr>
+          <w:lang w:val="en-US"/>
+        </w:rPr>
+      </w:pPr>
+      <w:r>
+        <w:rPr>
+          <w:lang w:val="en-US"/>
+        </w:rPr>
+        <w:t>ldap-aaa        IN  A   192.168.0.101</w:t>
+      </w:r>
+    </w:p>
+    <w:p>
+      <w:pPr>
+        <w:spacing w:before="200"/>
+        <w:rPr>
+          <w:lang w:val="en-US"/>
+        </w:rPr>
+      </w:pPr>
+      <w:r>
+        <w:rPr>
+          <w:lang w:val="en-US"/>
+        </w:rPr>
+        <w:t>pki-srv         IN  A   192.168.0.102</w:t>
+      </w:r>
+    </w:p>
+    <w:p>
+      <w:pPr>
+        <w:spacing w:before="200"/>
+        <w:rPr>
+          <w:lang w:val="en-US"/>
+        </w:rPr>
+      </w:pPr>
+      <w:r>
+        <w:rPr>
+          <w:lang w:val="en-US"/>
+        </w:rPr>
+        <w:t xml:space="preserve">So the rule of thumb: </w:t>
+      </w:r>
+      <w:r>
+        <w:rPr>
+          <w:b/>
+          <w:bCs/>
+          <w:lang w:val="en-US"/>
+        </w:rPr>
+        <w:t>loopback if it has one, VLAN 99 SVI if it's L2-only, plain assigned IP for servers.</w:t>
+      </w:r>
+      <w:r>
+        <w:rPr>
+          <w:lang w:val="en-US"/>
+        </w:rPr>
+        <w:t xml:space="preserve"> That matches the "always use the stable management-plane address" philosophy your doc already establishes for the loopback block.</w:t>
+      </w:r>
     </w:p>
     <w:p>
       <w:pPr>
@@ -2954,6 +4054,82 @@
         <w:t>13. Out-of-Band Management</w:t>
       </w:r>
       <w:bookmarkEnd w:id="48"/>
+      <w:r>
+        <w:rPr>
+          <w:lang w:val="en-US"/>
+        </w:rPr>
+        <w:t xml:space="preserve"> and Servers Ips</w:t>
+      </w:r>
+    </w:p>
+    <w:p>
+      <w:pPr>
+        <w:pStyle w:val="1"/>
+        <w:rPr>
+          <w:lang w:val="en-US"/>
+        </w:rPr>
+      </w:pPr>
+      <w:r>
+        <w:rPr>
+          <w:lang w:val="en-US"/>
+        </w:rPr>
+        <w:t>DNS/DHCP/NTP – 192.168.0.100</w:t>
+      </w:r>
+    </w:p>
+    <w:p>
+      <w:pPr>
+        <w:pStyle w:val="1"/>
+        <w:rPr>
+          <w:lang w:val="en-US"/>
+        </w:rPr>
+      </w:pPr>
+      <w:r>
+        <w:rPr>
+          <w:lang w:val="en-US"/>
+        </w:rPr>
+        <w:t>PUBLIC_SRV – 10.0.1.100</w:t>
+      </w:r>
+    </w:p>
+    <w:p>
+      <w:pPr>
+        <w:pStyle w:val="1"/>
+        <w:rPr>
+          <w:lang w:val="en-US"/>
+        </w:rPr>
+      </w:pPr>
+      <w:r>
+        <w:rPr>
+          <w:lang w:val="en-US"/>
+        </w:rPr>
+        <w:t>WLC – 10.0.2.100</w:t>
+      </w:r>
+    </w:p>
+    <w:p>
+      <w:pPr>
+        <w:pStyle w:val="1"/>
+        <w:rPr>
+          <w:lang w:val="en-US"/>
+        </w:rPr>
+      </w:pPr>
+      <w:r>
+        <w:rPr>
+          <w:lang w:val="en-US"/>
+        </w:rPr>
+        <w:t>LDAP/AAA – 192.168.0.101 – yet to add</w:t>
+      </w:r>
+    </w:p>
+    <w:p>
+      <w:pPr>
+        <w:pStyle w:val="1"/>
+        <w:rPr>
+          <w:lang w:val="en-US"/>
+        </w:rPr>
+      </w:pPr>
+      <w:r>
+        <w:rPr>
+          <w:lang w:val="en-US"/>
+        </w:rPr>
+        <w:t>PKI_SRV – 192.168.0.102 – yet to add</w:t>
+      </w:r>
     </w:p>
     <w:p>
       <w:pPr>
@@ -4441,6 +5617,7 @@
         <w:rPr>
           <w:lang w:val="en-US"/>
         </w:rPr>
+        <w:lastRenderedPageBreak/>
         <w:t>14. Management and Monitoring</w:t>
       </w:r>
       <w:bookmarkEnd w:id="49"/>
@@ -4553,7 +5730,6 @@
         <w:rPr>
           <w:lang w:val="en-US"/>
         </w:rPr>
-        <w:lastRenderedPageBreak/>
         <w:t>14.4 Backup and Configuration Management</w:t>
       </w:r>
       <w:bookmarkEnd w:id="53"/>

--- a/CCNP Lab111 - Small Enterprise Network Design/CCNP_Lab111_-_Small_Enterprise_Network_Design_Documentation.docx
+++ b/CCNP Lab111 - Small Enterprise Network Design/CCNP_Lab111_-_Small_Enterprise_Network_Design_Documentation.docx
@@ -265,7 +265,21 @@
         <w:rPr>
           <w:lang w:val="en-US"/>
         </w:rPr>
-        <w:t>DHCP server 192.168.0.100, serves for following vlans/subnets</w:t>
+        <w:t xml:space="preserve">DHCP server 192.168.0.100, serves for following </w:t>
+      </w:r>
+      <w:proofErr w:type="spellStart"/>
+      <w:r>
+        <w:rPr>
+          <w:lang w:val="en-US"/>
+        </w:rPr>
+        <w:t>vlans</w:t>
+      </w:r>
+      <w:proofErr w:type="spellEnd"/>
+      <w:r>
+        <w:rPr>
+          <w:lang w:val="en-US"/>
+        </w:rPr>
+        <w:t>/subnets</w:t>
       </w:r>
     </w:p>
     <w:p>
@@ -360,7 +374,21 @@
         <w:rPr>
           <w:color w:val="EE0000"/>
         </w:rPr>
-        <w:t>VLAN 80 (Access Points) – 10.1.6.0/24</w:t>
+        <w:t xml:space="preserve">VLAN 80 (Access </w:t>
+      </w:r>
+      <w:proofErr w:type="spellStart"/>
+      <w:r>
+        <w:rPr>
+          <w:color w:val="EE0000"/>
+        </w:rPr>
+        <w:t>Points</w:t>
+      </w:r>
+      <w:proofErr w:type="spellEnd"/>
+      <w:r>
+        <w:rPr>
+          <w:color w:val="EE0000"/>
+        </w:rPr>
+        <w:t>) – 10.1.6.0/24</w:t>
       </w:r>
     </w:p>
     <w:p>
@@ -494,7 +522,15 @@
         <w:spacing w:before="200"/>
       </w:pPr>
       <w:r>
-        <w:t>VLAN 80 (Access Points) – 10.2.6.0/24</w:t>
+        <w:t xml:space="preserve">VLAN 80 (Access </w:t>
+      </w:r>
+      <w:proofErr w:type="spellStart"/>
+      <w:r>
+        <w:t>Points</w:t>
+      </w:r>
+      <w:proofErr w:type="spellEnd"/>
+      <w:r>
+        <w:t>) – 10.2.6.0/24</w:t>
       </w:r>
     </w:p>
     <w:p>
@@ -634,21 +670,71 @@
         <w:rPr>
           <w:lang w:val="en-US"/>
         </w:rPr>
-        <w:t>Static nat for tcp ports 80 and 443 from internet to the server in dmz</w:t>
-      </w:r>
-    </w:p>
-    <w:p>
-      <w:pPr>
-        <w:spacing w:before="200"/>
-        <w:rPr>
-          <w:lang w:val="en-US"/>
-        </w:rPr>
-      </w:pPr>
-      <w:r>
-        <w:rPr>
-          <w:lang w:val="en-US"/>
-        </w:rPr>
-        <w:t>Public ip is 203.0.113.0</w:t>
+        <w:t xml:space="preserve">Static </w:t>
+      </w:r>
+      <w:proofErr w:type="spellStart"/>
+      <w:r>
+        <w:rPr>
+          <w:lang w:val="en-US"/>
+        </w:rPr>
+        <w:t>nat</w:t>
+      </w:r>
+      <w:proofErr w:type="spellEnd"/>
+      <w:r>
+        <w:rPr>
+          <w:lang w:val="en-US"/>
+        </w:rPr>
+        <w:t xml:space="preserve"> for </w:t>
+      </w:r>
+      <w:proofErr w:type="spellStart"/>
+      <w:r>
+        <w:rPr>
+          <w:lang w:val="en-US"/>
+        </w:rPr>
+        <w:t>tcp</w:t>
+      </w:r>
+      <w:proofErr w:type="spellEnd"/>
+      <w:r>
+        <w:rPr>
+          <w:lang w:val="en-US"/>
+        </w:rPr>
+        <w:t xml:space="preserve"> ports 80 and 443 from internet to the server in </w:t>
+      </w:r>
+      <w:proofErr w:type="spellStart"/>
+      <w:r>
+        <w:rPr>
+          <w:lang w:val="en-US"/>
+        </w:rPr>
+        <w:t>dmz</w:t>
+      </w:r>
+      <w:proofErr w:type="spellEnd"/>
+    </w:p>
+    <w:p>
+      <w:pPr>
+        <w:spacing w:before="200"/>
+        <w:rPr>
+          <w:lang w:val="en-US"/>
+        </w:rPr>
+      </w:pPr>
+      <w:r>
+        <w:rPr>
+          <w:lang w:val="en-US"/>
+        </w:rPr>
+        <w:t xml:space="preserve">Public </w:t>
+      </w:r>
+      <w:proofErr w:type="spellStart"/>
+      <w:r>
+        <w:rPr>
+          <w:lang w:val="en-US"/>
+        </w:rPr>
+        <w:t>ip</w:t>
+      </w:r>
+      <w:proofErr w:type="spellEnd"/>
+      <w:r>
+        <w:rPr>
+          <w:lang w:val="en-US"/>
+        </w:rPr>
+        <w:t xml:space="preserve"> is 203.0.113.0</w:t>
       </w:r>
       <w:r>
         <w:rPr>
@@ -716,7 +802,21 @@
         <w:rPr>
           <w:lang w:val="en-US"/>
         </w:rPr>
-        <w:t>what subnets/vlans get access</w:t>
+        <w:t>what subnets/</w:t>
+      </w:r>
+      <w:proofErr w:type="spellStart"/>
+      <w:r>
+        <w:rPr>
+          <w:lang w:val="en-US"/>
+        </w:rPr>
+        <w:t>vlans</w:t>
+      </w:r>
+      <w:proofErr w:type="spellEnd"/>
+      <w:r>
+        <w:rPr>
+          <w:lang w:val="en-US"/>
+        </w:rPr>
+        <w:t xml:space="preserve"> get access</w:t>
       </w:r>
     </w:p>
     <w:p>
@@ -1200,7 +1300,21 @@
         <w:rPr>
           <w:color w:val="EE0000"/>
         </w:rPr>
-        <w:t>VLAN 80 (Access Points) – 10.1.6.0/24</w:t>
+        <w:t xml:space="preserve">VLAN 80 (Access </w:t>
+      </w:r>
+      <w:proofErr w:type="spellStart"/>
+      <w:r>
+        <w:rPr>
+          <w:color w:val="EE0000"/>
+        </w:rPr>
+        <w:t>Points</w:t>
+      </w:r>
+      <w:proofErr w:type="spellEnd"/>
+      <w:r>
+        <w:rPr>
+          <w:color w:val="EE0000"/>
+        </w:rPr>
+        <w:t>) – 10.1.6.0/24</w:t>
       </w:r>
     </w:p>
     <w:p>
@@ -1412,8 +1526,18 @@
           <w:bCs/>
           <w:color w:val="EE0000"/>
         </w:rPr>
-        <w:t>Edge / Internet block</w:t>
-      </w:r>
+        <w:t xml:space="preserve">Edge / Internet </w:t>
+      </w:r>
+      <w:proofErr w:type="spellStart"/>
+      <w:r>
+        <w:rPr>
+          <w:b/>
+          <w:bCs/>
+          <w:color w:val="EE0000"/>
+        </w:rPr>
+        <w:t>block</w:t>
+      </w:r>
+      <w:proofErr w:type="spellEnd"/>
     </w:p>
     <w:p>
       <w:pPr>
@@ -1785,7 +1909,15 @@
         <w:spacing w:before="200"/>
       </w:pPr>
       <w:r>
-        <w:t>VLAN 80 (Access Points) – 10.2.6.0/24</w:t>
+        <w:t xml:space="preserve">VLAN 80 (Access </w:t>
+      </w:r>
+      <w:proofErr w:type="spellStart"/>
+      <w:r>
+        <w:t>Points</w:t>
+      </w:r>
+      <w:proofErr w:type="spellEnd"/>
+      <w:r>
+        <w:t>) – 10.2.6.0/24</w:t>
       </w:r>
     </w:p>
     <w:p>
@@ -1856,26 +1988,30 @@
           <w:lang w:val="en-US"/>
         </w:rPr>
       </w:pPr>
+      <w:proofErr w:type="spellStart"/>
       <w:r>
         <w:rPr>
           <w:lang w:val="en-US"/>
         </w:rPr>
         <w:t>Ntp</w:t>
       </w:r>
-    </w:p>
-    <w:p>
-      <w:pPr>
-        <w:spacing w:before="200"/>
-        <w:rPr>
-          <w:lang w:val="en-US"/>
-        </w:rPr>
-      </w:pPr>
+      <w:proofErr w:type="spellEnd"/>
+    </w:p>
+    <w:p>
+      <w:pPr>
+        <w:spacing w:before="200"/>
+        <w:rPr>
+          <w:lang w:val="en-US"/>
+        </w:rPr>
+      </w:pPr>
+      <w:proofErr w:type="spellStart"/>
       <w:r>
         <w:rPr>
           <w:lang w:val="en-US"/>
         </w:rPr>
         <w:t>en</w:t>
       </w:r>
+      <w:proofErr w:type="spellEnd"/>
     </w:p>
     <w:p>
       <w:pPr>
@@ -1903,35 +2039,65 @@
         <w:rPr>
           <w:lang w:val="en-US"/>
         </w:rPr>
-        <w:t>clock timezone gmt+5 +5</w:t>
-      </w:r>
-    </w:p>
-    <w:p>
-      <w:pPr>
-        <w:spacing w:before="200"/>
-        <w:rPr>
-          <w:lang w:val="en-US"/>
-        </w:rPr>
-      </w:pPr>
-      <w:r>
-        <w:rPr>
-          <w:lang w:val="en-US"/>
-        </w:rPr>
-        <w:t>ntp server 192.168.0.100 prefer</w:t>
-      </w:r>
-    </w:p>
-    <w:p>
-      <w:pPr>
-        <w:spacing w:before="200"/>
-        <w:rPr>
-          <w:lang w:val="en-US"/>
-        </w:rPr>
-      </w:pPr>
-      <w:r>
-        <w:rPr>
-          <w:lang w:val="en-US"/>
-        </w:rPr>
-        <w:t>ntp source loopback0</w:t>
+        <w:t xml:space="preserve">clock </w:t>
+      </w:r>
+      <w:proofErr w:type="spellStart"/>
+      <w:r>
+        <w:rPr>
+          <w:lang w:val="en-US"/>
+        </w:rPr>
+        <w:t>timezone</w:t>
+      </w:r>
+      <w:proofErr w:type="spellEnd"/>
+      <w:r>
+        <w:rPr>
+          <w:lang w:val="en-US"/>
+        </w:rPr>
+        <w:t xml:space="preserve"> gmt+5 +5</w:t>
+      </w:r>
+    </w:p>
+    <w:p>
+      <w:pPr>
+        <w:spacing w:before="200"/>
+        <w:rPr>
+          <w:lang w:val="en-US"/>
+        </w:rPr>
+      </w:pPr>
+      <w:proofErr w:type="spellStart"/>
+      <w:r>
+        <w:rPr>
+          <w:lang w:val="en-US"/>
+        </w:rPr>
+        <w:t>ntp</w:t>
+      </w:r>
+      <w:proofErr w:type="spellEnd"/>
+      <w:r>
+        <w:rPr>
+          <w:lang w:val="en-US"/>
+        </w:rPr>
+        <w:t xml:space="preserve"> server 192.168.0.100 prefer</w:t>
+      </w:r>
+    </w:p>
+    <w:p>
+      <w:pPr>
+        <w:spacing w:before="200"/>
+        <w:rPr>
+          <w:lang w:val="en-US"/>
+        </w:rPr>
+      </w:pPr>
+      <w:proofErr w:type="spellStart"/>
+      <w:r>
+        <w:rPr>
+          <w:lang w:val="en-US"/>
+        </w:rPr>
+        <w:t>ntp</w:t>
+      </w:r>
+      <w:proofErr w:type="spellEnd"/>
+      <w:r>
+        <w:rPr>
+          <w:lang w:val="en-US"/>
+        </w:rPr>
+        <w:t xml:space="preserve"> source loopback0</w:t>
       </w:r>
     </w:p>
     <w:p>
@@ -1981,7 +2147,21 @@
         <w:rPr>
           <w:lang w:val="en-US"/>
         </w:rPr>
-        <w:t>using chrony –</w:t>
+        <w:t xml:space="preserve">using </w:t>
+      </w:r>
+      <w:proofErr w:type="spellStart"/>
+      <w:r>
+        <w:rPr>
+          <w:lang w:val="en-US"/>
+        </w:rPr>
+        <w:t>chrony</w:t>
+      </w:r>
+      <w:proofErr w:type="spellEnd"/>
+      <w:r>
+        <w:rPr>
+          <w:lang w:val="en-US"/>
+        </w:rPr>
+        <w:t xml:space="preserve"> –</w:t>
       </w:r>
     </w:p>
     <w:p>
@@ -2077,11 +2257,19 @@
           <w:lang w:val="en-US"/>
         </w:rPr>
       </w:pPr>
-      <w:r>
-        <w:rPr>
-          <w:lang w:val="en-US"/>
-        </w:rPr>
-        <w:t>fw              IN  A   10.0.5.2</w:t>
+      <w:proofErr w:type="spellStart"/>
+      <w:r>
+        <w:rPr>
+          <w:lang w:val="en-US"/>
+        </w:rPr>
+        <w:t>fw</w:t>
+      </w:r>
+      <w:proofErr w:type="spellEnd"/>
+      <w:r>
+        <w:rPr>
+          <w:lang w:val="en-US"/>
+        </w:rPr>
+        <w:t xml:space="preserve">              IN  A   10.0.5.2</w:t>
       </w:r>
     </w:p>
     <w:p>
@@ -2247,68 +2435,114 @@
           <w:lang w:val="en-US"/>
         </w:rPr>
       </w:pPr>
-      <w:r>
-        <w:rPr>
-          <w:lang w:val="en-US"/>
-        </w:rPr>
-        <w:t>dns-dhcp-ntp    IN  A   192.168.0.100</w:t>
-      </w:r>
-    </w:p>
-    <w:p>
-      <w:pPr>
-        <w:spacing w:before="200"/>
-        <w:rPr>
-          <w:lang w:val="en-US"/>
-        </w:rPr>
-      </w:pPr>
-      <w:r>
-        <w:rPr>
-          <w:lang w:val="en-US"/>
-        </w:rPr>
-        <w:t>pub-srv         IN  A   10.0.1.100</w:t>
-      </w:r>
-    </w:p>
-    <w:p>
-      <w:pPr>
-        <w:spacing w:before="200"/>
-        <w:rPr>
-          <w:lang w:val="en-US"/>
-        </w:rPr>
-      </w:pPr>
+      <w:proofErr w:type="spellStart"/>
+      <w:r>
+        <w:rPr>
+          <w:lang w:val="en-US"/>
+        </w:rPr>
+        <w:t>dns-dhcp-ntp</w:t>
+      </w:r>
+      <w:proofErr w:type="spellEnd"/>
+      <w:r>
+        <w:rPr>
+          <w:lang w:val="en-US"/>
+        </w:rPr>
+        <w:t xml:space="preserve">    IN  A   192.168.0.100</w:t>
+      </w:r>
+    </w:p>
+    <w:p>
+      <w:pPr>
+        <w:spacing w:before="200"/>
+        <w:rPr>
+          <w:lang w:val="en-US"/>
+        </w:rPr>
+      </w:pPr>
+      <w:r>
+        <w:rPr>
+          <w:lang w:val="en-US"/>
+        </w:rPr>
+        <w:t>pub-</w:t>
+      </w:r>
+      <w:proofErr w:type="spellStart"/>
+      <w:r>
+        <w:rPr>
+          <w:lang w:val="en-US"/>
+        </w:rPr>
+        <w:t>srv</w:t>
+      </w:r>
+      <w:proofErr w:type="spellEnd"/>
+      <w:r>
+        <w:rPr>
+          <w:lang w:val="en-US"/>
+        </w:rPr>
+        <w:t xml:space="preserve">         IN  A   10.0.1.100</w:t>
+      </w:r>
+    </w:p>
+    <w:p>
+      <w:pPr>
+        <w:spacing w:before="200"/>
+        <w:rPr>
+          <w:lang w:val="en-US"/>
+        </w:rPr>
+      </w:pPr>
+      <w:proofErr w:type="spellStart"/>
       <w:r>
         <w:rPr>
           <w:lang w:val="en-US"/>
         </w:rPr>
         <w:lastRenderedPageBreak/>
-        <w:t>wlc             IN  A   10.0.2.100</w:t>
-      </w:r>
-    </w:p>
-    <w:p>
-      <w:pPr>
-        <w:spacing w:before="200"/>
-        <w:rPr>
-          <w:lang w:val="en-US"/>
-        </w:rPr>
-      </w:pPr>
-      <w:r>
-        <w:rPr>
-          <w:lang w:val="en-US"/>
-        </w:rPr>
-        <w:t>ldap-aaa        IN  A   192.168.0.101</w:t>
-      </w:r>
-    </w:p>
-    <w:p>
-      <w:pPr>
-        <w:spacing w:before="200"/>
-        <w:rPr>
-          <w:lang w:val="en-US"/>
-        </w:rPr>
-      </w:pPr>
-      <w:r>
-        <w:rPr>
-          <w:lang w:val="en-US"/>
-        </w:rPr>
-        <w:t>pki-srv         IN  A   192.168.0.102</w:t>
+        <w:t>wlc</w:t>
+      </w:r>
+      <w:proofErr w:type="spellEnd"/>
+      <w:r>
+        <w:rPr>
+          <w:lang w:val="en-US"/>
+        </w:rPr>
+        <w:t xml:space="preserve">             IN  A   10.0.2.100</w:t>
+      </w:r>
+    </w:p>
+    <w:p>
+      <w:pPr>
+        <w:spacing w:before="200"/>
+        <w:rPr>
+          <w:lang w:val="en-US"/>
+        </w:rPr>
+      </w:pPr>
+      <w:proofErr w:type="spellStart"/>
+      <w:r>
+        <w:rPr>
+          <w:lang w:val="en-US"/>
+        </w:rPr>
+        <w:t>ldap-aaa</w:t>
+      </w:r>
+      <w:proofErr w:type="spellEnd"/>
+      <w:r>
+        <w:rPr>
+          <w:lang w:val="en-US"/>
+        </w:rPr>
+        <w:t xml:space="preserve">        IN  A   192.168.0.101</w:t>
+      </w:r>
+    </w:p>
+    <w:p>
+      <w:pPr>
+        <w:spacing w:before="200"/>
+        <w:rPr>
+          <w:lang w:val="en-US"/>
+        </w:rPr>
+      </w:pPr>
+      <w:proofErr w:type="spellStart"/>
+      <w:r>
+        <w:rPr>
+          <w:lang w:val="en-US"/>
+        </w:rPr>
+        <w:t>pki-srv</w:t>
+      </w:r>
+      <w:proofErr w:type="spellEnd"/>
+      <w:r>
+        <w:rPr>
+          <w:lang w:val="en-US"/>
+        </w:rPr>
+        <w:t xml:space="preserve">         IN  A   192.168.0.102</w:t>
       </w:r>
     </w:p>
     <w:p>
@@ -4187,6 +4421,7 @@
             <w:shd w:val="clear" w:color="auto" w:fill="D9D9D9"/>
           </w:tcPr>
           <w:p>
+            <w:proofErr w:type="spellStart"/>
             <w:r>
               <w:rPr>
                 <w:b/>
@@ -4194,6 +4429,7 @@
               </w:rPr>
               <w:t>Role</w:t>
             </w:r>
+            <w:proofErr w:type="spellEnd"/>
           </w:p>
         </w:tc>
         <w:tc>
@@ -4260,8 +4496,16 @@
               <w:rPr>
                 <w:color w:val="EE0000"/>
               </w:rPr>
-              <w:t>Edge router</w:t>
-            </w:r>
+              <w:t xml:space="preserve">Edge </w:t>
+            </w:r>
+            <w:proofErr w:type="spellStart"/>
+            <w:r>
+              <w:rPr>
+                <w:color w:val="EE0000"/>
+              </w:rPr>
+              <w:t>router</w:t>
+            </w:r>
+            <w:proofErr w:type="spellEnd"/>
           </w:p>
         </w:tc>
         <w:tc>
@@ -4408,8 +4652,16 @@
               <w:rPr>
                 <w:color w:val="EE0000"/>
               </w:rPr>
-              <w:t>Core router</w:t>
-            </w:r>
+              <w:t xml:space="preserve">Core </w:t>
+            </w:r>
+            <w:proofErr w:type="spellStart"/>
+            <w:r>
+              <w:rPr>
+                <w:color w:val="EE0000"/>
+              </w:rPr>
+              <w:t>router</w:t>
+            </w:r>
+            <w:proofErr w:type="spellEnd"/>
           </w:p>
         </w:tc>
         <w:tc>
@@ -4482,8 +4734,16 @@
               <w:rPr>
                 <w:color w:val="EE0000"/>
               </w:rPr>
-              <w:t>Core router</w:t>
-            </w:r>
+              <w:t xml:space="preserve">Core </w:t>
+            </w:r>
+            <w:proofErr w:type="spellStart"/>
+            <w:r>
+              <w:rPr>
+                <w:color w:val="EE0000"/>
+              </w:rPr>
+              <w:t>router</w:t>
+            </w:r>
+            <w:proofErr w:type="spellEnd"/>
           </w:p>
         </w:tc>
         <w:tc>
@@ -4556,8 +4816,30 @@
               <w:rPr>
                 <w:color w:val="EE0000"/>
               </w:rPr>
-              <w:t>Server-room switch</w:t>
-            </w:r>
+              <w:t>Server-</w:t>
+            </w:r>
+            <w:proofErr w:type="spellStart"/>
+            <w:r>
+              <w:rPr>
+                <w:color w:val="EE0000"/>
+              </w:rPr>
+              <w:t>room</w:t>
+            </w:r>
+            <w:proofErr w:type="spellEnd"/>
+            <w:r>
+              <w:rPr>
+                <w:color w:val="EE0000"/>
+              </w:rPr>
+              <w:t xml:space="preserve"> </w:t>
+            </w:r>
+            <w:proofErr w:type="spellStart"/>
+            <w:r>
+              <w:rPr>
+                <w:color w:val="EE0000"/>
+              </w:rPr>
+              <w:t>switch</w:t>
+            </w:r>
+            <w:proofErr w:type="spellEnd"/>
           </w:p>
         </w:tc>
         <w:tc>
@@ -4630,8 +4912,16 @@
               <w:rPr>
                 <w:color w:val="EE0000"/>
               </w:rPr>
-              <w:t>Distribution switch</w:t>
-            </w:r>
+              <w:t xml:space="preserve">Distribution </w:t>
+            </w:r>
+            <w:proofErr w:type="spellStart"/>
+            <w:r>
+              <w:rPr>
+                <w:color w:val="EE0000"/>
+              </w:rPr>
+              <w:t>switch</w:t>
+            </w:r>
+            <w:proofErr w:type="spellEnd"/>
           </w:p>
         </w:tc>
         <w:tc>
@@ -4704,8 +4994,16 @@
               <w:rPr>
                 <w:color w:val="EE0000"/>
               </w:rPr>
-              <w:t>Distribution switch</w:t>
-            </w:r>
+              <w:t xml:space="preserve">Distribution </w:t>
+            </w:r>
+            <w:proofErr w:type="spellStart"/>
+            <w:r>
+              <w:rPr>
+                <w:color w:val="EE0000"/>
+              </w:rPr>
+              <w:t>switch</w:t>
+            </w:r>
+            <w:proofErr w:type="spellEnd"/>
           </w:p>
         </w:tc>
         <w:tc>
@@ -4778,8 +5076,16 @@
               <w:rPr>
                 <w:color w:val="000000" w:themeColor="text1"/>
               </w:rPr>
-              <w:t>Distribution switch</w:t>
-            </w:r>
+              <w:t xml:space="preserve">Distribution </w:t>
+            </w:r>
+            <w:proofErr w:type="spellStart"/>
+            <w:r>
+              <w:rPr>
+                <w:color w:val="000000" w:themeColor="text1"/>
+              </w:rPr>
+              <w:t>switch</w:t>
+            </w:r>
+            <w:proofErr w:type="spellEnd"/>
           </w:p>
         </w:tc>
         <w:tc>
@@ -4852,8 +5158,16 @@
               <w:rPr>
                 <w:color w:val="000000" w:themeColor="text1"/>
               </w:rPr>
-              <w:t>Distribution switch</w:t>
-            </w:r>
+              <w:t xml:space="preserve">Distribution </w:t>
+            </w:r>
+            <w:proofErr w:type="spellStart"/>
+            <w:r>
+              <w:rPr>
+                <w:color w:val="000000" w:themeColor="text1"/>
+              </w:rPr>
+              <w:t>switch</w:t>
+            </w:r>
+            <w:proofErr w:type="spellEnd"/>
           </w:p>
         </w:tc>
         <w:tc>
@@ -4913,7 +5227,21 @@
         <w:rPr>
           <w:lang w:val="en-US"/>
         </w:rPr>
-        <w:t>Pure Layer 2 access switches (ASW) cannot host a routed loopback, so each site has a dedicated management VLAN (VLAN 99) terminated as an SVI on both distribution switches, running HSRP for redundancy. Each ASW gets an SVI in this VLAN and points ip default-gateway at the site's HSRP virtual IP, since a pure L2 switch has no IP routing table of its own.</w:t>
+        <w:t xml:space="preserve">Pure Layer 2 access switches (ASW) cannot host a routed loopback, so each site has a dedicated management VLAN (VLAN 99) terminated as an SVI on both distribution switches, running HSRP for redundancy. Each ASW gets an SVI in this VLAN and points </w:t>
+      </w:r>
+      <w:proofErr w:type="spellStart"/>
+      <w:r>
+        <w:rPr>
+          <w:lang w:val="en-US"/>
+        </w:rPr>
+        <w:t>ip</w:t>
+      </w:r>
+      <w:proofErr w:type="spellEnd"/>
+      <w:r>
+        <w:rPr>
+          <w:lang w:val="en-US"/>
+        </w:rPr>
+        <w:t xml:space="preserve"> default-gateway at the site's HSRP virtual IP, since a pure L2 switch has no IP routing table of its own.</w:t>
       </w:r>
     </w:p>
     <w:tbl>
@@ -4957,6 +5285,7 @@
             <w:shd w:val="clear" w:color="auto" w:fill="D9D9D9"/>
           </w:tcPr>
           <w:p>
+            <w:proofErr w:type="spellStart"/>
             <w:r>
               <w:rPr>
                 <w:b/>
@@ -4964,6 +5293,7 @@
               </w:rPr>
               <w:t>Role</w:t>
             </w:r>
+            <w:proofErr w:type="spellEnd"/>
           </w:p>
         </w:tc>
         <w:tc>
@@ -5184,7 +5514,21 @@
               <w:rPr>
                 <w:color w:val="EE0000"/>
               </w:rPr>
-              <w:t>HSRP VIP (both)</w:t>
+              <w:t>HSRP VIP (</w:t>
+            </w:r>
+            <w:proofErr w:type="spellStart"/>
+            <w:r>
+              <w:rPr>
+                <w:color w:val="EE0000"/>
+              </w:rPr>
+              <w:t>both</w:t>
+            </w:r>
+            <w:proofErr w:type="spellEnd"/>
+            <w:r>
+              <w:rPr>
+                <w:color w:val="EE0000"/>
+              </w:rPr>
+              <w:t>)</w:t>
             </w:r>
           </w:p>
         </w:tc>
@@ -5458,7 +5802,15 @@
           </w:tcPr>
           <w:p>
             <w:r>
-              <w:t>HSRP VIP (both)</w:t>
+              <w:t>HSRP VIP (</w:t>
+            </w:r>
+            <w:proofErr w:type="spellStart"/>
+            <w:r>
+              <w:t>both</w:t>
+            </w:r>
+            <w:proofErr w:type="spellEnd"/>
+            <w:r>
+              <w:t>)</w:t>
             </w:r>
           </w:p>
         </w:tc>
@@ -5943,13 +6295,139 @@
       <w:bookmarkEnd w:id="60"/>
     </w:p>
     <w:p>
-      <w:r>
+      <w:pPr>
         <w:rPr>
           <w:i/>
           <w:iCs/>
           <w:color w:val="888888"/>
         </w:rPr>
-        <w:t>[Content to be added]</w:t>
+      </w:pPr>
+      <w:r>
+        <w:rPr>
+          <w:i/>
+          <w:iCs/>
+          <w:color w:val="888888"/>
+        </w:rPr>
+        <w:t xml:space="preserve">[Content </w:t>
+      </w:r>
+      <w:proofErr w:type="spellStart"/>
+      <w:r>
+        <w:rPr>
+          <w:i/>
+          <w:iCs/>
+          <w:color w:val="888888"/>
+        </w:rPr>
+        <w:t>to</w:t>
+      </w:r>
+      <w:proofErr w:type="spellEnd"/>
+      <w:r>
+        <w:rPr>
+          <w:i/>
+          <w:iCs/>
+          <w:color w:val="888888"/>
+        </w:rPr>
+        <w:t xml:space="preserve"> </w:t>
+      </w:r>
+      <w:proofErr w:type="spellStart"/>
+      <w:r>
+        <w:rPr>
+          <w:i/>
+          <w:iCs/>
+          <w:color w:val="888888"/>
+        </w:rPr>
+        <w:t>be</w:t>
+      </w:r>
+      <w:proofErr w:type="spellEnd"/>
+      <w:r>
+        <w:rPr>
+          <w:i/>
+          <w:iCs/>
+          <w:color w:val="888888"/>
+        </w:rPr>
+        <w:t xml:space="preserve"> </w:t>
+      </w:r>
+      <w:proofErr w:type="spellStart"/>
+      <w:r>
+        <w:rPr>
+          <w:i/>
+          <w:iCs/>
+          <w:color w:val="888888"/>
+        </w:rPr>
+        <w:t>added</w:t>
+      </w:r>
+      <w:proofErr w:type="spellEnd"/>
+      <w:r>
+        <w:rPr>
+          <w:i/>
+          <w:iCs/>
+          <w:color w:val="888888"/>
+        </w:rPr>
+        <w:t>]</w:t>
+      </w:r>
+    </w:p>
+    <w:p>
+      <w:pPr>
+        <w:rPr>
+          <w:i/>
+          <w:iCs/>
+          <w:color w:val="888888"/>
+        </w:rPr>
+      </w:pPr>
+    </w:p>
+    <w:p>
+      <w:pPr>
+        <w:rPr>
+          <w:i/>
+          <w:iCs/>
+          <w:color w:val="888888"/>
+        </w:rPr>
+      </w:pPr>
+    </w:p>
+    <w:p>
+      <w:pPr>
+        <w:rPr>
+          <w:i/>
+          <w:iCs/>
+          <w:color w:val="888888"/>
+        </w:rPr>
+      </w:pPr>
+    </w:p>
+    <w:p>
+      <w:proofErr w:type="spellStart"/>
+      <w:r>
+        <w:rPr>
+          <w:i/>
+          <w:iCs/>
+          <w:color w:val="888888"/>
+        </w:rPr>
+        <w:t>Changed</w:t>
+      </w:r>
+      <w:proofErr w:type="spellEnd"/>
+      <w:r>
+        <w:rPr>
+          <w:i/>
+          <w:iCs/>
+          <w:color w:val="888888"/>
+        </w:rPr>
+        <w:t xml:space="preserve"> </w:t>
+      </w:r>
+      <w:proofErr w:type="spellStart"/>
+      <w:r>
+        <w:rPr>
+          <w:i/>
+          <w:iCs/>
+          <w:color w:val="888888"/>
+        </w:rPr>
+        <w:t>the</w:t>
+      </w:r>
+      <w:proofErr w:type="spellEnd"/>
+      <w:r>
+        <w:rPr>
+          <w:i/>
+          <w:iCs/>
+          <w:color w:val="888888"/>
+        </w:rPr>
+        <w:t xml:space="preserve"> </w:t>
       </w:r>
     </w:p>
     <w:sectPr>
@@ -7115,6 +7593,7 @@
   <w:style w:type="character" w:default="1" w:styleId="a0">
     <w:name w:val="Default Paragraph Font"/>
     <w:uiPriority w:val="1"/>
+    <w:semiHidden/>
     <w:unhideWhenUsed/>
   </w:style>
   <w:style w:type="table" w:default="1" w:styleId="a1">

--- a/CCNP Lab111 - Small Enterprise Network Design/CCNP_Lab111_-_Small_Enterprise_Network_Design_Documentation.docx
+++ b/CCNP Lab111 - Small Enterprise Network Design/CCNP_Lab111_-_Small_Enterprise_Network_Design_Documentation.docx
@@ -104,6 +104,128 @@
         <w:t>Revision History</w:t>
       </w:r>
     </w:p>
+    <w:tbl>
+      <w:tblPr>
+        <w:tblW w:w="10100" w:type="dxa"/>
+        <w:tblBorders>
+          <w:top w:val="single" w:sz="4" w:space="0" w:color="999999"/>
+          <w:left w:val="single" w:sz="4" w:space="0" w:color="999999"/>
+          <w:bottom w:val="single" w:sz="4" w:space="0" w:color="999999"/>
+          <w:right w:val="single" w:sz="4" w:space="0" w:color="999999"/>
+          <w:insideH w:val="single" w:sz="4" w:space="0" w:color="999999"/>
+          <w:insideV w:val="single" w:sz="4" w:space="0" w:color="999999"/>
+        </w:tblBorders>
+        <w:tblLook w:val="04A0" w:firstRow="1" w:lastRow="0" w:firstColumn="1" w:lastColumn="0" w:noHBand="0" w:noVBand="1"/>
+      </w:tblPr>
+      <w:tblGrid>
+        <w:gridCol w:w="1600"/>
+        <w:gridCol w:w="8500"/>
+      </w:tblGrid>
+      <w:tr>
+        <w:tc>
+          <w:tcPr>
+            <w:tcW w:w="1600" w:type="dxa"/>
+            <w:shd w:val="clear" w:color="auto" w:fill="D9D9D9"/>
+          </w:tcPr>
+          <w:p>
+            <w:pPr>
+              <w:rPr>
+                <w:lang w:val="en-US"/>
+              </w:rPr>
+            </w:pPr>
+            <w:r>
+              <w:rPr>
+                <w:b/>
+                <w:bCs/>
+                <w:lang w:val="en-US"/>
+              </w:rPr>
+              <w:t xml:space="preserve">Date</w:t>
+            </w:r>
+          </w:p>
+        </w:tc>
+        <w:tc>
+          <w:tcPr>
+            <w:tcW w:w="8500" w:type="dxa"/>
+            <w:shd w:val="clear" w:color="auto" w:fill="D9D9D9"/>
+          </w:tcPr>
+          <w:p>
+            <w:pPr>
+              <w:rPr>
+                <w:lang w:val="en-US"/>
+              </w:rPr>
+            </w:pPr>
+            <w:r>
+              <w:rPr>
+                <w:b/>
+                <w:bCs/>
+                <w:lang w:val="en-US"/>
+              </w:rPr>
+              <w:t xml:space="preserve">Change</w:t>
+            </w:r>
+          </w:p>
+        </w:tc>
+      </w:tr>
+      <w:tr>
+        <w:tc>
+          <w:tcPr>
+            <w:tcW w:w="1600" w:type="dxa"/>
+          </w:tcPr>
+          <w:p>
+            <w:pPr>
+              <w:rPr>
+                <w:lang w:val="en-US"/>
+              </w:rPr>
+            </w:pPr>
+            <w:r>
+              <w:rPr>
+                <w:lang w:val="en-US"/>
+              </w:rPr>
+              <w:t xml:space="preserve">2026-10-18</w:t>
+            </w:r>
+          </w:p>
+        </w:tc>
+        <w:tc>
+          <w:tcPr>
+            <w:tcW w:w="8500" w:type="dxa"/>
+          </w:tcPr>
+          <w:p>
+            <w:pPr>
+              <w:rPr>
+                <w:lang w:val="en-US"/>
+              </w:rPr>
+            </w:pPr>
+            <w:r>
+              <w:rPr>
+                <w:lang w:val="en-US"/>
+              </w:rPr>
+              <w:t xml:space="preserve">Added 8.2 (firewall inside links / traffic zone), 12.4 NMS / Syslog, 14.3 Syslog / SNMP, NMS-SYSLOG-SRV in Section 13, Appendix D decisions</w:t>
+            </w:r>
+          </w:p>
+        </w:tc>
+      </w:tr>
+    </w:tbl>
+    <w:p>
+      <w:pPr>
+        <w:rPr>
+          <w:lang w:val="en-US"/>
+        </w:rPr>
+      </w:pPr>
+    </w:p>
+    <w:p>
+      <w:pPr>
+        <w:rPr>
+          <w:lang w:val="en-US"/>
+        </w:rPr>
+      </w:pPr>
+      <w:r>
+        <w:rPr>
+          <w:b/>
+          <w:bCs/>
+          <w:lang w:val="en-US"/>
+        </w:rPr>
+        <w:t>Author / Owner</w:t>
+      </w:r>
+    </w:p>
     <w:p>
       <w:pPr>
         <w:rPr>
@@ -126,14 +248,51 @@
           <w:lang w:val="en-US"/>
         </w:rPr>
       </w:pPr>
-      <w:r>
-        <w:rPr>
-          <w:b/>
-          <w:bCs/>
-          <w:lang w:val="en-US"/>
-        </w:rPr>
-        <w:t>Author / Owner</w:t>
-      </w:r>
+    </w:p>
+    <w:p>
+      <w:pPr>
+        <w:rPr>
+          <w:lang w:val="en-US"/>
+        </w:rPr>
+      </w:pPr>
+    </w:p>
+    <w:p>
+      <w:pPr>
+        <w:rPr>
+          <w:lang w:val="en-US"/>
+        </w:rPr>
+      </w:pPr>
+    </w:p>
+    <w:p>
+      <w:pPr>
+        <w:rPr>
+          <w:lang w:val="en-US"/>
+        </w:rPr>
+      </w:pPr>
+      <w:r>
+        <w:rPr>
+          <w:lang w:val="en-US"/>
+        </w:rPr>
+        <w:t>Domain name – lab111.com</w:t>
+        <w:br w:type="page"/>
+      </w:r>
+    </w:p>
+    <w:p>
+      <w:pPr>
+        <w:pStyle w:val="1"/>
+        <w:rPr>
+          <w:lang w:val="en-US"/>
+        </w:rPr>
+      </w:pPr>
+      <w:bookmarkStart w:id="1" w:name="sec_topology_diagram"/>
+      <w:r>
+        <w:rPr>
+          <w:lang w:val="en-US"/>
+        </w:rPr>
+        <w:lastRenderedPageBreak/>
+        <w:t>1. Network Topology Diagram</w:t>
+      </w:r>
+      <w:bookmarkEnd w:id="1"/>
     </w:p>
     <w:p>
       <w:pPr>
@@ -148,79 +307,6 @@
           <w:color w:val="888888"/>
           <w:lang w:val="en-US"/>
         </w:rPr>
-        <w:t>[Content to be added]</w:t>
-      </w:r>
-    </w:p>
-    <w:p>
-      <w:pPr>
-        <w:rPr>
-          <w:lang w:val="en-US"/>
-        </w:rPr>
-      </w:pPr>
-    </w:p>
-    <w:p>
-      <w:pPr>
-        <w:rPr>
-          <w:lang w:val="en-US"/>
-        </w:rPr>
-      </w:pPr>
-    </w:p>
-    <w:p>
-      <w:pPr>
-        <w:rPr>
-          <w:lang w:val="en-US"/>
-        </w:rPr>
-      </w:pPr>
-    </w:p>
-    <w:p>
-      <w:pPr>
-        <w:rPr>
-          <w:lang w:val="en-US"/>
-        </w:rPr>
-      </w:pPr>
-      <w:r>
-        <w:rPr>
-          <w:lang w:val="en-US"/>
-        </w:rPr>
-        <w:t>Domain name – lab111.com</w:t>
-      </w:r>
-      <w:r>
-        <w:rPr>
-          <w:lang w:val="en-US"/>
-        </w:rPr>
-        <w:br w:type="page"/>
-      </w:r>
-    </w:p>
-    <w:p>
-      <w:pPr>
-        <w:pStyle w:val="1"/>
-        <w:rPr>
-          <w:lang w:val="en-US"/>
-        </w:rPr>
-      </w:pPr>
-      <w:bookmarkStart w:id="1" w:name="sec_topology_diagram"/>
-      <w:r>
-        <w:rPr>
-          <w:lang w:val="en-US"/>
-        </w:rPr>
-        <w:lastRenderedPageBreak/>
-        <w:t>1. Network Topology Diagram</w:t>
-      </w:r>
-      <w:bookmarkEnd w:id="1"/>
-    </w:p>
-    <w:p>
-      <w:pPr>
-        <w:rPr>
-          <w:lang w:val="en-US"/>
-        </w:rPr>
-      </w:pPr>
-      <w:r>
-        <w:rPr>
-          <w:i/>
-          <w:iCs/>
-          <w:color w:val="888888"/>
-          <w:lang w:val="en-US"/>
-        </w:rPr>
         <w:t>[Insert draw.io network topology diagram here]</w:t>
       </w:r>
     </w:p>
@@ -265,21 +351,7 @@
         <w:rPr>
           <w:lang w:val="en-US"/>
         </w:rPr>
-        <w:t xml:space="preserve">DHCP server 192.168.0.100, serves for following </w:t>
-      </w:r>
-      <w:proofErr w:type="spellStart"/>
-      <w:r>
-        <w:rPr>
-          <w:lang w:val="en-US"/>
-        </w:rPr>
-        <w:t>vlans</w:t>
-      </w:r>
-      <w:proofErr w:type="spellEnd"/>
-      <w:r>
-        <w:rPr>
-          <w:lang w:val="en-US"/>
-        </w:rPr>
-        <w:t>/subnets</w:t>
+        <w:t xml:space="preserve">DHCP server 192.168.0.100, serves for following vlans/subnets</w:t>
       </w:r>
     </w:p>
     <w:p>
@@ -295,14 +367,7 @@
           <w:color w:val="EE0000"/>
           <w:lang w:val="en-US"/>
         </w:rPr>
-        <w:t>SITE 01 – WIRED_SUM = 10.1.0.0/20, WIFI_S</w:t>
-      </w:r>
-      <w:r>
-        <w:rPr>
-          <w:color w:val="EE0000"/>
-          <w:lang w:val="en-US"/>
-        </w:rPr>
-        <w:t>UM = is not summarized to route to the WLC</w:t>
+        <w:t>SITE 01 – WIRED_SUM = 10.1.0.0/20, WIFI_SUM = is not summarized to route to the WLC</w:t>
       </w:r>
     </w:p>
     <w:p>
@@ -374,21 +439,7 @@
         <w:rPr>
           <w:color w:val="EE0000"/>
         </w:rPr>
-        <w:t xml:space="preserve">VLAN 80 (Access </w:t>
-      </w:r>
-      <w:proofErr w:type="spellStart"/>
-      <w:r>
-        <w:rPr>
-          <w:color w:val="EE0000"/>
-        </w:rPr>
-        <w:t>Points</w:t>
-      </w:r>
-      <w:proofErr w:type="spellEnd"/>
-      <w:r>
-        <w:rPr>
-          <w:color w:val="EE0000"/>
-        </w:rPr>
-        <w:t>) – 10.1.6.0/24</w:t>
+        <w:t xml:space="preserve">VLAN 80 (Access Points) – 10.1.6.0/24</w:t>
       </w:r>
     </w:p>
     <w:p>
@@ -522,15 +573,7 @@
         <w:spacing w:before="200"/>
       </w:pPr>
       <w:r>
-        <w:t xml:space="preserve">VLAN 80 (Access </w:t>
-      </w:r>
-      <w:proofErr w:type="spellStart"/>
-      <w:r>
-        <w:t>Points</w:t>
-      </w:r>
-      <w:proofErr w:type="spellEnd"/>
-      <w:r>
-        <w:t>) – 10.2.6.0/24</w:t>
+        <w:t xml:space="preserve">VLAN 80 (Access Points) – 10.2.6.0/24</w:t>
       </w:r>
     </w:p>
     <w:p>
@@ -670,153 +713,65 @@
         <w:rPr>
           <w:lang w:val="en-US"/>
         </w:rPr>
-        <w:t xml:space="preserve">Static </w:t>
-      </w:r>
-      <w:proofErr w:type="spellStart"/>
-      <w:r>
-        <w:rPr>
-          <w:lang w:val="en-US"/>
-        </w:rPr>
-        <w:t>nat</w:t>
-      </w:r>
-      <w:proofErr w:type="spellEnd"/>
-      <w:r>
-        <w:rPr>
-          <w:lang w:val="en-US"/>
-        </w:rPr>
-        <w:t xml:space="preserve"> for </w:t>
-      </w:r>
-      <w:proofErr w:type="spellStart"/>
-      <w:r>
-        <w:rPr>
-          <w:lang w:val="en-US"/>
-        </w:rPr>
-        <w:t>tcp</w:t>
-      </w:r>
-      <w:proofErr w:type="spellEnd"/>
-      <w:r>
-        <w:rPr>
-          <w:lang w:val="en-US"/>
-        </w:rPr>
-        <w:t xml:space="preserve"> ports 80 and 443 from internet to the server in </w:t>
-      </w:r>
-      <w:proofErr w:type="spellStart"/>
-      <w:r>
-        <w:rPr>
-          <w:lang w:val="en-US"/>
-        </w:rPr>
-        <w:t>dmz</w:t>
-      </w:r>
-      <w:proofErr w:type="spellEnd"/>
-    </w:p>
-    <w:p>
-      <w:pPr>
-        <w:spacing w:before="200"/>
-        <w:rPr>
-          <w:lang w:val="en-US"/>
-        </w:rPr>
-      </w:pPr>
-      <w:r>
-        <w:rPr>
-          <w:lang w:val="en-US"/>
-        </w:rPr>
-        <w:t xml:space="preserve">Public </w:t>
-      </w:r>
-      <w:proofErr w:type="spellStart"/>
-      <w:r>
-        <w:rPr>
-          <w:lang w:val="en-US"/>
-        </w:rPr>
-        <w:t>ip</w:t>
-      </w:r>
-      <w:proofErr w:type="spellEnd"/>
-      <w:r>
-        <w:rPr>
-          <w:lang w:val="en-US"/>
-        </w:rPr>
-        <w:t xml:space="preserve"> is 203.0.113.0</w:t>
-      </w:r>
-      <w:r>
-        <w:rPr>
-          <w:lang w:val="en-US"/>
-        </w:rPr>
-        <w:t xml:space="preserve"> for public server is</w:t>
-      </w:r>
-    </w:p>
-    <w:p>
-      <w:pPr>
-        <w:spacing w:before="200"/>
-        <w:rPr>
-          <w:lang w:val="en-US"/>
-        </w:rPr>
-      </w:pPr>
-    </w:p>
-    <w:p>
-      <w:pPr>
-        <w:spacing w:before="200"/>
-        <w:rPr>
-          <w:lang w:val="en-US"/>
-        </w:rPr>
-      </w:pPr>
-    </w:p>
-    <w:p>
-      <w:pPr>
-        <w:spacing w:before="200"/>
-        <w:rPr>
-          <w:lang w:val="en-US"/>
-        </w:rPr>
-      </w:pPr>
-      <w:r>
-        <w:rPr>
-          <w:lang w:val="en-US"/>
-        </w:rPr>
-        <w:t>NAT Pool ACL</w:t>
-      </w:r>
-      <w:r>
-        <w:rPr>
-          <w:lang w:val="en-US"/>
-        </w:rPr>
-        <w:t xml:space="preserve"> (ASBR)</w:t>
-      </w:r>
-      <w:r>
-        <w:rPr>
-          <w:lang w:val="en-US"/>
-        </w:rPr>
-        <w:t xml:space="preserve"> — Internet Egress Documentation</w:t>
-      </w:r>
-      <w:r>
-        <w:rPr>
-          <w:lang w:val="en-US"/>
-        </w:rPr>
-        <w:t xml:space="preserve"> </w:t>
-      </w:r>
-    </w:p>
-    <w:p>
-      <w:pPr>
-        <w:spacing w:before="200"/>
-        <w:rPr>
-          <w:lang w:val="en-US"/>
-        </w:rPr>
-      </w:pPr>
-      <w:r>
-        <w:rPr>
-          <w:lang w:val="en-US"/>
-        </w:rPr>
-        <w:t>what subnets/</w:t>
-      </w:r>
-      <w:proofErr w:type="spellStart"/>
-      <w:r>
-        <w:rPr>
-          <w:lang w:val="en-US"/>
-        </w:rPr>
-        <w:t>vlans</w:t>
-      </w:r>
-      <w:proofErr w:type="spellEnd"/>
-      <w:r>
-        <w:rPr>
-          <w:lang w:val="en-US"/>
-        </w:rPr>
-        <w:t xml:space="preserve"> get access</w:t>
+        <w:t xml:space="preserve">Static nat for tcp ports 80 and 443 from internet to the server in dmz</w:t>
+      </w:r>
+    </w:p>
+    <w:p>
+      <w:pPr>
+        <w:spacing w:before="200"/>
+        <w:rPr>
+          <w:lang w:val="en-US"/>
+        </w:rPr>
+      </w:pPr>
+      <w:r>
+        <w:rPr>
+          <w:lang w:val="en-US"/>
+        </w:rPr>
+        <w:t xml:space="preserve">Public ip is 203.0.113.0 for public server is</w:t>
+      </w:r>
+    </w:p>
+    <w:p>
+      <w:pPr>
+        <w:spacing w:before="200"/>
+        <w:rPr>
+          <w:lang w:val="en-US"/>
+        </w:rPr>
+      </w:pPr>
+    </w:p>
+    <w:p>
+      <w:pPr>
+        <w:spacing w:before="200"/>
+        <w:rPr>
+          <w:lang w:val="en-US"/>
+        </w:rPr>
+      </w:pPr>
+    </w:p>
+    <w:p>
+      <w:pPr>
+        <w:spacing w:before="200"/>
+        <w:rPr>
+          <w:lang w:val="en-US"/>
+        </w:rPr>
+      </w:pPr>
+      <w:r>
+        <w:rPr>
+          <w:lang w:val="en-US"/>
+        </w:rPr>
+        <w:t xml:space="preserve">NAT Pool ACL (ASBR) — Internet Egress Documentation </w:t>
+      </w:r>
+    </w:p>
+    <w:p>
+      <w:pPr>
+        <w:spacing w:before="200"/>
+        <w:rPr>
+          <w:lang w:val="en-US"/>
+        </w:rPr>
+      </w:pPr>
+      <w:r>
+        <w:rPr>
+          <w:lang w:val="en-US"/>
+        </w:rPr>
+        <w:t xml:space="preserve">what subnets/vlans get access</w:t>
       </w:r>
     </w:p>
     <w:p>
@@ -1143,45 +1098,38 @@
           <w:color w:val="00B0F0"/>
           <w:lang w:val="en-US"/>
         </w:rPr>
-        <w:t xml:space="preserve">Assigned Public IP block - </w:t>
-      </w:r>
-      <w:r>
+        <w:t xml:space="preserve">Assigned Public IP block - 203.0.113.0/29</w:t>
+      </w:r>
+    </w:p>
+    <w:p>
+      <w:pPr>
+        <w:spacing w:before="200"/>
         <w:rPr>
           <w:color w:val="00B0F0"/>
           <w:lang w:val="en-US"/>
         </w:rPr>
-        <w:t>203.0.113.0/29</w:t>
-      </w:r>
-    </w:p>
-    <w:p>
-      <w:pPr>
-        <w:spacing w:before="200"/>
+      </w:pPr>
+      <w:r>
         <w:rPr>
           <w:color w:val="00B0F0"/>
           <w:lang w:val="en-US"/>
         </w:rPr>
-      </w:pPr>
-      <w:r>
+        <w:t>ISP BGP ASN 6500</w:t>
+      </w:r>
+    </w:p>
+    <w:p>
+      <w:pPr>
+        <w:spacing w:before="200"/>
         <w:rPr>
           <w:color w:val="00B0F0"/>
           <w:lang w:val="en-US"/>
         </w:rPr>
-        <w:t>ISP BGP ASN 6500</w:t>
-      </w:r>
-    </w:p>
-    <w:p>
-      <w:pPr>
-        <w:spacing w:before="200"/>
+      </w:pPr>
+      <w:r>
         <w:rPr>
           <w:color w:val="00B0F0"/>
           <w:lang w:val="en-US"/>
         </w:rPr>
-      </w:pPr>
-      <w:r>
-        <w:rPr>
-          <w:color w:val="00B0F0"/>
-          <w:lang w:val="en-US"/>
-        </w:rPr>
         <w:t>LOCAL BGL ASN 65001</w:t>
       </w:r>
     </w:p>
@@ -1214,21 +1162,7 @@
           <w:color w:val="EE0000"/>
           <w:lang w:val="en-US"/>
         </w:rPr>
-        <w:t xml:space="preserve">SITE 01 – </w:t>
-      </w:r>
-      <w:r>
-        <w:rPr>
-          <w:color w:val="EE0000"/>
-          <w:lang w:val="en-US"/>
-        </w:rPr>
-        <w:t>WIRED_SUM = 10.1.0.0/20, WIFI_S</w:t>
-      </w:r>
-      <w:r>
-        <w:rPr>
-          <w:color w:val="EE0000"/>
-          <w:lang w:val="en-US"/>
-        </w:rPr>
-        <w:t>UM = is not summarized to route to the WLC</w:t>
+        <w:t xml:space="preserve">SITE 01 – WIRED_SUM = 10.1.0.0/20, WIFI_SUM = is not summarized to route to the WLC</w:t>
       </w:r>
     </w:p>
     <w:p>
@@ -1300,21 +1234,7 @@
         <w:rPr>
           <w:color w:val="EE0000"/>
         </w:rPr>
-        <w:t xml:space="preserve">VLAN 80 (Access </w:t>
-      </w:r>
-      <w:proofErr w:type="spellStart"/>
-      <w:r>
-        <w:rPr>
-          <w:color w:val="EE0000"/>
-        </w:rPr>
-        <w:t>Points</w:t>
-      </w:r>
-      <w:proofErr w:type="spellEnd"/>
-      <w:r>
-        <w:rPr>
-          <w:color w:val="EE0000"/>
-        </w:rPr>
-        <w:t>) – 10.1.6.0/24</w:t>
+        <w:t xml:space="preserve">VLAN 80 (Access Points) – 10.1.6.0/24</w:t>
       </w:r>
     </w:p>
     <w:p>
@@ -1386,19 +1306,7 @@
         <w:rPr>
           <w:color w:val="EE0000"/>
         </w:rPr>
-        <w:t>VLAN 120 (</w:t>
-      </w:r>
-      <w:r>
-        <w:rPr>
-          <w:color w:val="EE0000"/>
-        </w:rPr>
-        <w:t>CORP-</w:t>
-      </w:r>
-      <w:r>
-        <w:rPr>
-          <w:color w:val="EE0000"/>
-        </w:rPr>
-        <w:t>GUEST-WIFI) – 10.1.8.0/24</w:t>
+        <w:t>VLAN 120 (CORP-GUEST-WIFI) – 10.1.8.0/24</w:t>
       </w:r>
     </w:p>
     <w:p>
@@ -1526,18 +1434,8 @@
           <w:bCs/>
           <w:color w:val="EE0000"/>
         </w:rPr>
-        <w:t xml:space="preserve">Edge / Internet </w:t>
-      </w:r>
-      <w:proofErr w:type="spellStart"/>
-      <w:r>
-        <w:rPr>
-          <w:b/>
-          <w:bCs/>
-          <w:color w:val="EE0000"/>
-        </w:rPr>
-        <w:t>block</w:t>
-      </w:r>
-      <w:proofErr w:type="spellEnd"/>
+        <w:t xml:space="preserve">Edge / Internet block</w:t>
+      </w:r>
     </w:p>
     <w:p>
       <w:pPr>
@@ -1554,13 +1452,7 @@
         <w:rPr>
           <w:color w:val="EE0000"/>
         </w:rPr>
-        <w:t>0</w:t>
-      </w:r>
-      <w:r>
-        <w:rPr>
-          <w:color w:val="EE0000"/>
-        </w:rPr>
-        <w:t xml:space="preserve">. ISP – WAN-R1 </w:t>
+        <w:t xml:space="preserve">0. ISP – WAN-R1 </w:t>
       </w:r>
       <w:r>
         <w:rPr>
@@ -1599,25 +1491,7 @@
           <w:color w:val="EE0000"/>
         </w:rPr>
         <w:lastRenderedPageBreak/>
-        <w:t>1</w:t>
-      </w:r>
-      <w:r>
-        <w:rPr>
-          <w:color w:val="EE0000"/>
-        </w:rPr>
-        <w:t>. WAN-R1 – FW (</w:t>
-      </w:r>
-      <w:r>
-        <w:rPr>
-          <w:color w:val="EE0000"/>
-        </w:rPr>
-        <w:t>10.0.0.0/30</w:t>
-      </w:r>
-      <w:r>
-        <w:rPr>
-          <w:color w:val="EE0000"/>
-        </w:rPr>
-        <w:t>)</w:t>
+        <w:t>1. WAN-R1 – FW (10.0.0.0/30)</w:t>
       </w:r>
     </w:p>
     <w:p>
@@ -1684,12 +1558,6 @@
         </w:rPr>
         <w:br/>
         <w:t>4. SRVRM-SW1 – CORE-R1 (10.0.0.12/30)</w:t>
-      </w:r>
-      <w:r>
-        <w:rPr>
-          <w:color w:val="EE0000"/>
-          <w:lang w:val="en-US"/>
-        </w:rPr>
         <w:br/>
         <w:t>5. SRVRM-SW1 – CORE-R2 (10.0.0.16/30)</w:t>
       </w:r>
@@ -1751,12 +1619,6 @@
         </w:rPr>
         <w:br/>
         <w:t>7. CORE-R1 – DSW01-SITE01 (10.0.0.24/30)</w:t>
-      </w:r>
-      <w:r>
-        <w:rPr>
-          <w:color w:val="EE0000"/>
-          <w:lang w:val="en-US"/>
-        </w:rPr>
         <w:br/>
         <w:t>8. CORE-R1 – DSW02-SITE01 (10.0.0.28/30)</w:t>
       </w:r>
@@ -1766,18 +1628,8 @@
         </w:rPr>
         <w:br/>
         <w:t>9. CORE-R1 – DSW01-SITE02 (10.0.0.32/30)</w:t>
-      </w:r>
-      <w:r>
-        <w:rPr>
-          <w:lang w:val="en-US"/>
-        </w:rPr>
         <w:br/>
         <w:t>10. CORE-R1 – DSW02-SITE02 (10.0.0.36/30)</w:t>
-      </w:r>
-      <w:r>
-        <w:rPr>
-          <w:lang w:val="en-US"/>
-        </w:rPr>
         <w:br/>
       </w:r>
       <w:r>
@@ -1786,12 +1638,6 @@
           <w:lang w:val="en-US"/>
         </w:rPr>
         <w:t>11. CORE-R2 – DSW01-SITE01 (10.0.0.40/30)</w:t>
-      </w:r>
-      <w:r>
-        <w:rPr>
-          <w:color w:val="EE0000"/>
-          <w:lang w:val="en-US"/>
-        </w:rPr>
         <w:br/>
         <w:t>12. CORE-R2 – DSW02-SITE01 (10.0.0.44/30)</w:t>
       </w:r>
@@ -1801,11 +1647,6 @@
         </w:rPr>
         <w:br/>
         <w:t xml:space="preserve">13. CORE-R2 – DSW01-SITE02 (10.0.0.48/30) </w:t>
-      </w:r>
-      <w:r>
-        <w:rPr>
-          <w:lang w:val="en-US"/>
-        </w:rPr>
         <w:br/>
         <w:t>14. CORE-R2 – DSW02-SITE02 (10.0.0.52/30)</w:t>
       </w:r>
@@ -1909,15 +1750,7 @@
         <w:spacing w:before="200"/>
       </w:pPr>
       <w:r>
-        <w:t xml:space="preserve">VLAN 80 (Access </w:t>
-      </w:r>
-      <w:proofErr w:type="spellStart"/>
-      <w:r>
-        <w:t>Points</w:t>
-      </w:r>
-      <w:proofErr w:type="spellEnd"/>
-      <w:r>
-        <w:t>) – 10.2.6.0/24</w:t>
+        <w:t xml:space="preserve">VLAN 80 (Access Points) – 10.2.6.0/24</w:t>
       </w:r>
     </w:p>
     <w:p>
@@ -1988,30 +1821,26 @@
           <w:lang w:val="en-US"/>
         </w:rPr>
       </w:pPr>
-      <w:proofErr w:type="spellStart"/>
       <w:r>
         <w:rPr>
           <w:lang w:val="en-US"/>
         </w:rPr>
         <w:t>Ntp</w:t>
       </w:r>
-      <w:proofErr w:type="spellEnd"/>
-    </w:p>
-    <w:p>
-      <w:pPr>
-        <w:spacing w:before="200"/>
-        <w:rPr>
-          <w:lang w:val="en-US"/>
-        </w:rPr>
-      </w:pPr>
-      <w:proofErr w:type="spellStart"/>
+    </w:p>
+    <w:p>
+      <w:pPr>
+        <w:spacing w:before="200"/>
+        <w:rPr>
+          <w:lang w:val="en-US"/>
+        </w:rPr>
+      </w:pPr>
       <w:r>
         <w:rPr>
           <w:lang w:val="en-US"/>
         </w:rPr>
         <w:t>en</w:t>
       </w:r>
-      <w:proofErr w:type="spellEnd"/>
     </w:p>
     <w:p>
       <w:pPr>
@@ -2039,65 +1868,35 @@
         <w:rPr>
           <w:lang w:val="en-US"/>
         </w:rPr>
-        <w:t xml:space="preserve">clock </w:t>
-      </w:r>
-      <w:proofErr w:type="spellStart"/>
-      <w:r>
-        <w:rPr>
-          <w:lang w:val="en-US"/>
-        </w:rPr>
-        <w:t>timezone</w:t>
-      </w:r>
-      <w:proofErr w:type="spellEnd"/>
-      <w:r>
-        <w:rPr>
-          <w:lang w:val="en-US"/>
-        </w:rPr>
-        <w:t xml:space="preserve"> gmt+5 +5</w:t>
-      </w:r>
-    </w:p>
-    <w:p>
-      <w:pPr>
-        <w:spacing w:before="200"/>
-        <w:rPr>
-          <w:lang w:val="en-US"/>
-        </w:rPr>
-      </w:pPr>
-      <w:proofErr w:type="spellStart"/>
-      <w:r>
-        <w:rPr>
-          <w:lang w:val="en-US"/>
-        </w:rPr>
-        <w:t>ntp</w:t>
-      </w:r>
-      <w:proofErr w:type="spellEnd"/>
-      <w:r>
-        <w:rPr>
-          <w:lang w:val="en-US"/>
-        </w:rPr>
-        <w:t xml:space="preserve"> server 192.168.0.100 prefer</w:t>
-      </w:r>
-    </w:p>
-    <w:p>
-      <w:pPr>
-        <w:spacing w:before="200"/>
-        <w:rPr>
-          <w:lang w:val="en-US"/>
-        </w:rPr>
-      </w:pPr>
-      <w:proofErr w:type="spellStart"/>
-      <w:r>
-        <w:rPr>
-          <w:lang w:val="en-US"/>
-        </w:rPr>
-        <w:t>ntp</w:t>
-      </w:r>
-      <w:proofErr w:type="spellEnd"/>
-      <w:r>
-        <w:rPr>
-          <w:lang w:val="en-US"/>
-        </w:rPr>
-        <w:t xml:space="preserve"> source loopback0</w:t>
+        <w:t xml:space="preserve">clock timezone gmt+5 +5</w:t>
+      </w:r>
+    </w:p>
+    <w:p>
+      <w:pPr>
+        <w:spacing w:before="200"/>
+        <w:rPr>
+          <w:lang w:val="en-US"/>
+        </w:rPr>
+      </w:pPr>
+      <w:r>
+        <w:rPr>
+          <w:lang w:val="en-US"/>
+        </w:rPr>
+        <w:t xml:space="preserve">ntp server 192.168.0.100 prefer</w:t>
+      </w:r>
+    </w:p>
+    <w:p>
+      <w:pPr>
+        <w:spacing w:before="200"/>
+        <w:rPr>
+          <w:lang w:val="en-US"/>
+        </w:rPr>
+      </w:pPr>
+      <w:r>
+        <w:rPr>
+          <w:lang w:val="en-US"/>
+        </w:rPr>
+        <w:t xml:space="preserve">ntp source loopback0</w:t>
       </w:r>
     </w:p>
     <w:p>
@@ -2147,21 +1946,7 @@
         <w:rPr>
           <w:lang w:val="en-US"/>
         </w:rPr>
-        <w:t xml:space="preserve">using </w:t>
-      </w:r>
-      <w:proofErr w:type="spellStart"/>
-      <w:r>
-        <w:rPr>
-          <w:lang w:val="en-US"/>
-        </w:rPr>
-        <w:t>chrony</w:t>
-      </w:r>
-      <w:proofErr w:type="spellEnd"/>
-      <w:r>
-        <w:rPr>
-          <w:lang w:val="en-US"/>
-        </w:rPr>
-        <w:t xml:space="preserve"> –</w:t>
+        <w:t xml:space="preserve">using chrony –</w:t>
       </w:r>
     </w:p>
     <w:p>
@@ -2257,19 +2042,11 @@
           <w:lang w:val="en-US"/>
         </w:rPr>
       </w:pPr>
-      <w:proofErr w:type="spellStart"/>
-      <w:r>
-        <w:rPr>
-          <w:lang w:val="en-US"/>
-        </w:rPr>
-        <w:t>fw</w:t>
-      </w:r>
-      <w:proofErr w:type="spellEnd"/>
-      <w:r>
-        <w:rPr>
-          <w:lang w:val="en-US"/>
-        </w:rPr>
-        <w:t xml:space="preserve">              IN  A   10.0.5.2</w:t>
+      <w:r>
+        <w:rPr>
+          <w:lang w:val="en-US"/>
+        </w:rPr>
+        <w:t xml:space="preserve">fw              IN  A   10.0.5.2</w:t>
       </w:r>
     </w:p>
     <w:p>
@@ -2435,114 +2212,68 @@
           <w:lang w:val="en-US"/>
         </w:rPr>
       </w:pPr>
-      <w:proofErr w:type="spellStart"/>
-      <w:r>
-        <w:rPr>
-          <w:lang w:val="en-US"/>
-        </w:rPr>
-        <w:t>dns-dhcp-ntp</w:t>
-      </w:r>
-      <w:proofErr w:type="spellEnd"/>
-      <w:r>
-        <w:rPr>
-          <w:lang w:val="en-US"/>
-        </w:rPr>
-        <w:t xml:space="preserve">    IN  A   192.168.0.100</w:t>
-      </w:r>
-    </w:p>
-    <w:p>
-      <w:pPr>
-        <w:spacing w:before="200"/>
-        <w:rPr>
-          <w:lang w:val="en-US"/>
-        </w:rPr>
-      </w:pPr>
-      <w:r>
-        <w:rPr>
-          <w:lang w:val="en-US"/>
-        </w:rPr>
-        <w:t>pub-</w:t>
-      </w:r>
-      <w:proofErr w:type="spellStart"/>
-      <w:r>
-        <w:rPr>
-          <w:lang w:val="en-US"/>
-        </w:rPr>
-        <w:t>srv</w:t>
-      </w:r>
-      <w:proofErr w:type="spellEnd"/>
-      <w:r>
-        <w:rPr>
-          <w:lang w:val="en-US"/>
-        </w:rPr>
-        <w:t xml:space="preserve">         IN  A   10.0.1.100</w:t>
-      </w:r>
-    </w:p>
-    <w:p>
-      <w:pPr>
-        <w:spacing w:before="200"/>
-        <w:rPr>
-          <w:lang w:val="en-US"/>
-        </w:rPr>
-      </w:pPr>
-      <w:proofErr w:type="spellStart"/>
+      <w:r>
+        <w:rPr>
+          <w:lang w:val="en-US"/>
+        </w:rPr>
+        <w:t xml:space="preserve">dns-dhcp-ntp    IN  A   192.168.0.100</w:t>
+      </w:r>
+    </w:p>
+    <w:p>
+      <w:pPr>
+        <w:spacing w:before="200"/>
+        <w:rPr>
+          <w:lang w:val="en-US"/>
+        </w:rPr>
+      </w:pPr>
+      <w:r>
+        <w:rPr>
+          <w:lang w:val="en-US"/>
+        </w:rPr>
+        <w:t xml:space="preserve">pub-srv         IN  A   10.0.1.100</w:t>
+      </w:r>
+    </w:p>
+    <w:p>
+      <w:pPr>
+        <w:spacing w:before="200"/>
+        <w:rPr>
+          <w:lang w:val="en-US"/>
+        </w:rPr>
+      </w:pPr>
       <w:r>
         <w:rPr>
           <w:lang w:val="en-US"/>
         </w:rPr>
         <w:lastRenderedPageBreak/>
-        <w:t>wlc</w:t>
-      </w:r>
-      <w:proofErr w:type="spellEnd"/>
-      <w:r>
-        <w:rPr>
-          <w:lang w:val="en-US"/>
-        </w:rPr>
-        <w:t xml:space="preserve">             IN  A   10.0.2.100</w:t>
-      </w:r>
-    </w:p>
-    <w:p>
-      <w:pPr>
-        <w:spacing w:before="200"/>
-        <w:rPr>
-          <w:lang w:val="en-US"/>
-        </w:rPr>
-      </w:pPr>
-      <w:proofErr w:type="spellStart"/>
-      <w:r>
-        <w:rPr>
-          <w:lang w:val="en-US"/>
-        </w:rPr>
-        <w:t>ldap-aaa</w:t>
-      </w:r>
-      <w:proofErr w:type="spellEnd"/>
-      <w:r>
-        <w:rPr>
-          <w:lang w:val="en-US"/>
-        </w:rPr>
-        <w:t xml:space="preserve">        IN  A   192.168.0.101</w:t>
-      </w:r>
-    </w:p>
-    <w:p>
-      <w:pPr>
-        <w:spacing w:before="200"/>
-        <w:rPr>
-          <w:lang w:val="en-US"/>
-        </w:rPr>
-      </w:pPr>
-      <w:proofErr w:type="spellStart"/>
-      <w:r>
-        <w:rPr>
-          <w:lang w:val="en-US"/>
-        </w:rPr>
-        <w:t>pki-srv</w:t>
-      </w:r>
-      <w:proofErr w:type="spellEnd"/>
-      <w:r>
-        <w:rPr>
-          <w:lang w:val="en-US"/>
-        </w:rPr>
-        <w:t xml:space="preserve">         IN  A   192.168.0.102</w:t>
+        <w:t xml:space="preserve">wlc             IN  A   10.0.2.100</w:t>
+      </w:r>
+    </w:p>
+    <w:p>
+      <w:pPr>
+        <w:spacing w:before="200"/>
+        <w:rPr>
+          <w:lang w:val="en-US"/>
+        </w:rPr>
+      </w:pPr>
+      <w:r>
+        <w:rPr>
+          <w:lang w:val="en-US"/>
+        </w:rPr>
+        <w:t xml:space="preserve">ldap-aaa        IN  A   192.168.0.101</w:t>
+      </w:r>
+    </w:p>
+    <w:p>
+      <w:pPr>
+        <w:spacing w:before="200"/>
+        <w:rPr>
+          <w:lang w:val="en-US"/>
+        </w:rPr>
+      </w:pPr>
+      <w:r>
+        <w:rPr>
+          <w:lang w:val="en-US"/>
+        </w:rPr>
+        <w:t xml:space="preserve">pki-srv         IN  A   192.168.0.102</w:t>
       </w:r>
     </w:p>
     <w:p>
@@ -3682,6 +3413,325 @@
     </w:p>
     <w:p>
       <w:pPr>
+        <w:pStyle w:val="3"/>
+        <w:rPr>
+          <w:lang w:val="en-US"/>
+        </w:rPr>
+      </w:pPr>
+      <w:r>
+        <w:rPr>
+          <w:lang w:val="en-US"/>
+        </w:rPr>
+        <w:t xml:space="preserve">Firewall Inside Links – ASA Traffic Zone</w:t>
+      </w:r>
+    </w:p>
+    <w:p>
+      <w:pPr>
+        <w:rPr>
+          <w:lang w:val="en-US"/>
+        </w:rPr>
+      </w:pPr>
+      <w:r>
+        <w:rPr>
+          <w:lang w:val="en-US"/>
+        </w:rPr>
+        <w:t xml:space="preserve">The ASA has two active links towards the core: Gi0/1 </w:t>
+      </w:r>
+      <w:r>
+        <w:rPr>
+          <w:b/>
+          <w:bCs/>
+          <w:lang w:val="en-US"/>
+        </w:rPr>
+        <w:t xml:space="preserve">inside</w:t>
+      </w:r>
+      <w:r>
+        <w:rPr>
+          <w:lang w:val="en-US"/>
+        </w:rPr>
+        <w:t xml:space="preserve"> (to CORE-R1) and Gi0/2 </w:t>
+      </w:r>
+      <w:r>
+        <w:rPr>
+          <w:b/>
+          <w:bCs/>
+          <w:lang w:val="en-US"/>
+        </w:rPr>
+        <w:t xml:space="preserve">inside</w:t>
+      </w:r>
+      <w:r>
+        <w:rPr>
+          <w:lang w:val="en-US"/>
+        </w:rPr>
+        <w:t xml:space="preserve">* (to CORE-R2), both security level 100. OSPF learns equal-cost routes over both.</w:t>
+      </w:r>
+    </w:p>
+    <w:p>
+      <w:pPr>
+        <w:pStyle w:val="a4"/>
+        <w:numPr>
+          <w:ilvl w:val="0"/>
+          <w:numId w:val="3"/>
+        </w:numPr>
+        <w:rPr>
+          <w:lang w:val="en-US"/>
+        </w:rPr>
+      </w:pPr>
+      <w:r>
+        <w:rPr>
+          <w:lang w:val="en-US"/>
+        </w:rPr>
+        <w:t xml:space="preserve">Without a zone, the ASA does ECMP </w:t>
+      </w:r>
+      <w:r>
+        <w:rPr>
+          <w:b/>
+          <w:bCs/>
+          <w:lang w:val="en-US"/>
+        </w:rPr>
+        <w:t xml:space="preserve">only within one interface</w:t>
+      </w:r>
+      <w:r>
+        <w:rPr>
+          <w:lang w:val="en-US"/>
+        </w:rPr>
+        <w:t xml:space="preserve">: it installs the route via one link and drops replies for connections that arrived on the other link. Commands pinned to one interface (</w:t>
+      </w:r>
+      <w:r>
+        <w:rPr>
+          <w:rFonts w:ascii="Consolas" w:hAnsi="Consolas" w:cs="Consolas"/>
+          <w:sz w:val="18"/>
+          <w:szCs w:val="18"/>
+          <w:lang w:val="en-US"/>
+        </w:rPr>
+        <w:t xml:space="preserve">logging host inside</w:t>
+      </w:r>
+      <w:r>
+        <w:rPr>
+          <w:lang w:val="en-US"/>
+        </w:rPr>
+        <w:t xml:space="preserve">, </w:t>
+      </w:r>
+      <w:r>
+        <w:rPr>
+          <w:rFonts w:ascii="Consolas" w:hAnsi="Consolas" w:cs="Consolas"/>
+          <w:sz w:val="18"/>
+          <w:szCs w:val="18"/>
+          <w:lang w:val="en-US"/>
+        </w:rPr>
+        <w:t xml:space="preserve">snmp-server host inside</w:t>
+      </w:r>
+      <w:r>
+        <w:rPr>
+          <w:lang w:val="en-US"/>
+        </w:rPr>
+        <w:t xml:space="preserve">) break.</w:t>
+      </w:r>
+    </w:p>
+    <w:p>
+      <w:pPr>
+        <w:pStyle w:val="a4"/>
+        <w:numPr>
+          <w:ilvl w:val="0"/>
+          <w:numId w:val="3"/>
+        </w:numPr>
+        <w:rPr>
+          <w:lang w:val="en-US"/>
+        </w:rPr>
+      </w:pPr>
+      <w:r>
+        <w:rPr>
+          <w:lang w:val="en-US"/>
+        </w:rPr>
+        <w:t xml:space="preserve">Both links are members of traffic zone </w:t>
+      </w:r>
+      <w:r>
+        <w:rPr>
+          <w:b/>
+          <w:bCs/>
+          <w:lang w:val="en-US"/>
+        </w:rPr>
+        <w:t xml:space="preserve">INSIDE</w:t>
+      </w:r>
+      <w:r>
+        <w:rPr>
+          <w:lang w:val="en-US"/>
+        </w:rPr>
+        <w:t xml:space="preserve">: the ASA installs both routes, load-balances across them and accepts a connection's packets on either link.</w:t>
+      </w:r>
+    </w:p>
+    <w:p>
+      <w:pPr>
+        <w:pStyle w:val="a4"/>
+        <w:numPr>
+          <w:ilvl w:val="0"/>
+          <w:numId w:val="3"/>
+        </w:numPr>
+        <w:rPr>
+          <w:lang w:val="en-US"/>
+        </w:rPr>
+      </w:pPr>
+      <w:r>
+        <w:rPr>
+          <w:lang w:val="en-US"/>
+        </w:rPr>
+        <w:t xml:space="preserve">Rules tied to a single nameif still apply only to that interface and must be duplicated for the other member. Management (SNMP, syslog) is sourced from Loopback0 instead.</w:t>
+      </w:r>
+    </w:p>
+    <w:p>
+      <w:pPr>
+        <w:shd w:val="clear" w:color="auto" w:fill="F2F2F2"/>
+        <w:spacing w:before="60" w:after="120"/>
+        <w:ind w:left="200"/>
+        <w:rPr>
+          <w:lang w:val="en-US"/>
+        </w:rPr>
+      </w:pPr>
+      <w:r>
+        <w:rPr>
+          <w:rFonts w:ascii="Consolas" w:hAnsi="Consolas" w:cs="Consolas"/>
+          <w:sz w:val="18"/>
+          <w:szCs w:val="18"/>
+          <w:lang w:val="en-US"/>
+        </w:rPr>
+        <w:t xml:space="preserve">zone INSIDE</w:t>
+      </w:r>
+      <w:r>
+        <w:rPr>
+          <w:lang w:val="en-US"/>
+        </w:rPr>
+        <w:br/>
+      </w:r>
+      <w:r>
+        <w:rPr>
+          <w:rFonts w:ascii="Consolas" w:hAnsi="Consolas" w:cs="Consolas"/>
+          <w:sz w:val="18"/>
+          <w:szCs w:val="18"/>
+          <w:lang w:val="en-US"/>
+        </w:rPr>
+        <w:t xml:space="preserve">interface GigabitEthernet0/1</w:t>
+      </w:r>
+      <w:r>
+        <w:rPr>
+          <w:lang w:val="en-US"/>
+        </w:rPr>
+        <w:br/>
+      </w:r>
+      <w:r>
+        <w:rPr>
+          <w:rFonts w:ascii="Consolas" w:hAnsi="Consolas" w:cs="Consolas"/>
+          <w:sz w:val="18"/>
+          <w:szCs w:val="18"/>
+          <w:lang w:val="en-US"/>
+        </w:rPr>
+        <w:t xml:space="preserve"> zone-member INSIDE</w:t>
+      </w:r>
+      <w:r>
+        <w:rPr>
+          <w:lang w:val="en-US"/>
+        </w:rPr>
+        <w:br/>
+      </w:r>
+      <w:r>
+        <w:rPr>
+          <w:rFonts w:ascii="Consolas" w:hAnsi="Consolas" w:cs="Consolas"/>
+          <w:sz w:val="18"/>
+          <w:szCs w:val="18"/>
+          <w:lang w:val="en-US"/>
+        </w:rPr>
+        <w:t xml:space="preserve">interface GigabitEthernet0/2</w:t>
+      </w:r>
+      <w:r>
+        <w:rPr>
+          <w:lang w:val="en-US"/>
+        </w:rPr>
+        <w:br/>
+      </w:r>
+      <w:r>
+        <w:rPr>
+          <w:rFonts w:ascii="Consolas" w:hAnsi="Consolas" w:cs="Consolas"/>
+          <w:sz w:val="18"/>
+          <w:szCs w:val="18"/>
+          <w:lang w:val="en-US"/>
+        </w:rPr>
+        <w:t xml:space="preserve"> zone-member INSIDE</w:t>
+      </w:r>
+    </w:p>
+    <w:p>
+      <w:pPr>
+        <w:rPr>
+          <w:lang w:val="en-US"/>
+        </w:rPr>
+      </w:pPr>
+      <w:r>
+        <w:rPr>
+          <w:lang w:val="en-US"/>
+        </w:rPr>
+        <w:t xml:space="preserve">Verify: </w:t>
+      </w:r>
+      <w:r>
+        <w:rPr>
+          <w:rFonts w:ascii="Consolas" w:hAnsi="Consolas" w:cs="Consolas"/>
+          <w:sz w:val="18"/>
+          <w:szCs w:val="18"/>
+          <w:lang w:val="en-US"/>
+        </w:rPr>
+        <w:t xml:space="preserve">show zone</w:t>
+      </w:r>
+      <w:r>
+        <w:rPr>
+          <w:lang w:val="en-US"/>
+        </w:rPr>
+        <w:t xml:space="preserve">, </w:t>
+      </w:r>
+      <w:r>
+        <w:rPr>
+          <w:rFonts w:ascii="Consolas" w:hAnsi="Consolas" w:cs="Consolas"/>
+          <w:sz w:val="18"/>
+          <w:szCs w:val="18"/>
+          <w:lang w:val="en-US"/>
+        </w:rPr>
+        <w:t xml:space="preserve">show route 192.168.0.107</w:t>
+      </w:r>
+      <w:r>
+        <w:rPr>
+          <w:lang w:val="en-US"/>
+        </w:rPr>
+        <w:t xml:space="preserve"> (two next hops).</w:t>
+      </w:r>
+    </w:p>
+    <w:p>
+      <w:pPr>
+        <w:spacing w:before="120"/>
+        <w:rPr>
+          <w:lang w:val="en-US"/>
+        </w:rPr>
+      </w:pPr>
+      <w:r>
+        <w:rPr>
+          <w:lang w:val="en-US"/>
+        </w:rPr>
+        <w:t xml:space="preserve">[Content to be added – EtherChannel and remaining ECMP design]</w:t>
+      </w:r>
+    </w:p>
+    <w:p>
+      <w:pPr>
+        <w:pStyle w:val="2"/>
+        <w:rPr>
+          <w:lang w:val="en-US"/>
+        </w:rPr>
+      </w:pPr>
+      <w:bookmarkStart w:id="28" w:name="sec_redundancy_failure"/>
+      <w:r>
+        <w:rPr>
+          <w:lang w:val="en-US"/>
+        </w:rPr>
+        <w:t>8.3 Failure Scenarios</w:t>
+      </w:r>
+      <w:bookmarkEnd w:id="28"/>
+    </w:p>
+    <w:p>
+      <w:pPr>
         <w:rPr>
           <w:lang w:val="en-US"/>
         </w:rPr>
@@ -3698,19 +3748,35 @@
     </w:p>
     <w:p>
       <w:pPr>
+        <w:pStyle w:val="1"/>
+        <w:rPr>
+          <w:lang w:val="en-US"/>
+        </w:rPr>
+      </w:pPr>
+      <w:bookmarkStart w:id="29" w:name="sec_qos"/>
+      <w:r>
+        <w:rPr>
+          <w:lang w:val="en-US"/>
+        </w:rPr>
+        <w:t>9. QoS Design</w:t>
+      </w:r>
+      <w:bookmarkEnd w:id="29"/>
+    </w:p>
+    <w:p>
+      <w:pPr>
         <w:pStyle w:val="2"/>
         <w:rPr>
           <w:lang w:val="en-US"/>
         </w:rPr>
       </w:pPr>
-      <w:bookmarkStart w:id="28" w:name="sec_redundancy_failure"/>
-      <w:r>
-        <w:rPr>
-          <w:lang w:val="en-US"/>
-        </w:rPr>
-        <w:t>8.3 Failure Scenarios</w:t>
-      </w:r>
-      <w:bookmarkEnd w:id="28"/>
+      <w:bookmarkStart w:id="30" w:name="sec_qos_classification"/>
+      <w:r>
+        <w:rPr>
+          <w:lang w:val="en-US"/>
+        </w:rPr>
+        <w:t>9.1 Traffic Classification</w:t>
+      </w:r>
+      <w:bookmarkEnd w:id="30"/>
     </w:p>
     <w:p>
       <w:pPr>
@@ -3730,35 +3796,19 @@
     </w:p>
     <w:p>
       <w:pPr>
-        <w:pStyle w:val="1"/>
-        <w:rPr>
-          <w:lang w:val="en-US"/>
-        </w:rPr>
-      </w:pPr>
-      <w:bookmarkStart w:id="29" w:name="sec_qos"/>
-      <w:r>
-        <w:rPr>
-          <w:lang w:val="en-US"/>
-        </w:rPr>
-        <w:t>9. QoS Design</w:t>
-      </w:r>
-      <w:bookmarkEnd w:id="29"/>
-    </w:p>
-    <w:p>
-      <w:pPr>
         <w:pStyle w:val="2"/>
         <w:rPr>
           <w:lang w:val="en-US"/>
         </w:rPr>
       </w:pPr>
-      <w:bookmarkStart w:id="30" w:name="sec_qos_classification"/>
-      <w:r>
-        <w:rPr>
-          <w:lang w:val="en-US"/>
-        </w:rPr>
-        <w:t>9.1 Traffic Classification</w:t>
-      </w:r>
-      <w:bookmarkEnd w:id="30"/>
+      <w:bookmarkStart w:id="31" w:name="sec_qos_trust"/>
+      <w:r>
+        <w:rPr>
+          <w:lang w:val="en-US"/>
+        </w:rPr>
+        <w:t>9.2 Trust Boundaries</w:t>
+      </w:r>
+      <w:bookmarkEnd w:id="31"/>
     </w:p>
     <w:p>
       <w:pPr>
@@ -3783,14 +3833,14 @@
           <w:lang w:val="en-US"/>
         </w:rPr>
       </w:pPr>
-      <w:bookmarkStart w:id="31" w:name="sec_qos_trust"/>
-      <w:r>
-        <w:rPr>
-          <w:lang w:val="en-US"/>
-        </w:rPr>
-        <w:t>9.2 Trust Boundaries</w:t>
-      </w:r>
-      <w:bookmarkEnd w:id="31"/>
+      <w:bookmarkStart w:id="32" w:name="sec_qos_queuing"/>
+      <w:r>
+        <w:rPr>
+          <w:lang w:val="en-US"/>
+        </w:rPr>
+        <w:t>9.3 Queuing and Policing</w:t>
+      </w:r>
+      <w:bookmarkEnd w:id="32"/>
     </w:p>
     <w:p>
       <w:pPr>
@@ -3810,19 +3860,35 @@
     </w:p>
     <w:p>
       <w:pPr>
+        <w:pStyle w:val="1"/>
+        <w:rPr>
+          <w:lang w:val="en-US"/>
+        </w:rPr>
+      </w:pPr>
+      <w:bookmarkStart w:id="33" w:name="sec_security"/>
+      <w:r>
+        <w:rPr>
+          <w:lang w:val="en-US"/>
+        </w:rPr>
+        <w:t>10. Security Design</w:t>
+      </w:r>
+      <w:bookmarkEnd w:id="33"/>
+    </w:p>
+    <w:p>
+      <w:pPr>
         <w:pStyle w:val="2"/>
         <w:rPr>
           <w:lang w:val="en-US"/>
         </w:rPr>
       </w:pPr>
-      <w:bookmarkStart w:id="32" w:name="sec_qos_queuing"/>
-      <w:r>
-        <w:rPr>
-          <w:lang w:val="en-US"/>
-        </w:rPr>
-        <w:t>9.3 Queuing and Policing</w:t>
-      </w:r>
-      <w:bookmarkEnd w:id="32"/>
+      <w:bookmarkStart w:id="34" w:name="sec_sec_zones"/>
+      <w:r>
+        <w:rPr>
+          <w:lang w:val="en-US"/>
+        </w:rPr>
+        <w:t>10.1 Zone Model and Firewall Policy</w:t>
+      </w:r>
+      <w:bookmarkEnd w:id="34"/>
     </w:p>
     <w:p>
       <w:pPr>
@@ -3842,35 +3908,19 @@
     </w:p>
     <w:p>
       <w:pPr>
-        <w:pStyle w:val="1"/>
-        <w:rPr>
-          <w:lang w:val="en-US"/>
-        </w:rPr>
-      </w:pPr>
-      <w:bookmarkStart w:id="33" w:name="sec_security"/>
-      <w:r>
-        <w:rPr>
-          <w:lang w:val="en-US"/>
-        </w:rPr>
-        <w:t>10. Security Design</w:t>
-      </w:r>
-      <w:bookmarkEnd w:id="33"/>
-    </w:p>
-    <w:p>
-      <w:pPr>
         <w:pStyle w:val="2"/>
         <w:rPr>
           <w:lang w:val="en-US"/>
         </w:rPr>
       </w:pPr>
-      <w:bookmarkStart w:id="34" w:name="sec_sec_zones"/>
-      <w:r>
-        <w:rPr>
-          <w:lang w:val="en-US"/>
-        </w:rPr>
-        <w:t>10.1 Zone Model and Firewall Policy</w:t>
-      </w:r>
-      <w:bookmarkEnd w:id="34"/>
+      <w:bookmarkStart w:id="35" w:name="sec_sec_acl"/>
+      <w:r>
+        <w:rPr>
+          <w:lang w:val="en-US"/>
+        </w:rPr>
+        <w:t>10.2 Access Control Lists</w:t>
+      </w:r>
+      <w:bookmarkEnd w:id="35"/>
     </w:p>
     <w:p>
       <w:pPr>
@@ -3895,14 +3945,14 @@
           <w:lang w:val="en-US"/>
         </w:rPr>
       </w:pPr>
-      <w:bookmarkStart w:id="35" w:name="sec_sec_acl"/>
-      <w:r>
-        <w:rPr>
-          <w:lang w:val="en-US"/>
-        </w:rPr>
-        <w:t>10.2 Access Control Lists</w:t>
-      </w:r>
-      <w:bookmarkEnd w:id="35"/>
+      <w:bookmarkStart w:id="36" w:name="sec_sec_nac"/>
+      <w:r>
+        <w:rPr>
+          <w:lang w:val="en-US"/>
+        </w:rPr>
+        <w:t>10.3 802.1x / Network Access Control</w:t>
+      </w:r>
+      <w:bookmarkEnd w:id="36"/>
     </w:p>
     <w:p>
       <w:pPr>
@@ -3927,14 +3977,14 @@
           <w:lang w:val="en-US"/>
         </w:rPr>
       </w:pPr>
-      <w:bookmarkStart w:id="36" w:name="sec_sec_nac"/>
-      <w:r>
-        <w:rPr>
-          <w:lang w:val="en-US"/>
-        </w:rPr>
-        <w:t>10.3 802.1x / Network Access Control</w:t>
-      </w:r>
-      <w:bookmarkEnd w:id="36"/>
+      <w:bookmarkStart w:id="37" w:name="sec_sec_guest"/>
+      <w:r>
+        <w:rPr>
+          <w:lang w:val="en-US"/>
+        </w:rPr>
+        <w:t>10.4 Guest Network / Guest Wi-Fi</w:t>
+      </w:r>
+      <w:bookmarkEnd w:id="37"/>
     </w:p>
     <w:p>
       <w:pPr>
@@ -3959,14 +4009,14 @@
           <w:lang w:val="en-US"/>
         </w:rPr>
       </w:pPr>
-      <w:bookmarkStart w:id="37" w:name="sec_sec_guest"/>
-      <w:r>
-        <w:rPr>
-          <w:lang w:val="en-US"/>
-        </w:rPr>
-        <w:t>10.4 Guest Network / Guest Wi-Fi</w:t>
-      </w:r>
-      <w:bookmarkEnd w:id="37"/>
+      <w:bookmarkStart w:id="38" w:name="sec_sec_dmz"/>
+      <w:r>
+        <w:rPr>
+          <w:lang w:val="en-US"/>
+        </w:rPr>
+        <w:t>10.5 DMZ Design</w:t>
+      </w:r>
+      <w:bookmarkEnd w:id="38"/>
     </w:p>
     <w:p>
       <w:pPr>
@@ -3986,19 +4036,35 @@
     </w:p>
     <w:p>
       <w:pPr>
+        <w:pStyle w:val="1"/>
+        <w:rPr>
+          <w:lang w:val="en-US"/>
+        </w:rPr>
+      </w:pPr>
+      <w:bookmarkStart w:id="39" w:name="sec_wireless"/>
+      <w:r>
+        <w:rPr>
+          <w:lang w:val="en-US"/>
+        </w:rPr>
+        <w:t>11. Wireless Design</w:t>
+      </w:r>
+      <w:bookmarkEnd w:id="39"/>
+    </w:p>
+    <w:p>
+      <w:pPr>
         <w:pStyle w:val="2"/>
         <w:rPr>
           <w:lang w:val="en-US"/>
         </w:rPr>
       </w:pPr>
-      <w:bookmarkStart w:id="38" w:name="sec_sec_dmz"/>
-      <w:r>
-        <w:rPr>
-          <w:lang w:val="en-US"/>
-        </w:rPr>
-        <w:t>10.5 DMZ Design</w:t>
-      </w:r>
-      <w:bookmarkEnd w:id="38"/>
+      <w:bookmarkStart w:id="40" w:name="sec_wireless_ssid"/>
+      <w:r>
+        <w:rPr>
+          <w:lang w:val="en-US"/>
+        </w:rPr>
+        <w:t>11.1 SSID-to-VLAN Mapping</w:t>
+      </w:r>
+      <w:bookmarkEnd w:id="40"/>
     </w:p>
     <w:p>
       <w:pPr>
@@ -4018,35 +4084,19 @@
     </w:p>
     <w:p>
       <w:pPr>
-        <w:pStyle w:val="1"/>
-        <w:rPr>
-          <w:lang w:val="en-US"/>
-        </w:rPr>
-      </w:pPr>
-      <w:bookmarkStart w:id="39" w:name="sec_wireless"/>
-      <w:r>
-        <w:rPr>
-          <w:lang w:val="en-US"/>
-        </w:rPr>
-        <w:t>11. Wireless Design</w:t>
-      </w:r>
-      <w:bookmarkEnd w:id="39"/>
-    </w:p>
-    <w:p>
-      <w:pPr>
         <w:pStyle w:val="2"/>
         <w:rPr>
           <w:lang w:val="en-US"/>
         </w:rPr>
       </w:pPr>
-      <w:bookmarkStart w:id="40" w:name="sec_wireless_ssid"/>
-      <w:r>
-        <w:rPr>
-          <w:lang w:val="en-US"/>
-        </w:rPr>
-        <w:t>11.1 SSID-to-VLAN Mapping</w:t>
-      </w:r>
-      <w:bookmarkEnd w:id="40"/>
+      <w:bookmarkStart w:id="41" w:name="sec_wireless_ha"/>
+      <w:r>
+        <w:rPr>
+          <w:lang w:val="en-US"/>
+        </w:rPr>
+        <w:t>11.2 WLC High Availability</w:t>
+      </w:r>
+      <w:bookmarkEnd w:id="41"/>
     </w:p>
     <w:p>
       <w:pPr>
@@ -4066,19 +4116,35 @@
     </w:p>
     <w:p>
       <w:pPr>
+        <w:pStyle w:val="1"/>
+        <w:rPr>
+          <w:lang w:val="en-US"/>
+        </w:rPr>
+      </w:pPr>
+      <w:bookmarkStart w:id="42" w:name="sec_server_room"/>
+      <w:r>
+        <w:rPr>
+          <w:lang w:val="en-US"/>
+        </w:rPr>
+        <w:t>12. Server Room / Core Services</w:t>
+      </w:r>
+      <w:bookmarkEnd w:id="42"/>
+    </w:p>
+    <w:p>
+      <w:pPr>
         <w:pStyle w:val="2"/>
         <w:rPr>
           <w:lang w:val="en-US"/>
         </w:rPr>
       </w:pPr>
-      <w:bookmarkStart w:id="41" w:name="sec_wireless_ha"/>
-      <w:r>
-        <w:rPr>
-          <w:lang w:val="en-US"/>
-        </w:rPr>
-        <w:t>11.2 WLC High Availability</w:t>
-      </w:r>
-      <w:bookmarkEnd w:id="41"/>
+      <w:bookmarkStart w:id="43" w:name="sec_srv_aaa"/>
+      <w:r>
+        <w:rPr>
+          <w:lang w:val="en-US"/>
+        </w:rPr>
+        <w:t>12.1 Identity and AAA (AD / LDAP / RADIUS / Kerberos)</w:t>
+      </w:r>
+      <w:bookmarkEnd w:id="43"/>
     </w:p>
     <w:p>
       <w:pPr>
@@ -4098,35 +4164,19 @@
     </w:p>
     <w:p>
       <w:pPr>
-        <w:pStyle w:val="1"/>
-        <w:rPr>
-          <w:lang w:val="en-US"/>
-        </w:rPr>
-      </w:pPr>
-      <w:bookmarkStart w:id="42" w:name="sec_server_room"/>
-      <w:r>
-        <w:rPr>
-          <w:lang w:val="en-US"/>
-        </w:rPr>
-        <w:t>12. Server Room / Core Services</w:t>
-      </w:r>
-      <w:bookmarkEnd w:id="42"/>
-    </w:p>
-    <w:p>
-      <w:pPr>
         <w:pStyle w:val="2"/>
         <w:rPr>
           <w:lang w:val="en-US"/>
         </w:rPr>
       </w:pPr>
-      <w:bookmarkStart w:id="43" w:name="sec_srv_aaa"/>
-      <w:r>
-        <w:rPr>
-          <w:lang w:val="en-US"/>
-        </w:rPr>
-        <w:t>12.1 Identity and AAA (AD / LDAP / RADIUS / Kerberos)</w:t>
-      </w:r>
-      <w:bookmarkEnd w:id="43"/>
+      <w:bookmarkStart w:id="44" w:name="sec_srv_dns"/>
+      <w:r>
+        <w:rPr>
+          <w:lang w:val="en-US"/>
+        </w:rPr>
+        <w:t>12.2 DNS / DHCP / NTP</w:t>
+      </w:r>
+      <w:bookmarkEnd w:id="44"/>
     </w:p>
     <w:p>
       <w:pPr>
@@ -4151,14 +4201,14 @@
           <w:lang w:val="en-US"/>
         </w:rPr>
       </w:pPr>
-      <w:bookmarkStart w:id="44" w:name="sec_srv_dns"/>
-      <w:r>
-        <w:rPr>
-          <w:lang w:val="en-US"/>
-        </w:rPr>
-        <w:t>12.2 DNS / DHCP / NTP</w:t>
-      </w:r>
-      <w:bookmarkEnd w:id="44"/>
+      <w:bookmarkStart w:id="45" w:name="sec_srv_pki"/>
+      <w:r>
+        <w:rPr>
+          <w:lang w:val="en-US"/>
+        </w:rPr>
+        <w:t>12.3 PKI / Certificate Services</w:t>
+      </w:r>
+      <w:bookmarkEnd w:id="45"/>
     </w:p>
     <w:p>
       <w:pPr>
@@ -4183,14 +4233,1054 @@
           <w:lang w:val="en-US"/>
         </w:rPr>
       </w:pPr>
-      <w:bookmarkStart w:id="45" w:name="sec_srv_pki"/>
-      <w:r>
-        <w:rPr>
-          <w:lang w:val="en-US"/>
-        </w:rPr>
-        <w:t>12.3 PKI / Certificate Services</w:t>
-      </w:r>
-      <w:bookmarkEnd w:id="45"/>
+      <w:bookmarkStart w:id="46" w:name="sec_srv_nms"/>
+      <w:r>
+        <w:rPr>
+          <w:lang w:val="en-US"/>
+        </w:rPr>
+        <w:t>12.4 NMS / Syslog</w:t>
+      </w:r>
+      <w:bookmarkEnd w:id="46"/>
+    </w:p>
+    <w:p>
+      <w:pPr>
+        <w:rPr>
+          <w:lang w:val="en-US"/>
+        </w:rPr>
+      </w:pPr>
+      <w:r>
+        <w:rPr>
+          <w:lang w:val="en-US"/>
+        </w:rPr>
+        <w:t xml:space="preserve">NMS-SYSLOG-SRV is a single Ubuntu server in the server-room VLAN 90. It receives syslog from all network devices (syslog-ng), polls them with SNMPv3 (Zabbix) and visualises the data (Grafana). Zabbix collects data and raises alerts; Grafana only displays what Zabbix has collected.</w:t>
+      </w:r>
+    </w:p>
+    <w:p>
+      <w:pPr>
+        <w:pStyle w:val="3"/>
+        <w:rPr>
+          <w:lang w:val="en-US"/>
+        </w:rPr>
+      </w:pPr>
+      <w:r>
+        <w:rPr>
+          <w:lang w:val="en-US"/>
+        </w:rPr>
+        <w:t xml:space="preserve">Server Details</w:t>
+      </w:r>
+    </w:p>
+    <w:tbl>
+      <w:tblPr>
+        <w:tblW w:w="10100" w:type="dxa"/>
+        <w:tblBorders>
+          <w:top w:val="single" w:sz="4" w:space="0" w:color="999999"/>
+          <w:left w:val="single" w:sz="4" w:space="0" w:color="999999"/>
+          <w:bottom w:val="single" w:sz="4" w:space="0" w:color="999999"/>
+          <w:right w:val="single" w:sz="4" w:space="0" w:color="999999"/>
+          <w:insideH w:val="single" w:sz="4" w:space="0" w:color="999999"/>
+          <w:insideV w:val="single" w:sz="4" w:space="0" w:color="999999"/>
+        </w:tblBorders>
+        <w:tblLook w:val="04A0" w:firstRow="1" w:lastRow="0" w:firstColumn="1" w:lastColumn="0" w:noHBand="0" w:noVBand="1"/>
+      </w:tblPr>
+      <w:tblGrid>
+        <w:gridCol w:w="3000"/>
+        <w:gridCol w:w="7100"/>
+      </w:tblGrid>
+      <w:tr>
+        <w:tc>
+          <w:tcPr>
+            <w:tcW w:w="3000" w:type="dxa"/>
+            <w:shd w:val="clear" w:color="auto" w:fill="D9D9D9"/>
+          </w:tcPr>
+          <w:p>
+            <w:pPr>
+              <w:rPr>
+                <w:lang w:val="en-US"/>
+              </w:rPr>
+            </w:pPr>
+            <w:r>
+              <w:rPr>
+                <w:b/>
+                <w:bCs/>
+                <w:lang w:val="en-US"/>
+              </w:rPr>
+              <w:t xml:space="preserve">Item</w:t>
+            </w:r>
+          </w:p>
+        </w:tc>
+        <w:tc>
+          <w:tcPr>
+            <w:tcW w:w="7100" w:type="dxa"/>
+            <w:shd w:val="clear" w:color="auto" w:fill="D9D9D9"/>
+          </w:tcPr>
+          <w:p>
+            <w:pPr>
+              <w:rPr>
+                <w:lang w:val="en-US"/>
+              </w:rPr>
+            </w:pPr>
+            <w:r>
+              <w:rPr>
+                <w:b/>
+                <w:bCs/>
+                <w:lang w:val="en-US"/>
+              </w:rPr>
+              <w:t xml:space="preserve">Value</w:t>
+            </w:r>
+          </w:p>
+        </w:tc>
+      </w:tr>
+      <w:tr>
+        <w:tc>
+          <w:tcPr>
+            <w:tcW w:w="3000" w:type="dxa"/>
+          </w:tcPr>
+          <w:p>
+            <w:pPr>
+              <w:rPr>
+                <w:lang w:val="en-US"/>
+              </w:rPr>
+            </w:pPr>
+            <w:r>
+              <w:rPr>
+                <w:lang w:val="en-US"/>
+              </w:rPr>
+              <w:t xml:space="preserve">Hostname</w:t>
+            </w:r>
+          </w:p>
+        </w:tc>
+        <w:tc>
+          <w:tcPr>
+            <w:tcW w:w="7100" w:type="dxa"/>
+          </w:tcPr>
+          <w:p>
+            <w:pPr>
+              <w:rPr>
+                <w:lang w:val="en-US"/>
+              </w:rPr>
+            </w:pPr>
+            <w:r>
+              <w:rPr>
+                <w:lang w:val="en-US"/>
+              </w:rPr>
+              <w:t xml:space="preserve">nms-syslog-srv.lab111.com</w:t>
+            </w:r>
+          </w:p>
+        </w:tc>
+      </w:tr>
+      <w:tr>
+        <w:tc>
+          <w:tcPr>
+            <w:tcW w:w="3000" w:type="dxa"/>
+          </w:tcPr>
+          <w:p>
+            <w:pPr>
+              <w:rPr>
+                <w:lang w:val="en-US"/>
+              </w:rPr>
+            </w:pPr>
+            <w:r>
+              <w:rPr>
+                <w:lang w:val="en-US"/>
+              </w:rPr>
+              <w:t xml:space="preserve">Lab interface</w:t>
+            </w:r>
+          </w:p>
+        </w:tc>
+        <w:tc>
+          <w:tcPr>
+            <w:tcW w:w="7100" w:type="dxa"/>
+          </w:tcPr>
+          <w:p>
+            <w:pPr>
+              <w:rPr>
+                <w:lang w:val="en-US"/>
+              </w:rPr>
+            </w:pPr>
+            <w:r>
+              <w:rPr>
+                <w:lang w:val="en-US"/>
+              </w:rPr>
+              <w:t xml:space="preserve">ens2 – 192.168.0.107/24, gateway 192.168.0.254 (SRVRM-SW1 VLAN 90), DNS 192.168.0.100</w:t>
+            </w:r>
+          </w:p>
+        </w:tc>
+      </w:tr>
+      <w:tr>
+        <w:tc>
+          <w:tcPr>
+            <w:tcW w:w="3000" w:type="dxa"/>
+          </w:tcPr>
+          <w:p>
+            <w:pPr>
+              <w:rPr>
+                <w:lang w:val="en-US"/>
+              </w:rPr>
+            </w:pPr>
+            <w:r>
+              <w:rPr>
+                <w:lang w:val="en-US"/>
+              </w:rPr>
+              <w:t xml:space="preserve">Management NIC</w:t>
+            </w:r>
+          </w:p>
+        </w:tc>
+        <w:tc>
+          <w:tcPr>
+            <w:tcW w:w="7100" w:type="dxa"/>
+          </w:tcPr>
+          <w:p>
+            <w:pPr>
+              <w:rPr>
+                <w:lang w:val="en-US"/>
+              </w:rPr>
+            </w:pPr>
+            <w:r>
+              <w:rPr>
+                <w:lang w:val="en-US"/>
+              </w:rPr>
+              <w:t xml:space="preserve">192.168.197.138 (DHCP, CML bridged external connector on the VMware NAT network) – used to reach the web UIs from the lab PC. Planned: static 192.168.197.50</w:t>
+            </w:r>
+          </w:p>
+        </w:tc>
+      </w:tr>
+      <w:tr>
+        <w:tc>
+          <w:tcPr>
+            <w:tcW w:w="3000" w:type="dxa"/>
+          </w:tcPr>
+          <w:p>
+            <w:pPr>
+              <w:rPr>
+                <w:lang w:val="en-US"/>
+              </w:rPr>
+            </w:pPr>
+            <w:r>
+              <w:rPr>
+                <w:lang w:val="en-US"/>
+              </w:rPr>
+              <w:t xml:space="preserve">Time</w:t>
+            </w:r>
+          </w:p>
+        </w:tc>
+        <w:tc>
+          <w:tcPr>
+            <w:tcW w:w="7100" w:type="dxa"/>
+          </w:tcPr>
+          <w:p>
+            <w:pPr>
+              <w:rPr>
+                <w:lang w:val="en-US"/>
+              </w:rPr>
+            </w:pPr>
+            <w:r>
+              <w:rPr>
+                <w:lang w:val="en-US"/>
+              </w:rPr>
+              <w:t xml:space="preserve">NTP from 192.168.0.100 – required so logs from different devices line up</w:t>
+            </w:r>
+          </w:p>
+        </w:tc>
+      </w:tr>
+    </w:tbl>
+    <w:p>
+      <w:pPr>
+        <w:rPr>
+          <w:lang w:val="en-US"/>
+        </w:rPr>
+      </w:pPr>
+    </w:p>
+    <w:p>
+      <w:pPr>
+        <w:pStyle w:val="3"/>
+        <w:rPr>
+          <w:lang w:val="en-US"/>
+        </w:rPr>
+      </w:pPr>
+      <w:r>
+        <w:rPr>
+          <w:lang w:val="en-US"/>
+        </w:rPr>
+        <w:t xml:space="preserve">Services</w:t>
+      </w:r>
+    </w:p>
+    <w:tbl>
+      <w:tblPr>
+        <w:tblW w:w="10100" w:type="dxa"/>
+        <w:tblBorders>
+          <w:top w:val="single" w:sz="4" w:space="0" w:color="999999"/>
+          <w:left w:val="single" w:sz="4" w:space="0" w:color="999999"/>
+          <w:bottom w:val="single" w:sz="4" w:space="0" w:color="999999"/>
+          <w:right w:val="single" w:sz="4" w:space="0" w:color="999999"/>
+          <w:insideH w:val="single" w:sz="4" w:space="0" w:color="999999"/>
+          <w:insideV w:val="single" w:sz="4" w:space="0" w:color="999999"/>
+        </w:tblBorders>
+        <w:tblLook w:val="04A0" w:firstRow="1" w:lastRow="0" w:firstColumn="1" w:lastColumn="0" w:noHBand="0" w:noVBand="1"/>
+      </w:tblPr>
+      <w:tblGrid>
+        <w:gridCol w:w="2300"/>
+        <w:gridCol w:w="2000"/>
+        <w:gridCol w:w="5800"/>
+      </w:tblGrid>
+      <w:tr>
+        <w:tc>
+          <w:tcPr>
+            <w:tcW w:w="2300" w:type="dxa"/>
+            <w:shd w:val="clear" w:color="auto" w:fill="D9D9D9"/>
+          </w:tcPr>
+          <w:p>
+            <w:pPr>
+              <w:rPr>
+                <w:lang w:val="en-US"/>
+              </w:rPr>
+            </w:pPr>
+            <w:r>
+              <w:rPr>
+                <w:b/>
+                <w:bCs/>
+                <w:lang w:val="en-US"/>
+              </w:rPr>
+              <w:t xml:space="preserve">Service</w:t>
+            </w:r>
+          </w:p>
+        </w:tc>
+        <w:tc>
+          <w:tcPr>
+            <w:tcW w:w="2000" w:type="dxa"/>
+            <w:shd w:val="clear" w:color="auto" w:fill="D9D9D9"/>
+          </w:tcPr>
+          <w:p>
+            <w:pPr>
+              <w:rPr>
+                <w:lang w:val="en-US"/>
+              </w:rPr>
+            </w:pPr>
+            <w:r>
+              <w:rPr>
+                <w:b/>
+                <w:bCs/>
+                <w:lang w:val="en-US"/>
+              </w:rPr>
+              <w:t xml:space="preserve">Port</w:t>
+            </w:r>
+          </w:p>
+        </w:tc>
+        <w:tc>
+          <w:tcPr>
+            <w:tcW w:w="5800" w:type="dxa"/>
+            <w:shd w:val="clear" w:color="auto" w:fill="D9D9D9"/>
+          </w:tcPr>
+          <w:p>
+            <w:pPr>
+              <w:rPr>
+                <w:lang w:val="en-US"/>
+              </w:rPr>
+            </w:pPr>
+            <w:r>
+              <w:rPr>
+                <w:b/>
+                <w:bCs/>
+                <w:lang w:val="en-US"/>
+              </w:rPr>
+              <w:t xml:space="preserve">Details</w:t>
+            </w:r>
+          </w:p>
+        </w:tc>
+      </w:tr>
+      <w:tr>
+        <w:tc>
+          <w:tcPr>
+            <w:tcW w:w="2300" w:type="dxa"/>
+          </w:tcPr>
+          <w:p>
+            <w:pPr>
+              <w:rPr>
+                <w:lang w:val="en-US"/>
+              </w:rPr>
+            </w:pPr>
+            <w:r>
+              <w:rPr>
+                <w:lang w:val="en-US"/>
+              </w:rPr>
+              <w:t xml:space="preserve">syslog-ng</w:t>
+            </w:r>
+          </w:p>
+        </w:tc>
+        <w:tc>
+          <w:tcPr>
+            <w:tcW w:w="2000" w:type="dxa"/>
+          </w:tcPr>
+          <w:p>
+            <w:pPr>
+              <w:rPr>
+                <w:lang w:val="en-US"/>
+              </w:rPr>
+            </w:pPr>
+            <w:r>
+              <w:rPr>
+                <w:lang w:val="en-US"/>
+              </w:rPr>
+              <w:t xml:space="preserve">UDP 514</w:t>
+            </w:r>
+          </w:p>
+        </w:tc>
+        <w:tc>
+          <w:tcPr>
+            <w:tcW w:w="5800" w:type="dxa"/>
+          </w:tcPr>
+          <w:p>
+            <w:pPr>
+              <w:rPr>
+                <w:lang w:val="en-US"/>
+              </w:rPr>
+            </w:pPr>
+            <w:r>
+              <w:rPr>
+                <w:lang w:val="en-US"/>
+              </w:rPr>
+              <w:t xml:space="preserve">One file per device: </w:t>
+            </w:r>
+            <w:r>
+              <w:rPr>
+                <w:rFonts w:ascii="Consolas" w:hAnsi="Consolas" w:cs="Consolas"/>
+                <w:sz w:val="18"/>
+                <w:szCs w:val="18"/>
+                <w:lang w:val="en-US"/>
+              </w:rPr>
+              <w:t xml:space="preserve">/var/log/network/&lt;host&gt;.log</w:t>
+            </w:r>
+            <w:r>
+              <w:rPr>
+                <w:lang w:val="en-US"/>
+              </w:rPr>
+              <w:t xml:space="preserve">. Config </w:t>
+            </w:r>
+            <w:r>
+              <w:rPr>
+                <w:rFonts w:ascii="Consolas" w:hAnsi="Consolas" w:cs="Consolas"/>
+                <w:sz w:val="18"/>
+                <w:szCs w:val="18"/>
+                <w:lang w:val="en-US"/>
+              </w:rPr>
+              <w:t xml:space="preserve">/etc/syslog-ng/conf.d/network.conf</w:t>
+            </w:r>
+            <w:r>
+              <w:rPr>
+                <w:lang w:val="en-US"/>
+              </w:rPr>
+              <w:t xml:space="preserve">. Device names resolved with </w:t>
+            </w:r>
+            <w:r>
+              <w:rPr>
+                <w:rFonts w:ascii="Consolas" w:hAnsi="Consolas" w:cs="Consolas"/>
+                <w:sz w:val="18"/>
+                <w:szCs w:val="18"/>
+                <w:lang w:val="en-US"/>
+              </w:rPr>
+              <w:t xml:space="preserve">use-dns(yes)</w:t>
+            </w:r>
+            <w:r>
+              <w:rPr>
+                <w:lang w:val="en-US"/>
+              </w:rPr>
+              <w:t xml:space="preserve"> (PTR records on 192.168.0.100)</w:t>
+            </w:r>
+          </w:p>
+        </w:tc>
+      </w:tr>
+      <w:tr>
+        <w:tc>
+          <w:tcPr>
+            <w:tcW w:w="2300" w:type="dxa"/>
+          </w:tcPr>
+          <w:p>
+            <w:pPr>
+              <w:rPr>
+                <w:lang w:val="en-US"/>
+              </w:rPr>
+            </w:pPr>
+            <w:r>
+              <w:rPr>
+                <w:lang w:val="en-US"/>
+              </w:rPr>
+              <w:t xml:space="preserve">Zabbix server 7.0.31 LTS</w:t>
+            </w:r>
+          </w:p>
+        </w:tc>
+        <w:tc>
+          <w:tcPr>
+            <w:tcW w:w="2000" w:type="dxa"/>
+          </w:tcPr>
+          <w:p>
+            <w:pPr>
+              <w:rPr>
+                <w:lang w:val="en-US"/>
+              </w:rPr>
+            </w:pPr>
+            <w:r>
+              <w:rPr>
+                <w:lang w:val="en-US"/>
+              </w:rPr>
+              <w:t xml:space="preserve">—</w:t>
+            </w:r>
+          </w:p>
+        </w:tc>
+        <w:tc>
+          <w:tcPr>
+            <w:tcW w:w="5800" w:type="dxa"/>
+          </w:tcPr>
+          <w:p>
+            <w:pPr>
+              <w:rPr>
+                <w:lang w:val="en-US"/>
+              </w:rPr>
+            </w:pPr>
+            <w:r>
+              <w:rPr>
+                <w:lang w:val="en-US"/>
+              </w:rPr>
+              <w:t xml:space="preserve">Database PostgreSQL. SNMP pollers for all network devices</w:t>
+            </w:r>
+          </w:p>
+        </w:tc>
+      </w:tr>
+      <w:tr>
+        <w:tc>
+          <w:tcPr>
+            <w:tcW w:w="2300" w:type="dxa"/>
+          </w:tcPr>
+          <w:p>
+            <w:pPr>
+              <w:rPr>
+                <w:lang w:val="en-US"/>
+              </w:rPr>
+            </w:pPr>
+            <w:r>
+              <w:rPr>
+                <w:lang w:val="en-US"/>
+              </w:rPr>
+              <w:t xml:space="preserve">Zabbix web UI</w:t>
+            </w:r>
+          </w:p>
+        </w:tc>
+        <w:tc>
+          <w:tcPr>
+            <w:tcW w:w="2000" w:type="dxa"/>
+          </w:tcPr>
+          <w:p>
+            <w:pPr>
+              <w:rPr>
+                <w:lang w:val="en-US"/>
+              </w:rPr>
+            </w:pPr>
+            <w:r>
+              <w:rPr>
+                <w:lang w:val="en-US"/>
+              </w:rPr>
+              <w:t xml:space="preserve">TCP 8080</w:t>
+            </w:r>
+          </w:p>
+        </w:tc>
+        <w:tc>
+          <w:tcPr>
+            <w:tcW w:w="5800" w:type="dxa"/>
+          </w:tcPr>
+          <w:p>
+            <w:pPr>
+              <w:rPr>
+                <w:lang w:val="en-US"/>
+              </w:rPr>
+            </w:pPr>
+            <w:r>
+              <w:rPr>
+                <w:lang w:val="en-US"/>
+              </w:rPr>
+              <w:t xml:space="preserve">Nginx + PHP. </w:t>
+            </w:r>
+            <w:r>
+              <w:rPr>
+                <w:rFonts w:ascii="Consolas" w:hAnsi="Consolas" w:cs="Consolas"/>
+                <w:sz w:val="18"/>
+                <w:szCs w:val="18"/>
+                <w:lang w:val="en-US"/>
+              </w:rPr>
+              <w:t xml:space="preserve">http://192.168.197.138:8080</w:t>
+            </w:r>
+          </w:p>
+        </w:tc>
+      </w:tr>
+      <w:tr>
+        <w:tc>
+          <w:tcPr>
+            <w:tcW w:w="2300" w:type="dxa"/>
+          </w:tcPr>
+          <w:p>
+            <w:pPr>
+              <w:rPr>
+                <w:lang w:val="en-US"/>
+              </w:rPr>
+            </w:pPr>
+            <w:r>
+              <w:rPr>
+                <w:lang w:val="en-US"/>
+              </w:rPr>
+              <w:t xml:space="preserve">Grafana</w:t>
+            </w:r>
+          </w:p>
+        </w:tc>
+        <w:tc>
+          <w:tcPr>
+            <w:tcW w:w="2000" w:type="dxa"/>
+          </w:tcPr>
+          <w:p>
+            <w:pPr>
+              <w:rPr>
+                <w:lang w:val="en-US"/>
+              </w:rPr>
+            </w:pPr>
+            <w:r>
+              <w:rPr>
+                <w:lang w:val="en-US"/>
+              </w:rPr>
+              <w:t xml:space="preserve">TCP 3000</w:t>
+            </w:r>
+          </w:p>
+        </w:tc>
+        <w:tc>
+          <w:tcPr>
+            <w:tcW w:w="5800" w:type="dxa"/>
+          </w:tcPr>
+          <w:p>
+            <w:pPr>
+              <w:rPr>
+                <w:lang w:val="en-US"/>
+              </w:rPr>
+            </w:pPr>
+            <w:r>
+              <w:rPr>
+                <w:rFonts w:ascii="Consolas" w:hAnsi="Consolas" w:cs="Consolas"/>
+                <w:sz w:val="18"/>
+                <w:szCs w:val="18"/>
+                <w:lang w:val="en-US"/>
+              </w:rPr>
+              <w:t xml:space="preserve">http://192.168.197.138:3000</w:t>
+            </w:r>
+            <w:r>
+              <w:rPr>
+                <w:lang w:val="en-US"/>
+              </w:rPr>
+              <w:t xml:space="preserve">. Plugin </w:t>
+            </w:r>
+            <w:r>
+              <w:rPr>
+                <w:rFonts w:ascii="Consolas" w:hAnsi="Consolas" w:cs="Consolas"/>
+                <w:sz w:val="18"/>
+                <w:szCs w:val="18"/>
+                <w:lang w:val="en-US"/>
+              </w:rPr>
+              <w:t xml:space="preserve">alexanderzobnin-zabbix-app</w:t>
+            </w:r>
+          </w:p>
+        </w:tc>
+      </w:tr>
+    </w:tbl>
+    <w:p>
+      <w:pPr>
+        <w:rPr>
+          <w:lang w:val="en-US"/>
+        </w:rPr>
+      </w:pPr>
+    </w:p>
+    <w:p>
+      <w:pPr>
+        <w:pStyle w:val="3"/>
+        <w:rPr>
+          <w:lang w:val="en-US"/>
+        </w:rPr>
+      </w:pPr>
+      <w:r>
+        <w:rPr>
+          <w:lang w:val="en-US"/>
+        </w:rPr>
+        <w:t xml:space="preserve">Grafana – Zabbix Data Source</w:t>
+      </w:r>
+    </w:p>
+    <w:p>
+      <w:pPr>
+        <w:pStyle w:val="a4"/>
+        <w:numPr>
+          <w:ilvl w:val="0"/>
+          <w:numId w:val="3"/>
+        </w:numPr>
+        <w:rPr>
+          <w:lang w:val="en-US"/>
+        </w:rPr>
+      </w:pPr>
+      <w:r>
+        <w:rPr>
+          <w:lang w:val="en-US"/>
+        </w:rPr>
+        <w:t xml:space="preserve">URL: </w:t>
+      </w:r>
+      <w:r>
+        <w:rPr>
+          <w:rFonts w:ascii="Consolas" w:hAnsi="Consolas" w:cs="Consolas"/>
+          <w:sz w:val="18"/>
+          <w:szCs w:val="18"/>
+          <w:lang w:val="en-US"/>
+        </w:rPr>
+        <w:t xml:space="preserve">http://localhost:8080/api_jsonrpc.php</w:t>
+      </w:r>
+      <w:r>
+        <w:rPr>
+          <w:lang w:val="en-US"/>
+        </w:rPr>
+        <w:t xml:space="preserve"> (Zabbix web address + </w:t>
+      </w:r>
+      <w:r>
+        <w:rPr>
+          <w:rFonts w:ascii="Consolas" w:hAnsi="Consolas" w:cs="Consolas"/>
+          <w:sz w:val="18"/>
+          <w:szCs w:val="18"/>
+          <w:lang w:val="en-US"/>
+        </w:rPr>
+        <w:t xml:space="preserve">/api_jsonrpc.php</w:t>
+      </w:r>
+      <w:r>
+        <w:rPr>
+          <w:lang w:val="en-US"/>
+        </w:rPr>
+        <w:t xml:space="preserve">).</w:t>
+      </w:r>
+    </w:p>
+    <w:p>
+      <w:pPr>
+        <w:pStyle w:val="a4"/>
+        <w:numPr>
+          <w:ilvl w:val="0"/>
+          <w:numId w:val="3"/>
+        </w:numPr>
+        <w:rPr>
+          <w:lang w:val="en-US"/>
+        </w:rPr>
+      </w:pPr>
+      <w:r>
+        <w:rPr>
+          <w:lang w:val="en-US"/>
+        </w:rPr>
+        <w:t xml:space="preserve">Authentication method: </w:t>
+      </w:r>
+      <w:r>
+        <w:rPr>
+          <w:b/>
+          <w:bCs/>
+          <w:lang w:val="en-US"/>
+        </w:rPr>
+        <w:t xml:space="preserve">No Authentication</w:t>
+      </w:r>
+      <w:r>
+        <w:rPr>
+          <w:lang w:val="en-US"/>
+        </w:rPr>
+        <w:t xml:space="preserve">; Zabbix Connection → Auth type: </w:t>
+      </w:r>
+      <w:r>
+        <w:rPr>
+          <w:b/>
+          <w:bCs/>
+          <w:lang w:val="en-US"/>
+        </w:rPr>
+        <w:t xml:space="preserve">API token</w:t>
+      </w:r>
+      <w:r>
+        <w:rPr>
+          <w:lang w:val="en-US"/>
+        </w:rPr>
+        <w:t xml:space="preserve">.</w:t>
+      </w:r>
+    </w:p>
+    <w:p>
+      <w:pPr>
+        <w:pStyle w:val="a4"/>
+        <w:numPr>
+          <w:ilvl w:val="0"/>
+          <w:numId w:val="3"/>
+        </w:numPr>
+        <w:rPr>
+          <w:lang w:val="en-US"/>
+        </w:rPr>
+      </w:pPr>
+      <w:r>
+        <w:rPr>
+          <w:lang w:val="en-US"/>
+        </w:rPr>
+        <w:t xml:space="preserve">Token created in Zabbix (Users → API tokens) for the </w:t>
+      </w:r>
+      <w:r>
+        <w:rPr>
+          <w:b/>
+          <w:bCs/>
+          <w:lang w:val="en-US"/>
+        </w:rPr>
+        <w:t xml:space="preserve">Admin</w:t>
+      </w:r>
+      <w:r>
+        <w:rPr>
+          <w:lang w:val="en-US"/>
+        </w:rPr>
+        <w:t xml:space="preserve"> user, no expiry. Production practice: a dedicated read-only user for Grafana.</w:t>
+      </w:r>
+    </w:p>
+    <w:p>
+      <w:pPr>
+        <w:pStyle w:val="3"/>
+        <w:rPr>
+          <w:lang w:val="en-US"/>
+        </w:rPr>
+      </w:pPr>
+      <w:r>
+        <w:rPr>
+          <w:lang w:val="en-US"/>
+        </w:rPr>
+        <w:t xml:space="preserve">Grafana Dashboards</w:t>
+      </w:r>
+    </w:p>
+    <w:tbl>
+      <w:tblPr>
+        <w:tblW w:w="10100" w:type="dxa"/>
+        <w:tblBorders>
+          <w:top w:val="single" w:sz="4" w:space="0" w:color="999999"/>
+          <w:left w:val="single" w:sz="4" w:space="0" w:color="999999"/>
+          <w:bottom w:val="single" w:sz="4" w:space="0" w:color="999999"/>
+          <w:right w:val="single" w:sz="4" w:space="0" w:color="999999"/>
+          <w:insideH w:val="single" w:sz="4" w:space="0" w:color="999999"/>
+          <w:insideV w:val="single" w:sz="4" w:space="0" w:color="999999"/>
+        </w:tblBorders>
+        <w:tblLook w:val="04A0" w:firstRow="1" w:lastRow="0" w:firstColumn="1" w:lastColumn="0" w:noHBand="0" w:noVBand="1"/>
+      </w:tblPr>
+      <w:tblGrid>
+        <w:gridCol w:w="4000"/>
+        <w:gridCol w:w="6100"/>
+      </w:tblGrid>
+      <w:tr>
+        <w:tc>
+          <w:tcPr>
+            <w:tcW w:w="4000" w:type="dxa"/>
+            <w:shd w:val="clear" w:color="auto" w:fill="D9D9D9"/>
+          </w:tcPr>
+          <w:p>
+            <w:pPr>
+              <w:rPr>
+                <w:lang w:val="en-US"/>
+              </w:rPr>
+            </w:pPr>
+            <w:r>
+              <w:rPr>
+                <w:b/>
+                <w:bCs/>
+                <w:lang w:val="en-US"/>
+              </w:rPr>
+              <w:t xml:space="preserve">Dashboard</w:t>
+            </w:r>
+          </w:p>
+        </w:tc>
+        <w:tc>
+          <w:tcPr>
+            <w:tcW w:w="6100" w:type="dxa"/>
+            <w:shd w:val="clear" w:color="auto" w:fill="D9D9D9"/>
+          </w:tcPr>
+          <w:p>
+            <w:pPr>
+              <w:rPr>
+                <w:lang w:val="en-US"/>
+              </w:rPr>
+            </w:pPr>
+            <w:r>
+              <w:rPr>
+                <w:b/>
+                <w:bCs/>
+                <w:lang w:val="en-US"/>
+              </w:rPr>
+              <w:t xml:space="preserve">Purpose</w:t>
+            </w:r>
+          </w:p>
+        </w:tc>
+      </w:tr>
+      <w:tr>
+        <w:tc>
+          <w:tcPr>
+            <w:tcW w:w="4000" w:type="dxa"/>
+          </w:tcPr>
+          <w:p>
+            <w:pPr>
+              <w:rPr>
+                <w:lang w:val="en-US"/>
+              </w:rPr>
+            </w:pPr>
+            <w:r>
+              <w:rPr>
+                <w:lang w:val="en-US"/>
+              </w:rPr>
+              <w:t xml:space="preserve">Lab111 - Network Devices</w:t>
+            </w:r>
+          </w:p>
+        </w:tc>
+        <w:tc>
+          <w:tcPr>
+            <w:tcW w:w="6100" w:type="dxa"/>
+          </w:tcPr>
+          <w:p>
+            <w:pPr>
+              <w:rPr>
+                <w:lang w:val="en-US"/>
+              </w:rPr>
+            </w:pPr>
+            <w:r>
+              <w:rPr>
+                <w:lang w:val="en-US"/>
+              </w:rPr>
+              <w:t xml:space="preserve">Custom: UP/DOWN tiles, CPU and memory of all devices, problems table, per-host uptime, interface traffic and errors</w:t>
+            </w:r>
+          </w:p>
+        </w:tc>
+      </w:tr>
+      <w:tr>
+        <w:tc>
+          <w:tcPr>
+            <w:tcW w:w="4000" w:type="dxa"/>
+          </w:tcPr>
+          <w:p>
+            <w:pPr>
+              <w:rPr>
+                <w:lang w:val="en-US"/>
+              </w:rPr>
+            </w:pPr>
+            <w:r>
+              <w:rPr>
+                <w:lang w:val="en-US"/>
+              </w:rPr>
+              <w:t xml:space="preserve">Network Device Dashboard (Zabbix 7)</w:t>
+            </w:r>
+          </w:p>
+        </w:tc>
+        <w:tc>
+          <w:tcPr>
+            <w:tcW w:w="6100" w:type="dxa"/>
+          </w:tcPr>
+          <w:p>
+            <w:pPr>
+              <w:rPr>
+                <w:lang w:val="en-US"/>
+              </w:rPr>
+            </w:pPr>
+            <w:r>
+              <w:rPr>
+                <w:lang w:val="en-US"/>
+              </w:rPr>
+              <w:t xml:space="preserve">Community dashboard 23496 reworked for Zabbix 7: works for both Cisco IOS and Cisco ASAv item names</w:t>
+            </w:r>
+          </w:p>
+        </w:tc>
+      </w:tr>
+      <w:tr>
+        <w:tc>
+          <w:tcPr>
+            <w:tcW w:w="4000" w:type="dxa"/>
+          </w:tcPr>
+          <w:p>
+            <w:pPr>
+              <w:rPr>
+                <w:lang w:val="en-US"/>
+              </w:rPr>
+            </w:pPr>
+            <w:r>
+              <w:rPr>
+                <w:lang w:val="en-US"/>
+              </w:rPr>
+              <w:t xml:space="preserve">Zabbix - Full Server Status (Zabbix 7)</w:t>
+            </w:r>
+          </w:p>
+        </w:tc>
+        <w:tc>
+          <w:tcPr>
+            <w:tcW w:w="6100" w:type="dxa"/>
+          </w:tcPr>
+          <w:p>
+            <w:pPr>
+              <w:rPr>
+                <w:lang w:val="en-US"/>
+              </w:rPr>
+            </w:pPr>
+            <w:r>
+              <w:rPr>
+                <w:lang w:val="en-US"/>
+              </w:rPr>
+              <w:t xml:space="preserve">Community dashboard 14688 reworked for Zabbix 7 – Linux hosts with the Zabbix agent</w:t>
+            </w:r>
+          </w:p>
+        </w:tc>
+      </w:tr>
+      <w:tr>
+        <w:tc>
+          <w:tcPr>
+            <w:tcW w:w="4000" w:type="dxa"/>
+          </w:tcPr>
+          <w:p>
+            <w:pPr>
+              <w:rPr>
+                <w:lang w:val="en-US"/>
+              </w:rPr>
+            </w:pPr>
+            <w:r>
+              <w:rPr>
+                <w:lang w:val="en-US"/>
+              </w:rPr>
+              <w:t xml:space="preserve">Zabbix System Status / Zabbix Server Dashboard</w:t>
+            </w:r>
+          </w:p>
+        </w:tc>
+        <w:tc>
+          <w:tcPr>
+            <w:tcW w:w="6100" w:type="dxa"/>
+          </w:tcPr>
+          <w:p>
+            <w:pPr>
+              <w:rPr>
+                <w:lang w:val="en-US"/>
+              </w:rPr>
+            </w:pPr>
+            <w:r>
+              <w:rPr>
+                <w:lang w:val="en-US"/>
+              </w:rPr>
+              <w:t xml:space="preserve">Bundled with the plugin: active problems and the Zabbix server's own health</w:t>
+            </w:r>
+          </w:p>
+        </w:tc>
+      </w:tr>
+    </w:tbl>
+    <w:p>
+      <w:pPr>
+        <w:rPr>
+          <w:lang w:val="en-US"/>
+        </w:rPr>
+      </w:pPr>
+    </w:p>
+    <w:p>
+      <w:pPr>
+        <w:pStyle w:val="2"/>
+        <w:rPr>
+          <w:lang w:val="en-US"/>
+        </w:rPr>
+      </w:pPr>
+      <w:bookmarkStart w:id="47" w:name="sec_srv_nas"/>
+      <w:r>
+        <w:rPr>
+          <w:lang w:val="en-US"/>
+        </w:rPr>
+        <w:t>12.5 Storage (NAS)</w:t>
+      </w:r>
+      <w:bookmarkEnd w:id="47"/>
     </w:p>
     <w:p>
       <w:pPr>
@@ -4210,70 +5300,6 @@
     </w:p>
     <w:p>
       <w:pPr>
-        <w:pStyle w:val="2"/>
-        <w:rPr>
-          <w:lang w:val="en-US"/>
-        </w:rPr>
-      </w:pPr>
-      <w:bookmarkStart w:id="46" w:name="sec_srv_nms"/>
-      <w:r>
-        <w:rPr>
-          <w:lang w:val="en-US"/>
-        </w:rPr>
-        <w:t>12.4 NMS / Syslog</w:t>
-      </w:r>
-      <w:bookmarkEnd w:id="46"/>
-    </w:p>
-    <w:p>
-      <w:pPr>
-        <w:rPr>
-          <w:lang w:val="en-US"/>
-        </w:rPr>
-      </w:pPr>
-      <w:r>
-        <w:rPr>
-          <w:i/>
-          <w:iCs/>
-          <w:color w:val="888888"/>
-          <w:lang w:val="en-US"/>
-        </w:rPr>
-        <w:t>[Content to be added]</w:t>
-      </w:r>
-    </w:p>
-    <w:p>
-      <w:pPr>
-        <w:pStyle w:val="2"/>
-        <w:rPr>
-          <w:lang w:val="en-US"/>
-        </w:rPr>
-      </w:pPr>
-      <w:bookmarkStart w:id="47" w:name="sec_srv_nas"/>
-      <w:r>
-        <w:rPr>
-          <w:lang w:val="en-US"/>
-        </w:rPr>
-        <w:t>12.5 Storage (NAS)</w:t>
-      </w:r>
-      <w:bookmarkEnd w:id="47"/>
-    </w:p>
-    <w:p>
-      <w:pPr>
-        <w:rPr>
-          <w:lang w:val="en-US"/>
-        </w:rPr>
-      </w:pPr>
-      <w:r>
-        <w:rPr>
-          <w:i/>
-          <w:iCs/>
-          <w:color w:val="888888"/>
-          <w:lang w:val="en-US"/>
-        </w:rPr>
-        <w:t>[Content to be added]</w:t>
-      </w:r>
-    </w:p>
-    <w:p>
-      <w:pPr>
         <w:pStyle w:val="1"/>
         <w:rPr>
           <w:lang w:val="en-US"/>
@@ -4335,6 +5361,20 @@
           <w:lang w:val="en-US"/>
         </w:rPr>
         <w:t>WLC – 10.0.2.100</w:t>
+      </w:r>
+    </w:p>
+    <w:p>
+      <w:pPr>
+        <w:pStyle w:val="1"/>
+        <w:rPr>
+          <w:lang w:val="en-US"/>
+        </w:rPr>
+      </w:pPr>
+      <w:r>
+        <w:rPr>
+          <w:lang w:val="en-US"/>
+        </w:rPr>
+        <w:t xml:space="preserve">NMS-SYSLOG-SRV – 192.168.0.107</w:t>
       </w:r>
     </w:p>
     <w:p>
@@ -4421,7 +5461,6 @@
             <w:shd w:val="clear" w:color="auto" w:fill="D9D9D9"/>
           </w:tcPr>
           <w:p>
-            <w:proofErr w:type="spellStart"/>
             <w:r>
               <w:rPr>
                 <w:b/>
@@ -4429,7 +5468,6 @@
               </w:rPr>
               <w:t>Role</w:t>
             </w:r>
-            <w:proofErr w:type="spellEnd"/>
           </w:p>
         </w:tc>
         <w:tc>
@@ -4496,16 +5534,8 @@
               <w:rPr>
                 <w:color w:val="EE0000"/>
               </w:rPr>
-              <w:t xml:space="preserve">Edge </w:t>
-            </w:r>
-            <w:proofErr w:type="spellStart"/>
-            <w:r>
-              <w:rPr>
-                <w:color w:val="EE0000"/>
-              </w:rPr>
-              <w:t>router</w:t>
-            </w:r>
-            <w:proofErr w:type="spellEnd"/>
+              <w:t xml:space="preserve">Edge router</w:t>
+            </w:r>
           </w:p>
         </w:tc>
         <w:tc>
@@ -4652,16 +5682,8 @@
               <w:rPr>
                 <w:color w:val="EE0000"/>
               </w:rPr>
-              <w:t xml:space="preserve">Core </w:t>
-            </w:r>
-            <w:proofErr w:type="spellStart"/>
-            <w:r>
-              <w:rPr>
-                <w:color w:val="EE0000"/>
-              </w:rPr>
-              <w:t>router</w:t>
-            </w:r>
-            <w:proofErr w:type="spellEnd"/>
+              <w:t xml:space="preserve">Core router</w:t>
+            </w:r>
           </w:p>
         </w:tc>
         <w:tc>
@@ -4734,16 +5756,8 @@
               <w:rPr>
                 <w:color w:val="EE0000"/>
               </w:rPr>
-              <w:t xml:space="preserve">Core </w:t>
-            </w:r>
-            <w:proofErr w:type="spellStart"/>
-            <w:r>
-              <w:rPr>
-                <w:color w:val="EE0000"/>
-              </w:rPr>
-              <w:t>router</w:t>
-            </w:r>
-            <w:proofErr w:type="spellEnd"/>
+              <w:t xml:space="preserve">Core router</w:t>
+            </w:r>
           </w:p>
         </w:tc>
         <w:tc>
@@ -4816,30 +5830,8 @@
               <w:rPr>
                 <w:color w:val="EE0000"/>
               </w:rPr>
-              <w:t>Server-</w:t>
-            </w:r>
-            <w:proofErr w:type="spellStart"/>
-            <w:r>
-              <w:rPr>
-                <w:color w:val="EE0000"/>
-              </w:rPr>
-              <w:t>room</w:t>
-            </w:r>
-            <w:proofErr w:type="spellEnd"/>
-            <w:r>
-              <w:rPr>
-                <w:color w:val="EE0000"/>
-              </w:rPr>
-              <w:t xml:space="preserve"> </w:t>
-            </w:r>
-            <w:proofErr w:type="spellStart"/>
-            <w:r>
-              <w:rPr>
-                <w:color w:val="EE0000"/>
-              </w:rPr>
-              <w:t>switch</w:t>
-            </w:r>
-            <w:proofErr w:type="spellEnd"/>
+              <w:t xml:space="preserve">Server-room switch</w:t>
+            </w:r>
           </w:p>
         </w:tc>
         <w:tc>
@@ -4912,16 +5904,8 @@
               <w:rPr>
                 <w:color w:val="EE0000"/>
               </w:rPr>
-              <w:t xml:space="preserve">Distribution </w:t>
-            </w:r>
-            <w:proofErr w:type="spellStart"/>
-            <w:r>
-              <w:rPr>
-                <w:color w:val="EE0000"/>
-              </w:rPr>
-              <w:t>switch</w:t>
-            </w:r>
-            <w:proofErr w:type="spellEnd"/>
+              <w:t xml:space="preserve">Distribution switch</w:t>
+            </w:r>
           </w:p>
         </w:tc>
         <w:tc>
@@ -4994,16 +5978,8 @@
               <w:rPr>
                 <w:color w:val="EE0000"/>
               </w:rPr>
-              <w:t xml:space="preserve">Distribution </w:t>
-            </w:r>
-            <w:proofErr w:type="spellStart"/>
-            <w:r>
-              <w:rPr>
-                <w:color w:val="EE0000"/>
-              </w:rPr>
-              <w:t>switch</w:t>
-            </w:r>
-            <w:proofErr w:type="spellEnd"/>
+              <w:t xml:space="preserve">Distribution switch</w:t>
+            </w:r>
           </w:p>
         </w:tc>
         <w:tc>
@@ -5076,16 +6052,8 @@
               <w:rPr>
                 <w:color w:val="000000" w:themeColor="text1"/>
               </w:rPr>
-              <w:t xml:space="preserve">Distribution </w:t>
-            </w:r>
-            <w:proofErr w:type="spellStart"/>
-            <w:r>
-              <w:rPr>
-                <w:color w:val="000000" w:themeColor="text1"/>
-              </w:rPr>
-              <w:t>switch</w:t>
-            </w:r>
-            <w:proofErr w:type="spellEnd"/>
+              <w:t xml:space="preserve">Distribution switch</w:t>
+            </w:r>
           </w:p>
         </w:tc>
         <w:tc>
@@ -5158,16 +6126,8 @@
               <w:rPr>
                 <w:color w:val="000000" w:themeColor="text1"/>
               </w:rPr>
-              <w:t xml:space="preserve">Distribution </w:t>
-            </w:r>
-            <w:proofErr w:type="spellStart"/>
-            <w:r>
-              <w:rPr>
-                <w:color w:val="000000" w:themeColor="text1"/>
-              </w:rPr>
-              <w:t>switch</w:t>
-            </w:r>
-            <w:proofErr w:type="spellEnd"/>
+              <w:t xml:space="preserve">Distribution switch</w:t>
+            </w:r>
           </w:p>
         </w:tc>
         <w:tc>
@@ -5227,21 +6187,7 @@
         <w:rPr>
           <w:lang w:val="en-US"/>
         </w:rPr>
-        <w:t xml:space="preserve">Pure Layer 2 access switches (ASW) cannot host a routed loopback, so each site has a dedicated management VLAN (VLAN 99) terminated as an SVI on both distribution switches, running HSRP for redundancy. Each ASW gets an SVI in this VLAN and points </w:t>
-      </w:r>
-      <w:proofErr w:type="spellStart"/>
-      <w:r>
-        <w:rPr>
-          <w:lang w:val="en-US"/>
-        </w:rPr>
-        <w:t>ip</w:t>
-      </w:r>
-      <w:proofErr w:type="spellEnd"/>
-      <w:r>
-        <w:rPr>
-          <w:lang w:val="en-US"/>
-        </w:rPr>
-        <w:t xml:space="preserve"> default-gateway at the site's HSRP virtual IP, since a pure L2 switch has no IP routing table of its own.</w:t>
+        <w:t xml:space="preserve">Pure Layer 2 access switches (ASW) cannot host a routed loopback, so each site has a dedicated management VLAN (VLAN 99) terminated as an SVI on both distribution switches, running HSRP for redundancy. Each ASW gets an SVI in this VLAN and points ip default-gateway at the site's HSRP virtual IP, since a pure L2 switch has no IP routing table of its own.</w:t>
       </w:r>
     </w:p>
     <w:tbl>
@@ -5285,7 +6231,6 @@
             <w:shd w:val="clear" w:color="auto" w:fill="D9D9D9"/>
           </w:tcPr>
           <w:p>
-            <w:proofErr w:type="spellStart"/>
             <w:r>
               <w:rPr>
                 <w:b/>
@@ -5293,7 +6238,6 @@
               </w:rPr>
               <w:t>Role</w:t>
             </w:r>
-            <w:proofErr w:type="spellEnd"/>
           </w:p>
         </w:tc>
         <w:tc>
@@ -5514,21 +6458,7 @@
               <w:rPr>
                 <w:color w:val="EE0000"/>
               </w:rPr>
-              <w:t>HSRP VIP (</w:t>
-            </w:r>
-            <w:proofErr w:type="spellStart"/>
-            <w:r>
-              <w:rPr>
-                <w:color w:val="EE0000"/>
-              </w:rPr>
-              <w:t>both</w:t>
-            </w:r>
-            <w:proofErr w:type="spellEnd"/>
-            <w:r>
-              <w:rPr>
-                <w:color w:val="EE0000"/>
-              </w:rPr>
-              <w:t>)</w:t>
+              <w:t>HSRP VIP (both)</w:t>
             </w:r>
           </w:p>
         </w:tc>
@@ -5802,15 +6732,7 @@
           </w:tcPr>
           <w:p>
             <w:r>
-              <w:t>HSRP VIP (</w:t>
-            </w:r>
-            <w:proofErr w:type="spellStart"/>
-            <w:r>
-              <w:t>both</w:t>
-            </w:r>
-            <w:proofErr w:type="spellEnd"/>
-            <w:r>
-              <w:t>)</w:t>
+              <w:t>HSRP VIP (both)</w:t>
             </w:r>
           </w:p>
         </w:tc>
@@ -6056,6 +6978,2098 @@
     </w:p>
     <w:p>
       <w:pPr>
+        <w:pStyle w:val="3"/>
+        <w:rPr>
+          <w:lang w:val="en-US"/>
+        </w:rPr>
+      </w:pPr>
+      <w:r>
+        <w:rPr>
+          <w:lang w:val="en-US"/>
+        </w:rPr>
+        <w:t xml:space="preserve">Syslog</w:t>
+      </w:r>
+    </w:p>
+    <w:p>
+      <w:pPr>
+        <w:pStyle w:val="a4"/>
+        <w:numPr>
+          <w:ilvl w:val="0"/>
+          <w:numId w:val="3"/>
+        </w:numPr>
+        <w:rPr>
+          <w:lang w:val="en-US"/>
+        </w:rPr>
+      </w:pPr>
+      <w:r>
+        <w:rPr>
+          <w:lang w:val="en-US"/>
+        </w:rPr>
+        <w:t xml:space="preserve">All network devices send syslog to NMS-SYSLOG-SRV </w:t>
+      </w:r>
+      <w:r>
+        <w:rPr>
+          <w:b/>
+          <w:bCs/>
+          <w:lang w:val="en-US"/>
+        </w:rPr>
+        <w:t xml:space="preserve">192.168.0.107</w:t>
+      </w:r>
+      <w:r>
+        <w:rPr>
+          <w:lang w:val="en-US"/>
+        </w:rPr>
+        <w:t xml:space="preserve">, UDP 514.</w:t>
+      </w:r>
+    </w:p>
+    <w:p>
+      <w:pPr>
+        <w:pStyle w:val="a4"/>
+        <w:numPr>
+          <w:ilvl w:val="0"/>
+          <w:numId w:val="3"/>
+        </w:numPr>
+        <w:rPr>
+          <w:lang w:val="en-US"/>
+        </w:rPr>
+      </w:pPr>
+      <w:r>
+        <w:rPr>
+          <w:lang w:val="en-US"/>
+        </w:rPr>
+        <w:t xml:space="preserve">IOS devices: </w:t>
+      </w:r>
+      <w:r>
+        <w:rPr>
+          <w:rFonts w:ascii="Consolas" w:hAnsi="Consolas" w:cs="Consolas"/>
+          <w:sz w:val="18"/>
+          <w:szCs w:val="18"/>
+          <w:lang w:val="en-US"/>
+        </w:rPr>
+        <w:t xml:space="preserve">logging host 192.168.0.107</w:t>
+      </w:r>
+      <w:r>
+        <w:rPr>
+          <w:lang w:val="en-US"/>
+        </w:rPr>
+        <w:t xml:space="preserve">.</w:t>
+      </w:r>
+    </w:p>
+    <w:p>
+      <w:pPr>
+        <w:pStyle w:val="a4"/>
+        <w:numPr>
+          <w:ilvl w:val="0"/>
+          <w:numId w:val="3"/>
+        </w:numPr>
+        <w:rPr>
+          <w:lang w:val="en-US"/>
+        </w:rPr>
+      </w:pPr>
+      <w:r>
+        <w:rPr>
+          <w:lang w:val="en-US"/>
+        </w:rPr>
+        <w:t xml:space="preserve">ASA: syslog is sourced from the management loopback so it works over either inside link: </w:t>
+      </w:r>
+      <w:r>
+        <w:rPr>
+          <w:rFonts w:ascii="Consolas" w:hAnsi="Consolas" w:cs="Consolas"/>
+          <w:sz w:val="18"/>
+          <w:szCs w:val="18"/>
+          <w:lang w:val="en-US"/>
+        </w:rPr>
+        <w:t xml:space="preserve">logging host loopback 192.168.0.107</w:t>
+      </w:r>
+      <w:r>
+        <w:rPr>
+          <w:lang w:val="en-US"/>
+        </w:rPr>
+        <w:t xml:space="preserve">.</w:t>
+      </w:r>
+    </w:p>
+    <w:p>
+      <w:pPr>
+        <w:pStyle w:val="a4"/>
+        <w:numPr>
+          <w:ilvl w:val="0"/>
+          <w:numId w:val="3"/>
+        </w:numPr>
+        <w:rPr>
+          <w:lang w:val="en-US"/>
+        </w:rPr>
+      </w:pPr>
+      <w:r>
+        <w:rPr>
+          <w:lang w:val="en-US"/>
+        </w:rPr>
+        <w:t xml:space="preserve">WAN-R1 sits outside the firewall, so </w:t>
+      </w:r>
+      <w:r>
+        <w:rPr>
+          <w:rFonts w:ascii="Consolas" w:hAnsi="Consolas" w:cs="Consolas"/>
+          <w:sz w:val="18"/>
+          <w:szCs w:val="18"/>
+          <w:lang w:val="en-US"/>
+        </w:rPr>
+        <w:t xml:space="preserve">OUTSIDE_IN</w:t>
+      </w:r>
+      <w:r>
+        <w:rPr>
+          <w:lang w:val="en-US"/>
+        </w:rPr>
+        <w:t xml:space="preserve"> on the ASA permits its syslog to 192.168.0.107.</w:t>
+      </w:r>
+    </w:p>
+    <w:p>
+      <w:pPr>
+        <w:pStyle w:val="3"/>
+        <w:rPr>
+          <w:lang w:val="en-US"/>
+        </w:rPr>
+      </w:pPr>
+      <w:r>
+        <w:rPr>
+          <w:lang w:val="en-US"/>
+        </w:rPr>
+        <w:t xml:space="preserve">SNMP Design</w:t>
+      </w:r>
+    </w:p>
+    <w:p>
+      <w:pPr>
+        <w:pStyle w:val="a4"/>
+        <w:numPr>
+          <w:ilvl w:val="0"/>
+          <w:numId w:val="3"/>
+        </w:numPr>
+        <w:rPr>
+          <w:lang w:val="en-US"/>
+        </w:rPr>
+      </w:pPr>
+      <w:r>
+        <w:rPr>
+          <w:b/>
+          <w:bCs/>
+          <w:lang w:val="en-US"/>
+        </w:rPr>
+        <w:t xml:space="preserve">SNMPv3 authPriv only</w:t>
+      </w:r>
+      <w:r>
+        <w:rPr>
+          <w:lang w:val="en-US"/>
+        </w:rPr>
+        <w:t xml:space="preserve"> – no v1/v2c communities. Authentication SHA (SHA-1; IOSv has no SHA-2), encryption AES-128.</w:t>
+      </w:r>
+    </w:p>
+    <w:p>
+      <w:pPr>
+        <w:pStyle w:val="a4"/>
+        <w:numPr>
+          <w:ilvl w:val="0"/>
+          <w:numId w:val="3"/>
+        </w:numPr>
+        <w:rPr>
+          <w:lang w:val="en-US"/>
+        </w:rPr>
+      </w:pPr>
+      <w:r>
+        <w:rPr>
+          <w:lang w:val="en-US"/>
+        </w:rPr>
+        <w:t xml:space="preserve">SNMP user </w:t>
+      </w:r>
+      <w:r>
+        <w:rPr>
+          <w:rFonts w:ascii="Consolas" w:hAnsi="Consolas" w:cs="Consolas"/>
+          <w:sz w:val="18"/>
+          <w:szCs w:val="18"/>
+          <w:lang w:val="en-US"/>
+        </w:rPr>
+        <w:t xml:space="preserve">zabbix</w:t>
+      </w:r>
+      <w:r>
+        <w:rPr>
+          <w:lang w:val="en-US"/>
+        </w:rPr>
+        <w:t xml:space="preserve">, group </w:t>
+      </w:r>
+      <w:r>
+        <w:rPr>
+          <w:rFonts w:ascii="Consolas" w:hAnsi="Consolas" w:cs="Consolas"/>
+          <w:sz w:val="18"/>
+          <w:szCs w:val="18"/>
+          <w:lang w:val="en-US"/>
+        </w:rPr>
+        <w:t xml:space="preserve">NMS-GRP</w:t>
+      </w:r>
+      <w:r>
+        <w:rPr>
+          <w:lang w:val="en-US"/>
+        </w:rPr>
+        <w:t xml:space="preserve">, view </w:t>
+      </w:r>
+      <w:r>
+        <w:rPr>
+          <w:rFonts w:ascii="Consolas" w:hAnsi="Consolas" w:cs="Consolas"/>
+          <w:sz w:val="18"/>
+          <w:szCs w:val="18"/>
+          <w:lang w:val="en-US"/>
+        </w:rPr>
+        <w:t xml:space="preserve">NMS-VIEW</w:t>
+      </w:r>
+      <w:r>
+        <w:rPr>
+          <w:lang w:val="en-US"/>
+        </w:rPr>
+        <w:t xml:space="preserve"> (whole </w:t>
+      </w:r>
+      <w:r>
+        <w:rPr>
+          <w:rFonts w:ascii="Consolas" w:hAnsi="Consolas" w:cs="Consolas"/>
+          <w:sz w:val="18"/>
+          <w:szCs w:val="18"/>
+          <w:lang w:val="en-US"/>
+        </w:rPr>
+        <w:t xml:space="preserve">iso</w:t>
+      </w:r>
+      <w:r>
+        <w:rPr>
+          <w:lang w:val="en-US"/>
+        </w:rPr>
+        <w:t xml:space="preserve"> tree), access limited by ACL </w:t>
+      </w:r>
+      <w:r>
+        <w:rPr>
+          <w:rFonts w:ascii="Consolas" w:hAnsi="Consolas" w:cs="Consolas"/>
+          <w:sz w:val="18"/>
+          <w:szCs w:val="18"/>
+          <w:lang w:val="en-US"/>
+        </w:rPr>
+        <w:t xml:space="preserve">SNMP-NMS</w:t>
+      </w:r>
+      <w:r>
+        <w:rPr>
+          <w:lang w:val="en-US"/>
+        </w:rPr>
+        <w:t xml:space="preserve"> to 192.168.0.107.</w:t>
+      </w:r>
+    </w:p>
+    <w:p>
+      <w:pPr>
+        <w:pStyle w:val="a4"/>
+        <w:numPr>
+          <w:ilvl w:val="0"/>
+          <w:numId w:val="3"/>
+        </w:numPr>
+        <w:rPr>
+          <w:lang w:val="en-US"/>
+        </w:rPr>
+      </w:pPr>
+      <w:r>
+        <w:rPr>
+          <w:b/>
+          <w:bCs/>
+          <w:lang w:val="en-US"/>
+        </w:rPr>
+        <w:t xml:space="preserve">Polling only</w:t>
+      </w:r>
+      <w:r>
+        <w:rPr>
+          <w:lang w:val="en-US"/>
+        </w:rPr>
+        <w:t xml:space="preserve"> (UDP 161 from the NMS). Traps (UDP 162) are not configured yet.</w:t>
+      </w:r>
+    </w:p>
+    <w:p>
+      <w:pPr>
+        <w:pStyle w:val="a4"/>
+        <w:numPr>
+          <w:ilvl w:val="0"/>
+          <w:numId w:val="3"/>
+        </w:numPr>
+        <w:rPr>
+          <w:lang w:val="en-US"/>
+        </w:rPr>
+      </w:pPr>
+      <w:r>
+        <w:rPr>
+          <w:lang w:val="en-US"/>
+        </w:rPr>
+        <w:t xml:space="preserve">Devices are polled on their </w:t>
+      </w:r>
+      <w:r>
+        <w:rPr>
+          <w:b/>
+          <w:bCs/>
+          <w:lang w:val="en-US"/>
+        </w:rPr>
+        <w:t xml:space="preserve">management address</w:t>
+      </w:r>
+      <w:r>
+        <w:rPr>
+          <w:lang w:val="en-US"/>
+        </w:rPr>
+        <w:t xml:space="preserve"> (Loopback0, or VLAN 99 for L2 access switches), so monitoring survives a single link failure.</w:t>
+      </w:r>
+    </w:p>
+    <w:p>
+      <w:pPr>
+        <w:spacing w:before="120"/>
+        <w:rPr>
+          <w:lang w:val="en-US"/>
+        </w:rPr>
+      </w:pPr>
+      <w:r>
+        <w:rPr>
+          <w:b/>
+          <w:bCs/>
+          <w:lang w:val="en-US"/>
+        </w:rPr>
+        <w:t xml:space="preserve">Cisco IOS / IOS XE:</w:t>
+      </w:r>
+    </w:p>
+    <w:p>
+      <w:pPr>
+        <w:shd w:val="clear" w:color="auto" w:fill="F2F2F2"/>
+        <w:spacing w:before="60" w:after="120"/>
+        <w:ind w:left="200"/>
+        <w:rPr>
+          <w:lang w:val="en-US"/>
+        </w:rPr>
+      </w:pPr>
+      <w:r>
+        <w:rPr>
+          <w:rFonts w:ascii="Consolas" w:hAnsi="Consolas" w:cs="Consolas"/>
+          <w:sz w:val="18"/>
+          <w:szCs w:val="18"/>
+          <w:lang w:val="en-US"/>
+        </w:rPr>
+        <w:t xml:space="preserve">ip access-list standard SNMP-NMS</w:t>
+      </w:r>
+      <w:r>
+        <w:rPr>
+          <w:lang w:val="en-US"/>
+        </w:rPr>
+        <w:br/>
+      </w:r>
+      <w:r>
+        <w:rPr>
+          <w:rFonts w:ascii="Consolas" w:hAnsi="Consolas" w:cs="Consolas"/>
+          <w:sz w:val="18"/>
+          <w:szCs w:val="18"/>
+          <w:lang w:val="en-US"/>
+        </w:rPr>
+        <w:t xml:space="preserve"> permit host 192.168.0.107</w:t>
+      </w:r>
+      <w:r>
+        <w:rPr>
+          <w:lang w:val="en-US"/>
+        </w:rPr>
+        <w:br/>
+      </w:r>
+      <w:r>
+        <w:rPr>
+          <w:rFonts w:ascii="Consolas" w:hAnsi="Consolas" w:cs="Consolas"/>
+          <w:sz w:val="18"/>
+          <w:szCs w:val="18"/>
+          <w:lang w:val="en-US"/>
+        </w:rPr>
+        <w:t xml:space="preserve">snmp-server view NMS-VIEW iso included</w:t>
+      </w:r>
+      <w:r>
+        <w:rPr>
+          <w:lang w:val="en-US"/>
+        </w:rPr>
+        <w:br/>
+      </w:r>
+      <w:r>
+        <w:rPr>
+          <w:rFonts w:ascii="Consolas" w:hAnsi="Consolas" w:cs="Consolas"/>
+          <w:sz w:val="18"/>
+          <w:szCs w:val="18"/>
+          <w:lang w:val="en-US"/>
+        </w:rPr>
+        <w:t xml:space="preserve">snmp-server group NMS-GRP v3 priv read NMS-VIEW access SNMP-NMS</w:t>
+      </w:r>
+      <w:r>
+        <w:rPr>
+          <w:lang w:val="en-US"/>
+        </w:rPr>
+        <w:br/>
+      </w:r>
+      <w:r>
+        <w:rPr>
+          <w:rFonts w:ascii="Consolas" w:hAnsi="Consolas" w:cs="Consolas"/>
+          <w:sz w:val="18"/>
+          <w:szCs w:val="18"/>
+          <w:lang w:val="en-US"/>
+        </w:rPr>
+        <w:t xml:space="preserve">snmp-server user zabbix NMS-GRP v3 auth sha &lt;auth-pass&gt; priv aes 128 &lt;priv-pass&gt;</w:t>
+      </w:r>
+    </w:p>
+    <w:p>
+      <w:pPr>
+        <w:rPr>
+          <w:lang w:val="en-US"/>
+        </w:rPr>
+      </w:pPr>
+      <w:r>
+        <w:rPr>
+          <w:b/>
+          <w:bCs/>
+          <w:lang w:val="en-US"/>
+        </w:rPr>
+        <w:t xml:space="preserve">Cisco ASA (Firewall):</w:t>
+      </w:r>
+    </w:p>
+    <w:p>
+      <w:pPr>
+        <w:shd w:val="clear" w:color="auto" w:fill="F2F2F2"/>
+        <w:spacing w:before="60" w:after="120"/>
+        <w:ind w:left="200"/>
+        <w:rPr>
+          <w:lang w:val="en-US"/>
+        </w:rPr>
+      </w:pPr>
+      <w:r>
+        <w:rPr>
+          <w:rFonts w:ascii="Consolas" w:hAnsi="Consolas" w:cs="Consolas"/>
+          <w:sz w:val="18"/>
+          <w:szCs w:val="18"/>
+          <w:lang w:val="en-US"/>
+        </w:rPr>
+        <w:t xml:space="preserve">interface Loopback0</w:t>
+      </w:r>
+      <w:r>
+        <w:rPr>
+          <w:lang w:val="en-US"/>
+        </w:rPr>
+        <w:br/>
+      </w:r>
+      <w:r>
+        <w:rPr>
+          <w:rFonts w:ascii="Consolas" w:hAnsi="Consolas" w:cs="Consolas"/>
+          <w:sz w:val="18"/>
+          <w:szCs w:val="18"/>
+          <w:lang w:val="en-US"/>
+        </w:rPr>
+        <w:t xml:space="preserve"> nameif loopback</w:t>
+      </w:r>
+      <w:r>
+        <w:rPr>
+          <w:lang w:val="en-US"/>
+        </w:rPr>
+        <w:br/>
+      </w:r>
+      <w:r>
+        <w:rPr>
+          <w:rFonts w:ascii="Consolas" w:hAnsi="Consolas" w:cs="Consolas"/>
+          <w:sz w:val="18"/>
+          <w:szCs w:val="18"/>
+          <w:lang w:val="en-US"/>
+        </w:rPr>
+        <w:t xml:space="preserve"> ip address 10.0.5.2 255.255.255.255</w:t>
+      </w:r>
+      <w:r>
+        <w:rPr>
+          <w:lang w:val="en-US"/>
+        </w:rPr>
+        <w:br/>
+      </w:r>
+      <w:r>
+        <w:rPr>
+          <w:rFonts w:ascii="Consolas" w:hAnsi="Consolas" w:cs="Consolas"/>
+          <w:sz w:val="18"/>
+          <w:szCs w:val="18"/>
+          <w:lang w:val="en-US"/>
+        </w:rPr>
+        <w:t xml:space="preserve">snmp-server enable</w:t>
+      </w:r>
+      <w:r>
+        <w:rPr>
+          <w:lang w:val="en-US"/>
+        </w:rPr>
+        <w:br/>
+      </w:r>
+      <w:r>
+        <w:rPr>
+          <w:rFonts w:ascii="Consolas" w:hAnsi="Consolas" w:cs="Consolas"/>
+          <w:sz w:val="18"/>
+          <w:szCs w:val="18"/>
+          <w:lang w:val="en-US"/>
+        </w:rPr>
+        <w:t xml:space="preserve">snmp-server group NMS-GRP v3 priv</w:t>
+      </w:r>
+      <w:r>
+        <w:rPr>
+          <w:lang w:val="en-US"/>
+        </w:rPr>
+        <w:br/>
+      </w:r>
+      <w:r>
+        <w:rPr>
+          <w:rFonts w:ascii="Consolas" w:hAnsi="Consolas" w:cs="Consolas"/>
+          <w:sz w:val="18"/>
+          <w:szCs w:val="18"/>
+          <w:lang w:val="en-US"/>
+        </w:rPr>
+        <w:t xml:space="preserve">snmp-server user zabbix NMS-GRP v3 auth sha &lt;auth-pass&gt; priv aes 128 &lt;priv-pass&gt;</w:t>
+      </w:r>
+      <w:r>
+        <w:rPr>
+          <w:lang w:val="en-US"/>
+        </w:rPr>
+        <w:br/>
+      </w:r>
+      <w:r>
+        <w:rPr>
+          <w:rFonts w:ascii="Consolas" w:hAnsi="Consolas" w:cs="Consolas"/>
+          <w:sz w:val="18"/>
+          <w:szCs w:val="18"/>
+          <w:lang w:val="en-US"/>
+        </w:rPr>
+        <w:t xml:space="preserve">snmp-server host loopback 192.168.0.107 poll version 3 zabbix</w:t>
+      </w:r>
+    </w:p>
+    <w:p>
+      <w:pPr>
+        <w:pStyle w:val="a4"/>
+        <w:numPr>
+          <w:ilvl w:val="0"/>
+          <w:numId w:val="3"/>
+        </w:numPr>
+        <w:rPr>
+          <w:lang w:val="en-US"/>
+        </w:rPr>
+      </w:pPr>
+      <w:r>
+        <w:rPr>
+          <w:lang w:val="en-US"/>
+        </w:rPr>
+        <w:t xml:space="preserve">The ASA loopback </w:t>
+      </w:r>
+      <w:r>
+        <w:rPr>
+          <w:b/>
+          <w:bCs/>
+          <w:lang w:val="en-US"/>
+        </w:rPr>
+        <w:t xml:space="preserve">must have a nameif</w:t>
+      </w:r>
+      <w:r>
+        <w:rPr>
+          <w:lang w:val="en-US"/>
+        </w:rPr>
+        <w:t xml:space="preserve">; without it the ASA does not own 10.0.5.2 and routes polls to it as transit traffic.</w:t>
+      </w:r>
+    </w:p>
+    <w:p>
+      <w:pPr>
+        <w:pStyle w:val="a4"/>
+        <w:numPr>
+          <w:ilvl w:val="0"/>
+          <w:numId w:val="3"/>
+        </w:numPr>
+        <w:rPr>
+          <w:lang w:val="en-US"/>
+        </w:rPr>
+      </w:pPr>
+      <w:r>
+        <w:rPr>
+          <w:lang w:val="en-US"/>
+        </w:rPr>
+        <w:t xml:space="preserve">The </w:t>
+      </w:r>
+      <w:r>
+        <w:rPr>
+          <w:rFonts w:ascii="Consolas" w:hAnsi="Consolas" w:cs="Consolas"/>
+          <w:sz w:val="18"/>
+          <w:szCs w:val="18"/>
+          <w:lang w:val="en-US"/>
+        </w:rPr>
+        <w:t xml:space="preserve">snmp-server host</w:t>
+      </w:r>
+      <w:r>
+        <w:rPr>
+          <w:lang w:val="en-US"/>
+        </w:rPr>
+        <w:t xml:space="preserve"> line must name the </w:t>
+      </w:r>
+      <w:r>
+        <w:rPr>
+          <w:b/>
+          <w:bCs/>
+          <w:lang w:val="en-US"/>
+        </w:rPr>
+        <w:t xml:space="preserve">loopback</w:t>
+      </w:r>
+      <w:r>
+        <w:rPr>
+          <w:lang w:val="en-US"/>
+        </w:rPr>
+        <w:t xml:space="preserve">. A host line on </w:t>
+      </w:r>
+      <w:r>
+        <w:rPr>
+          <w:rFonts w:ascii="Consolas" w:hAnsi="Consolas" w:cs="Consolas"/>
+          <w:sz w:val="18"/>
+          <w:szCs w:val="18"/>
+          <w:lang w:val="en-US"/>
+        </w:rPr>
+        <w:t xml:space="preserve">inside</w:t>
+      </w:r>
+      <w:r>
+        <w:rPr>
+          <w:lang w:val="en-US"/>
+        </w:rPr>
+        <w:t xml:space="preserve"> does not cover the loopback address (</w:t>
+      </w:r>
+      <w:r>
+        <w:rPr>
+          <w:rFonts w:ascii="Consolas" w:hAnsi="Consolas" w:cs="Consolas"/>
+          <w:sz w:val="18"/>
+          <w:szCs w:val="18"/>
+          <w:lang w:val="en-US"/>
+        </w:rPr>
+        <w:t xml:space="preserve">%ASA-2-106006</w:t>
+      </w:r>
+      <w:r>
+        <w:rPr>
+          <w:lang w:val="en-US"/>
+        </w:rPr>
+        <w:t xml:space="preserve"> deny).</w:t>
+      </w:r>
+    </w:p>
+    <w:p>
+      <w:pPr>
+        <w:pStyle w:val="3"/>
+        <w:rPr>
+          <w:lang w:val="en-US"/>
+        </w:rPr>
+      </w:pPr>
+      <w:r>
+        <w:rPr>
+          <w:lang w:val="en-US"/>
+        </w:rPr>
+        <w:t xml:space="preserve">Zabbix Configuration</w:t>
+      </w:r>
+    </w:p>
+    <w:p>
+      <w:pPr>
+        <w:pStyle w:val="a4"/>
+        <w:numPr>
+          <w:ilvl w:val="0"/>
+          <w:numId w:val="3"/>
+        </w:numPr>
+        <w:rPr>
+          <w:lang w:val="en-US"/>
+        </w:rPr>
+      </w:pPr>
+      <w:r>
+        <w:rPr>
+          <w:lang w:val="en-US"/>
+        </w:rPr>
+        <w:t xml:space="preserve">Global macros (Administration → Macros): </w:t>
+      </w:r>
+      <w:r>
+        <w:rPr>
+          <w:rFonts w:ascii="Consolas" w:hAnsi="Consolas" w:cs="Consolas"/>
+          <w:sz w:val="18"/>
+          <w:szCs w:val="18"/>
+          <w:lang w:val="en-US"/>
+        </w:rPr>
+        <w:t xml:space="preserve">{$SNMPV3_USER}</w:t>
+      </w:r>
+      <w:r>
+        <w:rPr>
+          <w:lang w:val="en-US"/>
+        </w:rPr>
+        <w:t xml:space="preserve"> = zabbix, </w:t>
+      </w:r>
+      <w:r>
+        <w:rPr>
+          <w:rFonts w:ascii="Consolas" w:hAnsi="Consolas" w:cs="Consolas"/>
+          <w:sz w:val="18"/>
+          <w:szCs w:val="18"/>
+          <w:lang w:val="en-US"/>
+        </w:rPr>
+        <w:t xml:space="preserve">{$SNMPV3_AUTH}</w:t>
+      </w:r>
+      <w:r>
+        <w:rPr>
+          <w:lang w:val="en-US"/>
+        </w:rPr>
+        <w:t xml:space="preserve"> and </w:t>
+      </w:r>
+      <w:r>
+        <w:rPr>
+          <w:rFonts w:ascii="Consolas" w:hAnsi="Consolas" w:cs="Consolas"/>
+          <w:sz w:val="18"/>
+          <w:szCs w:val="18"/>
+          <w:lang w:val="en-US"/>
+        </w:rPr>
+        <w:t xml:space="preserve">{$SNMPV3_PRIV}</w:t>
+      </w:r>
+      <w:r>
+        <w:rPr>
+          <w:lang w:val="en-US"/>
+        </w:rPr>
+        <w:t xml:space="preserve"> as </w:t>
+      </w:r>
+      <w:r>
+        <w:rPr>
+          <w:b/>
+          <w:bCs/>
+          <w:lang w:val="en-US"/>
+        </w:rPr>
+        <w:t xml:space="preserve">Secret text</w:t>
+      </w:r>
+      <w:r>
+        <w:rPr>
+          <w:lang w:val="en-US"/>
+        </w:rPr>
+        <w:t xml:space="preserve">.</w:t>
+      </w:r>
+    </w:p>
+    <w:p>
+      <w:pPr>
+        <w:pStyle w:val="a4"/>
+        <w:numPr>
+          <w:ilvl w:val="0"/>
+          <w:numId w:val="3"/>
+        </w:numPr>
+        <w:rPr>
+          <w:lang w:val="en-US"/>
+        </w:rPr>
+      </w:pPr>
+      <w:r>
+        <w:rPr>
+          <w:lang w:val="en-US"/>
+        </w:rPr>
+        <w:t xml:space="preserve">Each host: SNMPv3 interface, Connect to </w:t>
+      </w:r>
+      <w:r>
+        <w:rPr>
+          <w:b/>
+          <w:bCs/>
+          <w:lang w:val="en-US"/>
+        </w:rPr>
+        <w:t xml:space="preserve">IP</w:t>
+      </w:r>
+      <w:r>
+        <w:rPr>
+          <w:lang w:val="en-US"/>
+        </w:rPr>
+        <w:t xml:space="preserve">, security level authPriv, SHA1 / </w:t>
+      </w:r>
+      <w:r>
+        <w:rPr>
+          <w:rFonts w:ascii="Consolas" w:hAnsi="Consolas" w:cs="Consolas"/>
+          <w:sz w:val="18"/>
+          <w:szCs w:val="18"/>
+          <w:lang w:val="en-US"/>
+        </w:rPr>
+        <w:t xml:space="preserve">{$SNMPV3_AUTH}</w:t>
+      </w:r>
+      <w:r>
+        <w:rPr>
+          <w:lang w:val="en-US"/>
+        </w:rPr>
+        <w:t xml:space="preserve">, AES128 / </w:t>
+      </w:r>
+      <w:r>
+        <w:rPr>
+          <w:rFonts w:ascii="Consolas" w:hAnsi="Consolas" w:cs="Consolas"/>
+          <w:sz w:val="18"/>
+          <w:szCs w:val="18"/>
+          <w:lang w:val="en-US"/>
+        </w:rPr>
+        <w:t xml:space="preserve">{$SNMPV3_PRIV}</w:t>
+      </w:r>
+      <w:r>
+        <w:rPr>
+          <w:lang w:val="en-US"/>
+        </w:rPr>
+        <w:t xml:space="preserve">.</w:t>
+      </w:r>
+    </w:p>
+    <w:p>
+      <w:pPr>
+        <w:pStyle w:val="a4"/>
+        <w:numPr>
+          <w:ilvl w:val="0"/>
+          <w:numId w:val="3"/>
+        </w:numPr>
+        <w:rPr>
+          <w:lang w:val="en-US"/>
+        </w:rPr>
+      </w:pPr>
+      <w:r>
+        <w:rPr>
+          <w:lang w:val="en-US"/>
+        </w:rPr>
+        <w:t xml:space="preserve">Host group: </w:t>
+      </w:r>
+      <w:r>
+        <w:rPr>
+          <w:b/>
+          <w:bCs/>
+          <w:lang w:val="en-US"/>
+        </w:rPr>
+        <w:t xml:space="preserve">Network devices</w:t>
+      </w:r>
+      <w:r>
+        <w:rPr>
+          <w:lang w:val="en-US"/>
+        </w:rPr>
+        <w:t xml:space="preserve">.</w:t>
+      </w:r>
+    </w:p>
+    <w:tbl>
+      <w:tblPr>
+        <w:tblW w:w="10100" w:type="dxa"/>
+        <w:tblBorders>
+          <w:top w:val="single" w:sz="4" w:space="0" w:color="999999"/>
+          <w:left w:val="single" w:sz="4" w:space="0" w:color="999999"/>
+          <w:bottom w:val="single" w:sz="4" w:space="0" w:color="999999"/>
+          <w:right w:val="single" w:sz="4" w:space="0" w:color="999999"/>
+          <w:insideH w:val="single" w:sz="4" w:space="0" w:color="999999"/>
+          <w:insideV w:val="single" w:sz="4" w:space="0" w:color="999999"/>
+        </w:tblBorders>
+        <w:tblLook w:val="04A0" w:firstRow="1" w:lastRow="0" w:firstColumn="1" w:lastColumn="0" w:noHBand="0" w:noVBand="1"/>
+      </w:tblPr>
+      <w:tblGrid>
+        <w:gridCol w:w="2600"/>
+        <w:gridCol w:w="3000"/>
+        <w:gridCol w:w="4500"/>
+      </w:tblGrid>
+      <w:tr>
+        <w:tc>
+          <w:tcPr>
+            <w:tcW w:w="2600" w:type="dxa"/>
+            <w:shd w:val="clear" w:color="auto" w:fill="D9D9D9"/>
+          </w:tcPr>
+          <w:p>
+            <w:pPr>
+              <w:rPr>
+                <w:lang w:val="en-US"/>
+              </w:rPr>
+            </w:pPr>
+            <w:r>
+              <w:rPr>
+                <w:b/>
+                <w:bCs/>
+                <w:lang w:val="en-US"/>
+              </w:rPr>
+              <w:t xml:space="preserve">Host</w:t>
+            </w:r>
+          </w:p>
+        </w:tc>
+        <w:tc>
+          <w:tcPr>
+            <w:tcW w:w="3000" w:type="dxa"/>
+            <w:shd w:val="clear" w:color="auto" w:fill="D9D9D9"/>
+          </w:tcPr>
+          <w:p>
+            <w:pPr>
+              <w:rPr>
+                <w:lang w:val="en-US"/>
+              </w:rPr>
+            </w:pPr>
+            <w:r>
+              <w:rPr>
+                <w:b/>
+                <w:bCs/>
+                <w:lang w:val="en-US"/>
+              </w:rPr>
+              <w:t xml:space="preserve">Polled address</w:t>
+            </w:r>
+          </w:p>
+        </w:tc>
+        <w:tc>
+          <w:tcPr>
+            <w:tcW w:w="4500" w:type="dxa"/>
+            <w:shd w:val="clear" w:color="auto" w:fill="D9D9D9"/>
+          </w:tcPr>
+          <w:p>
+            <w:pPr>
+              <w:rPr>
+                <w:lang w:val="en-US"/>
+              </w:rPr>
+            </w:pPr>
+            <w:r>
+              <w:rPr>
+                <w:b/>
+                <w:bCs/>
+                <w:lang w:val="en-US"/>
+              </w:rPr>
+              <w:t xml:space="preserve">Template</w:t>
+            </w:r>
+          </w:p>
+        </w:tc>
+      </w:tr>
+      <w:tr>
+        <w:tc>
+          <w:tcPr>
+            <w:tcW w:w="2600" w:type="dxa"/>
+          </w:tcPr>
+          <w:p>
+            <w:pPr>
+              <w:rPr>
+                <w:lang w:val="en-US"/>
+              </w:rPr>
+            </w:pPr>
+            <w:r>
+              <w:rPr>
+                <w:lang w:val="en-US"/>
+              </w:rPr>
+              <w:t xml:space="preserve">WAN-R1</w:t>
+            </w:r>
+          </w:p>
+        </w:tc>
+        <w:tc>
+          <w:tcPr>
+            <w:tcW w:w="3000" w:type="dxa"/>
+          </w:tcPr>
+          <w:p>
+            <w:pPr>
+              <w:rPr>
+                <w:lang w:val="en-US"/>
+              </w:rPr>
+            </w:pPr>
+            <w:r>
+              <w:rPr>
+                <w:lang w:val="en-US"/>
+              </w:rPr>
+              <w:t xml:space="preserve">10.0.5.1 (Lo0)</w:t>
+            </w:r>
+          </w:p>
+        </w:tc>
+        <w:tc>
+          <w:tcPr>
+            <w:tcW w:w="4500" w:type="dxa"/>
+          </w:tcPr>
+          <w:p>
+            <w:pPr>
+              <w:rPr>
+                <w:lang w:val="en-US"/>
+              </w:rPr>
+            </w:pPr>
+            <w:r>
+              <w:rPr>
+                <w:lang w:val="en-US"/>
+              </w:rPr>
+              <w:t xml:space="preserve">Cisco IOS by SNMP</w:t>
+            </w:r>
+          </w:p>
+        </w:tc>
+      </w:tr>
+      <w:tr>
+        <w:tc>
+          <w:tcPr>
+            <w:tcW w:w="2600" w:type="dxa"/>
+          </w:tcPr>
+          <w:p>
+            <w:pPr>
+              <w:rPr>
+                <w:lang w:val="en-US"/>
+              </w:rPr>
+            </w:pPr>
+            <w:r>
+              <w:rPr>
+                <w:lang w:val="en-US"/>
+              </w:rPr>
+              <w:t xml:space="preserve">Firewall</w:t>
+            </w:r>
+          </w:p>
+        </w:tc>
+        <w:tc>
+          <w:tcPr>
+            <w:tcW w:w="3000" w:type="dxa"/>
+          </w:tcPr>
+          <w:p>
+            <w:pPr>
+              <w:rPr>
+                <w:lang w:val="en-US"/>
+              </w:rPr>
+            </w:pPr>
+            <w:r>
+              <w:rPr>
+                <w:lang w:val="en-US"/>
+              </w:rPr>
+              <w:t xml:space="preserve">10.0.5.2 (Lo0)</w:t>
+            </w:r>
+          </w:p>
+        </w:tc>
+        <w:tc>
+          <w:tcPr>
+            <w:tcW w:w="4500" w:type="dxa"/>
+          </w:tcPr>
+          <w:p>
+            <w:pPr>
+              <w:rPr>
+                <w:lang w:val="en-US"/>
+              </w:rPr>
+            </w:pPr>
+            <w:r>
+              <w:rPr>
+                <w:lang w:val="en-US"/>
+              </w:rPr>
+              <w:t xml:space="preserve">Cisco ASAv by SNMP</w:t>
+            </w:r>
+          </w:p>
+        </w:tc>
+      </w:tr>
+      <w:tr>
+        <w:tc>
+          <w:tcPr>
+            <w:tcW w:w="2600" w:type="dxa"/>
+          </w:tcPr>
+          <w:p>
+            <w:pPr>
+              <w:rPr>
+                <w:lang w:val="en-US"/>
+              </w:rPr>
+            </w:pPr>
+            <w:r>
+              <w:rPr>
+                <w:lang w:val="en-US"/>
+              </w:rPr>
+              <w:t xml:space="preserve">CORE-R1</w:t>
+            </w:r>
+          </w:p>
+        </w:tc>
+        <w:tc>
+          <w:tcPr>
+            <w:tcW w:w="3000" w:type="dxa"/>
+          </w:tcPr>
+          <w:p>
+            <w:pPr>
+              <w:rPr>
+                <w:lang w:val="en-US"/>
+              </w:rPr>
+            </w:pPr>
+            <w:r>
+              <w:rPr>
+                <w:lang w:val="en-US"/>
+              </w:rPr>
+              <w:t xml:space="preserve">10.0.5.3 (Lo0)</w:t>
+            </w:r>
+          </w:p>
+        </w:tc>
+        <w:tc>
+          <w:tcPr>
+            <w:tcW w:w="4500" w:type="dxa"/>
+          </w:tcPr>
+          <w:p>
+            <w:pPr>
+              <w:rPr>
+                <w:lang w:val="en-US"/>
+              </w:rPr>
+            </w:pPr>
+            <w:r>
+              <w:rPr>
+                <w:lang w:val="en-US"/>
+              </w:rPr>
+              <w:t xml:space="preserve">Cisco IOS by SNMP</w:t>
+            </w:r>
+          </w:p>
+        </w:tc>
+      </w:tr>
+      <w:tr>
+        <w:tc>
+          <w:tcPr>
+            <w:tcW w:w="2600" w:type="dxa"/>
+          </w:tcPr>
+          <w:p>
+            <w:pPr>
+              <w:rPr>
+                <w:lang w:val="en-US"/>
+              </w:rPr>
+            </w:pPr>
+            <w:r>
+              <w:rPr>
+                <w:lang w:val="en-US"/>
+              </w:rPr>
+              <w:t xml:space="preserve">CORE-R2</w:t>
+            </w:r>
+          </w:p>
+        </w:tc>
+        <w:tc>
+          <w:tcPr>
+            <w:tcW w:w="3000" w:type="dxa"/>
+          </w:tcPr>
+          <w:p>
+            <w:pPr>
+              <w:rPr>
+                <w:lang w:val="en-US"/>
+              </w:rPr>
+            </w:pPr>
+            <w:r>
+              <w:rPr>
+                <w:lang w:val="en-US"/>
+              </w:rPr>
+              <w:t xml:space="preserve">10.0.5.4 (Lo0)</w:t>
+            </w:r>
+          </w:p>
+        </w:tc>
+        <w:tc>
+          <w:tcPr>
+            <w:tcW w:w="4500" w:type="dxa"/>
+          </w:tcPr>
+          <w:p>
+            <w:pPr>
+              <w:rPr>
+                <w:lang w:val="en-US"/>
+              </w:rPr>
+            </w:pPr>
+            <w:r>
+              <w:rPr>
+                <w:lang w:val="en-US"/>
+              </w:rPr>
+              <w:t xml:space="preserve">Cisco IOS by SNMP</w:t>
+            </w:r>
+          </w:p>
+        </w:tc>
+      </w:tr>
+      <w:tr>
+        <w:tc>
+          <w:tcPr>
+            <w:tcW w:w="2600" w:type="dxa"/>
+          </w:tcPr>
+          <w:p>
+            <w:pPr>
+              <w:rPr>
+                <w:lang w:val="en-US"/>
+              </w:rPr>
+            </w:pPr>
+            <w:r>
+              <w:rPr>
+                <w:lang w:val="en-US"/>
+              </w:rPr>
+              <w:t xml:space="preserve">SRVRM-SW1</w:t>
+            </w:r>
+          </w:p>
+        </w:tc>
+        <w:tc>
+          <w:tcPr>
+            <w:tcW w:w="3000" w:type="dxa"/>
+          </w:tcPr>
+          <w:p>
+            <w:pPr>
+              <w:rPr>
+                <w:lang w:val="en-US"/>
+              </w:rPr>
+            </w:pPr>
+            <w:r>
+              <w:rPr>
+                <w:lang w:val="en-US"/>
+              </w:rPr>
+              <w:t xml:space="preserve">10.0.5.5 (Lo0)</w:t>
+            </w:r>
+          </w:p>
+        </w:tc>
+        <w:tc>
+          <w:tcPr>
+            <w:tcW w:w="4500" w:type="dxa"/>
+          </w:tcPr>
+          <w:p>
+            <w:pPr>
+              <w:rPr>
+                <w:lang w:val="en-US"/>
+              </w:rPr>
+            </w:pPr>
+            <w:r>
+              <w:rPr>
+                <w:lang w:val="en-US"/>
+              </w:rPr>
+              <w:t xml:space="preserve">Cisco IOS by SNMP</w:t>
+            </w:r>
+          </w:p>
+        </w:tc>
+      </w:tr>
+      <w:tr>
+        <w:tc>
+          <w:tcPr>
+            <w:tcW w:w="2600" w:type="dxa"/>
+          </w:tcPr>
+          <w:p>
+            <w:pPr>
+              <w:rPr>
+                <w:lang w:val="en-US"/>
+              </w:rPr>
+            </w:pPr>
+            <w:r>
+              <w:rPr>
+                <w:lang w:val="en-US"/>
+              </w:rPr>
+              <w:t xml:space="preserve">DSW01-SITE01</w:t>
+            </w:r>
+          </w:p>
+        </w:tc>
+        <w:tc>
+          <w:tcPr>
+            <w:tcW w:w="3000" w:type="dxa"/>
+          </w:tcPr>
+          <w:p>
+            <w:pPr>
+              <w:rPr>
+                <w:lang w:val="en-US"/>
+              </w:rPr>
+            </w:pPr>
+            <w:r>
+              <w:rPr>
+                <w:lang w:val="en-US"/>
+              </w:rPr>
+              <w:t xml:space="preserve">10.0.5.11 (Lo0)</w:t>
+            </w:r>
+          </w:p>
+        </w:tc>
+        <w:tc>
+          <w:tcPr>
+            <w:tcW w:w="4500" w:type="dxa"/>
+          </w:tcPr>
+          <w:p>
+            <w:pPr>
+              <w:rPr>
+                <w:lang w:val="en-US"/>
+              </w:rPr>
+            </w:pPr>
+            <w:r>
+              <w:rPr>
+                <w:lang w:val="en-US"/>
+              </w:rPr>
+              <w:t xml:space="preserve">Cisco IOS by SNMP</w:t>
+            </w:r>
+          </w:p>
+        </w:tc>
+      </w:tr>
+      <w:tr>
+        <w:tc>
+          <w:tcPr>
+            <w:tcW w:w="2600" w:type="dxa"/>
+          </w:tcPr>
+          <w:p>
+            <w:pPr>
+              <w:rPr>
+                <w:lang w:val="en-US"/>
+              </w:rPr>
+            </w:pPr>
+            <w:r>
+              <w:rPr>
+                <w:lang w:val="en-US"/>
+              </w:rPr>
+              <w:t xml:space="preserve">DSW02-SITE01</w:t>
+            </w:r>
+          </w:p>
+        </w:tc>
+        <w:tc>
+          <w:tcPr>
+            <w:tcW w:w="3000" w:type="dxa"/>
+          </w:tcPr>
+          <w:p>
+            <w:pPr>
+              <w:rPr>
+                <w:lang w:val="en-US"/>
+              </w:rPr>
+            </w:pPr>
+            <w:r>
+              <w:rPr>
+                <w:lang w:val="en-US"/>
+              </w:rPr>
+              <w:t xml:space="preserve">10.0.5.12 (Lo0)</w:t>
+            </w:r>
+          </w:p>
+        </w:tc>
+        <w:tc>
+          <w:tcPr>
+            <w:tcW w:w="4500" w:type="dxa"/>
+          </w:tcPr>
+          <w:p>
+            <w:pPr>
+              <w:rPr>
+                <w:lang w:val="en-US"/>
+              </w:rPr>
+            </w:pPr>
+            <w:r>
+              <w:rPr>
+                <w:lang w:val="en-US"/>
+              </w:rPr>
+              <w:t xml:space="preserve">Cisco IOS by SNMP</w:t>
+            </w:r>
+          </w:p>
+        </w:tc>
+      </w:tr>
+      <w:tr>
+        <w:tc>
+          <w:tcPr>
+            <w:tcW w:w="2600" w:type="dxa"/>
+          </w:tcPr>
+          <w:p>
+            <w:pPr>
+              <w:rPr>
+                <w:lang w:val="en-US"/>
+              </w:rPr>
+            </w:pPr>
+            <w:r>
+              <w:rPr>
+                <w:lang w:val="en-US"/>
+              </w:rPr>
+              <w:t xml:space="preserve">ASW01-SITE01</w:t>
+            </w:r>
+          </w:p>
+        </w:tc>
+        <w:tc>
+          <w:tcPr>
+            <w:tcW w:w="3000" w:type="dxa"/>
+          </w:tcPr>
+          <w:p>
+            <w:pPr>
+              <w:rPr>
+                <w:lang w:val="en-US"/>
+              </w:rPr>
+            </w:pPr>
+            <w:r>
+              <w:rPr>
+                <w:lang w:val="en-US"/>
+              </w:rPr>
+              <w:t xml:space="preserve">10.1.9.11 (VLAN 99)</w:t>
+            </w:r>
+          </w:p>
+        </w:tc>
+        <w:tc>
+          <w:tcPr>
+            <w:tcW w:w="4500" w:type="dxa"/>
+          </w:tcPr>
+          <w:p>
+            <w:pPr>
+              <w:rPr>
+                <w:lang w:val="en-US"/>
+              </w:rPr>
+            </w:pPr>
+            <w:r>
+              <w:rPr>
+                <w:lang w:val="en-US"/>
+              </w:rPr>
+              <w:t xml:space="preserve">Cisco IOS by SNMP</w:t>
+            </w:r>
+          </w:p>
+        </w:tc>
+      </w:tr>
+      <w:tr>
+        <w:tc>
+          <w:tcPr>
+            <w:tcW w:w="2600" w:type="dxa"/>
+          </w:tcPr>
+          <w:p>
+            <w:pPr>
+              <w:rPr>
+                <w:lang w:val="en-US"/>
+              </w:rPr>
+            </w:pPr>
+            <w:r>
+              <w:rPr>
+                <w:lang w:val="en-US"/>
+              </w:rPr>
+              <w:t xml:space="preserve">ASW02-SITE01</w:t>
+            </w:r>
+          </w:p>
+        </w:tc>
+        <w:tc>
+          <w:tcPr>
+            <w:tcW w:w="3000" w:type="dxa"/>
+          </w:tcPr>
+          <w:p>
+            <w:pPr>
+              <w:rPr>
+                <w:lang w:val="en-US"/>
+              </w:rPr>
+            </w:pPr>
+            <w:r>
+              <w:rPr>
+                <w:lang w:val="en-US"/>
+              </w:rPr>
+              <w:t xml:space="preserve">10.1.9.12 (VLAN 99)</w:t>
+            </w:r>
+          </w:p>
+        </w:tc>
+        <w:tc>
+          <w:tcPr>
+            <w:tcW w:w="4500" w:type="dxa"/>
+          </w:tcPr>
+          <w:p>
+            <w:pPr>
+              <w:rPr>
+                <w:lang w:val="en-US"/>
+              </w:rPr>
+            </w:pPr>
+            <w:r>
+              <w:rPr>
+                <w:lang w:val="en-US"/>
+              </w:rPr>
+              <w:t xml:space="preserve">Cisco IOS by SNMP</w:t>
+            </w:r>
+          </w:p>
+        </w:tc>
+      </w:tr>
+    </w:tbl>
+    <w:p>
+      <w:pPr>
+        <w:rPr>
+          <w:lang w:val="en-US"/>
+        </w:rPr>
+      </w:pPr>
+    </w:p>
+    <w:p>
+      <w:pPr>
+        <w:pStyle w:val="3"/>
+        <w:rPr>
+          <w:lang w:val="en-US"/>
+        </w:rPr>
+      </w:pPr>
+      <w:r>
+        <w:rPr>
+          <w:lang w:val="en-US"/>
+        </w:rPr>
+        <w:t xml:space="preserve">Known Limitations (CML Virtual Images)</w:t>
+      </w:r>
+    </w:p>
+    <w:p>
+      <w:pPr>
+        <w:pStyle w:val="a4"/>
+        <w:numPr>
+          <w:ilvl w:val="0"/>
+          <w:numId w:val="3"/>
+        </w:numPr>
+        <w:rPr>
+          <w:lang w:val="en-US"/>
+        </w:rPr>
+      </w:pPr>
+      <w:r>
+        <w:rPr>
+          <w:lang w:val="en-US"/>
+        </w:rPr>
+        <w:t xml:space="preserve">IOSvL2 does not implement CISCO-PROCESS-MIB (CPU returns "No Such Object") and has no hardware sensors → CPU, fan, PSU, temperature and hardware model/serial items stay </w:t>
+      </w:r>
+      <w:r>
+        <w:rPr>
+          <w:b/>
+          <w:bCs/>
+          <w:lang w:val="en-US"/>
+        </w:rPr>
+        <w:t xml:space="preserve">Not supported</w:t>
+      </w:r>
+      <w:r>
+        <w:rPr>
+          <w:lang w:val="en-US"/>
+        </w:rPr>
+        <w:t xml:space="preserve">. Uptime (hardware) shows 0; Uptime (network) is the valid value.</w:t>
+      </w:r>
+    </w:p>
+    <w:p>
+      <w:pPr>
+        <w:pStyle w:val="a4"/>
+        <w:numPr>
+          <w:ilvl w:val="0"/>
+          <w:numId w:val="3"/>
+        </w:numPr>
+        <w:rPr>
+          <w:lang w:val="en-US"/>
+        </w:rPr>
+      </w:pPr>
+      <w:r>
+        <w:rPr>
+          <w:lang w:val="en-US"/>
+        </w:rPr>
+        <w:t xml:space="preserve">The </w:t>
+      </w:r>
+      <w:r>
+        <w:rPr>
+          <w:b/>
+          <w:bCs/>
+          <w:lang w:val="en-US"/>
+        </w:rPr>
+        <w:t xml:space="preserve">Cisco ASAv by SNMP</w:t>
+      </w:r>
+      <w:r>
+        <w:rPr>
+          <w:lang w:val="en-US"/>
+        </w:rPr>
+        <w:t xml:space="preserve"> template has no ICMP items and no interface error items; its item names differ from the IOS template (e.g. </w:t>
+      </w:r>
+      <w:r>
+        <w:rPr>
+          <w:rFonts w:ascii="Consolas" w:hAnsi="Consolas" w:cs="Consolas"/>
+          <w:sz w:val="18"/>
+          <w:szCs w:val="18"/>
+          <w:lang w:val="en-US"/>
+        </w:rPr>
+        <w:t xml:space="preserve">Gi0/0 Incoming traffic</w:t>
+      </w:r>
+      <w:r>
+        <w:rPr>
+          <w:lang w:val="en-US"/>
+        </w:rPr>
+        <w:t xml:space="preserve">, </w:t>
+      </w:r>
+      <w:r>
+        <w:rPr>
+          <w:rFonts w:ascii="Consolas" w:hAnsi="Consolas" w:cs="Consolas"/>
+          <w:sz w:val="18"/>
+          <w:szCs w:val="18"/>
+          <w:lang w:val="en-US"/>
+        </w:rPr>
+        <w:t xml:space="preserve">CPU [1] Utilization</w:t>
+      </w:r>
+      <w:r>
+        <w:rPr>
+          <w:lang w:val="en-US"/>
+        </w:rPr>
+        <w:t xml:space="preserve">, </w:t>
+      </w:r>
+      <w:r>
+        <w:rPr>
+          <w:rFonts w:ascii="Consolas" w:hAnsi="Consolas" w:cs="Consolas"/>
+          <w:sz w:val="18"/>
+          <w:szCs w:val="18"/>
+          <w:lang w:val="en-US"/>
+        </w:rPr>
+        <w:t xml:space="preserve">Uptime</w:t>
+      </w:r>
+      <w:r>
+        <w:rPr>
+          <w:lang w:val="en-US"/>
+        </w:rPr>
+        <w:t xml:space="preserve">).</w:t>
+      </w:r>
+    </w:p>
+    <w:p>
+      <w:pPr>
+        <w:pStyle w:val="3"/>
+        <w:rPr>
+          <w:lang w:val="en-US"/>
+        </w:rPr>
+      </w:pPr>
+      <w:r>
+        <w:rPr>
+          <w:lang w:val="en-US"/>
+        </w:rPr>
+        <w:t xml:space="preserve">Incidents and Fixes (2026-10-18)</w:t>
+      </w:r>
+    </w:p>
+    <w:tbl>
+      <w:tblPr>
+        <w:tblW w:w="10100" w:type="dxa"/>
+        <w:tblBorders>
+          <w:top w:val="single" w:sz="4" w:space="0" w:color="999999"/>
+          <w:left w:val="single" w:sz="4" w:space="0" w:color="999999"/>
+          <w:bottom w:val="single" w:sz="4" w:space="0" w:color="999999"/>
+          <w:right w:val="single" w:sz="4" w:space="0" w:color="999999"/>
+          <w:insideH w:val="single" w:sz="4" w:space="0" w:color="999999"/>
+          <w:insideV w:val="single" w:sz="4" w:space="0" w:color="999999"/>
+        </w:tblBorders>
+        <w:tblLook w:val="04A0" w:firstRow="1" w:lastRow="0" w:firstColumn="1" w:lastColumn="0" w:noHBand="0" w:noVBand="1"/>
+      </w:tblPr>
+      <w:tblGrid>
+        <w:gridCol w:w="3000"/>
+        <w:gridCol w:w="3600"/>
+        <w:gridCol w:w="3500"/>
+      </w:tblGrid>
+      <w:tr>
+        <w:tc>
+          <w:tcPr>
+            <w:tcW w:w="3000" w:type="dxa"/>
+            <w:shd w:val="clear" w:color="auto" w:fill="D9D9D9"/>
+          </w:tcPr>
+          <w:p>
+            <w:pPr>
+              <w:rPr>
+                <w:lang w:val="en-US"/>
+              </w:rPr>
+            </w:pPr>
+            <w:r>
+              <w:rPr>
+                <w:b/>
+                <w:bCs/>
+                <w:lang w:val="en-US"/>
+              </w:rPr>
+              <w:t xml:space="preserve">Symptom</w:t>
+            </w:r>
+          </w:p>
+        </w:tc>
+        <w:tc>
+          <w:tcPr>
+            <w:tcW w:w="3600" w:type="dxa"/>
+            <w:shd w:val="clear" w:color="auto" w:fill="D9D9D9"/>
+          </w:tcPr>
+          <w:p>
+            <w:pPr>
+              <w:rPr>
+                <w:lang w:val="en-US"/>
+              </w:rPr>
+            </w:pPr>
+            <w:r>
+              <w:rPr>
+                <w:b/>
+                <w:bCs/>
+                <w:lang w:val="en-US"/>
+              </w:rPr>
+              <w:t xml:space="preserve">Cause</w:t>
+            </w:r>
+          </w:p>
+        </w:tc>
+        <w:tc>
+          <w:tcPr>
+            <w:tcW w:w="3500" w:type="dxa"/>
+            <w:shd w:val="clear" w:color="auto" w:fill="D9D9D9"/>
+          </w:tcPr>
+          <w:p>
+            <w:pPr>
+              <w:rPr>
+                <w:lang w:val="en-US"/>
+              </w:rPr>
+            </w:pPr>
+            <w:r>
+              <w:rPr>
+                <w:b/>
+                <w:bCs/>
+                <w:lang w:val="en-US"/>
+              </w:rPr>
+              <w:t xml:space="preserve">Fix</w:t>
+            </w:r>
+          </w:p>
+        </w:tc>
+      </w:tr>
+      <w:tr>
+        <w:tc>
+          <w:tcPr>
+            <w:tcW w:w="3000" w:type="dxa"/>
+          </w:tcPr>
+          <w:p>
+            <w:pPr>
+              <w:rPr>
+                <w:lang w:val="en-US"/>
+              </w:rPr>
+            </w:pPr>
+            <w:r>
+              <w:rPr>
+                <w:lang w:val="en-US"/>
+              </w:rPr>
+              <w:t xml:space="preserve">All SNMP items Not supported on every device, while ICMP worked</w:t>
+            </w:r>
+          </w:p>
+        </w:tc>
+        <w:tc>
+          <w:tcPr>
+            <w:tcW w:w="3600" w:type="dxa"/>
+          </w:tcPr>
+          <w:p>
+            <w:pPr>
+              <w:rPr>
+                <w:lang w:val="en-US"/>
+              </w:rPr>
+            </w:pPr>
+            <w:r>
+              <w:rPr>
+                <w:lang w:val="en-US"/>
+              </w:rPr>
+              <w:t xml:space="preserve">SNMPv3 passphrase mistyped in the global macro. Items stayed Not supported (rechecked only every 10 min) and net-snmp kept keys built from the wrong passphrase</w:t>
+            </w:r>
+          </w:p>
+        </w:tc>
+        <w:tc>
+          <w:tcPr>
+            <w:tcW w:w="3500" w:type="dxa"/>
+          </w:tcPr>
+          <w:p>
+            <w:pPr>
+              <w:rPr>
+                <w:lang w:val="en-US"/>
+              </w:rPr>
+            </w:pPr>
+            <w:r>
+              <w:rPr>
+                <w:rFonts w:ascii="Consolas" w:hAnsi="Consolas" w:cs="Consolas"/>
+                <w:sz w:val="18"/>
+                <w:szCs w:val="18"/>
+                <w:lang w:val="en-US"/>
+              </w:rPr>
+              <w:t xml:space="preserve">systemctl restart zabbix-server</w:t>
+            </w:r>
+            <w:r>
+              <w:rPr>
+                <w:lang w:val="en-US"/>
+              </w:rPr>
+              <w:t xml:space="preserve"> (or </w:t>
+            </w:r>
+            <w:r>
+              <w:rPr>
+                <w:rFonts w:ascii="Consolas" w:hAnsi="Consolas" w:cs="Consolas"/>
+                <w:sz w:val="18"/>
+                <w:szCs w:val="18"/>
+                <w:lang w:val="en-US"/>
+              </w:rPr>
+              <w:t xml:space="preserve">zabbix_server -R snmp_cache_reload</w:t>
+            </w:r>
+            <w:r>
+              <w:rPr>
+                <w:lang w:val="en-US"/>
+              </w:rPr>
+              <w:t xml:space="preserve">), then Execute now on the items and the discovery rules</w:t>
+            </w:r>
+          </w:p>
+        </w:tc>
+      </w:tr>
+      <w:tr>
+        <w:tc>
+          <w:tcPr>
+            <w:tcW w:w="3000" w:type="dxa"/>
+          </w:tcPr>
+          <w:p>
+            <w:pPr>
+              <w:rPr>
+                <w:lang w:val="en-US"/>
+              </w:rPr>
+            </w:pPr>
+            <w:r>
+              <w:rPr>
+                <w:lang w:val="en-US"/>
+              </w:rPr>
+              <w:t xml:space="preserve">Grafana panels empty although Zabbix has data</w:t>
+            </w:r>
+          </w:p>
+        </w:tc>
+        <w:tc>
+          <w:tcPr>
+            <w:tcW w:w="3600" w:type="dxa"/>
+          </w:tcPr>
+          <w:p>
+            <w:pPr>
+              <w:rPr>
+                <w:lang w:val="en-US"/>
+              </w:rPr>
+            </w:pPr>
+            <w:r>
+              <w:rPr>
+                <w:lang w:val="en-US"/>
+              </w:rPr>
+              <w:t xml:space="preserve">The Grafana Zabbix plugin caches the item list</w:t>
+            </w:r>
+          </w:p>
+        </w:tc>
+        <w:tc>
+          <w:tcPr>
+            <w:tcW w:w="3500" w:type="dxa"/>
+          </w:tcPr>
+          <w:p>
+            <w:pPr>
+              <w:rPr>
+                <w:lang w:val="en-US"/>
+              </w:rPr>
+            </w:pPr>
+            <w:r>
+              <w:rPr>
+                <w:rFonts w:ascii="Consolas" w:hAnsi="Consolas" w:cs="Consolas"/>
+                <w:sz w:val="18"/>
+                <w:szCs w:val="18"/>
+                <w:lang w:val="en-US"/>
+              </w:rPr>
+              <w:t xml:space="preserve">systemctl restart grafana-server</w:t>
+            </w:r>
+            <w:r>
+              <w:rPr>
+                <w:lang w:val="en-US"/>
+              </w:rPr>
+              <w:t xml:space="preserve">, or lower Cache TTL in the data source</w:t>
+            </w:r>
+          </w:p>
+        </w:tc>
+      </w:tr>
+      <w:tr>
+        <w:tc>
+          <w:tcPr>
+            <w:tcW w:w="3000" w:type="dxa"/>
+          </w:tcPr>
+          <w:p>
+            <w:pPr>
+              <w:rPr>
+                <w:lang w:val="en-US"/>
+              </w:rPr>
+            </w:pPr>
+            <w:r>
+              <w:rPr>
+                <w:lang w:val="en-US"/>
+              </w:rPr>
+              <w:t xml:space="preserve">ASA syslog stopped: </w:t>
+            </w:r>
+            <w:r>
+              <w:rPr>
+                <w:rFonts w:ascii="Consolas" w:hAnsi="Consolas" w:cs="Consolas"/>
+                <w:sz w:val="18"/>
+                <w:szCs w:val="18"/>
+                <w:lang w:val="en-US"/>
+              </w:rPr>
+              <w:t xml:space="preserve">Routing failed to locate next hop … to inside:192.168.0.107</w:t>
+            </w:r>
+          </w:p>
+        </w:tc>
+        <w:tc>
+          <w:tcPr>
+            <w:tcW w:w="3600" w:type="dxa"/>
+          </w:tcPr>
+          <w:p>
+            <w:pPr>
+              <w:rPr>
+                <w:lang w:val="en-US"/>
+              </w:rPr>
+            </w:pPr>
+            <w:r>
+              <w:rPr>
+                <w:lang w:val="en-US"/>
+              </w:rPr>
+              <w:t xml:space="preserve">After Gi0/2 got a nameif (inside*), OSPF gave two equal-cost paths. The ASA does ECMP only within one interface and installed the route via inside* only</w:t>
+            </w:r>
+          </w:p>
+        </w:tc>
+        <w:tc>
+          <w:tcPr>
+            <w:tcW w:w="3500" w:type="dxa"/>
+          </w:tcPr>
+          <w:p>
+            <w:pPr>
+              <w:rPr>
+                <w:lang w:val="en-US"/>
+              </w:rPr>
+            </w:pPr>
+            <w:r>
+              <w:rPr>
+                <w:lang w:val="en-US"/>
+              </w:rPr>
+              <w:t xml:space="preserve">Syslog sourced from the loopback; traffic zone INSIDE (see 8.2)</w:t>
+            </w:r>
+          </w:p>
+        </w:tc>
+      </w:tr>
+      <w:tr>
+        <w:tc>
+          <w:tcPr>
+            <w:tcW w:w="3000" w:type="dxa"/>
+          </w:tcPr>
+          <w:p>
+            <w:pPr>
+              <w:rPr>
+                <w:lang w:val="en-US"/>
+              </w:rPr>
+            </w:pPr>
+            <w:r>
+              <w:rPr>
+                <w:lang w:val="en-US"/>
+              </w:rPr>
+              <w:t xml:space="preserve">ASA SNMP polls to 10.0.5.2 timed out</w:t>
+            </w:r>
+          </w:p>
+        </w:tc>
+        <w:tc>
+          <w:tcPr>
+            <w:tcW w:w="3600" w:type="dxa"/>
+          </w:tcPr>
+          <w:p>
+            <w:pPr>
+              <w:rPr>
+                <w:lang w:val="en-US"/>
+              </w:rPr>
+            </w:pPr>
+            <w:r>
+              <w:rPr>
+                <w:lang w:val="en-US"/>
+              </w:rPr>
+              <w:t xml:space="preserve">Loopback0 had no nameif (polls forwarded out the outside interface); then the host line named inside, not the loopback; then replies for flows entering on inside had no route back</w:t>
+            </w:r>
+          </w:p>
+        </w:tc>
+        <w:tc>
+          <w:tcPr>
+            <w:tcW w:w="3500" w:type="dxa"/>
+          </w:tcPr>
+          <w:p>
+            <w:pPr>
+              <w:rPr>
+                <w:lang w:val="en-US"/>
+              </w:rPr>
+            </w:pPr>
+            <w:r>
+              <w:rPr>
+                <w:rFonts w:ascii="Consolas" w:hAnsi="Consolas" w:cs="Consolas"/>
+                <w:sz w:val="18"/>
+                <w:szCs w:val="18"/>
+                <w:lang w:val="en-US"/>
+              </w:rPr>
+              <w:t xml:space="preserve">nameif loopback</w:t>
+            </w:r>
+            <w:r>
+              <w:rPr>
+                <w:lang w:val="en-US"/>
+              </w:rPr>
+              <w:t xml:space="preserve">, </w:t>
+            </w:r>
+            <w:r>
+              <w:rPr>
+                <w:rFonts w:ascii="Consolas" w:hAnsi="Consolas" w:cs="Consolas"/>
+                <w:sz w:val="18"/>
+                <w:szCs w:val="18"/>
+                <w:lang w:val="en-US"/>
+              </w:rPr>
+              <w:t xml:space="preserve">snmp-server host loopback …</w:t>
+            </w:r>
+            <w:r>
+              <w:rPr>
+                <w:lang w:val="en-US"/>
+              </w:rPr>
+              <w:t xml:space="preserve">, traffic zone INSIDE</w:t>
+            </w:r>
+          </w:p>
+        </w:tc>
+      </w:tr>
+    </w:tbl>
+    <w:p>
+      <w:pPr>
+        <w:rPr>
+          <w:lang w:val="en-US"/>
+        </w:rPr>
+      </w:pPr>
+    </w:p>
+    <w:p>
+      <w:pPr>
+        <w:pStyle w:val="3"/>
+        <w:rPr>
+          <w:lang w:val="en-US"/>
+        </w:rPr>
+      </w:pPr>
+      <w:r>
+        <w:rPr>
+          <w:lang w:val="en-US"/>
+        </w:rPr>
+        <w:t xml:space="preserve">Open Items</w:t>
+      </w:r>
+    </w:p>
+    <w:p>
+      <w:pPr>
+        <w:pStyle w:val="a4"/>
+        <w:numPr>
+          <w:ilvl w:val="0"/>
+          <w:numId w:val="3"/>
+        </w:numPr>
+        <w:rPr>
+          <w:lang w:val="en-US"/>
+        </w:rPr>
+      </w:pPr>
+      <w:r>
+        <w:rPr>
+          <w:lang w:val="en-US"/>
+        </w:rPr>
+        <w:t xml:space="preserve">Add the </w:t>
+      </w:r>
+      <w:r>
+        <w:rPr>
+          <w:b/>
+          <w:bCs/>
+          <w:lang w:val="en-US"/>
+        </w:rPr>
+        <w:t xml:space="preserve">ICMP Ping</w:t>
+      </w:r>
+      <w:r>
+        <w:rPr>
+          <w:lang w:val="en-US"/>
+        </w:rPr>
+        <w:t xml:space="preserve"> template to the Firewall host (availability and latency panels).</w:t>
+      </w:r>
+    </w:p>
+    <w:p>
+      <w:pPr>
+        <w:pStyle w:val="a4"/>
+        <w:numPr>
+          <w:ilvl w:val="0"/>
+          <w:numId w:val="3"/>
+        </w:numPr>
+        <w:rPr>
+          <w:lang w:val="en-US"/>
+        </w:rPr>
+      </w:pPr>
+      <w:r>
+        <w:rPr>
+          <w:lang w:val="en-US"/>
+        </w:rPr>
+        <w:t xml:space="preserve">Configure SNMPv3 </w:t>
+      </w:r>
+      <w:r>
+        <w:rPr>
+          <w:b/>
+          <w:bCs/>
+          <w:lang w:val="en-US"/>
+        </w:rPr>
+        <w:t xml:space="preserve">traps</w:t>
+      </w:r>
+      <w:r>
+        <w:rPr>
+          <w:lang w:val="en-US"/>
+        </w:rPr>
+        <w:t xml:space="preserve"> (UDP 162) for link up/down, config change and OSPF state change.</w:t>
+      </w:r>
+    </w:p>
+    <w:p>
+      <w:pPr>
+        <w:pStyle w:val="a4"/>
+        <w:numPr>
+          <w:ilvl w:val="0"/>
+          <w:numId w:val="3"/>
+        </w:numPr>
+        <w:rPr>
+          <w:lang w:val="en-US"/>
+        </w:rPr>
+      </w:pPr>
+      <w:r>
+        <w:rPr>
+          <w:lang w:val="en-US"/>
+        </w:rPr>
+        <w:t xml:space="preserve">SNMP monitoring of the servers (192.168.0.100, 10.0.1.100) with the Linux by SNMP template.</w:t>
+      </w:r>
+    </w:p>
+    <w:p>
+      <w:pPr>
+        <w:pStyle w:val="a4"/>
+        <w:numPr>
+          <w:ilvl w:val="0"/>
+          <w:numId w:val="3"/>
+        </w:numPr>
+        <w:rPr>
+          <w:lang w:val="en-US"/>
+        </w:rPr>
+      </w:pPr>
+      <w:r>
+        <w:rPr>
+          <w:lang w:val="en-US"/>
+        </w:rPr>
+        <w:t xml:space="preserve">Static management IP 192.168.197.50 on NMS-SYSLOG-SRV.</w:t>
+      </w:r>
+    </w:p>
+    <w:p>
+      <w:pPr>
+        <w:pStyle w:val="2"/>
+        <w:rPr>
+          <w:lang w:val="en-US"/>
+        </w:rPr>
+      </w:pPr>
+      <w:bookmarkStart w:id="53" w:name="sec_mgmt_backup"/>
+      <w:r>
+        <w:rPr>
+          <w:lang w:val="en-US"/>
+        </w:rPr>
+        <w:t>14.4 Backup and Configuration Management</w:t>
+      </w:r>
+      <w:bookmarkEnd w:id="53"/>
+    </w:p>
+    <w:p>
+      <w:pPr>
         <w:rPr>
           <w:lang w:val="en-US"/>
         </w:rPr>
@@ -6072,19 +9086,19 @@
     </w:p>
     <w:p>
       <w:pPr>
-        <w:pStyle w:val="2"/>
-        <w:rPr>
-          <w:lang w:val="en-US"/>
-        </w:rPr>
-      </w:pPr>
-      <w:bookmarkStart w:id="53" w:name="sec_mgmt_backup"/>
-      <w:r>
-        <w:rPr>
-          <w:lang w:val="en-US"/>
-        </w:rPr>
-        <w:t>14.4 Backup and Configuration Management</w:t>
-      </w:r>
-      <w:bookmarkEnd w:id="53"/>
+        <w:pStyle w:val="1"/>
+        <w:rPr>
+          <w:lang w:val="en-US"/>
+        </w:rPr>
+      </w:pPr>
+      <w:bookmarkStart w:id="54" w:name="sec_naming"/>
+      <w:r>
+        <w:rPr>
+          <w:lang w:val="en-US"/>
+        </w:rPr>
+        <w:t>15. Naming Conventions and Documentation Standards</w:t>
+      </w:r>
+      <w:bookmarkEnd w:id="54"/>
     </w:p>
     <w:p>
       <w:pPr>
@@ -6109,14 +9123,14 @@
           <w:lang w:val="en-US"/>
         </w:rPr>
       </w:pPr>
-      <w:bookmarkStart w:id="54" w:name="sec_naming"/>
-      <w:r>
-        <w:rPr>
-          <w:lang w:val="en-US"/>
-        </w:rPr>
-        <w:t>15. Naming Conventions and Documentation Standards</w:t>
-      </w:r>
-      <w:bookmarkEnd w:id="54"/>
+      <w:bookmarkStart w:id="55" w:name="sec_implementation"/>
+      <w:r>
+        <w:rPr>
+          <w:lang w:val="en-US"/>
+        </w:rPr>
+        <w:t>16. Implementation Plan</w:t>
+      </w:r>
+      <w:bookmarkEnd w:id="55"/>
     </w:p>
     <w:p>
       <w:pPr>
@@ -6141,14 +9155,30 @@
           <w:lang w:val="en-US"/>
         </w:rPr>
       </w:pPr>
-      <w:bookmarkStart w:id="55" w:name="sec_implementation"/>
-      <w:r>
-        <w:rPr>
-          <w:lang w:val="en-US"/>
-        </w:rPr>
-        <w:t>16. Implementation Plan</w:t>
-      </w:r>
-      <w:bookmarkEnd w:id="55"/>
+      <w:bookmarkStart w:id="56" w:name="sec_appendices"/>
+      <w:r>
+        <w:rPr>
+          <w:lang w:val="en-US"/>
+        </w:rPr>
+        <w:t>17. Appendices</w:t>
+      </w:r>
+      <w:bookmarkEnd w:id="56"/>
+    </w:p>
+    <w:p>
+      <w:pPr>
+        <w:pStyle w:val="2"/>
+        <w:rPr>
+          <w:lang w:val="en-US"/>
+        </w:rPr>
+      </w:pPr>
+      <w:bookmarkStart w:id="57" w:name="sec_app_inventory"/>
+      <w:r>
+        <w:rPr>
+          <w:lang w:val="en-US"/>
+        </w:rPr>
+        <w:t>Appendix A: Device Inventory</w:t>
+      </w:r>
+      <w:bookmarkEnd w:id="57"/>
     </w:p>
     <w:p>
       <w:pPr>
@@ -6168,35 +9198,19 @@
     </w:p>
     <w:p>
       <w:pPr>
-        <w:pStyle w:val="1"/>
-        <w:rPr>
-          <w:lang w:val="en-US"/>
-        </w:rPr>
-      </w:pPr>
-      <w:bookmarkStart w:id="56" w:name="sec_appendices"/>
-      <w:r>
-        <w:rPr>
-          <w:lang w:val="en-US"/>
-        </w:rPr>
-        <w:t>17. Appendices</w:t>
-      </w:r>
-      <w:bookmarkEnd w:id="56"/>
-    </w:p>
-    <w:p>
-      <w:pPr>
         <w:pStyle w:val="2"/>
         <w:rPr>
           <w:lang w:val="en-US"/>
         </w:rPr>
       </w:pPr>
-      <w:bookmarkStart w:id="57" w:name="sec_app_inventory"/>
-      <w:r>
-        <w:rPr>
-          <w:lang w:val="en-US"/>
-        </w:rPr>
-        <w:t>Appendix A: Device Inventory</w:t>
-      </w:r>
-      <w:bookmarkEnd w:id="57"/>
+      <w:bookmarkStart w:id="58" w:name="sec_app_ip_table"/>
+      <w:r>
+        <w:rPr>
+          <w:lang w:val="en-US"/>
+        </w:rPr>
+        <w:t>Appendix B: IP Address Allocation Table</w:t>
+      </w:r>
+      <w:bookmarkEnd w:id="58"/>
     </w:p>
     <w:p>
       <w:pPr>
@@ -6221,14 +9235,14 @@
           <w:lang w:val="en-US"/>
         </w:rPr>
       </w:pPr>
-      <w:bookmarkStart w:id="58" w:name="sec_app_ip_table"/>
-      <w:r>
-        <w:rPr>
-          <w:lang w:val="en-US"/>
-        </w:rPr>
-        <w:t>Appendix B: IP Address Allocation Table</w:t>
-      </w:r>
-      <w:bookmarkEnd w:id="58"/>
+      <w:bookmarkStart w:id="59" w:name="sec_app_vlan_table"/>
+      <w:r>
+        <w:rPr>
+          <w:lang w:val="en-US"/>
+        </w:rPr>
+        <w:t>Appendix C: VLAN Table</w:t>
+      </w:r>
+      <w:bookmarkEnd w:id="59"/>
     </w:p>
     <w:p>
       <w:pPr>
@@ -6253,46 +9267,450 @@
           <w:lang w:val="en-US"/>
         </w:rPr>
       </w:pPr>
-      <w:bookmarkStart w:id="59" w:name="sec_app_vlan_table"/>
-      <w:r>
-        <w:rPr>
-          <w:lang w:val="en-US"/>
-        </w:rPr>
-        <w:t>Appendix C: VLAN Table</w:t>
-      </w:r>
-      <w:bookmarkEnd w:id="59"/>
-    </w:p>
-    <w:p>
-      <w:pPr>
-        <w:rPr>
-          <w:lang w:val="en-US"/>
-        </w:rPr>
-      </w:pPr>
-      <w:r>
+      <w:bookmarkStart w:id="60" w:name="sec_app_decision_log"/>
+      <w:r>
+        <w:rPr>
+          <w:lang w:val="en-US"/>
+        </w:rPr>
+        <w:t>Appendix D: Decision Log</w:t>
+      </w:r>
+      <w:bookmarkEnd w:id="60"/>
+    </w:p>
+    <w:tbl>
+      <w:tblPr>
+        <w:tblW w:w="10100" w:type="dxa"/>
+        <w:tblBorders>
+          <w:top w:val="single" w:sz="4" w:space="0" w:color="999999"/>
+          <w:left w:val="single" w:sz="4" w:space="0" w:color="999999"/>
+          <w:bottom w:val="single" w:sz="4" w:space="0" w:color="999999"/>
+          <w:right w:val="single" w:sz="4" w:space="0" w:color="999999"/>
+          <w:insideH w:val="single" w:sz="4" w:space="0" w:color="999999"/>
+          <w:insideV w:val="single" w:sz="4" w:space="0" w:color="999999"/>
+        </w:tblBorders>
+        <w:tblLook w:val="04A0" w:firstRow="1" w:lastRow="0" w:firstColumn="1" w:lastColumn="0" w:noHBand="0" w:noVBand="1"/>
+      </w:tblPr>
+      <w:tblGrid>
+        <w:gridCol w:w="1500"/>
+        <w:gridCol w:w="4200"/>
+        <w:gridCol w:w="4400"/>
+      </w:tblGrid>
+      <w:tr>
+        <w:tc>
+          <w:tcPr>
+            <w:tcW w:w="1500" w:type="dxa"/>
+            <w:shd w:val="clear" w:color="auto" w:fill="D9D9D9"/>
+          </w:tcPr>
+          <w:p>
+            <w:pPr>
+              <w:rPr>
+                <w:lang w:val="en-US"/>
+              </w:rPr>
+            </w:pPr>
+            <w:r>
+              <w:rPr>
+                <w:b/>
+                <w:bCs/>
+                <w:lang w:val="en-US"/>
+              </w:rPr>
+              <w:t xml:space="preserve">Date</w:t>
+            </w:r>
+          </w:p>
+        </w:tc>
+        <w:tc>
+          <w:tcPr>
+            <w:tcW w:w="4200" w:type="dxa"/>
+            <w:shd w:val="clear" w:color="auto" w:fill="D9D9D9"/>
+          </w:tcPr>
+          <w:p>
+            <w:pPr>
+              <w:rPr>
+                <w:lang w:val="en-US"/>
+              </w:rPr>
+            </w:pPr>
+            <w:r>
+              <w:rPr>
+                <w:b/>
+                <w:bCs/>
+                <w:lang w:val="en-US"/>
+              </w:rPr>
+              <w:t xml:space="preserve">Decision</w:t>
+            </w:r>
+          </w:p>
+        </w:tc>
+        <w:tc>
+          <w:tcPr>
+            <w:tcW w:w="4400" w:type="dxa"/>
+            <w:shd w:val="clear" w:color="auto" w:fill="D9D9D9"/>
+          </w:tcPr>
+          <w:p>
+            <w:pPr>
+              <w:rPr>
+                <w:lang w:val="en-US"/>
+              </w:rPr>
+            </w:pPr>
+            <w:r>
+              <w:rPr>
+                <w:b/>
+                <w:bCs/>
+                <w:lang w:val="en-US"/>
+              </w:rPr>
+              <w:t xml:space="preserve">Reason</w:t>
+            </w:r>
+          </w:p>
+        </w:tc>
+      </w:tr>
+      <w:tr>
+        <w:tc>
+          <w:tcPr>
+            <w:tcW w:w="1500" w:type="dxa"/>
+          </w:tcPr>
+          <w:p>
+            <w:pPr>
+              <w:rPr>
+                <w:lang w:val="en-US"/>
+              </w:rPr>
+            </w:pPr>
+            <w:r>
+              <w:rPr>
+                <w:lang w:val="en-US"/>
+              </w:rPr>
+              <w:t xml:space="preserve">2026-10-18</w:t>
+            </w:r>
+          </w:p>
+        </w:tc>
+        <w:tc>
+          <w:tcPr>
+            <w:tcW w:w="4200" w:type="dxa"/>
+          </w:tcPr>
+          <w:p>
+            <w:pPr>
+              <w:rPr>
+                <w:lang w:val="en-US"/>
+              </w:rPr>
+            </w:pPr>
+            <w:r>
+              <w:rPr>
+                <w:lang w:val="en-US"/>
+              </w:rPr>
+              <w:t xml:space="preserve">SNMPv3 authPriv (SHA / AES-128) instead of v2c communities</w:t>
+            </w:r>
+          </w:p>
+        </w:tc>
+        <w:tc>
+          <w:tcPr>
+            <w:tcW w:w="4400" w:type="dxa"/>
+          </w:tcPr>
+          <w:p>
+            <w:pPr>
+              <w:rPr>
+                <w:lang w:val="en-US"/>
+              </w:rPr>
+            </w:pPr>
+            <w:r>
+              <w:rPr>
+                <w:lang w:val="en-US"/>
+              </w:rPr>
+              <w:t xml:space="preserve">Authentication and encryption; v2c sends the community in clear text</w:t>
+            </w:r>
+          </w:p>
+        </w:tc>
+      </w:tr>
+      <w:tr>
+        <w:tc>
+          <w:tcPr>
+            <w:tcW w:w="1500" w:type="dxa"/>
+          </w:tcPr>
+          <w:p>
+            <w:pPr>
+              <w:rPr>
+                <w:lang w:val="en-US"/>
+              </w:rPr>
+            </w:pPr>
+            <w:r>
+              <w:rPr>
+                <w:lang w:val="en-US"/>
+              </w:rPr>
+              <w:t xml:space="preserve">2026-10-18</w:t>
+            </w:r>
+          </w:p>
+        </w:tc>
+        <w:tc>
+          <w:tcPr>
+            <w:tcW w:w="4200" w:type="dxa"/>
+          </w:tcPr>
+          <w:p>
+            <w:pPr>
+              <w:rPr>
+                <w:lang w:val="en-US"/>
+              </w:rPr>
+            </w:pPr>
+            <w:r>
+              <w:rPr>
+                <w:lang w:val="en-US"/>
+              </w:rPr>
+              <w:t xml:space="preserve">Zabbix 7.0 LTS with PostgreSQL, Grafana as the display layer</w:t>
+            </w:r>
+          </w:p>
+        </w:tc>
+        <w:tc>
+          <w:tcPr>
+            <w:tcW w:w="4400" w:type="dxa"/>
+          </w:tcPr>
+          <w:p>
+            <w:pPr>
+              <w:rPr>
+                <w:lang w:val="en-US"/>
+              </w:rPr>
+            </w:pPr>
+            <w:r>
+              <w:rPr>
+                <w:lang w:val="en-US"/>
+              </w:rPr>
+              <w:t xml:space="preserve">LTS support; Zabbix does collection and alerting, Grafana dashboards</w:t>
+            </w:r>
+          </w:p>
+        </w:tc>
+      </w:tr>
+      <w:tr>
+        <w:tc>
+          <w:tcPr>
+            <w:tcW w:w="1500" w:type="dxa"/>
+          </w:tcPr>
+          <w:p>
+            <w:pPr>
+              <w:rPr>
+                <w:lang w:val="en-US"/>
+              </w:rPr>
+            </w:pPr>
+            <w:r>
+              <w:rPr>
+                <w:lang w:val="en-US"/>
+              </w:rPr>
+              <w:t xml:space="preserve">2026-10-18</w:t>
+            </w:r>
+          </w:p>
+        </w:tc>
+        <w:tc>
+          <w:tcPr>
+            <w:tcW w:w="4200" w:type="dxa"/>
+          </w:tcPr>
+          <w:p>
+            <w:pPr>
+              <w:rPr>
+                <w:lang w:val="en-US"/>
+              </w:rPr>
+            </w:pPr>
+            <w:r>
+              <w:rPr>
+                <w:lang w:val="en-US"/>
+              </w:rPr>
+              <w:t xml:space="preserve">syslog-ng with one log file per device</w:t>
+            </w:r>
+          </w:p>
+        </w:tc>
+        <w:tc>
+          <w:tcPr>
+            <w:tcW w:w="4400" w:type="dxa"/>
+          </w:tcPr>
+          <w:p>
+            <w:pPr>
+              <w:rPr>
+                <w:lang w:val="en-US"/>
+              </w:rPr>
+            </w:pPr>
+            <w:r>
+              <w:rPr>
+                <w:lang w:val="en-US"/>
+              </w:rPr>
+              <w:t xml:space="preserve">Readable config, easy per-device searching</w:t>
+            </w:r>
+          </w:p>
+        </w:tc>
+      </w:tr>
+      <w:tr>
+        <w:tc>
+          <w:tcPr>
+            <w:tcW w:w="1500" w:type="dxa"/>
+          </w:tcPr>
+          <w:p>
+            <w:pPr>
+              <w:rPr>
+                <w:lang w:val="en-US"/>
+              </w:rPr>
+            </w:pPr>
+            <w:r>
+              <w:rPr>
+                <w:lang w:val="en-US"/>
+              </w:rPr>
+              <w:t xml:space="preserve">2026-10-18</w:t>
+            </w:r>
+          </w:p>
+        </w:tc>
+        <w:tc>
+          <w:tcPr>
+            <w:tcW w:w="4200" w:type="dxa"/>
+          </w:tcPr>
+          <w:p>
+            <w:pPr>
+              <w:rPr>
+                <w:lang w:val="en-US"/>
+              </w:rPr>
+            </w:pPr>
+            <w:r>
+              <w:rPr>
+                <w:lang w:val="en-US"/>
+              </w:rPr>
+              <w:t xml:space="preserve">Monitor devices on their management addresses (Loopback0 / VLAN 99)</w:t>
+            </w:r>
+          </w:p>
+        </w:tc>
+        <w:tc>
+          <w:tcPr>
+            <w:tcW w:w="4400" w:type="dxa"/>
+          </w:tcPr>
+          <w:p>
+            <w:pPr>
+              <w:rPr>
+                <w:lang w:val="en-US"/>
+              </w:rPr>
+            </w:pPr>
+            <w:r>
+              <w:rPr>
+                <w:lang w:val="en-US"/>
+              </w:rPr>
+              <w:t xml:space="preserve">Monitoring survives a single link failure</w:t>
+            </w:r>
+          </w:p>
+        </w:tc>
+      </w:tr>
+      <w:tr>
+        <w:tc>
+          <w:tcPr>
+            <w:tcW w:w="1500" w:type="dxa"/>
+          </w:tcPr>
+          <w:p>
+            <w:pPr>
+              <w:rPr>
+                <w:lang w:val="en-US"/>
+              </w:rPr>
+            </w:pPr>
+            <w:r>
+              <w:rPr>
+                <w:lang w:val="en-US"/>
+              </w:rPr>
+              <w:t xml:space="preserve">2026-10-18</w:t>
+            </w:r>
+          </w:p>
+        </w:tc>
+        <w:tc>
+          <w:tcPr>
+            <w:tcW w:w="4200" w:type="dxa"/>
+          </w:tcPr>
+          <w:p>
+            <w:pPr>
+              <w:rPr>
+                <w:lang w:val="en-US"/>
+              </w:rPr>
+            </w:pPr>
+            <w:r>
+              <w:rPr>
+                <w:lang w:val="en-US"/>
+              </w:rPr>
+              <w:t xml:space="preserve">ASA SNMP and syslog sourced from Loopback0</w:t>
+            </w:r>
+          </w:p>
+        </w:tc>
+        <w:tc>
+          <w:tcPr>
+            <w:tcW w:w="4400" w:type="dxa"/>
+          </w:tcPr>
+          <w:p>
+            <w:pPr>
+              <w:rPr>
+                <w:lang w:val="en-US"/>
+              </w:rPr>
+            </w:pPr>
+            <w:r>
+              <w:rPr>
+                <w:lang w:val="en-US"/>
+              </w:rPr>
+              <w:t xml:space="preserve">Independent of which inside link carries the traffic</w:t>
+            </w:r>
+          </w:p>
+        </w:tc>
+      </w:tr>
+      <w:tr>
+        <w:tc>
+          <w:tcPr>
+            <w:tcW w:w="1500" w:type="dxa"/>
+          </w:tcPr>
+          <w:p>
+            <w:pPr>
+              <w:rPr>
+                <w:lang w:val="en-US"/>
+              </w:rPr>
+            </w:pPr>
+            <w:r>
+              <w:rPr>
+                <w:lang w:val="en-US"/>
+              </w:rPr>
+              <w:t xml:space="preserve">2026-10-18</w:t>
+            </w:r>
+          </w:p>
+        </w:tc>
+        <w:tc>
+          <w:tcPr>
+            <w:tcW w:w="4200" w:type="dxa"/>
+          </w:tcPr>
+          <w:p>
+            <w:pPr>
+              <w:rPr>
+                <w:lang w:val="en-US"/>
+              </w:rPr>
+            </w:pPr>
+            <w:r>
+              <w:rPr>
+                <w:lang w:val="en-US"/>
+              </w:rPr>
+              <w:t xml:space="preserve">ASA traffic zone INSIDE for both inside links</w:t>
+            </w:r>
+          </w:p>
+        </w:tc>
+        <w:tc>
+          <w:tcPr>
+            <w:tcW w:w="4400" w:type="dxa"/>
+          </w:tcPr>
+          <w:p>
+            <w:pPr>
+              <w:rPr>
+                <w:lang w:val="en-US"/>
+              </w:rPr>
+            </w:pPr>
+            <w:r>
+              <w:rPr>
+                <w:lang w:val="en-US"/>
+              </w:rPr>
+              <w:t xml:space="preserve">The ASA does ECMP only within one interface; the zone keeps both links active and handles asymmetric return traffic</w:t>
+            </w:r>
+          </w:p>
+        </w:tc>
+      </w:tr>
+    </w:tbl>
+    <w:p>
+      <w:pPr>
+        <w:rPr>
+          <w:lang w:val="en-US"/>
+        </w:rPr>
+      </w:pPr>
+    </w:p>
+    <w:p>
+      <w:pPr>
         <w:rPr>
           <w:i/>
           <w:iCs/>
           <w:color w:val="888888"/>
-          <w:lang w:val="en-US"/>
-        </w:rPr>
-        <w:t>[Content to be added]</w:t>
-      </w:r>
-    </w:p>
-    <w:p>
-      <w:pPr>
-        <w:pStyle w:val="2"/>
-        <w:rPr>
-          <w:lang w:val="en-US"/>
-        </w:rPr>
-      </w:pPr>
-      <w:bookmarkStart w:id="60" w:name="sec_app_decision_log"/>
-      <w:r>
-        <w:rPr>
-          <w:lang w:val="en-US"/>
-        </w:rPr>
-        <w:t>Appendix D: Decision Log</w:t>
-      </w:r>
-      <w:bookmarkEnd w:id="60"/>
+        </w:rPr>
+      </w:pPr>
     </w:p>
     <w:p>
       <w:pPr>
@@ -6302,132 +9720,24 @@
           <w:color w:val="888888"/>
         </w:rPr>
       </w:pPr>
-      <w:r>
+    </w:p>
+    <w:p>
+      <w:pPr>
         <w:rPr>
           <w:i/>
           <w:iCs/>
           <w:color w:val="888888"/>
         </w:rPr>
-        <w:t xml:space="preserve">[Content </w:t>
-      </w:r>
-      <w:proofErr w:type="spellStart"/>
+      </w:pPr>
+    </w:p>
+    <w:p>
       <w:r>
         <w:rPr>
           <w:i/>
           <w:iCs/>
           <w:color w:val="888888"/>
         </w:rPr>
-        <w:t>to</w:t>
-      </w:r>
-      <w:proofErr w:type="spellEnd"/>
-      <w:r>
-        <w:rPr>
-          <w:i/>
-          <w:iCs/>
-          <w:color w:val="888888"/>
-        </w:rPr>
-        <w:t xml:space="preserve"> </w:t>
-      </w:r>
-      <w:proofErr w:type="spellStart"/>
-      <w:r>
-        <w:rPr>
-          <w:i/>
-          <w:iCs/>
-          <w:color w:val="888888"/>
-        </w:rPr>
-        <w:t>be</w:t>
-      </w:r>
-      <w:proofErr w:type="spellEnd"/>
-      <w:r>
-        <w:rPr>
-          <w:i/>
-          <w:iCs/>
-          <w:color w:val="888888"/>
-        </w:rPr>
-        <w:t xml:space="preserve"> </w:t>
-      </w:r>
-      <w:proofErr w:type="spellStart"/>
-      <w:r>
-        <w:rPr>
-          <w:i/>
-          <w:iCs/>
-          <w:color w:val="888888"/>
-        </w:rPr>
-        <w:t>added</w:t>
-      </w:r>
-      <w:proofErr w:type="spellEnd"/>
-      <w:r>
-        <w:rPr>
-          <w:i/>
-          <w:iCs/>
-          <w:color w:val="888888"/>
-        </w:rPr>
-        <w:t>]</w:t>
-      </w:r>
-    </w:p>
-    <w:p>
-      <w:pPr>
-        <w:rPr>
-          <w:i/>
-          <w:iCs/>
-          <w:color w:val="888888"/>
-        </w:rPr>
-      </w:pPr>
-    </w:p>
-    <w:p>
-      <w:pPr>
-        <w:rPr>
-          <w:i/>
-          <w:iCs/>
-          <w:color w:val="888888"/>
-        </w:rPr>
-      </w:pPr>
-    </w:p>
-    <w:p>
-      <w:pPr>
-        <w:rPr>
-          <w:i/>
-          <w:iCs/>
-          <w:color w:val="888888"/>
-        </w:rPr>
-      </w:pPr>
-    </w:p>
-    <w:p>
-      <w:proofErr w:type="spellStart"/>
-      <w:r>
-        <w:rPr>
-          <w:i/>
-          <w:iCs/>
-          <w:color w:val="888888"/>
-        </w:rPr>
-        <w:t>Changed</w:t>
-      </w:r>
-      <w:proofErr w:type="spellEnd"/>
-      <w:r>
-        <w:rPr>
-          <w:i/>
-          <w:iCs/>
-          <w:color w:val="888888"/>
-        </w:rPr>
-        <w:t xml:space="preserve"> </w:t>
-      </w:r>
-      <w:proofErr w:type="spellStart"/>
-      <w:r>
-        <w:rPr>
-          <w:i/>
-          <w:iCs/>
-          <w:color w:val="888888"/>
-        </w:rPr>
-        <w:t>the</w:t>
-      </w:r>
-      <w:proofErr w:type="spellEnd"/>
-      <w:r>
-        <w:rPr>
-          <w:i/>
-          <w:iCs/>
-          <w:color w:val="888888"/>
-        </w:rPr>
-        <w:t xml:space="preserve"> </w:t>
+        <w:t xml:space="preserve">Changed the </w:t>
       </w:r>
     </w:p>
     <w:sectPr>
